--- a/KosolapovVA/04_lab/Report_Polynom.docx
+++ b/KosolapovVA/04_lab/Report_Polynom.docx
@@ -1,6 +1,6 @@
 
 <file path=word/document.xml><?xml version="1.0" encoding="utf-8"?>
-<w:document xmlns:ve="http://schemas.openxmlformats.org/markup-compatibility/2006" xmlns:o="urn:schemas-microsoft-com:office:office" xmlns:r="http://schemas.openxmlformats.org/officeDocument/2006/relationships" xmlns:m="http://schemas.openxmlformats.org/officeDocument/2006/math" xmlns:v="urn:schemas-microsoft-com:vml" xmlns:wp="http://schemas.openxmlformats.org/drawingml/2006/wordprocessingDrawing" xmlns:w10="urn:schemas-microsoft-com:office:word" xmlns:w="http://schemas.openxmlformats.org/wordprocessingml/2006/main" xmlns:wne="http://schemas.microsoft.com/office/word/2006/wordml">
+<w:document xmlns:wpc="http://schemas.microsoft.com/office/word/2010/wordprocessingCanvas" xmlns:mc="http://schemas.openxmlformats.org/markup-compatibility/2006" xmlns:o="urn:schemas-microsoft-com:office:office" xmlns:r="http://schemas.openxmlformats.org/officeDocument/2006/relationships" xmlns:m="http://schemas.openxmlformats.org/officeDocument/2006/math" xmlns:v="urn:schemas-microsoft-com:vml" xmlns:wp14="http://schemas.microsoft.com/office/word/2010/wordprocessingDrawing" xmlns:wp="http://schemas.openxmlformats.org/drawingml/2006/wordprocessingDrawing" xmlns:w10="urn:schemas-microsoft-com:office:word" xmlns:w="http://schemas.openxmlformats.org/wordprocessingml/2006/main" xmlns:w14="http://schemas.microsoft.com/office/word/2010/wordml" xmlns:wpg="http://schemas.microsoft.com/office/word/2010/wordprocessingGroup" xmlns:wpi="http://schemas.microsoft.com/office/word/2010/wordprocessingInk" xmlns:wne="http://schemas.microsoft.com/office/word/2006/wordml" xmlns:wps="http://schemas.microsoft.com/office/word/2010/wordprocessingShape" mc:Ignorable="w14 wp14">
   <w:body>
     <w:p>
       <w:pPr>
@@ -2042,23 +2042,7 @@
             <w:noProof/>
             <w:lang w:val="en-US"/>
           </w:rPr>
-          <w:t>Описание кл</w:t>
-        </w:r>
-        <w:r>
-          <w:rPr>
-            <w:rStyle w:val="ab"/>
-            <w:noProof/>
-            <w:lang w:val="en-US"/>
-          </w:rPr>
-          <w:t>а</w:t>
-        </w:r>
-        <w:r>
-          <w:rPr>
-            <w:rStyle w:val="ab"/>
-            <w:noProof/>
-            <w:lang w:val="en-US"/>
-          </w:rPr>
-          <w:t>сса HeadList</w:t>
+          <w:t>Описание класса HeadList</w:t>
         </w:r>
         <w:r>
           <w:rPr>
@@ -3565,11 +3549,21 @@
       <w:r>
         <w:t>На первом этапе программа просит пользователя ввести полином (</w:t>
       </w:r>
-      <w:fldSimple w:instr=" REF  _Ref194841047 \* Lower \h \n  \* MERGEFORMAT ">
-        <w:r>
-          <w:t>рис. 1</w:t>
-        </w:r>
-      </w:fldSimple>
+      <w:r>
+        <w:fldChar w:fldCharType="begin"/>
+      </w:r>
+      <w:r>
+        <w:instrText xml:space="preserve"> REF  _Ref194841047 \* Lower \h \n  \* MERGEFORMAT </w:instrText>
+      </w:r>
+      <w:r>
+        <w:fldChar w:fldCharType="separate"/>
+      </w:r>
+      <w:r>
+        <w:t>рис. 1</w:t>
+      </w:r>
+      <w:r>
+        <w:fldChar w:fldCharType="end"/>
+      </w:r>
       <w:r>
         <w:t>).</w:t>
       </w:r>
@@ -3597,123 +3591,6 @@
             <wp:extent cx="3916187" cy="3314700"/>
             <wp:effectExtent l="0" t="0" r="0" b="0"/>
             <wp:docPr id="1" name="Рисунок 1"/>
-            <wp:cNvGraphicFramePr>
-              <a:graphicFrameLocks xmlns:a="http://schemas.openxmlformats.org/drawingml/2006/main" noChangeAspect="1"/>
-            </wp:cNvGraphicFramePr>
-            <a:graphic xmlns:a="http://schemas.openxmlformats.org/drawingml/2006/main">
-              <a:graphicData uri="http://schemas.openxmlformats.org/drawingml/2006/picture">
-                <pic:pic xmlns:pic="http://schemas.openxmlformats.org/drawingml/2006/picture">
-                  <pic:nvPicPr>
-                    <pic:cNvPr id="0" name=""/>
-                    <pic:cNvPicPr/>
-                  </pic:nvPicPr>
-                  <pic:blipFill>
-                    <a:blip r:embed="rId7" cstate="print"/>
-                    <a:stretch>
-                      <a:fillRect/>
-                    </a:stretch>
-                  </pic:blipFill>
-                  <pic:spPr>
-                    <a:xfrm>
-                      <a:off x="0" y="0"/>
-                      <a:ext cx="3916187" cy="3314700"/>
-                    </a:xfrm>
-                    <a:prstGeom prst="rect">
-                      <a:avLst/>
-                    </a:prstGeom>
-                  </pic:spPr>
-                </pic:pic>
-              </a:graphicData>
-            </a:graphic>
-          </wp:inline>
-        </w:drawing>
-      </w:r>
-    </w:p>
-    <w:p>
-      <w:pPr>
-        <w:pStyle w:val="a"/>
-        <w:ind w:left="0" w:firstLine="567"/>
-        <w:rPr>
-          <w:lang w:val="en-US"/>
-        </w:rPr>
-      </w:pPr>
-      <w:bookmarkStart w:id="13" w:name="_Ref194841047"/>
-      <w:r>
-        <w:t>Начало работы программы</w:t>
-      </w:r>
-      <w:bookmarkEnd w:id="13"/>
-    </w:p>
-    <w:p>
-      <w:pPr>
-        <w:rPr>
-          <w:lang w:eastAsia="ru-RU"/>
-        </w:rPr>
-      </w:pPr>
-      <w:r>
-        <w:rPr>
-          <w:lang w:eastAsia="ru-RU"/>
-        </w:rPr>
-        <w:t>На следующем этапе программа предлагает выбрать действие над текущим полиномом (</w:t>
-      </w:r>
-      <w:r>
-        <w:rPr>
-          <w:lang w:eastAsia="ru-RU"/>
-        </w:rPr>
-        <w:fldChar w:fldCharType="begin"/>
-      </w:r>
-      <w:r>
-        <w:rPr>
-          <w:lang w:eastAsia="ru-RU"/>
-        </w:rPr>
-        <w:instrText xml:space="preserve"> REF _Ref194841162 \n \h </w:instrText>
-      </w:r>
-      <w:r>
-        <w:rPr>
-          <w:lang w:eastAsia="ru-RU"/>
-        </w:rPr>
-      </w:r>
-      <w:r>
-        <w:rPr>
-          <w:lang w:eastAsia="ru-RU"/>
-        </w:rPr>
-        <w:fldChar w:fldCharType="separate"/>
-      </w:r>
-      <w:r>
-        <w:rPr>
-          <w:lang w:eastAsia="ru-RU"/>
-        </w:rPr>
-        <w:t>Рис. 2</w:t>
-      </w:r>
-      <w:r>
-        <w:rPr>
-          <w:lang w:eastAsia="ru-RU"/>
-        </w:rPr>
-        <w:fldChar w:fldCharType="end"/>
-      </w:r>
-      <w:r>
-        <w:rPr>
-          <w:lang w:eastAsia="ru-RU"/>
-        </w:rPr>
-        <w:t>).</w:t>
-      </w:r>
-    </w:p>
-    <w:p>
-      <w:pPr>
-        <w:ind w:firstLine="1276"/>
-        <w:rPr>
-          <w:lang w:eastAsia="ru-RU"/>
-        </w:rPr>
-      </w:pPr>
-      <w:r>
-        <w:rPr>
-          <w:noProof/>
-          <w:lang w:eastAsia="ru-RU"/>
-        </w:rPr>
-        <w:drawing>
-          <wp:inline distT="0" distB="0" distL="0" distR="0">
-            <wp:extent cx="3905250" cy="3322083"/>
-            <wp:effectExtent l="0" t="0" r="0" b="0"/>
-            <wp:docPr id="2" name="Рисунок 2"/>
             <wp:cNvGraphicFramePr>
               <a:graphicFrameLocks xmlns:a="http://schemas.openxmlformats.org/drawingml/2006/main" noChangeAspect="1"/>
             </wp:cNvGraphicFramePr>
@@ -3733,7 +3610,7 @@
                   <pic:spPr>
                     <a:xfrm>
                       <a:off x="0" y="0"/>
-                      <a:ext cx="3905795" cy="3322547"/>
+                      <a:ext cx="3916187" cy="3314700"/>
                     </a:xfrm>
                     <a:prstGeom prst="rect">
                       <a:avLst/>
@@ -3750,12 +3627,15 @@
       <w:pPr>
         <w:pStyle w:val="a"/>
         <w:ind w:left="0" w:firstLine="567"/>
-      </w:pPr>
-      <w:bookmarkStart w:id="14" w:name="_Ref194841162"/>
-      <w:r>
-        <w:t>Выбор действия</w:t>
-      </w:r>
-      <w:bookmarkEnd w:id="14"/>
+        <w:rPr>
+          <w:lang w:val="en-US"/>
+        </w:rPr>
+      </w:pPr>
+      <w:bookmarkStart w:id="13" w:name="_Ref194841047"/>
+      <w:r>
+        <w:t>Начало работы программы</w:t>
+      </w:r>
+      <w:bookmarkEnd w:id="13"/>
     </w:p>
     <w:p>
       <w:pPr>
@@ -3767,7 +3647,7 @@
         <w:rPr>
           <w:lang w:eastAsia="ru-RU"/>
         </w:rPr>
-        <w:t>После выбора действия сложения, вычитания или умножения, предлагается ввести полином (</w:t>
+        <w:t>На следующем этапе программа предлагает выбрать действие над текущим полиномом (</w:t>
       </w:r>
       <w:r>
         <w:rPr>
@@ -3779,7 +3659,7 @@
         <w:rPr>
           <w:lang w:eastAsia="ru-RU"/>
         </w:rPr>
-        <w:instrText xml:space="preserve"> REF _Ref194841403 \n \h </w:instrText>
+        <w:instrText xml:space="preserve"> REF _Ref194841162 \n \h </w:instrText>
       </w:r>
       <w:r>
         <w:rPr>
@@ -3796,7 +3676,7 @@
         <w:rPr>
           <w:lang w:eastAsia="ru-RU"/>
         </w:rPr>
-        <w:t>Рис. 3</w:t>
+        <w:t>Рис. 2</w:t>
       </w:r>
       <w:r>
         <w:rPr>
@@ -3813,7 +3693,7 @@
     </w:p>
     <w:p>
       <w:pPr>
-        <w:ind w:firstLine="1418"/>
+        <w:ind w:firstLine="1276"/>
         <w:rPr>
           <w:lang w:eastAsia="ru-RU"/>
         </w:rPr>
@@ -3823,12 +3703,11 @@
           <w:noProof/>
           <w:lang w:eastAsia="ru-RU"/>
         </w:rPr>
-        <w:lastRenderedPageBreak/>
         <w:drawing>
           <wp:inline distT="0" distB="0" distL="0" distR="0">
-            <wp:extent cx="3914718" cy="3343275"/>
+            <wp:extent cx="3905250" cy="3322083"/>
             <wp:effectExtent l="0" t="0" r="0" b="0"/>
-            <wp:docPr id="4" name="Рисунок 4"/>
+            <wp:docPr id="2" name="Рисунок 2"/>
             <wp:cNvGraphicFramePr>
               <a:graphicFrameLocks xmlns:a="http://schemas.openxmlformats.org/drawingml/2006/main" noChangeAspect="1"/>
             </wp:cNvGraphicFramePr>
@@ -3848,6 +3727,121 @@
                   <pic:spPr>
                     <a:xfrm>
                       <a:off x="0" y="0"/>
+                      <a:ext cx="3905795" cy="3322547"/>
+                    </a:xfrm>
+                    <a:prstGeom prst="rect">
+                      <a:avLst/>
+                    </a:prstGeom>
+                  </pic:spPr>
+                </pic:pic>
+              </a:graphicData>
+            </a:graphic>
+          </wp:inline>
+        </w:drawing>
+      </w:r>
+    </w:p>
+    <w:p>
+      <w:pPr>
+        <w:pStyle w:val="a"/>
+        <w:ind w:left="0" w:firstLine="567"/>
+      </w:pPr>
+      <w:bookmarkStart w:id="14" w:name="_Ref194841162"/>
+      <w:r>
+        <w:t>Выбор действия</w:t>
+      </w:r>
+      <w:bookmarkEnd w:id="14"/>
+    </w:p>
+    <w:p>
+      <w:pPr>
+        <w:rPr>
+          <w:lang w:eastAsia="ru-RU"/>
+        </w:rPr>
+      </w:pPr>
+      <w:r>
+        <w:rPr>
+          <w:lang w:eastAsia="ru-RU"/>
+        </w:rPr>
+        <w:t>После выбора действия сложения, вычитания или умножения, предлагается ввести полином (</w:t>
+      </w:r>
+      <w:r>
+        <w:rPr>
+          <w:lang w:eastAsia="ru-RU"/>
+        </w:rPr>
+        <w:fldChar w:fldCharType="begin"/>
+      </w:r>
+      <w:r>
+        <w:rPr>
+          <w:lang w:eastAsia="ru-RU"/>
+        </w:rPr>
+        <w:instrText xml:space="preserve"> REF _Ref194841403 \n \h </w:instrText>
+      </w:r>
+      <w:r>
+        <w:rPr>
+          <w:lang w:eastAsia="ru-RU"/>
+        </w:rPr>
+      </w:r>
+      <w:r>
+        <w:rPr>
+          <w:lang w:eastAsia="ru-RU"/>
+        </w:rPr>
+        <w:fldChar w:fldCharType="separate"/>
+      </w:r>
+      <w:r>
+        <w:rPr>
+          <w:lang w:eastAsia="ru-RU"/>
+        </w:rPr>
+        <w:t>Рис. 3</w:t>
+      </w:r>
+      <w:r>
+        <w:rPr>
+          <w:lang w:eastAsia="ru-RU"/>
+        </w:rPr>
+        <w:fldChar w:fldCharType="end"/>
+      </w:r>
+      <w:r>
+        <w:rPr>
+          <w:lang w:eastAsia="ru-RU"/>
+        </w:rPr>
+        <w:t>).</w:t>
+      </w:r>
+    </w:p>
+    <w:p>
+      <w:pPr>
+        <w:ind w:firstLine="1418"/>
+        <w:rPr>
+          <w:lang w:eastAsia="ru-RU"/>
+        </w:rPr>
+      </w:pPr>
+      <w:r>
+        <w:rPr>
+          <w:noProof/>
+          <w:lang w:eastAsia="ru-RU"/>
+        </w:rPr>
+        <w:lastRenderedPageBreak/>
+        <w:drawing>
+          <wp:inline distT="0" distB="0" distL="0" distR="0">
+            <wp:extent cx="3914718" cy="3343275"/>
+            <wp:effectExtent l="0" t="0" r="0" b="0"/>
+            <wp:docPr id="4" name="Рисунок 4"/>
+            <wp:cNvGraphicFramePr>
+              <a:graphicFrameLocks xmlns:a="http://schemas.openxmlformats.org/drawingml/2006/main" noChangeAspect="1"/>
+            </wp:cNvGraphicFramePr>
+            <a:graphic xmlns:a="http://schemas.openxmlformats.org/drawingml/2006/main">
+              <a:graphicData uri="http://schemas.openxmlformats.org/drawingml/2006/picture">
+                <pic:pic xmlns:pic="http://schemas.openxmlformats.org/drawingml/2006/picture">
+                  <pic:nvPicPr>
+                    <pic:cNvPr id="0" name=""/>
+                    <pic:cNvPicPr/>
+                  </pic:nvPicPr>
+                  <pic:blipFill>
+                    <a:blip r:embed="rId10" cstate="print"/>
+                    <a:stretch>
+                      <a:fillRect/>
+                    </a:stretch>
+                  </pic:blipFill>
+                  <pic:spPr>
+                    <a:xfrm>
+                      <a:off x="0" y="0"/>
                       <a:ext cx="3915265" cy="3343742"/>
                     </a:xfrm>
                     <a:prstGeom prst="rect">
@@ -3919,7 +3913,7 @@
                     <pic:cNvPicPr/>
                   </pic:nvPicPr>
                   <pic:blipFill>
-                    <a:blip r:embed="rId10" cstate="print"/>
+                    <a:blip r:embed="rId11" cstate="print"/>
                     <a:stretch>
                       <a:fillRect/>
                     </a:stretch>
@@ -4045,10 +4039,10 @@
                     <pic:cNvPicPr/>
                   </pic:nvPicPr>
                   <pic:blipFill>
-                    <a:blip r:embed="rId11" cstate="print">
+                    <a:blip r:embed="rId12" cstate="print">
                       <a:extLst>
                         <a:ext uri="{28A0092B-C50C-407E-A947-70E740481C1C}">
-                          <a14:useLocalDpi xmlns:a14="http://schemas.microsoft.com/office/drawing/2010/main" xmlns:wps="http://schemas.microsoft.com/office/word/2010/wordprocessingShape" xmlns:wpi="http://schemas.microsoft.com/office/word/2010/wordprocessingInk" xmlns:wpg="http://schemas.microsoft.com/office/word/2010/wordprocessingGroup" xmlns:w14="http://schemas.microsoft.com/office/word/2010/wordml" xmlns:w="http://schemas.openxmlformats.org/wordprocessingml/2006/main" xmlns:w10="urn:schemas-microsoft-com:office:word" xmlns:wp14="http://schemas.microsoft.com/office/word/2010/wordprocessingDrawing" xmlns:v="urn:schemas-microsoft-com:vml" xmlns:o="urn:schemas-microsoft-com:office:office" xmlns:mc="http://schemas.openxmlformats.org/markup-compatibility/2006" xmlns:wpc="http://schemas.microsoft.com/office/word/2010/wordprocessingCanvas" xmlns="" val="0"/>
+                          <a14:useLocalDpi xmlns:a14="http://schemas.microsoft.com/office/drawing/2010/main" val="0"/>
                         </a:ext>
                       </a:extLst>
                     </a:blip>
@@ -4085,7 +4079,7 @@
       </w:r>
       <w:r>
         <w:rPr>
-          <w:lang w:val="en-US"/>
+          <w:rStyle w:val="aa"/>
         </w:rPr>
         <w:t>nullptr</w:t>
       </w:r>
@@ -4128,10 +4122,10 @@
                     <pic:cNvPicPr/>
                   </pic:nvPicPr>
                   <pic:blipFill>
-                    <a:blip r:embed="rId12" cstate="print">
+                    <a:blip r:embed="rId13" cstate="print">
                       <a:extLst>
                         <a:ext uri="{28A0092B-C50C-407E-A947-70E740481C1C}">
-                          <a14:useLocalDpi xmlns:a14="http://schemas.microsoft.com/office/drawing/2010/main" xmlns:wps="http://schemas.microsoft.com/office/word/2010/wordprocessingShape" xmlns:wpi="http://schemas.microsoft.com/office/word/2010/wordprocessingInk" xmlns:wpg="http://schemas.microsoft.com/office/word/2010/wordprocessingGroup" xmlns:w14="http://schemas.microsoft.com/office/word/2010/wordml" xmlns:w="http://schemas.openxmlformats.org/wordprocessingml/2006/main" xmlns:w10="urn:schemas-microsoft-com:office:word" xmlns:wp14="http://schemas.microsoft.com/office/word/2010/wordprocessingDrawing" xmlns:v="urn:schemas-microsoft-com:vml" xmlns:o="urn:schemas-microsoft-com:office:office" xmlns:mc="http://schemas.openxmlformats.org/markup-compatibility/2006" xmlns:wpc="http://schemas.microsoft.com/office/word/2010/wordprocessingCanvas" xmlns="" val="0"/>
+                          <a14:useLocalDpi xmlns:a14="http://schemas.microsoft.com/office/drawing/2010/main" val="0"/>
                         </a:ext>
                       </a:extLst>
                     </a:blip>
@@ -4212,10 +4206,10 @@
                     <pic:cNvPicPr/>
                   </pic:nvPicPr>
                   <pic:blipFill>
-                    <a:blip r:embed="rId13" cstate="print">
+                    <a:blip r:embed="rId14" cstate="print">
                       <a:extLst>
                         <a:ext uri="{28A0092B-C50C-407E-A947-70E740481C1C}">
-                          <a14:useLocalDpi xmlns:a14="http://schemas.microsoft.com/office/drawing/2010/main" xmlns:wps="http://schemas.microsoft.com/office/word/2010/wordprocessingShape" xmlns:wpi="http://schemas.microsoft.com/office/word/2010/wordprocessingInk" xmlns:wpg="http://schemas.microsoft.com/office/word/2010/wordprocessingGroup" xmlns:w14="http://schemas.microsoft.com/office/word/2010/wordml" xmlns:w="http://schemas.openxmlformats.org/wordprocessingml/2006/main" xmlns:w10="urn:schemas-microsoft-com:office:word" xmlns:wp14="http://schemas.microsoft.com/office/word/2010/wordprocessingDrawing" xmlns:v="urn:schemas-microsoft-com:vml" xmlns:o="urn:schemas-microsoft-com:office:office" xmlns:mc="http://schemas.openxmlformats.org/markup-compatibility/2006" xmlns:wpc="http://schemas.microsoft.com/office/word/2010/wordprocessingCanvas" xmlns="" val="0"/>
+                          <a14:useLocalDpi xmlns:a14="http://schemas.microsoft.com/office/drawing/2010/main" val="0"/>
                         </a:ext>
                       </a:extLst>
                     </a:blip>
@@ -4267,10 +4261,10 @@
                     <pic:cNvPicPr/>
                   </pic:nvPicPr>
                   <pic:blipFill>
-                    <a:blip r:embed="rId14" cstate="print">
+                    <a:blip r:embed="rId15" cstate="print">
                       <a:extLst>
                         <a:ext uri="{28A0092B-C50C-407E-A947-70E740481C1C}">
-                          <a14:useLocalDpi xmlns:a14="http://schemas.microsoft.com/office/drawing/2010/main" xmlns:wps="http://schemas.microsoft.com/office/word/2010/wordprocessingShape" xmlns:wpi="http://schemas.microsoft.com/office/word/2010/wordprocessingInk" xmlns:wpg="http://schemas.microsoft.com/office/word/2010/wordprocessingGroup" xmlns:w14="http://schemas.microsoft.com/office/word/2010/wordml" xmlns:w="http://schemas.openxmlformats.org/wordprocessingml/2006/main" xmlns:w10="urn:schemas-microsoft-com:office:word" xmlns:wp14="http://schemas.microsoft.com/office/word/2010/wordprocessingDrawing" xmlns:v="urn:schemas-microsoft-com:vml" xmlns:o="urn:schemas-microsoft-com:office:office" xmlns:mc="http://schemas.openxmlformats.org/markup-compatibility/2006" xmlns:wpc="http://schemas.microsoft.com/office/word/2010/wordprocessingCanvas" xmlns="" val="0"/>
+                          <a14:useLocalDpi xmlns:a14="http://schemas.microsoft.com/office/drawing/2010/main" val="0"/>
                         </a:ext>
                       </a:extLst>
                     </a:blip>
@@ -4331,10 +4325,10 @@
                     <pic:cNvPicPr/>
                   </pic:nvPicPr>
                   <pic:blipFill>
-                    <a:blip r:embed="rId15" cstate="print">
+                    <a:blip r:embed="rId16" cstate="print">
                       <a:extLst>
                         <a:ext uri="{28A0092B-C50C-407E-A947-70E740481C1C}">
-                          <a14:useLocalDpi xmlns:a14="http://schemas.microsoft.com/office/drawing/2010/main" xmlns:wps="http://schemas.microsoft.com/office/word/2010/wordprocessingShape" xmlns:wpi="http://schemas.microsoft.com/office/word/2010/wordprocessingInk" xmlns:wpg="http://schemas.microsoft.com/office/word/2010/wordprocessingGroup" xmlns:w14="http://schemas.microsoft.com/office/word/2010/wordml" xmlns:w="http://schemas.openxmlformats.org/wordprocessingml/2006/main" xmlns:w10="urn:schemas-microsoft-com:office:word" xmlns:wp14="http://schemas.microsoft.com/office/word/2010/wordprocessingDrawing" xmlns:v="urn:schemas-microsoft-com:vml" xmlns:o="urn:schemas-microsoft-com:office:office" xmlns:mc="http://schemas.openxmlformats.org/markup-compatibility/2006" xmlns:wpc="http://schemas.microsoft.com/office/word/2010/wordprocessingCanvas" xmlns="" val="0"/>
+                          <a14:useLocalDpi xmlns:a14="http://schemas.microsoft.com/office/drawing/2010/main" val="0"/>
                         </a:ext>
                       </a:extLst>
                     </a:blip>
@@ -4404,10 +4398,10 @@
                     <pic:cNvPicPr/>
                   </pic:nvPicPr>
                   <pic:blipFill>
-                    <a:blip r:embed="rId14" cstate="print">
+                    <a:blip r:embed="rId15" cstate="print">
                       <a:extLst>
                         <a:ext uri="{28A0092B-C50C-407E-A947-70E740481C1C}">
-                          <a14:useLocalDpi xmlns:a14="http://schemas.microsoft.com/office/drawing/2010/main" xmlns:wps="http://schemas.microsoft.com/office/word/2010/wordprocessingShape" xmlns:wpi="http://schemas.microsoft.com/office/word/2010/wordprocessingInk" xmlns:wpg="http://schemas.microsoft.com/office/word/2010/wordprocessingGroup" xmlns:w14="http://schemas.microsoft.com/office/word/2010/wordml" xmlns:w="http://schemas.openxmlformats.org/wordprocessingml/2006/main" xmlns:w10="urn:schemas-microsoft-com:office:word" xmlns:wp14="http://schemas.microsoft.com/office/word/2010/wordprocessingDrawing" xmlns:v="urn:schemas-microsoft-com:vml" xmlns:o="urn:schemas-microsoft-com:office:office" xmlns:mc="http://schemas.openxmlformats.org/markup-compatibility/2006" xmlns:wpc="http://schemas.microsoft.com/office/word/2010/wordprocessingCanvas" xmlns="" val="0"/>
+                          <a14:useLocalDpi xmlns:a14="http://schemas.microsoft.com/office/drawing/2010/main" val="0"/>
                         </a:ext>
                       </a:extLst>
                     </a:blip>
@@ -4467,10 +4461,10 @@
                     <pic:cNvPicPr/>
                   </pic:nvPicPr>
                   <pic:blipFill>
-                    <a:blip r:embed="rId16" cstate="print">
+                    <a:blip r:embed="rId17" cstate="print">
                       <a:extLst>
                         <a:ext uri="{28A0092B-C50C-407E-A947-70E740481C1C}">
-                          <a14:useLocalDpi xmlns:a14="http://schemas.microsoft.com/office/drawing/2010/main" xmlns:wps="http://schemas.microsoft.com/office/word/2010/wordprocessingShape" xmlns:wpi="http://schemas.microsoft.com/office/word/2010/wordprocessingInk" xmlns:wpg="http://schemas.microsoft.com/office/word/2010/wordprocessingGroup" xmlns:w14="http://schemas.microsoft.com/office/word/2010/wordml" xmlns:w="http://schemas.openxmlformats.org/wordprocessingml/2006/main" xmlns:w10="urn:schemas-microsoft-com:office:word" xmlns:wp14="http://schemas.microsoft.com/office/word/2010/wordprocessingDrawing" xmlns:v="urn:schemas-microsoft-com:vml" xmlns:o="urn:schemas-microsoft-com:office:office" xmlns:mc="http://schemas.openxmlformats.org/markup-compatibility/2006" xmlns:wpc="http://schemas.microsoft.com/office/word/2010/wordprocessingCanvas" xmlns="" val="0"/>
+                          <a14:useLocalDpi xmlns:a14="http://schemas.microsoft.com/office/drawing/2010/main" val="0"/>
                         </a:ext>
                       </a:extLst>
                     </a:blip>
@@ -4536,10 +4530,10 @@
                     <pic:cNvPicPr/>
                   </pic:nvPicPr>
                   <pic:blipFill>
-                    <a:blip r:embed="rId17" cstate="print">
+                    <a:blip r:embed="rId18" cstate="print">
                       <a:extLst>
                         <a:ext uri="{28A0092B-C50C-407E-A947-70E740481C1C}">
-                          <a14:useLocalDpi xmlns:a14="http://schemas.microsoft.com/office/drawing/2010/main" xmlns:wps="http://schemas.microsoft.com/office/word/2010/wordprocessingShape" xmlns:wpi="http://schemas.microsoft.com/office/word/2010/wordprocessingInk" xmlns:wpg="http://schemas.microsoft.com/office/word/2010/wordprocessingGroup" xmlns:w14="http://schemas.microsoft.com/office/word/2010/wordml" xmlns:w="http://schemas.openxmlformats.org/wordprocessingml/2006/main" xmlns:w10="urn:schemas-microsoft-com:office:word" xmlns:wp14="http://schemas.microsoft.com/office/word/2010/wordprocessingDrawing" xmlns:v="urn:schemas-microsoft-com:vml" xmlns:o="urn:schemas-microsoft-com:office:office" xmlns:mc="http://schemas.openxmlformats.org/markup-compatibility/2006" xmlns:wpc="http://schemas.microsoft.com/office/word/2010/wordprocessingCanvas" xmlns="" val="0"/>
+                          <a14:useLocalDpi xmlns:a14="http://schemas.microsoft.com/office/drawing/2010/main" val="0"/>
                         </a:ext>
                       </a:extLst>
                     </a:blip>
@@ -4591,10 +4585,10 @@
                     <pic:cNvPicPr/>
                   </pic:nvPicPr>
                   <pic:blipFill>
-                    <a:blip r:embed="rId18" cstate="print">
+                    <a:blip r:embed="rId19" cstate="print">
                       <a:extLst>
                         <a:ext uri="{28A0092B-C50C-407E-A947-70E740481C1C}">
-                          <a14:useLocalDpi xmlns:a14="http://schemas.microsoft.com/office/drawing/2010/main" xmlns:wps="http://schemas.microsoft.com/office/word/2010/wordprocessingShape" xmlns:wpi="http://schemas.microsoft.com/office/word/2010/wordprocessingInk" xmlns:wpg="http://schemas.microsoft.com/office/word/2010/wordprocessingGroup" xmlns:w14="http://schemas.microsoft.com/office/word/2010/wordml" xmlns:w="http://schemas.openxmlformats.org/wordprocessingml/2006/main" xmlns:w10="urn:schemas-microsoft-com:office:word" xmlns:wp14="http://schemas.microsoft.com/office/word/2010/wordprocessingDrawing" xmlns:v="urn:schemas-microsoft-com:vml" xmlns:o="urn:schemas-microsoft-com:office:office" xmlns:mc="http://schemas.openxmlformats.org/markup-compatibility/2006" xmlns:wpc="http://schemas.microsoft.com/office/word/2010/wordprocessingCanvas" xmlns="" val="0"/>
+                          <a14:useLocalDpi xmlns:a14="http://schemas.microsoft.com/office/drawing/2010/main" val="0"/>
                         </a:ext>
                       </a:extLst>
                     </a:blip>
@@ -4630,7 +4624,7 @@
       </w:r>
       <w:r>
         <w:rPr>
-          <w:lang w:val="en-US"/>
+          <w:rStyle w:val="aa"/>
         </w:rPr>
         <w:t>nullptr</w:t>
       </w:r>
@@ -4672,10 +4666,10 @@
                     <pic:cNvPicPr/>
                   </pic:nvPicPr>
                   <pic:blipFill>
-                    <a:blip r:embed="rId19" cstate="print">
+                    <a:blip r:embed="rId20" cstate="print">
                       <a:extLst>
                         <a:ext uri="{28A0092B-C50C-407E-A947-70E740481C1C}">
-                          <a14:useLocalDpi xmlns:a14="http://schemas.microsoft.com/office/drawing/2010/main" xmlns:wps="http://schemas.microsoft.com/office/word/2010/wordprocessingShape" xmlns:wpi="http://schemas.microsoft.com/office/word/2010/wordprocessingInk" xmlns:wpg="http://schemas.microsoft.com/office/word/2010/wordprocessingGroup" xmlns:w14="http://schemas.microsoft.com/office/word/2010/wordml" xmlns:w="http://schemas.openxmlformats.org/wordprocessingml/2006/main" xmlns:w10="urn:schemas-microsoft-com:office:word" xmlns:wp14="http://schemas.microsoft.com/office/word/2010/wordprocessingDrawing" xmlns:v="urn:schemas-microsoft-com:vml" xmlns:o="urn:schemas-microsoft-com:office:office" xmlns:mc="http://schemas.openxmlformats.org/markup-compatibility/2006" xmlns:wpc="http://schemas.microsoft.com/office/word/2010/wordprocessingCanvas" xmlns="" val="0"/>
+                          <a14:useLocalDpi xmlns:a14="http://schemas.microsoft.com/office/drawing/2010/main" val="0"/>
                         </a:ext>
                       </a:extLst>
                     </a:blip>
@@ -4750,7 +4744,7 @@
                     <pic:cNvPicPr/>
                   </pic:nvPicPr>
                   <pic:blipFill>
-                    <a:blip r:embed="rId20" cstate="print"/>
+                    <a:blip r:embed="rId21" cstate="print"/>
                     <a:stretch>
                       <a:fillRect/>
                     </a:stretch>
@@ -4785,55 +4779,6 @@
             <wp:extent cx="4895850" cy="1248596"/>
             <wp:effectExtent l="0" t="0" r="0" b="0"/>
             <wp:docPr id="43" name="Рисунок 43"/>
-            <wp:cNvGraphicFramePr>
-              <a:graphicFrameLocks xmlns:a="http://schemas.openxmlformats.org/drawingml/2006/main" noChangeAspect="1"/>
-            </wp:cNvGraphicFramePr>
-            <a:graphic xmlns:a="http://schemas.openxmlformats.org/drawingml/2006/main">
-              <a:graphicData uri="http://schemas.openxmlformats.org/drawingml/2006/picture">
-                <pic:pic xmlns:pic="http://schemas.openxmlformats.org/drawingml/2006/picture">
-                  <pic:nvPicPr>
-                    <pic:cNvPr id="0" name=""/>
-                    <pic:cNvPicPr/>
-                  </pic:nvPicPr>
-                  <pic:blipFill>
-                    <a:blip r:embed="rId21" cstate="print"/>
-                    <a:stretch>
-                      <a:fillRect/>
-                    </a:stretch>
-                  </pic:blipFill>
-                  <pic:spPr>
-                    <a:xfrm>
-                      <a:off x="0" y="0"/>
-                      <a:ext cx="4897531" cy="1249025"/>
-                    </a:xfrm>
-                    <a:prstGeom prst="rect">
-                      <a:avLst/>
-                    </a:prstGeom>
-                  </pic:spPr>
-                </pic:pic>
-              </a:graphicData>
-            </a:graphic>
-          </wp:inline>
-        </w:drawing>
-      </w:r>
-    </w:p>
-    <w:p>
-      <w:pPr>
-        <w:ind w:firstLine="567"/>
-        <w:rPr>
-          <w:lang w:val="en-US"/>
-        </w:rPr>
-      </w:pPr>
-      <w:r>
-        <w:rPr>
-          <w:noProof/>
-          <w:lang w:eastAsia="ru-RU"/>
-        </w:rPr>
-        <w:drawing>
-          <wp:inline distT="0" distB="0" distL="0" distR="0">
-            <wp:extent cx="5000625" cy="1430667"/>
-            <wp:effectExtent l="0" t="0" r="0" b="0"/>
-            <wp:docPr id="44" name="Рисунок 44"/>
             <wp:cNvGraphicFramePr>
               <a:graphicFrameLocks xmlns:a="http://schemas.openxmlformats.org/drawingml/2006/main" noChangeAspect="1"/>
             </wp:cNvGraphicFramePr>
@@ -4853,7 +4798,7 @@
                   <pic:spPr>
                     <a:xfrm>
                       <a:off x="0" y="0"/>
-                      <a:ext cx="5012694" cy="1434120"/>
+                      <a:ext cx="4897531" cy="1249025"/>
                     </a:xfrm>
                     <a:prstGeom prst="rect">
                       <a:avLst/>
@@ -4869,20 +4814,9 @@
     <w:p>
       <w:pPr>
         <w:ind w:firstLine="567"/>
-      </w:pPr>
-      <w:r>
-        <w:t>Когда мы дошли до такого узла, нам нужно</w:t>
-      </w:r>
-      <w:r>
-        <w:t xml:space="preserve"> перебросить указатель на следующий элемент у предшествующего с текущего на вставляемый узел.</w:t>
-      </w:r>
-      <w:r>
-        <w:t>.</w:t>
-      </w:r>
-    </w:p>
-    <w:p>
-      <w:pPr>
-        <w:ind w:firstLine="567"/>
+        <w:rPr>
+          <w:lang w:val="en-US"/>
+        </w:rPr>
       </w:pPr>
       <w:r>
         <w:rPr>
@@ -4891,9 +4825,9 @@
         </w:rPr>
         <w:drawing>
           <wp:inline distT="0" distB="0" distL="0" distR="0">
-            <wp:extent cx="4591050" cy="1663657"/>
+            <wp:extent cx="5000625" cy="1430667"/>
             <wp:effectExtent l="0" t="0" r="0" b="0"/>
-            <wp:docPr id="45" name="Рисунок 45"/>
+            <wp:docPr id="44" name="Рисунок 44"/>
             <wp:cNvGraphicFramePr>
               <a:graphicFrameLocks xmlns:a="http://schemas.openxmlformats.org/drawingml/2006/main" noChangeAspect="1"/>
             </wp:cNvGraphicFramePr>
@@ -4913,7 +4847,7 @@
                   <pic:spPr>
                     <a:xfrm>
                       <a:off x="0" y="0"/>
-                      <a:ext cx="4591050" cy="1663657"/>
+                      <a:ext cx="5012694" cy="1434120"/>
                     </a:xfrm>
                     <a:prstGeom prst="rect">
                       <a:avLst/>
@@ -4931,29 +4865,10 @@
         <w:ind w:firstLine="567"/>
       </w:pPr>
       <w:r>
-        <w:lastRenderedPageBreak/>
-        <w:t xml:space="preserve">Потом перебросить указатель вставляемого </w:t>
-      </w:r>
-      <w:r>
-        <w:t xml:space="preserve">элемента </w:t>
-      </w:r>
-      <w:r>
-        <w:t xml:space="preserve">с </w:t>
-      </w:r>
-      <w:r>
-        <w:rPr>
-          <w:lang w:val="en-US"/>
-        </w:rPr>
-        <w:t>nullptr</w:t>
-      </w:r>
-      <w:r>
-        <w:t xml:space="preserve"> </w:t>
-      </w:r>
-      <w:r>
-        <w:t xml:space="preserve">на </w:t>
-      </w:r>
-      <w:r>
-        <w:t>текущий</w:t>
+        <w:t>Когда мы дошли до такого узла, нам нужно</w:t>
+      </w:r>
+      <w:r>
+        <w:t xml:space="preserve"> перебросить указатель на следующий элемент у предшествующего с текущего на вставляемый узел.</w:t>
       </w:r>
       <w:r>
         <w:t>.</w:t>
@@ -4970,9 +4885,9 @@
         </w:rPr>
         <w:drawing>
           <wp:inline distT="0" distB="0" distL="0" distR="0">
-            <wp:extent cx="4962525" cy="1762416"/>
+            <wp:extent cx="4591050" cy="1663657"/>
             <wp:effectExtent l="0" t="0" r="0" b="0"/>
-            <wp:docPr id="46" name="Рисунок 46"/>
+            <wp:docPr id="45" name="Рисунок 45"/>
             <wp:cNvGraphicFramePr>
               <a:graphicFrameLocks xmlns:a="http://schemas.openxmlformats.org/drawingml/2006/main" noChangeAspect="1"/>
             </wp:cNvGraphicFramePr>
@@ -4992,7 +4907,7 @@
                   <pic:spPr>
                     <a:xfrm>
                       <a:off x="0" y="0"/>
-                      <a:ext cx="4973574" cy="1766340"/>
+                      <a:ext cx="4591050" cy="1663657"/>
                     </a:xfrm>
                     <a:prstGeom prst="rect">
                       <a:avLst/>
@@ -5007,30 +4922,40 @@
     </w:p>
     <w:p>
       <w:pPr>
-        <w:pStyle w:val="af"/>
-        <w:numPr>
-          <w:ilvl w:val="0"/>
-          <w:numId w:val="5"/>
-        </w:numPr>
-      </w:pPr>
-      <w:r>
-        <w:t>Вставка после элемента с заданным ключом</w:t>
-      </w:r>
-    </w:p>
-    <w:p>
-      <w:pPr>
         <w:ind w:firstLine="567"/>
       </w:pPr>
       <w:r>
-        <w:t>Для того</w:t>
-      </w:r>
-      <w:r>
-        <w:t xml:space="preserve"> чтобы вставить до элемента с заданным ключом, нужно пройтись по списку, пока не дойдём до звена с заданным ключом.</w:t>
-      </w:r>
-    </w:p>
-    <w:p>
-      <w:pPr>
-        <w:ind w:firstLine="0"/>
+        <w:lastRenderedPageBreak/>
+        <w:t xml:space="preserve">Потом перебросить указатель вставляемого </w:t>
+      </w:r>
+      <w:r>
+        <w:t xml:space="preserve">элемента </w:t>
+      </w:r>
+      <w:r>
+        <w:t xml:space="preserve">с </w:t>
+      </w:r>
+      <w:r>
+        <w:rPr>
+          <w:lang w:val="en-US"/>
+        </w:rPr>
+        <w:t>nullptr</w:t>
+      </w:r>
+      <w:r>
+        <w:t xml:space="preserve"> </w:t>
+      </w:r>
+      <w:r>
+        <w:t xml:space="preserve">на </w:t>
+      </w:r>
+      <w:r>
+        <w:t>текущий</w:t>
+      </w:r>
+      <w:r>
+        <w:t>.</w:t>
+      </w:r>
+    </w:p>
+    <w:p>
+      <w:pPr>
+        <w:ind w:firstLine="567"/>
       </w:pPr>
       <w:r>
         <w:rPr>
@@ -5039,9 +4964,9 @@
         </w:rPr>
         <w:drawing>
           <wp:inline distT="0" distB="0" distL="0" distR="0">
-            <wp:extent cx="4480283" cy="1400175"/>
+            <wp:extent cx="4962525" cy="1762416"/>
             <wp:effectExtent l="0" t="0" r="0" b="0"/>
-            <wp:docPr id="28" name="Рисунок 28"/>
+            <wp:docPr id="46" name="Рисунок 46"/>
             <wp:cNvGraphicFramePr>
               <a:graphicFrameLocks xmlns:a="http://schemas.openxmlformats.org/drawingml/2006/main" noChangeAspect="1"/>
             </wp:cNvGraphicFramePr>
@@ -5061,7 +4986,7 @@
                   <pic:spPr>
                     <a:xfrm>
                       <a:off x="0" y="0"/>
-                      <a:ext cx="4478167" cy="1399514"/>
+                      <a:ext cx="4973574" cy="1766340"/>
                     </a:xfrm>
                     <a:prstGeom prst="rect">
                       <a:avLst/>
@@ -5076,6 +5001,29 @@
     </w:p>
     <w:p>
       <w:pPr>
+        <w:pStyle w:val="af"/>
+        <w:numPr>
+          <w:ilvl w:val="0"/>
+          <w:numId w:val="5"/>
+        </w:numPr>
+      </w:pPr>
+      <w:r>
+        <w:t>Вставка после элемента с заданным ключом</w:t>
+      </w:r>
+    </w:p>
+    <w:p>
+      <w:pPr>
+        <w:ind w:firstLine="567"/>
+      </w:pPr>
+      <w:r>
+        <w:t>Для того</w:t>
+      </w:r>
+      <w:r>
+        <w:t xml:space="preserve"> чтобы вставить до элемента с заданным ключом, нужно пройтись по списку, пока не дойдём до звена с заданным ключом.</w:t>
+      </w:r>
+    </w:p>
+    <w:p>
+      <w:pPr>
         <w:ind w:firstLine="0"/>
       </w:pPr>
       <w:r>
@@ -5085,9 +5033,9 @@
         </w:rPr>
         <w:drawing>
           <wp:inline distT="0" distB="0" distL="0" distR="0">
-            <wp:extent cx="4336663" cy="1390650"/>
+            <wp:extent cx="4480283" cy="1400175"/>
             <wp:effectExtent l="0" t="0" r="0" b="0"/>
-            <wp:docPr id="29" name="Рисунок 29"/>
+            <wp:docPr id="28" name="Рисунок 28"/>
             <wp:cNvGraphicFramePr>
               <a:graphicFrameLocks xmlns:a="http://schemas.openxmlformats.org/drawingml/2006/main" noChangeAspect="1"/>
             </wp:cNvGraphicFramePr>
@@ -5107,7 +5055,7 @@
                   <pic:spPr>
                     <a:xfrm>
                       <a:off x="0" y="0"/>
-                      <a:ext cx="4336510" cy="1390601"/>
+                      <a:ext cx="4478167" cy="1399514"/>
                     </a:xfrm>
                     <a:prstGeom prst="rect">
                       <a:avLst/>
@@ -5131,9 +5079,9 @@
         </w:rPr>
         <w:drawing>
           <wp:inline distT="0" distB="0" distL="0" distR="0">
-            <wp:extent cx="4394655" cy="1428750"/>
+            <wp:extent cx="4336663" cy="1390650"/>
             <wp:effectExtent l="0" t="0" r="0" b="0"/>
-            <wp:docPr id="30" name="Рисунок 30"/>
+            <wp:docPr id="29" name="Рисунок 29"/>
             <wp:cNvGraphicFramePr>
               <a:graphicFrameLocks xmlns:a="http://schemas.openxmlformats.org/drawingml/2006/main" noChangeAspect="1"/>
             </wp:cNvGraphicFramePr>
@@ -5153,7 +5101,7 @@
                   <pic:spPr>
                     <a:xfrm>
                       <a:off x="0" y="0"/>
-                      <a:ext cx="4392307" cy="1427987"/>
+                      <a:ext cx="4336510" cy="1390601"/>
                     </a:xfrm>
                     <a:prstGeom prst="rect">
                       <a:avLst/>
@@ -5171,24 +5119,15 @@
         <w:ind w:firstLine="0"/>
       </w:pPr>
       <w:r>
-        <w:t>Потом нужно перекинуть указатель на следующий элемент вставляемого узла на узел после текущего элемента.</w:t>
-      </w:r>
-    </w:p>
-    <w:p>
-      <w:pPr>
-        <w:ind w:firstLine="567"/>
-      </w:pPr>
-      <w:r>
         <w:rPr>
           <w:noProof/>
           <w:lang w:eastAsia="ru-RU"/>
         </w:rPr>
-        <w:lastRenderedPageBreak/>
         <w:drawing>
           <wp:inline distT="0" distB="0" distL="0" distR="0">
-            <wp:extent cx="4838700" cy="1624053"/>
+            <wp:extent cx="4394655" cy="1428750"/>
             <wp:effectExtent l="0" t="0" r="0" b="0"/>
-            <wp:docPr id="32" name="Рисунок 32"/>
+            <wp:docPr id="30" name="Рисунок 30"/>
             <wp:cNvGraphicFramePr>
               <a:graphicFrameLocks xmlns:a="http://schemas.openxmlformats.org/drawingml/2006/main" noChangeAspect="1"/>
             </wp:cNvGraphicFramePr>
@@ -5208,7 +5147,7 @@
                   <pic:spPr>
                     <a:xfrm>
                       <a:off x="0" y="0"/>
-                      <a:ext cx="4846257" cy="1626589"/>
+                      <a:ext cx="4392307" cy="1427987"/>
                     </a:xfrm>
                     <a:prstGeom prst="rect">
                       <a:avLst/>
@@ -5223,10 +5162,10 @@
     </w:p>
     <w:p>
       <w:pPr>
-        <w:ind w:firstLine="567"/>
-      </w:pPr>
-      <w:r>
-        <w:t>После этого надо указатель на следующий элемент текущего узла перекинуть на вставляемый узел.</w:t>
+        <w:ind w:firstLine="0"/>
+      </w:pPr>
+      <w:r>
+        <w:t>Потом нужно перекинуть указатель на следующий элемент вставляемого узла на узел после текущего элемента.</w:t>
       </w:r>
     </w:p>
     <w:p>
@@ -5238,11 +5177,12 @@
           <w:noProof/>
           <w:lang w:eastAsia="ru-RU"/>
         </w:rPr>
+        <w:lastRenderedPageBreak/>
         <w:drawing>
           <wp:inline distT="0" distB="0" distL="0" distR="0">
-            <wp:extent cx="4845386" cy="1638300"/>
+            <wp:extent cx="4838700" cy="1624053"/>
             <wp:effectExtent l="0" t="0" r="0" b="0"/>
-            <wp:docPr id="33" name="Рисунок 33"/>
+            <wp:docPr id="32" name="Рисунок 32"/>
             <wp:cNvGraphicFramePr>
               <a:graphicFrameLocks xmlns:a="http://schemas.openxmlformats.org/drawingml/2006/main" noChangeAspect="1"/>
             </wp:cNvGraphicFramePr>
@@ -5262,7 +5202,7 @@
                   <pic:spPr>
                     <a:xfrm>
                       <a:off x="0" y="0"/>
-                      <a:ext cx="4842798" cy="1637425"/>
+                      <a:ext cx="4846257" cy="1626589"/>
                     </a:xfrm>
                     <a:prstGeom prst="rect">
                       <a:avLst/>
@@ -5277,32 +5217,15 @@
     </w:p>
     <w:p>
       <w:pPr>
-        <w:pStyle w:val="af"/>
-        <w:numPr>
-          <w:ilvl w:val="0"/>
-          <w:numId w:val="5"/>
-        </w:numPr>
-      </w:pPr>
-      <w:r>
-        <w:t>Поиск элемента с заданным ключом</w:t>
-      </w:r>
-    </w:p>
-    <w:p>
-      <w:pPr>
-        <w:pStyle w:val="af"/>
-        <w:ind w:left="0" w:firstLine="567"/>
-      </w:pPr>
-      <w:r>
-        <w:t>Мы совершаем проходку по списку, пока не найдём нужный нам ключ или не встанем на nullptr.</w:t>
-      </w:r>
-    </w:p>
-    <w:p>
-      <w:pPr>
-        <w:pStyle w:val="af"/>
-        <w:ind w:left="0" w:firstLine="0"/>
-        <w:rPr>
-          <w:lang w:val="en-US"/>
-        </w:rPr>
+        <w:ind w:firstLine="567"/>
+      </w:pPr>
+      <w:r>
+        <w:t>После этого надо указатель на следующий элемент текущего узла перекинуть на вставляемый узел.</w:t>
+      </w:r>
+    </w:p>
+    <w:p>
+      <w:pPr>
+        <w:ind w:firstLine="567"/>
       </w:pPr>
       <w:r>
         <w:rPr>
@@ -5311,9 +5234,9 @@
         </w:rPr>
         <w:drawing>
           <wp:inline distT="0" distB="0" distL="0" distR="0">
-            <wp:extent cx="4371975" cy="1071673"/>
+            <wp:extent cx="4845386" cy="1638300"/>
             <wp:effectExtent l="0" t="0" r="0" b="0"/>
-            <wp:docPr id="38" name="Рисунок 38"/>
+            <wp:docPr id="33" name="Рисунок 33"/>
             <wp:cNvGraphicFramePr>
               <a:graphicFrameLocks xmlns:a="http://schemas.openxmlformats.org/drawingml/2006/main" noChangeAspect="1"/>
             </wp:cNvGraphicFramePr>
@@ -5333,7 +5256,7 @@
                   <pic:spPr>
                     <a:xfrm>
                       <a:off x="0" y="0"/>
-                      <a:ext cx="4369640" cy="1071101"/>
+                      <a:ext cx="4842798" cy="1637425"/>
                     </a:xfrm>
                     <a:prstGeom prst="rect">
                       <a:avLst/>
@@ -5348,7 +5271,41 @@
     </w:p>
     <w:p>
       <w:pPr>
-        <w:ind w:firstLine="0"/>
+        <w:pStyle w:val="af"/>
+        <w:numPr>
+          <w:ilvl w:val="0"/>
+          <w:numId w:val="5"/>
+        </w:numPr>
+      </w:pPr>
+      <w:r>
+        <w:t>Поиск элемента с заданным ключом</w:t>
+      </w:r>
+    </w:p>
+    <w:p>
+      <w:pPr>
+        <w:pStyle w:val="af"/>
+        <w:ind w:left="0" w:firstLine="567"/>
+      </w:pPr>
+      <w:r>
+        <w:t xml:space="preserve">Мы совершаем проходку по списку, пока не найдём нужный нам ключ или не встанем на </w:t>
+      </w:r>
+      <w:r>
+        <w:rPr>
+          <w:rStyle w:val="aa"/>
+        </w:rPr>
+        <w:t>nullptr</w:t>
+      </w:r>
+      <w:r>
+        <w:t>.</w:t>
+      </w:r>
+    </w:p>
+    <w:p>
+      <w:pPr>
+        <w:pStyle w:val="af"/>
+        <w:ind w:left="0" w:firstLine="0"/>
+        <w:rPr>
+          <w:lang w:val="en-US"/>
+        </w:rPr>
       </w:pPr>
       <w:r>
         <w:rPr>
@@ -5357,9 +5314,9 @@
         </w:rPr>
         <w:drawing>
           <wp:inline distT="0" distB="0" distL="0" distR="0">
-            <wp:extent cx="4333875" cy="1065912"/>
+            <wp:extent cx="4371975" cy="1071673"/>
             <wp:effectExtent l="0" t="0" r="0" b="0"/>
-            <wp:docPr id="36" name="Рисунок 36"/>
+            <wp:docPr id="38" name="Рисунок 38"/>
             <wp:cNvGraphicFramePr>
               <a:graphicFrameLocks xmlns:a="http://schemas.openxmlformats.org/drawingml/2006/main" noChangeAspect="1"/>
             </wp:cNvGraphicFramePr>
@@ -5379,7 +5336,7 @@
                   <pic:spPr>
                     <a:xfrm>
                       <a:off x="0" y="0"/>
-                      <a:ext cx="4344929" cy="1068631"/>
+                      <a:ext cx="4369640" cy="1071101"/>
                     </a:xfrm>
                     <a:prstGeom prst="rect">
                       <a:avLst/>
@@ -5403,9 +5360,9 @@
         </w:rPr>
         <w:drawing>
           <wp:inline distT="0" distB="0" distL="0" distR="0">
-            <wp:extent cx="4438650" cy="1198879"/>
+            <wp:extent cx="4333875" cy="1065912"/>
             <wp:effectExtent l="0" t="0" r="0" b="0"/>
-            <wp:docPr id="37" name="Рисунок 37"/>
+            <wp:docPr id="36" name="Рисунок 36"/>
             <wp:cNvGraphicFramePr>
               <a:graphicFrameLocks xmlns:a="http://schemas.openxmlformats.org/drawingml/2006/main" noChangeAspect="1"/>
             </wp:cNvGraphicFramePr>
@@ -5425,7 +5382,7 @@
                   <pic:spPr>
                     <a:xfrm>
                       <a:off x="0" y="0"/>
-                      <a:ext cx="4450602" cy="1202107"/>
+                      <a:ext cx="4344929" cy="1068631"/>
                     </a:xfrm>
                     <a:prstGeom prst="rect">
                       <a:avLst/>
@@ -5440,101 +5397,18 @@
     </w:p>
     <w:p>
       <w:pPr>
-        <w:ind w:firstLine="567"/>
-      </w:pPr>
-      <w:r>
-        <w:t>После возвращаем указатель на текущий элемент.</w:t>
-      </w:r>
-    </w:p>
-    <w:p>
-      <w:pPr>
-        <w:pStyle w:val="af"/>
-        <w:numPr>
-          <w:ilvl w:val="0"/>
-          <w:numId w:val="5"/>
-        </w:numPr>
-      </w:pPr>
-      <w:r>
-        <w:t>Удаление элемента с заданным ключом</w:t>
-      </w:r>
-    </w:p>
-    <w:p>
-      <w:pPr>
-        <w:ind w:firstLine="567"/>
-      </w:pPr>
-      <w:r>
-        <w:t>Сначала доходим до элемента с заданным ключом, запоминая указатель на предшествующий элемент.</w:t>
-      </w:r>
-    </w:p>
-    <w:p>
-      <w:pPr>
-        <w:ind w:firstLine="567"/>
+        <w:ind w:firstLine="0"/>
       </w:pPr>
       <w:r>
         <w:rPr>
           <w:noProof/>
           <w:lang w:eastAsia="ru-RU"/>
         </w:rPr>
-        <w:lastRenderedPageBreak/>
         <w:drawing>
           <wp:inline distT="0" distB="0" distL="0" distR="0">
-            <wp:extent cx="5000625" cy="1430667"/>
+            <wp:extent cx="4438650" cy="1198879"/>
             <wp:effectExtent l="0" t="0" r="0" b="0"/>
-            <wp:docPr id="47" name="Рисунок 47"/>
-            <wp:cNvGraphicFramePr>
-              <a:graphicFrameLocks xmlns:a="http://schemas.openxmlformats.org/drawingml/2006/main" noChangeAspect="1"/>
-            </wp:cNvGraphicFramePr>
-            <a:graphic xmlns:a="http://schemas.openxmlformats.org/drawingml/2006/main">
-              <a:graphicData uri="http://schemas.openxmlformats.org/drawingml/2006/picture">
-                <pic:pic xmlns:pic="http://schemas.openxmlformats.org/drawingml/2006/picture">
-                  <pic:nvPicPr>
-                    <pic:cNvPr id="0" name=""/>
-                    <pic:cNvPicPr/>
-                  </pic:nvPicPr>
-                  <pic:blipFill>
-                    <a:blip r:embed="rId22" cstate="print"/>
-                    <a:stretch>
-                      <a:fillRect/>
-                    </a:stretch>
-                  </pic:blipFill>
-                  <pic:spPr>
-                    <a:xfrm>
-                      <a:off x="0" y="0"/>
-                      <a:ext cx="5012694" cy="1434120"/>
-                    </a:xfrm>
-                    <a:prstGeom prst="rect">
-                      <a:avLst/>
-                    </a:prstGeom>
-                  </pic:spPr>
-                </pic:pic>
-              </a:graphicData>
-            </a:graphic>
-          </wp:inline>
-        </w:drawing>
-      </w:r>
-    </w:p>
-    <w:p>
-      <w:pPr>
-        <w:ind w:firstLine="567"/>
-      </w:pPr>
-      <w:r>
-        <w:t>Перекидываем указатель предшествующего элемента с текущего на следующий после текущего.</w:t>
-      </w:r>
-    </w:p>
-    <w:p>
-      <w:pPr>
-        <w:ind w:firstLine="567"/>
-      </w:pPr>
-      <w:r>
-        <w:rPr>
-          <w:noProof/>
-          <w:lang w:eastAsia="ru-RU"/>
-        </w:rPr>
-        <w:drawing>
-          <wp:inline distT="0" distB="0" distL="0" distR="0">
-            <wp:extent cx="4924425" cy="1423098"/>
-            <wp:effectExtent l="0" t="0" r="0" b="0"/>
-            <wp:docPr id="48" name="Рисунок 48"/>
+            <wp:docPr id="37" name="Рисунок 37"/>
             <wp:cNvGraphicFramePr>
               <a:graphicFrameLocks xmlns:a="http://schemas.openxmlformats.org/drawingml/2006/main" noChangeAspect="1"/>
             </wp:cNvGraphicFramePr>
@@ -5554,7 +5428,7 @@
                   <pic:spPr>
                     <a:xfrm>
                       <a:off x="0" y="0"/>
-                      <a:ext cx="4930770" cy="1424932"/>
+                      <a:ext cx="4450602" cy="1202107"/>
                     </a:xfrm>
                     <a:prstGeom prst="rect">
                       <a:avLst/>
@@ -5572,7 +5446,27 @@
         <w:ind w:firstLine="567"/>
       </w:pPr>
       <w:r>
-        <w:t>Затем удаляем текущий элемент.</w:t>
+        <w:t>После возвращаем указатель на текущий элемент.</w:t>
+      </w:r>
+    </w:p>
+    <w:p>
+      <w:pPr>
+        <w:pStyle w:val="af"/>
+        <w:numPr>
+          <w:ilvl w:val="0"/>
+          <w:numId w:val="5"/>
+        </w:numPr>
+      </w:pPr>
+      <w:r>
+        <w:t>Удаление элемента с заданным ключом</w:t>
+      </w:r>
+    </w:p>
+    <w:p>
+      <w:pPr>
+        <w:ind w:firstLine="567"/>
+      </w:pPr>
+      <w:r>
+        <w:t>Сначала доходим до элемента с заданным ключом, запоминая указатель на предшествующий элемент.</w:t>
       </w:r>
     </w:p>
     <w:p>
@@ -5584,11 +5478,66 @@
           <w:noProof/>
           <w:lang w:eastAsia="ru-RU"/>
         </w:rPr>
+        <w:lastRenderedPageBreak/>
         <w:drawing>
           <wp:inline distT="0" distB="0" distL="0" distR="0">
-            <wp:extent cx="5000625" cy="1354282"/>
+            <wp:extent cx="5000625" cy="1430667"/>
             <wp:effectExtent l="0" t="0" r="0" b="0"/>
-            <wp:docPr id="49" name="Рисунок 49"/>
+            <wp:docPr id="47" name="Рисунок 47"/>
+            <wp:cNvGraphicFramePr>
+              <a:graphicFrameLocks xmlns:a="http://schemas.openxmlformats.org/drawingml/2006/main" noChangeAspect="1"/>
+            </wp:cNvGraphicFramePr>
+            <a:graphic xmlns:a="http://schemas.openxmlformats.org/drawingml/2006/main">
+              <a:graphicData uri="http://schemas.openxmlformats.org/drawingml/2006/picture">
+                <pic:pic xmlns:pic="http://schemas.openxmlformats.org/drawingml/2006/picture">
+                  <pic:nvPicPr>
+                    <pic:cNvPr id="0" name=""/>
+                    <pic:cNvPicPr/>
+                  </pic:nvPicPr>
+                  <pic:blipFill>
+                    <a:blip r:embed="rId23" cstate="print"/>
+                    <a:stretch>
+                      <a:fillRect/>
+                    </a:stretch>
+                  </pic:blipFill>
+                  <pic:spPr>
+                    <a:xfrm>
+                      <a:off x="0" y="0"/>
+                      <a:ext cx="5012694" cy="1434120"/>
+                    </a:xfrm>
+                    <a:prstGeom prst="rect">
+                      <a:avLst/>
+                    </a:prstGeom>
+                  </pic:spPr>
+                </pic:pic>
+              </a:graphicData>
+            </a:graphic>
+          </wp:inline>
+        </w:drawing>
+      </w:r>
+    </w:p>
+    <w:p>
+      <w:pPr>
+        <w:ind w:firstLine="567"/>
+      </w:pPr>
+      <w:r>
+        <w:t>Перекидываем указатель предшествующего элемента с текущего на следующий после текущего.</w:t>
+      </w:r>
+    </w:p>
+    <w:p>
+      <w:pPr>
+        <w:ind w:firstLine="567"/>
+      </w:pPr>
+      <w:r>
+        <w:rPr>
+          <w:noProof/>
+          <w:lang w:eastAsia="ru-RU"/>
+        </w:rPr>
+        <w:drawing>
+          <wp:inline distT="0" distB="0" distL="0" distR="0">
+            <wp:extent cx="4924425" cy="1423098"/>
+            <wp:effectExtent l="0" t="0" r="0" b="0"/>
+            <wp:docPr id="48" name="Рисунок 48"/>
             <wp:cNvGraphicFramePr>
               <a:graphicFrameLocks xmlns:a="http://schemas.openxmlformats.org/drawingml/2006/main" noChangeAspect="1"/>
             </wp:cNvGraphicFramePr>
@@ -5608,7 +5557,7 @@
                   <pic:spPr>
                     <a:xfrm>
                       <a:off x="0" y="0"/>
-                      <a:ext cx="4997954" cy="1353559"/>
+                      <a:ext cx="4930770" cy="1424932"/>
                     </a:xfrm>
                     <a:prstGeom prst="rect">
                       <a:avLst/>
@@ -5623,39 +5572,15 @@
     </w:p>
     <w:p>
       <w:pPr>
-        <w:pStyle w:val="3"/>
-        <w:rPr>
-          <w:rFonts w:eastAsia="Times New Roman"/>
-        </w:rPr>
-      </w:pPr>
-      <w:bookmarkStart w:id="22" w:name="_Toc1787992607"/>
-      <w:bookmarkStart w:id="23" w:name="_Toc190682989"/>
-      <w:bookmarkStart w:id="24" w:name="_Toc195519998"/>
-      <w:r>
-        <w:rPr>
-          <w:rFonts w:eastAsia="Times New Roman"/>
-        </w:rPr>
-        <w:t>Односвязный с</w:t>
-      </w:r>
-      <w:r>
-        <w:rPr>
-          <w:rFonts w:eastAsia="Times New Roman"/>
-        </w:rPr>
-        <w:t>писок с головой</w:t>
-      </w:r>
-      <w:bookmarkEnd w:id="22"/>
-      <w:bookmarkEnd w:id="24"/>
-    </w:p>
-    <w:p>
-      <w:r>
-        <w:t>Представляет собой линейный односвязный список с фиктивным узлом (головой), указывающим на первый элемент линейного списка.</w:t>
-      </w:r>
-    </w:p>
-    <w:p>
-      <w:pPr>
-        <w:rPr>
-          <w:lang w:val="en-US"/>
-        </w:rPr>
+        <w:ind w:firstLine="567"/>
+      </w:pPr>
+      <w:r>
+        <w:t>Затем удаляем текущий элемент.</w:t>
+      </w:r>
+    </w:p>
+    <w:p>
+      <w:pPr>
+        <w:ind w:firstLine="567"/>
       </w:pPr>
       <w:r>
         <w:rPr>
@@ -5664,9 +5589,9 @@
         </w:rPr>
         <w:drawing>
           <wp:inline distT="0" distB="0" distL="0" distR="0">
-            <wp:extent cx="5105400" cy="1382131"/>
+            <wp:extent cx="5000625" cy="1354282"/>
             <wp:effectExtent l="0" t="0" r="0" b="0"/>
-            <wp:docPr id="3" name="Рисунок 3"/>
+            <wp:docPr id="49" name="Рисунок 49"/>
             <wp:cNvGraphicFramePr>
               <a:graphicFrameLocks xmlns:a="http://schemas.openxmlformats.org/drawingml/2006/main" noChangeAspect="1"/>
             </wp:cNvGraphicFramePr>
@@ -5686,7 +5611,7 @@
                   <pic:spPr>
                     <a:xfrm>
                       <a:off x="0" y="0"/>
-                      <a:ext cx="5102673" cy="1381393"/>
+                      <a:ext cx="4997954" cy="1353559"/>
                     </a:xfrm>
                     <a:prstGeom prst="rect">
                       <a:avLst/>
@@ -5700,159 +5625,51 @@
       </w:r>
     </w:p>
     <w:p>
-      <w:r>
-        <w:t>Алгоритм работают так</w:t>
-      </w:r>
-      <w:r>
-        <w:t xml:space="preserve"> </w:t>
-      </w:r>
-      <w:r>
-        <w:t>же</w:t>
-      </w:r>
-      <w:r>
-        <w:t>, как и у линейного списка,</w:t>
-      </w:r>
-      <w:r>
-        <w:t xml:space="preserve"> с поправкой на то, что перед первым элементом есть голова.</w:t>
-      </w:r>
-    </w:p>
-    <w:p>
       <w:pPr>
         <w:pStyle w:val="3"/>
         <w:rPr>
-          <w:rFonts w:eastAsia="Times New Roman" w:cs="Times New Roman"/>
-          <w:color w:val="000000" w:themeColor="text1"/>
-          <w:szCs w:val="28"/>
-        </w:rPr>
-      </w:pPr>
-      <w:bookmarkStart w:id="25" w:name="_Toc2093796766"/>
-      <w:bookmarkStart w:id="26" w:name="_Toc195519999"/>
-      <w:r>
-        <w:rPr>
-          <w:rFonts w:eastAsia="Times New Roman" w:cs="Times New Roman"/>
-          <w:color w:val="000000" w:themeColor="text1"/>
-          <w:szCs w:val="28"/>
-        </w:rPr>
-        <w:t>Односвязный кольцевой</w:t>
-      </w:r>
-      <w:r>
-        <w:rPr>
-          <w:rFonts w:eastAsia="Times New Roman" w:cs="Times New Roman"/>
-          <w:color w:val="000000" w:themeColor="text1"/>
-          <w:szCs w:val="28"/>
-        </w:rPr>
-        <w:t xml:space="preserve"> список</w:t>
-      </w:r>
-      <w:bookmarkEnd w:id="25"/>
-      <w:r>
-        <w:rPr>
-          <w:rFonts w:eastAsia="Times New Roman" w:cs="Times New Roman"/>
-          <w:color w:val="000000" w:themeColor="text1"/>
-          <w:szCs w:val="28"/>
-          <w:lang w:val="en-US"/>
-        </w:rPr>
-        <w:t xml:space="preserve"> </w:t>
-      </w:r>
-      <w:r>
-        <w:rPr>
-          <w:rFonts w:eastAsia="Times New Roman" w:cs="Times New Roman"/>
-          <w:color w:val="000000" w:themeColor="text1"/>
-          <w:szCs w:val="28"/>
-        </w:rPr>
-        <w:t>с головой</w:t>
-      </w:r>
-      <w:bookmarkEnd w:id="26"/>
-    </w:p>
-    <w:p>
-      <w:pPr>
-        <w:ind w:firstLine="567"/>
-        <w:rPr>
-          <w:rFonts w:eastAsia="Times New Roman" w:cs="Times New Roman"/>
-          <w:color w:val="000000" w:themeColor="text1"/>
-          <w:szCs w:val="24"/>
-          <w:lang w:val="en-US"/>
-        </w:rPr>
-      </w:pPr>
-      <w:r>
-        <w:rPr>
-          <w:rFonts w:eastAsia="Times New Roman" w:cs="Times New Roman"/>
-          <w:color w:val="000000" w:themeColor="text1"/>
-          <w:szCs w:val="24"/>
-        </w:rPr>
-        <w:t>Кольцевой список п</w:t>
-      </w:r>
-      <w:r>
-        <w:rPr>
-          <w:rFonts w:eastAsia="Times New Roman" w:cs="Times New Roman"/>
-          <w:color w:val="000000" w:themeColor="text1"/>
-          <w:szCs w:val="24"/>
-        </w:rPr>
-        <w:t xml:space="preserve">редставляет </w:t>
-      </w:r>
-      <w:r>
-        <w:rPr>
-          <w:rFonts w:eastAsia="Times New Roman" w:cs="Times New Roman"/>
-          <w:color w:val="000000" w:themeColor="text1"/>
-          <w:szCs w:val="24"/>
-        </w:rPr>
-        <w:t>собой</w:t>
-      </w:r>
-      <w:r>
-        <w:rPr>
-          <w:rFonts w:eastAsia="Times New Roman" w:cs="Times New Roman"/>
-          <w:color w:val="000000" w:themeColor="text1"/>
-          <w:szCs w:val="24"/>
-        </w:rPr>
-        <w:t xml:space="preserve"> закольцованный список с головой. </w:t>
-      </w:r>
-      <w:r>
-        <w:rPr>
-          <w:rFonts w:eastAsia="Times New Roman" w:cs="Times New Roman"/>
-          <w:color w:val="000000" w:themeColor="text1"/>
-          <w:szCs w:val="24"/>
-        </w:rPr>
-        <w:t>То есть послед</w:t>
-      </w:r>
-      <w:r>
-        <w:rPr>
-          <w:rFonts w:eastAsia="Times New Roman" w:cs="Times New Roman"/>
-          <w:color w:val="000000" w:themeColor="text1"/>
-          <w:szCs w:val="24"/>
-        </w:rPr>
-        <w:t>ний элемент указывает на голову</w:t>
-      </w:r>
-      <w:r>
-        <w:rPr>
-          <w:rFonts w:eastAsia="Times New Roman" w:cs="Times New Roman"/>
-          <w:color w:val="000000" w:themeColor="text1"/>
-          <w:szCs w:val="24"/>
-        </w:rPr>
-        <w:t>.</w:t>
-      </w:r>
-    </w:p>
-    <w:p>
-      <w:pPr>
-        <w:ind w:firstLine="567"/>
-        <w:rPr>
-          <w:rFonts w:eastAsia="Times New Roman" w:cs="Times New Roman"/>
-          <w:color w:val="000000" w:themeColor="text1"/>
-          <w:szCs w:val="24"/>
-        </w:rPr>
-      </w:pPr>
-      <w:r>
-        <w:rPr>
-          <w:rFonts w:eastAsia="Times New Roman" w:cs="Times New Roman"/>
+          <w:rFonts w:eastAsia="Times New Roman"/>
+        </w:rPr>
+      </w:pPr>
+      <w:bookmarkStart w:id="22" w:name="_Toc1787992607"/>
+      <w:bookmarkStart w:id="23" w:name="_Toc195519998"/>
+      <w:bookmarkStart w:id="24" w:name="_Toc190682989"/>
+      <w:r>
+        <w:rPr>
+          <w:rFonts w:eastAsia="Times New Roman"/>
+        </w:rPr>
+        <w:t>Односвязный с</w:t>
+      </w:r>
+      <w:r>
+        <w:rPr>
+          <w:rFonts w:eastAsia="Times New Roman"/>
+        </w:rPr>
+        <w:t>писок с головой</w:t>
+      </w:r>
+      <w:bookmarkEnd w:id="22"/>
+      <w:bookmarkEnd w:id="23"/>
+    </w:p>
+    <w:p>
+      <w:r>
+        <w:t>Представляет собой линейный односвязный список с фиктивным узлом (головой), указывающим на первый элемент линейного списка.</w:t>
+      </w:r>
+    </w:p>
+    <w:p>
+      <w:pPr>
+        <w:rPr>
+          <w:lang w:val="en-US"/>
+        </w:rPr>
+      </w:pPr>
+      <w:r>
+        <w:rPr>
           <w:noProof/>
-          <w:color w:val="000000" w:themeColor="text1"/>
-          <w:szCs w:val="24"/>
           <w:lang w:eastAsia="ru-RU"/>
         </w:rPr>
-        <w:lastRenderedPageBreak/>
         <w:drawing>
           <wp:inline distT="0" distB="0" distL="0" distR="0">
-            <wp:extent cx="5029200" cy="1366173"/>
+            <wp:extent cx="5105400" cy="1382131"/>
             <wp:effectExtent l="0" t="0" r="0" b="0"/>
-            <wp:docPr id="7" name="Рисунок 7"/>
+            <wp:docPr id="3" name="Рисунок 3"/>
             <wp:cNvGraphicFramePr>
               <a:graphicFrameLocks xmlns:a="http://schemas.openxmlformats.org/drawingml/2006/main" noChangeAspect="1"/>
             </wp:cNvGraphicFramePr>
@@ -5872,6 +5689,192 @@
                   <pic:spPr>
                     <a:xfrm>
                       <a:off x="0" y="0"/>
+                      <a:ext cx="5102673" cy="1381393"/>
+                    </a:xfrm>
+                    <a:prstGeom prst="rect">
+                      <a:avLst/>
+                    </a:prstGeom>
+                  </pic:spPr>
+                </pic:pic>
+              </a:graphicData>
+            </a:graphic>
+          </wp:inline>
+        </w:drawing>
+      </w:r>
+    </w:p>
+    <w:p>
+      <w:r>
+        <w:t>Алгоритм работают так</w:t>
+      </w:r>
+      <w:r>
+        <w:t xml:space="preserve"> </w:t>
+      </w:r>
+      <w:r>
+        <w:t>же</w:t>
+      </w:r>
+      <w:r>
+        <w:t>, как и у линейного списка,</w:t>
+      </w:r>
+      <w:r>
+        <w:t xml:space="preserve"> с поправкой на то, что перед первым элементом есть голова.</w:t>
+      </w:r>
+    </w:p>
+    <w:p>
+      <w:pPr>
+        <w:pStyle w:val="3"/>
+        <w:rPr>
+          <w:rFonts w:eastAsia="Times New Roman" w:cs="Times New Roman"/>
+          <w:color w:val="000000" w:themeColor="text1"/>
+          <w:szCs w:val="28"/>
+        </w:rPr>
+      </w:pPr>
+      <w:bookmarkStart w:id="25" w:name="_Toc2093796766"/>
+      <w:bookmarkStart w:id="26" w:name="_Toc195519999"/>
+      <w:r>
+        <w:rPr>
+          <w:rFonts w:eastAsia="Times New Roman" w:cs="Times New Roman"/>
+          <w:color w:val="000000" w:themeColor="text1"/>
+          <w:szCs w:val="28"/>
+        </w:rPr>
+        <w:t>Односвязный кольцевой</w:t>
+      </w:r>
+      <w:r>
+        <w:rPr>
+          <w:rFonts w:eastAsia="Times New Roman" w:cs="Times New Roman"/>
+          <w:color w:val="000000" w:themeColor="text1"/>
+          <w:szCs w:val="28"/>
+        </w:rPr>
+        <w:t xml:space="preserve"> список</w:t>
+      </w:r>
+      <w:bookmarkEnd w:id="25"/>
+      <w:r>
+        <w:rPr>
+          <w:rFonts w:eastAsia="Times New Roman" w:cs="Times New Roman"/>
+          <w:color w:val="000000" w:themeColor="text1"/>
+          <w:szCs w:val="28"/>
+          <w:lang w:val="en-US"/>
+        </w:rPr>
+        <w:t xml:space="preserve"> </w:t>
+      </w:r>
+      <w:r>
+        <w:rPr>
+          <w:rFonts w:eastAsia="Times New Roman" w:cs="Times New Roman"/>
+          <w:color w:val="000000" w:themeColor="text1"/>
+          <w:szCs w:val="28"/>
+        </w:rPr>
+        <w:t>с головой</w:t>
+      </w:r>
+      <w:bookmarkEnd w:id="26"/>
+    </w:p>
+    <w:p>
+      <w:pPr>
+        <w:ind w:firstLine="567"/>
+        <w:rPr>
+          <w:rFonts w:eastAsia="Times New Roman" w:cs="Times New Roman"/>
+          <w:color w:val="000000" w:themeColor="text1"/>
+          <w:szCs w:val="24"/>
+          <w:lang w:val="en-US"/>
+        </w:rPr>
+      </w:pPr>
+      <w:r>
+        <w:rPr>
+          <w:rFonts w:eastAsia="Times New Roman" w:cs="Times New Roman"/>
+          <w:color w:val="000000" w:themeColor="text1"/>
+          <w:szCs w:val="24"/>
+        </w:rPr>
+        <w:t>Кольцевой список п</w:t>
+      </w:r>
+      <w:r>
+        <w:rPr>
+          <w:rFonts w:eastAsia="Times New Roman" w:cs="Times New Roman"/>
+          <w:color w:val="000000" w:themeColor="text1"/>
+          <w:szCs w:val="24"/>
+        </w:rPr>
+        <w:t xml:space="preserve">редставляет </w:t>
+      </w:r>
+      <w:r>
+        <w:rPr>
+          <w:rFonts w:eastAsia="Times New Roman" w:cs="Times New Roman"/>
+          <w:color w:val="000000" w:themeColor="text1"/>
+          <w:szCs w:val="24"/>
+        </w:rPr>
+        <w:t>собой</w:t>
+      </w:r>
+      <w:r>
+        <w:rPr>
+          <w:rFonts w:eastAsia="Times New Roman" w:cs="Times New Roman"/>
+          <w:color w:val="000000" w:themeColor="text1"/>
+          <w:szCs w:val="24"/>
+        </w:rPr>
+        <w:t xml:space="preserve"> закольцованный список с головой. </w:t>
+      </w:r>
+      <w:r>
+        <w:rPr>
+          <w:rFonts w:eastAsia="Times New Roman" w:cs="Times New Roman"/>
+          <w:color w:val="000000" w:themeColor="text1"/>
+          <w:szCs w:val="24"/>
+        </w:rPr>
+        <w:t>То есть послед</w:t>
+      </w:r>
+      <w:r>
+        <w:rPr>
+          <w:rFonts w:eastAsia="Times New Roman" w:cs="Times New Roman"/>
+          <w:color w:val="000000" w:themeColor="text1"/>
+          <w:szCs w:val="24"/>
+        </w:rPr>
+        <w:t>ний элемент указывает на голову</w:t>
+      </w:r>
+      <w:r>
+        <w:rPr>
+          <w:rFonts w:eastAsia="Times New Roman" w:cs="Times New Roman"/>
+          <w:color w:val="000000" w:themeColor="text1"/>
+          <w:szCs w:val="24"/>
+        </w:rPr>
+        <w:t>.</w:t>
+      </w:r>
+    </w:p>
+    <w:p>
+      <w:pPr>
+        <w:ind w:firstLine="567"/>
+        <w:rPr>
+          <w:rFonts w:eastAsia="Times New Roman" w:cs="Times New Roman"/>
+          <w:color w:val="000000" w:themeColor="text1"/>
+          <w:szCs w:val="24"/>
+        </w:rPr>
+      </w:pPr>
+      <w:r>
+        <w:rPr>
+          <w:rFonts w:eastAsia="Times New Roman" w:cs="Times New Roman"/>
+          <w:noProof/>
+          <w:color w:val="000000" w:themeColor="text1"/>
+          <w:szCs w:val="24"/>
+          <w:lang w:eastAsia="ru-RU"/>
+        </w:rPr>
+        <w:lastRenderedPageBreak/>
+        <w:drawing>
+          <wp:inline distT="0" distB="0" distL="0" distR="0">
+            <wp:extent cx="5029200" cy="1366173"/>
+            <wp:effectExtent l="0" t="0" r="0" b="0"/>
+            <wp:docPr id="7" name="Рисунок 7"/>
+            <wp:cNvGraphicFramePr>
+              <a:graphicFrameLocks xmlns:a="http://schemas.openxmlformats.org/drawingml/2006/main" noChangeAspect="1"/>
+            </wp:cNvGraphicFramePr>
+            <a:graphic xmlns:a="http://schemas.openxmlformats.org/drawingml/2006/main">
+              <a:graphicData uri="http://schemas.openxmlformats.org/drawingml/2006/picture">
+                <pic:pic xmlns:pic="http://schemas.openxmlformats.org/drawingml/2006/picture">
+                  <pic:nvPicPr>
+                    <pic:cNvPr id="0" name=""/>
+                    <pic:cNvPicPr/>
+                  </pic:nvPicPr>
+                  <pic:blipFill>
+                    <a:blip r:embed="rId37" cstate="print"/>
+                    <a:stretch>
+                      <a:fillRect/>
+                    </a:stretch>
+                  </pic:blipFill>
+                  <pic:spPr>
+                    <a:xfrm>
+                      <a:off x="0" y="0"/>
                       <a:ext cx="5041638" cy="1369552"/>
                     </a:xfrm>
                     <a:prstGeom prst="rect">
@@ -6442,7 +6445,7 @@
         <w:lastRenderedPageBreak/>
         <w:t>Описание программной реализации</w:t>
       </w:r>
-      <w:bookmarkEnd w:id="23"/>
+      <w:bookmarkEnd w:id="24"/>
       <w:bookmarkEnd w:id="31"/>
     </w:p>
     <w:p>
@@ -6510,10 +6513,10 @@
                     <pic:cNvPicPr/>
                   </pic:nvPicPr>
                   <pic:blipFill>
-                    <a:blip r:embed="rId37" cstate="print">
+                    <a:blip r:embed="rId38" cstate="print">
                       <a:extLst>
                         <a:ext uri="{28A0092B-C50C-407E-A947-70E740481C1C}">
-                          <a14:useLocalDpi xmlns:a14="http://schemas.microsoft.com/office/drawing/2010/main" xmlns:wps="http://schemas.microsoft.com/office/word/2010/wordprocessingShape" xmlns:wpi="http://schemas.microsoft.com/office/word/2010/wordprocessingInk" xmlns:wpg="http://schemas.microsoft.com/office/word/2010/wordprocessingGroup" xmlns:w14="http://schemas.microsoft.com/office/word/2010/wordml" xmlns:w="http://schemas.openxmlformats.org/wordprocessingml/2006/main" xmlns:w10="urn:schemas-microsoft-com:office:word" xmlns:wp14="http://schemas.microsoft.com/office/word/2010/wordprocessingDrawing" xmlns:v="urn:schemas-microsoft-com:vml" xmlns:o="urn:schemas-microsoft-com:office:office" xmlns:mc="http://schemas.openxmlformats.org/markup-compatibility/2006" xmlns:wpc="http://schemas.microsoft.com/office/word/2010/wordprocessingCanvas" xmlns="" val="0"/>
+                          <a14:useLocalDpi xmlns:a14="http://schemas.microsoft.com/office/drawing/2010/main" val="0"/>
                         </a:ext>
                       </a:extLst>
                     </a:blip>
@@ -6556,8 +6559,8 @@
           <w:lang w:val="en-US"/>
         </w:rPr>
       </w:pPr>
-      <w:bookmarkStart w:id="35" w:name="_Toc190682991"/>
-      <w:bookmarkStart w:id="36" w:name="_Toc195520004"/>
+      <w:bookmarkStart w:id="35" w:name="_Toc195520004"/>
+      <w:bookmarkStart w:id="36" w:name="_Toc190682991"/>
       <w:r>
         <w:t xml:space="preserve">Описание структуры </w:t>
       </w:r>
@@ -6567,7 +6570,7 @@
         </w:rPr>
         <w:t>TNode</w:t>
       </w:r>
-      <w:bookmarkEnd w:id="36"/>
+      <w:bookmarkEnd w:id="35"/>
     </w:p>
     <w:p>
       <w:pPr>
@@ -6852,7 +6855,7 @@
         </w:rPr>
         <w:t>List</w:t>
       </w:r>
-      <w:bookmarkEnd w:id="35"/>
+      <w:bookmarkEnd w:id="36"/>
       <w:bookmarkEnd w:id="37"/>
     </w:p>
     <w:p>
@@ -8002,7 +8005,6 @@
     </w:p>
     <w:p>
       <w:r>
-        <w:tab/>
         <w:t>Удаление листа</w:t>
       </w:r>
     </w:p>
@@ -8012,9 +8014,6 @@
       </w:r>
     </w:p>
     <w:p>
-      <w:pPr>
-        <w:ind w:left="707"/>
-      </w:pPr>
       <w:proofErr w:type="gramStart"/>
       <w:r>
         <w:rPr>
@@ -8044,7 +8043,6 @@
     </w:p>
     <w:p>
       <w:pPr>
-        <w:ind w:left="707"/>
         <w:rPr>
           <w:lang w:val="en-US"/>
         </w:rPr>
@@ -8082,9 +8080,6 @@
     </w:p>
     <w:p>
       <w:r>
-        <w:tab/>
-      </w:r>
-      <w:r>
         <w:t>Присваивание другого листа</w:t>
       </w:r>
       <w:r>
@@ -8097,9 +8092,6 @@
       </w:r>
     </w:p>
     <w:p>
-      <w:pPr>
-        <w:ind w:left="707"/>
-      </w:pPr>
       <w:r>
         <w:rPr>
           <w:rStyle w:val="aa"/>
@@ -8116,9 +8108,6 @@
       </w:r>
     </w:p>
     <w:p>
-      <w:pPr>
-        <w:ind w:left="707"/>
-      </w:pPr>
       <w:r>
         <w:t>Список.</w:t>
       </w:r>
@@ -8146,9 +8135,6 @@
       </w:r>
     </w:p>
     <w:p>
-      <w:pPr>
-        <w:ind w:left="707"/>
-      </w:pPr>
       <w:r>
         <w:t>Сравнение листов на равенство.</w:t>
       </w:r>
@@ -8159,9 +8145,7 @@
       </w:r>
     </w:p>
     <w:p>
-      <w:pPr>
-        <w:ind w:left="707"/>
-      </w:pPr>
+      <w:proofErr w:type="gramStart"/>
       <w:r>
         <w:rPr>
           <w:rStyle w:val="aa"/>
@@ -8169,6 +8153,7 @@
         </w:rPr>
         <w:t>list</w:t>
       </w:r>
+      <w:proofErr w:type="gramEnd"/>
       <w:r>
         <w:rPr>
           <w:rStyle w:val="aa"/>
@@ -8188,9 +8173,6 @@
       </w:r>
     </w:p>
     <w:p>
-      <w:r>
-        <w:tab/>
-      </w:r>
       <w:r>
         <w:t>Буле</w:t>
       </w:r>
@@ -8241,9 +8223,6 @@
       </w:r>
     </w:p>
     <w:p>
-      <w:pPr>
-        <w:ind w:left="708" w:firstLine="708"/>
-      </w:pPr>
       <w:r>
         <w:t>Подсчёт звеньев.</w:t>
       </w:r>
@@ -8257,9 +8236,6 @@
       </w:r>
     </w:p>
     <w:p>
-      <w:pPr>
-        <w:ind w:left="707"/>
-      </w:pPr>
       <w:r>
         <w:t>Отсутствуют.</w:t>
       </w:r>
@@ -8280,7 +8256,6 @@
       </w:pPr>
       <w:r>
         <w:lastRenderedPageBreak/>
-        <w:tab/>
         <w:t>Число</w:t>
       </w:r>
       <w:r>
@@ -8328,9 +8303,6 @@
       </w:r>
     </w:p>
     <w:p>
-      <w:pPr>
-        <w:ind w:left="707"/>
-      </w:pPr>
       <w:r>
         <w:t>Вставка данных и ключа, как узла в начало списка.</w:t>
       </w:r>
@@ -8341,9 +8313,6 @@
       </w:r>
     </w:p>
     <w:p>
-      <w:pPr>
-        <w:ind w:left="707"/>
-      </w:pPr>
       <w:r>
         <w:rPr>
           <w:rStyle w:val="aa"/>
@@ -8364,9 +8333,6 @@
       </w:r>
     </w:p>
     <w:p>
-      <w:pPr>
-        <w:ind w:left="707"/>
-      </w:pPr>
       <w:r>
         <w:rPr>
           <w:rStyle w:val="aa"/>
@@ -8410,7 +8376,6 @@
     </w:p>
     <w:p>
       <w:pPr>
-        <w:ind w:left="707"/>
         <w:rPr>
           <w:lang w:val="en-US"/>
         </w:rPr>
@@ -8448,9 +8413,6 @@
       </w:r>
     </w:p>
     <w:p>
-      <w:pPr>
-        <w:ind w:left="707"/>
-      </w:pPr>
       <w:r>
         <w:t>Вставка данных и ключа, как узла в конец списка.</w:t>
       </w:r>
@@ -8461,9 +8423,6 @@
       </w:r>
     </w:p>
     <w:p>
-      <w:pPr>
-        <w:ind w:left="707"/>
-      </w:pPr>
       <w:r>
         <w:rPr>
           <w:rStyle w:val="aa"/>
@@ -8481,9 +8440,6 @@
       </w:r>
     </w:p>
     <w:p>
-      <w:pPr>
-        <w:ind w:left="707"/>
-      </w:pPr>
       <w:r>
         <w:rPr>
           <w:rStyle w:val="aa"/>
@@ -8500,9 +8456,6 @@
       </w:r>
     </w:p>
     <w:p>
-      <w:pPr>
-        <w:ind w:left="707"/>
-      </w:pPr>
       <w:r>
         <w:t>Отсутствуют.</w:t>
       </w:r>
@@ -8528,9 +8481,6 @@
       </w:r>
     </w:p>
     <w:p>
-      <w:pPr>
-        <w:ind w:left="707"/>
-      </w:pPr>
       <w:r>
         <w:t>Удаление звена с конца.</w:t>
       </w:r>
@@ -8541,9 +8491,6 @@
       </w:r>
     </w:p>
     <w:p>
-      <w:pPr>
-        <w:ind w:left="707"/>
-      </w:pPr>
       <w:r>
         <w:t>Отсутствуют.</w:t>
       </w:r>
@@ -8555,9 +8502,6 @@
     </w:p>
     <w:p>
       <w:r>
-        <w:tab/>
-      </w:r>
-      <w:r>
         <w:t>Отсутствуют.</w:t>
       </w:r>
     </w:p>
@@ -8585,9 +8529,6 @@
       </w:r>
     </w:p>
     <w:p>
-      <w:pPr>
-        <w:ind w:left="707"/>
-      </w:pPr>
       <w:r>
         <w:t>Удаление звена с начала списка.</w:t>
       </w:r>
@@ -8598,9 +8539,6 @@
       </w:r>
     </w:p>
     <w:p>
-      <w:pPr>
-        <w:ind w:left="707"/>
-      </w:pPr>
       <w:r>
         <w:t>Отсутствуют.</w:t>
       </w:r>
@@ -8612,7 +8550,6 @@
     </w:p>
     <w:p>
       <w:r>
-        <w:tab/>
         <w:t>Отсутствуют.</w:t>
       </w:r>
     </w:p>
@@ -8637,6 +8574,9 @@
       </w:r>
     </w:p>
     <w:p>
+      <w:pPr>
+        <w:ind w:firstLine="0"/>
+      </w:pPr>
       <w:r>
         <w:tab/>
         <w:t>Проверка на пустоту</w:t>
@@ -8648,9 +8588,6 @@
       </w:r>
     </w:p>
     <w:p>
-      <w:pPr>
-        <w:ind w:left="707"/>
-      </w:pPr>
       <w:r>
         <w:t>Отсутствуют.</w:t>
       </w:r>
@@ -8663,7 +8600,6 @@
     </w:p>
     <w:p>
       <w:r>
-        <w:tab/>
         <w:t>Буле</w:t>
       </w:r>
       <w:r>
@@ -8705,9 +8641,6 @@
       </w:r>
     </w:p>
     <w:p>
-      <w:pPr>
-        <w:ind w:left="707"/>
-      </w:pPr>
       <w:r>
         <w:t>Поиск звена с заданным ключом.</w:t>
       </w:r>
@@ -8718,9 +8651,6 @@
       </w:r>
     </w:p>
     <w:p>
-      <w:pPr>
-        <w:ind w:left="707"/>
-      </w:pPr>
       <w:r>
         <w:rPr>
           <w:rStyle w:val="aa"/>
@@ -8740,9 +8670,6 @@
       </w:r>
     </w:p>
     <w:p>
-      <w:pPr>
-        <w:ind w:left="707"/>
-      </w:pPr>
       <w:r>
         <w:t>Указатель на звено с заданным ключом.</w:t>
       </w:r>
@@ -8769,9 +8696,6 @@
       </w:r>
     </w:p>
     <w:p>
-      <w:pPr>
-        <w:ind w:left="707"/>
-      </w:pPr>
       <w:r>
         <w:t>Получение ключа первого элемента.</w:t>
       </w:r>
@@ -8782,9 +8706,6 @@
       </w:r>
     </w:p>
     <w:p>
-      <w:pPr>
-        <w:ind w:left="707"/>
-      </w:pPr>
       <w:r>
         <w:t>Отсутствуют.</w:t>
       </w:r>
@@ -8795,9 +8716,6 @@
       </w:r>
     </w:p>
     <w:p>
-      <w:pPr>
-        <w:ind w:left="707"/>
-      </w:pPr>
       <w:r>
         <w:t>Ключ первого элемента.</w:t>
       </w:r>
@@ -8823,9 +8741,6 @@
       </w:r>
     </w:p>
     <w:p>
-      <w:pPr>
-        <w:ind w:left="707"/>
-      </w:pPr>
       <w:r>
         <w:t>Получение ключа текущего элемента.</w:t>
       </w:r>
@@ -8836,9 +8751,6 @@
       </w:r>
     </w:p>
     <w:p>
-      <w:pPr>
-        <w:ind w:left="707"/>
-      </w:pPr>
       <w:r>
         <w:t>Отсутствуют.</w:t>
       </w:r>
@@ -8850,7 +8762,6 @@
     </w:p>
     <w:p>
       <w:pPr>
-        <w:ind w:left="707"/>
         <w:rPr>
           <w:lang w:val="en-US"/>
         </w:rPr>
@@ -8906,9 +8817,6 @@
       </w:r>
     </w:p>
     <w:p>
-      <w:pPr>
-        <w:ind w:left="707"/>
-      </w:pPr>
       <w:r>
         <w:t>Вставка данных и ключа, как узла</w:t>
       </w:r>
@@ -8925,9 +8833,6 @@
       </w:r>
     </w:p>
     <w:p>
-      <w:pPr>
-        <w:ind w:left="707"/>
-      </w:pPr>
       <w:r>
         <w:rPr>
           <w:rStyle w:val="aa"/>
@@ -8942,9 +8847,6 @@
       </w:r>
     </w:p>
     <w:p>
-      <w:pPr>
-        <w:ind w:left="707"/>
-      </w:pPr>
       <w:r>
         <w:rPr>
           <w:rStyle w:val="aa"/>
@@ -8956,9 +8858,6 @@
       </w:r>
     </w:p>
     <w:p>
-      <w:pPr>
-        <w:ind w:left="707"/>
-      </w:pPr>
       <w:r>
         <w:rPr>
           <w:rStyle w:val="aa"/>
@@ -8984,17 +8883,18 @@
     </w:p>
     <w:p>
       <w:pPr>
-        <w:ind w:left="707"/>
-        <w:rPr>
-          <w:lang w:val="en-US"/>
-        </w:rPr>
-      </w:pPr>
+        <w:rPr>
+          <w:lang w:val="en-US"/>
+        </w:rPr>
+      </w:pPr>
+      <w:proofErr w:type="gramStart"/>
       <w:r>
         <w:rPr>
           <w:lang w:val="en-US"/>
         </w:rPr>
         <w:t>Отсутствуют.</w:t>
       </w:r>
+      <w:proofErr w:type="gramEnd"/>
     </w:p>
     <w:p>
       <w:pPr>
@@ -9019,9 +8919,6 @@
       </w:r>
     </w:p>
     <w:p>
-      <w:pPr>
-        <w:ind w:left="707"/>
-      </w:pPr>
       <w:r>
         <w:t>Вставк</w:t>
       </w:r>
@@ -9038,9 +8935,6 @@
       </w:r>
     </w:p>
     <w:p>
-      <w:pPr>
-        <w:ind w:left="707"/>
-      </w:pPr>
       <w:r>
         <w:rPr>
           <w:rStyle w:val="aa"/>
@@ -9053,9 +8947,6 @@
       </w:r>
     </w:p>
     <w:p>
-      <w:pPr>
-        <w:ind w:left="707"/>
-      </w:pPr>
       <w:r>
         <w:rPr>
           <w:rStyle w:val="aa"/>
@@ -9067,9 +8958,6 @@
       </w:r>
     </w:p>
     <w:p>
-      <w:pPr>
-        <w:ind w:left="707"/>
-      </w:pPr>
       <w:r>
         <w:rPr>
           <w:rStyle w:val="aa"/>
@@ -9089,9 +8977,6 @@
       </w:r>
     </w:p>
     <w:p>
-      <w:pPr>
-        <w:ind w:left="707"/>
-      </w:pPr>
       <w:r>
         <w:t>Отсутствуют.</w:t>
       </w:r>
@@ -9176,9 +9061,6 @@
       </w:r>
     </w:p>
     <w:p>
-      <w:pPr>
-        <w:ind w:left="707"/>
-      </w:pPr>
       <w:r>
         <w:t>Удаление элемента с заданным ключом</w:t>
       </w:r>
@@ -9189,9 +9071,6 @@
       </w:r>
     </w:p>
     <w:p>
-      <w:pPr>
-        <w:ind w:left="707"/>
-      </w:pPr>
       <w:r>
         <w:rPr>
           <w:rStyle w:val="aa"/>
@@ -9208,9 +9087,6 @@
       </w:r>
     </w:p>
     <w:p>
-      <w:pPr>
-        <w:ind w:left="707"/>
-      </w:pPr>
       <w:r>
         <w:t>Отсутствуют.</w:t>
       </w:r>
@@ -9236,9 +9112,6 @@
       </w:r>
     </w:p>
     <w:p>
-      <w:pPr>
-        <w:ind w:left="707"/>
-      </w:pPr>
       <w:r>
         <w:t>Установка указателя на текущее звено на следующее звено.</w:t>
       </w:r>
@@ -9249,9 +9122,6 @@
       </w:r>
     </w:p>
     <w:p>
-      <w:pPr>
-        <w:ind w:left="707"/>
-      </w:pPr>
       <w:r>
         <w:t>Отсутствуют.</w:t>
       </w:r>
@@ -9262,9 +9132,6 @@
       </w:r>
     </w:p>
     <w:p>
-      <w:pPr>
-        <w:ind w:left="707"/>
-      </w:pPr>
       <w:r>
         <w:t>Отсутствуют.</w:t>
       </w:r>
@@ -9290,9 +9157,6 @@
       </w:r>
     </w:p>
     <w:p>
-      <w:pPr>
-        <w:ind w:left="707"/>
-      </w:pPr>
       <w:r>
         <w:t>Сбрасывает указатель на текущий элемент на указатель на начало.</w:t>
       </w:r>
@@ -9303,9 +9167,6 @@
       </w:r>
     </w:p>
     <w:p>
-      <w:pPr>
-        <w:ind w:left="707"/>
-      </w:pPr>
       <w:r>
         <w:t>Отсутствуют.</w:t>
       </w:r>
@@ -9316,9 +9177,6 @@
       </w:r>
     </w:p>
     <w:p>
-      <w:pPr>
-        <w:ind w:left="707"/>
-      </w:pPr>
       <w:r>
         <w:t>Отсутствуют.</w:t>
       </w:r>
@@ -9388,7 +9246,7 @@
     </w:p>
     <w:p>
       <w:pPr>
-        <w:ind w:left="707"/>
+        <w:ind w:left="707" w:firstLine="0"/>
       </w:pPr>
       <w:r>
         <w:t>Проверка указателя на текущий элемент на равенство указателю на окончание.</w:t>
@@ -9400,9 +9258,6 @@
       </w:r>
     </w:p>
     <w:p>
-      <w:pPr>
-        <w:ind w:left="707"/>
-      </w:pPr>
       <w:r>
         <w:t>Отсутствуют.</w:t>
       </w:r>
@@ -9413,9 +9268,6 @@
       </w:r>
     </w:p>
     <w:p>
-      <w:pPr>
-        <w:ind w:left="707"/>
-      </w:pPr>
       <w:r>
         <w:t>Буле</w:t>
       </w:r>
@@ -9444,7 +9296,6 @@
         <w:rPr>
           <w:lang w:val="en-US"/>
         </w:rPr>
-        <w:lastRenderedPageBreak/>
         <w:t>Описание класса HeadList</w:t>
       </w:r>
       <w:bookmarkEnd w:id="38"/>
@@ -9489,6 +9340,7 @@
           <w:szCs w:val="20"/>
           <w:lang w:val="en-US"/>
         </w:rPr>
+        <w:lastRenderedPageBreak/>
         <w:t>class HeadList :public List&lt;T&gt;</w:t>
       </w:r>
     </w:p>
@@ -9787,9 +9639,11 @@
           <w:lang w:val="en-US"/>
         </w:rPr>
       </w:pPr>
+      <w:proofErr w:type="gramStart"/>
       <w:r>
         <w:rPr>
           <w:rStyle w:val="aa"/>
+          <w:lang w:val="en-US"/>
         </w:rPr>
         <w:t>HeadList</w:t>
       </w:r>
@@ -9800,9 +9654,11 @@
         </w:rPr>
         <w:t>(</w:t>
       </w:r>
+      <w:proofErr w:type="gramEnd"/>
       <w:r>
         <w:rPr>
           <w:rStyle w:val="aa"/>
+          <w:lang w:val="en-US"/>
         </w:rPr>
         <w:t>const</w:t>
       </w:r>
@@ -9816,6 +9672,7 @@
       <w:r>
         <w:rPr>
           <w:rStyle w:val="aa"/>
+          <w:lang w:val="en-US"/>
         </w:rPr>
         <w:t>HeadList</w:t>
       </w:r>
@@ -9829,6 +9686,7 @@
       <w:r>
         <w:rPr>
           <w:rStyle w:val="aa"/>
+          <w:lang w:val="en-US"/>
         </w:rPr>
         <w:t>T</w:t>
       </w:r>
@@ -9842,6 +9700,7 @@
       <w:r>
         <w:rPr>
           <w:rStyle w:val="aa"/>
+          <w:lang w:val="en-US"/>
         </w:rPr>
         <w:t>hlist</w:t>
       </w:r>
@@ -9921,9 +9780,6 @@
       </w:r>
     </w:p>
     <w:p>
-      <w:pPr>
-        <w:ind w:left="707"/>
-      </w:pPr>
       <w:r>
         <w:t>Вставка данных и ключа, как узла в начало списка.</w:t>
       </w:r>
@@ -9934,9 +9790,6 @@
       </w:r>
     </w:p>
     <w:p>
-      <w:pPr>
-        <w:ind w:left="707"/>
-      </w:pPr>
       <w:r>
         <w:rPr>
           <w:rStyle w:val="aa"/>
@@ -9948,9 +9801,6 @@
       </w:r>
     </w:p>
     <w:p>
-      <w:pPr>
-        <w:ind w:left="707"/>
-      </w:pPr>
       <w:r>
         <w:rPr>
           <w:rStyle w:val="aa"/>
@@ -9967,9 +9817,6 @@
       </w:r>
     </w:p>
     <w:p>
-      <w:pPr>
-        <w:ind w:left="707"/>
-      </w:pPr>
       <w:r>
         <w:t>Отсутствуют.</w:t>
       </w:r>
@@ -9995,9 +9842,6 @@
       </w:r>
     </w:p>
     <w:p>
-      <w:pPr>
-        <w:ind w:left="707"/>
-      </w:pPr>
       <w:r>
         <w:t>Удаление звена с начала списка.</w:t>
       </w:r>
@@ -10008,9 +9852,6 @@
       </w:r>
     </w:p>
     <w:p>
-      <w:pPr>
-        <w:ind w:left="707"/>
-      </w:pPr>
       <w:r>
         <w:t>Отсутствуют.</w:t>
       </w:r>
@@ -10027,7 +9868,6 @@
         </w:rPr>
       </w:pPr>
       <w:r>
-        <w:tab/>
         <w:t>Отсутствуют</w:t>
       </w:r>
       <w:r>
@@ -10061,39 +9901,32 @@
     </w:p>
     <w:p>
       <w:r>
-        <w:tab/>
         <w:t>Присваивание другого листа.</w:t>
       </w:r>
     </w:p>
     <w:p>
       <w:r>
+        <w:t>Входные параметры:</w:t>
+      </w:r>
+    </w:p>
+    <w:p>
+      <w:r>
+        <w:rPr>
+          <w:rStyle w:val="aa"/>
+        </w:rPr>
+        <w:t>list</w:t>
+      </w:r>
+      <w:r>
+        <w:t xml:space="preserve"> – список с головой.</w:t>
+      </w:r>
+    </w:p>
+    <w:p>
+      <w:r>
         <w:lastRenderedPageBreak/>
-        <w:t>Входные параметры:</w:t>
-      </w:r>
-    </w:p>
-    <w:p>
-      <w:pPr>
-        <w:ind w:left="707"/>
-      </w:pPr>
-      <w:r>
-        <w:rPr>
-          <w:rStyle w:val="aa"/>
-        </w:rPr>
-        <w:t>list</w:t>
-      </w:r>
-      <w:r>
-        <w:t xml:space="preserve"> – список с головой.</w:t>
-      </w:r>
-    </w:p>
-    <w:p>
-      <w:r>
         <w:t>Выходные параметры:</w:t>
       </w:r>
     </w:p>
     <w:p>
-      <w:pPr>
-        <w:ind w:left="707"/>
-      </w:pPr>
       <w:r>
         <w:t>Список с головой.</w:t>
       </w:r>
@@ -10420,9 +10253,11 @@
           <w:lang w:val="en-US"/>
         </w:rPr>
       </w:pPr>
+      <w:proofErr w:type="gramStart"/>
       <w:r>
         <w:rPr>
           <w:rStyle w:val="aa"/>
+          <w:lang w:val="en-US"/>
         </w:rPr>
         <w:t>RingList</w:t>
       </w:r>
@@ -10433,9 +10268,11 @@
         </w:rPr>
         <w:t>(</w:t>
       </w:r>
+      <w:proofErr w:type="gramEnd"/>
       <w:r>
         <w:rPr>
           <w:rStyle w:val="aa"/>
+          <w:lang w:val="en-US"/>
         </w:rPr>
         <w:t>const</w:t>
       </w:r>
@@ -10449,6 +10286,7 @@
       <w:r>
         <w:rPr>
           <w:rStyle w:val="aa"/>
+          <w:lang w:val="en-US"/>
         </w:rPr>
         <w:t>RingList</w:t>
       </w:r>
@@ -10462,6 +10300,7 @@
       <w:r>
         <w:rPr>
           <w:rStyle w:val="aa"/>
+          <w:lang w:val="en-US"/>
         </w:rPr>
         <w:t>T</w:t>
       </w:r>
@@ -10475,6 +10314,7 @@
       <w:r>
         <w:rPr>
           <w:rStyle w:val="aa"/>
+          <w:lang w:val="en-US"/>
         </w:rPr>
         <w:t>rlist</w:t>
       </w:r>
@@ -10548,9 +10388,6 @@
       </w:r>
     </w:p>
     <w:p>
-      <w:pPr>
-        <w:ind w:left="707"/>
-      </w:pPr>
       <w:r>
         <w:t>Вставка данных и ключа, как узла в начало списка.</w:t>
       </w:r>
@@ -10561,9 +10398,6 @@
       </w:r>
     </w:p>
     <w:p>
-      <w:pPr>
-        <w:ind w:left="707"/>
-      </w:pPr>
       <w:r>
         <w:rPr>
           <w:rStyle w:val="aa"/>
@@ -10575,9 +10409,6 @@
       </w:r>
     </w:p>
     <w:p>
-      <w:pPr>
-        <w:ind w:left="707"/>
-      </w:pPr>
       <w:r>
         <w:rPr>
           <w:rStyle w:val="aa"/>
@@ -10594,9 +10425,6 @@
       </w:r>
     </w:p>
     <w:p>
-      <w:pPr>
-        <w:ind w:left="707"/>
-      </w:pPr>
       <w:r>
         <w:t>Отсутствуют.</w:t>
       </w:r>
@@ -10655,9 +10483,6 @@
       </w:r>
     </w:p>
     <w:p>
-      <w:pPr>
-        <w:ind w:left="707"/>
-      </w:pPr>
       <w:r>
         <w:t>Удаление звена с начала списка.</w:t>
       </w:r>
@@ -10668,9 +10493,6 @@
       </w:r>
     </w:p>
     <w:p>
-      <w:pPr>
-        <w:ind w:left="707"/>
-      </w:pPr>
       <w:r>
         <w:t>Отсутствуют.</w:t>
       </w:r>
@@ -10686,15 +10508,14 @@
           <w:lang w:val="en-US"/>
         </w:rPr>
       </w:pPr>
-      <w:r>
-        <w:tab/>
-      </w:r>
+      <w:proofErr w:type="gramStart"/>
       <w:r>
         <w:rPr>
           <w:lang w:val="en-US"/>
         </w:rPr>
         <w:t>Отсутствуют.</w:t>
       </w:r>
+      <w:proofErr w:type="gramEnd"/>
     </w:p>
     <w:p>
       <w:pPr>
@@ -10715,14 +10536,98 @@
     </w:p>
     <w:p>
       <w:r>
+        <w:t xml:space="preserve">Назначение: </w:t>
+      </w:r>
+    </w:p>
+    <w:p>
+      <w:r>
+        <w:t>Присваивание другого листа.</w:t>
+      </w:r>
+    </w:p>
+    <w:p>
+      <w:r>
         <w:lastRenderedPageBreak/>
+        <w:t>Входные параметры:</w:t>
+      </w:r>
+    </w:p>
+    <w:p>
+      <w:r>
+        <w:rPr>
+          <w:rStyle w:val="aa"/>
+        </w:rPr>
+        <w:t xml:space="preserve">list </w:t>
+      </w:r>
+      <w:r>
+        <w:t xml:space="preserve">– </w:t>
+      </w:r>
+      <w:r>
+        <w:t>кольцевой список</w:t>
+      </w:r>
+      <w:r>
+        <w:t>.</w:t>
+      </w:r>
+    </w:p>
+    <w:p>
+      <w:r>
+        <w:t>Выходные параметры:</w:t>
+      </w:r>
+    </w:p>
+    <w:p>
+      <w:pPr>
+        <w:rPr>
+          <w:lang w:val="en-US"/>
+        </w:rPr>
+      </w:pPr>
+      <w:r>
+        <w:t>Кольцевой</w:t>
+      </w:r>
+      <w:r>
+        <w:rPr>
+          <w:lang w:val="en-US"/>
+        </w:rPr>
+        <w:t xml:space="preserve"> </w:t>
+      </w:r>
+      <w:r>
+        <w:t>список</w:t>
+      </w:r>
+      <w:r>
+        <w:rPr>
+          <w:lang w:val="en-US"/>
+        </w:rPr>
+        <w:t>.</w:t>
+      </w:r>
+      <w:r>
+        <w:rPr>
+          <w:lang w:val="en-US"/>
+        </w:rPr>
+        <w:t xml:space="preserve"> </w:t>
+      </w:r>
+    </w:p>
+    <w:p>
+      <w:pPr>
+        <w:pStyle w:val="a8"/>
+        <w:ind w:firstLine="567"/>
+        <w:rPr>
+          <w:u w:val="single"/>
+          <w:lang w:val="en-US"/>
+        </w:rPr>
+      </w:pPr>
+      <w:r>
+        <w:rPr>
+          <w:u w:val="single"/>
+          <w:lang w:val="en-US"/>
+        </w:rPr>
+        <w:t>void PushBack(const T&amp; val, const int&amp; key)</w:t>
+      </w:r>
+    </w:p>
+    <w:p>
+      <w:r>
         <w:t xml:space="preserve">Назначение: </w:t>
       </w:r>
     </w:p>
     <w:p>
       <w:r>
-        <w:tab/>
-        <w:t>Присваивание другого листа.</w:t>
+        <w:t>Вставка данных и ключа, как узла в конец списка.</w:t>
       </w:r>
     </w:p>
     <w:p>
@@ -10731,23 +10636,25 @@
       </w:r>
     </w:p>
     <w:p>
-      <w:pPr>
-        <w:ind w:left="707"/>
-      </w:pPr>
       <w:r>
         <w:rPr>
           <w:rStyle w:val="aa"/>
         </w:rPr>
-        <w:t xml:space="preserve">list </w:t>
-      </w:r>
-      <w:r>
-        <w:t xml:space="preserve">– </w:t>
-      </w:r>
-      <w:r>
-        <w:t>кольцевой список</w:t>
-      </w:r>
-      <w:r>
-        <w:t>.</w:t>
+        <w:t>val</w:t>
+      </w:r>
+      <w:r>
+        <w:t xml:space="preserve"> – данные;</w:t>
+      </w:r>
+    </w:p>
+    <w:p>
+      <w:r>
+        <w:rPr>
+          <w:rStyle w:val="aa"/>
+        </w:rPr>
+        <w:t>key</w:t>
+      </w:r>
+      <w:r>
+        <w:t xml:space="preserve"> – ключ.</w:t>
       </w:r>
     </w:p>
     <w:p>
@@ -10756,35 +10663,8 @@
       </w:r>
     </w:p>
     <w:p>
-      <w:pPr>
-        <w:ind w:left="707"/>
-        <w:rPr>
-          <w:lang w:val="en-US"/>
-        </w:rPr>
-      </w:pPr>
-      <w:r>
-        <w:t>Кольцевой</w:t>
-      </w:r>
-      <w:r>
-        <w:rPr>
-          <w:lang w:val="en-US"/>
-        </w:rPr>
-        <w:t xml:space="preserve"> </w:t>
-      </w:r>
-      <w:r>
-        <w:t>список</w:t>
-      </w:r>
-      <w:r>
-        <w:rPr>
-          <w:lang w:val="en-US"/>
-        </w:rPr>
-        <w:t>.</w:t>
-      </w:r>
-      <w:r>
-        <w:rPr>
-          <w:lang w:val="en-US"/>
-        </w:rPr>
-        <w:t xml:space="preserve"> </w:t>
+      <w:r>
+        <w:t>Отсутствуют.</w:t>
       </w:r>
     </w:p>
     <w:p>
@@ -10793,28 +10673,23 @@
         <w:ind w:firstLine="567"/>
         <w:rPr>
           <w:u w:val="single"/>
-          <w:lang w:val="en-US"/>
         </w:rPr>
       </w:pPr>
       <w:r>
         <w:rPr>
           <w:u w:val="single"/>
-          <w:lang w:val="en-US"/>
-        </w:rPr>
-        <w:t>void PushBack(const T&amp; val, const int&amp; key)</w:t>
-      </w:r>
-    </w:p>
-    <w:p>
-      <w:r>
-        <w:t xml:space="preserve">Назначение: </w:t>
-      </w:r>
-    </w:p>
-    <w:p>
-      <w:pPr>
-        <w:ind w:left="707"/>
-      </w:pPr>
-      <w:r>
-        <w:t>Вставка данных и ключа, как узла в конец списка.</w:t>
+        </w:rPr>
+        <w:t>void PopBack()</w:t>
+      </w:r>
+    </w:p>
+    <w:p>
+      <w:r>
+        <w:t>Назначение:</w:t>
+      </w:r>
+    </w:p>
+    <w:p>
+      <w:r>
+        <w:t>Удаление звена с конца.</w:t>
       </w:r>
     </w:p>
     <w:p>
@@ -10823,31 +10698,8 @@
       </w:r>
     </w:p>
     <w:p>
-      <w:pPr>
-        <w:ind w:left="707"/>
-      </w:pPr>
-      <w:r>
-        <w:rPr>
-          <w:rStyle w:val="aa"/>
-        </w:rPr>
-        <w:t>val</w:t>
-      </w:r>
-      <w:r>
-        <w:t xml:space="preserve"> – данные;</w:t>
-      </w:r>
-    </w:p>
-    <w:p>
-      <w:pPr>
-        <w:ind w:left="707"/>
-      </w:pPr>
-      <w:r>
-        <w:rPr>
-          <w:rStyle w:val="aa"/>
-        </w:rPr>
-        <w:t>key</w:t>
-      </w:r>
-      <w:r>
-        <w:t xml:space="preserve"> – ключ.</w:t>
+      <w:r>
+        <w:t>Отсутствуют.</w:t>
       </w:r>
     </w:p>
     <w:p>
@@ -10856,63 +10708,6 @@
       </w:r>
     </w:p>
     <w:p>
-      <w:pPr>
-        <w:ind w:left="707"/>
-      </w:pPr>
-      <w:r>
-        <w:t>Отсутствуют.</w:t>
-      </w:r>
-    </w:p>
-    <w:p>
-      <w:pPr>
-        <w:pStyle w:val="a8"/>
-        <w:ind w:firstLine="567"/>
-        <w:rPr>
-          <w:u w:val="single"/>
-        </w:rPr>
-      </w:pPr>
-      <w:r>
-        <w:rPr>
-          <w:u w:val="single"/>
-        </w:rPr>
-        <w:t>void PopBack()</w:t>
-      </w:r>
-    </w:p>
-    <w:p>
-      <w:r>
-        <w:t>Назначение:</w:t>
-      </w:r>
-    </w:p>
-    <w:p>
-      <w:pPr>
-        <w:ind w:left="707"/>
-      </w:pPr>
-      <w:r>
-        <w:t>Удаление звена с конца.</w:t>
-      </w:r>
-    </w:p>
-    <w:p>
-      <w:r>
-        <w:t>Входные параметры:</w:t>
-      </w:r>
-    </w:p>
-    <w:p>
-      <w:pPr>
-        <w:ind w:left="707"/>
-      </w:pPr>
-      <w:r>
-        <w:t>Отсутствуют.</w:t>
-      </w:r>
-    </w:p>
-    <w:p>
-      <w:r>
-        <w:t>Выходные параметры:</w:t>
-      </w:r>
-    </w:p>
-    <w:p>
-      <w:r>
-        <w:tab/>
-      </w:r>
       <w:r>
         <w:t>Отсутствуют.</w:t>
       </w:r>
@@ -11164,43 +10959,43 @@
         <w:rPr>
           <w:lang w:val="en-US"/>
         </w:rPr>
+        <w:t xml:space="preserve">    const Monom operator*(const Monom&amp; p);</w:t>
+      </w:r>
+    </w:p>
+    <w:p>
+      <w:pPr>
+        <w:pStyle w:val="a8"/>
+        <w:rPr>
+          <w:lang w:val="en-US"/>
+        </w:rPr>
+      </w:pPr>
+      <w:r>
+        <w:rPr>
+          <w:lang w:val="en-US"/>
+        </w:rPr>
+        <w:t xml:space="preserve">    const Monom operator*(double p) const;</w:t>
+      </w:r>
+    </w:p>
+    <w:p>
+      <w:pPr>
+        <w:pStyle w:val="a8"/>
+        <w:rPr>
+          <w:lang w:val="en-US"/>
+        </w:rPr>
+      </w:pPr>
+    </w:p>
+    <w:p>
+      <w:pPr>
+        <w:pStyle w:val="a8"/>
+        <w:rPr>
+          <w:lang w:val="en-US"/>
+        </w:rPr>
+      </w:pPr>
+      <w:r>
+        <w:rPr>
+          <w:lang w:val="en-US"/>
+        </w:rPr>
         <w:lastRenderedPageBreak/>
-        <w:t xml:space="preserve">    const Monom operator*(const Monom&amp; p);</w:t>
-      </w:r>
-    </w:p>
-    <w:p>
-      <w:pPr>
-        <w:pStyle w:val="a8"/>
-        <w:rPr>
-          <w:lang w:val="en-US"/>
-        </w:rPr>
-      </w:pPr>
-      <w:r>
-        <w:rPr>
-          <w:lang w:val="en-US"/>
-        </w:rPr>
-        <w:t xml:space="preserve">    const Monom operator*(double p) const;</w:t>
-      </w:r>
-    </w:p>
-    <w:p>
-      <w:pPr>
-        <w:pStyle w:val="a8"/>
-        <w:rPr>
-          <w:lang w:val="en-US"/>
-        </w:rPr>
-      </w:pPr>
-    </w:p>
-    <w:p>
-      <w:pPr>
-        <w:pStyle w:val="a8"/>
-        <w:rPr>
-          <w:lang w:val="en-US"/>
-        </w:rPr>
-      </w:pPr>
-      <w:r>
-        <w:rPr>
-          <w:lang w:val="en-US"/>
-        </w:rPr>
         <w:t xml:space="preserve">    double operator()(double x, double y, double z) const;</w:t>
       </w:r>
     </w:p>
@@ -11363,9 +11158,11 @@
           <w:lang w:val="en-US"/>
         </w:rPr>
       </w:pPr>
+      <w:proofErr w:type="gramStart"/>
       <w:r>
         <w:rPr>
           <w:rStyle w:val="aa"/>
+          <w:lang w:val="en-US"/>
         </w:rPr>
         <w:t>c</w:t>
       </w:r>
@@ -11376,6 +11173,7 @@
         </w:rPr>
         <w:t>oef</w:t>
       </w:r>
+      <w:proofErr w:type="gramEnd"/>
       <w:r>
         <w:rPr>
           <w:lang w:val="en-US"/>
@@ -11398,12 +11196,15 @@
           <w:lang w:val="en-US"/>
         </w:rPr>
       </w:pPr>
+      <w:proofErr w:type="gramStart"/>
       <w:r>
         <w:rPr>
           <w:rStyle w:val="aa"/>
+          <w:lang w:val="en-US"/>
         </w:rPr>
         <w:t>degree</w:t>
       </w:r>
+      <w:proofErr w:type="gramEnd"/>
       <w:r>
         <w:rPr>
           <w:lang w:val="en-US"/>
@@ -11524,9 +11325,6 @@
       </w:r>
     </w:p>
     <w:p>
-      <w:pPr>
-        <w:ind w:left="707"/>
-      </w:pPr>
       <w:r>
         <w:t>Преобразование монома в строчный вид.</w:t>
       </w:r>
@@ -11537,9 +11335,6 @@
       </w:r>
     </w:p>
     <w:p>
-      <w:pPr>
-        <w:ind w:left="707"/>
-      </w:pPr>
       <w:r>
         <w:t>Отсутствуют.</w:t>
       </w:r>
@@ -11554,7 +11349,6 @@
     </w:p>
     <w:p>
       <w:pPr>
-        <w:ind w:left="707"/>
         <w:rPr>
           <w:b/>
           <w:lang w:val="en-US"/>
@@ -11600,9 +11394,6 @@
       </w:r>
     </w:p>
     <w:p>
-      <w:pPr>
-        <w:ind w:left="707"/>
-      </w:pPr>
       <w:r>
         <w:t>Сложение мономов.</w:t>
       </w:r>
@@ -11613,9 +11404,6 @@
       </w:r>
     </w:p>
     <w:p>
-      <w:pPr>
-        <w:ind w:left="707"/>
-      </w:pPr>
       <w:r>
         <w:rPr>
           <w:rStyle w:val="aa"/>
@@ -11638,9 +11426,6 @@
       </w:r>
     </w:p>
     <w:p>
-      <w:pPr>
-        <w:ind w:left="707"/>
-      </w:pPr>
       <w:r>
         <w:t>Моном</w:t>
       </w:r>
@@ -11672,44 +11457,38 @@
       </w:r>
     </w:p>
     <w:p>
-      <w:pPr>
-        <w:ind w:left="707"/>
+      <w:r>
+        <w:t>Разность мономов.</w:t>
+      </w:r>
+    </w:p>
+    <w:p>
+      <w:r>
+        <w:t>Входные параметры:</w:t>
+      </w:r>
+    </w:p>
+    <w:p>
+      <w:r>
+        <w:rPr>
+          <w:rStyle w:val="aa"/>
+        </w:rPr>
+        <w:t>p</w:t>
+      </w:r>
+      <w:r>
+        <w:t xml:space="preserve"> </w:t>
+      </w:r>
+      <w:r>
+        <w:t>–</w:t>
+      </w:r>
+      <w:r>
+        <w:t xml:space="preserve"> моном.</w:t>
+      </w:r>
+    </w:p>
+    <w:p>
+      <w:pPr>
+        <w:ind w:firstLine="708"/>
       </w:pPr>
       <w:r>
         <w:lastRenderedPageBreak/>
-        <w:t>Разность мономов.</w:t>
-      </w:r>
-    </w:p>
-    <w:p>
-      <w:r>
-        <w:t>Входные параметры:</w:t>
-      </w:r>
-    </w:p>
-    <w:p>
-      <w:pPr>
-        <w:ind w:left="707"/>
-      </w:pPr>
-      <w:r>
-        <w:rPr>
-          <w:rStyle w:val="aa"/>
-        </w:rPr>
-        <w:t>p</w:t>
-      </w:r>
-      <w:r>
-        <w:t xml:space="preserve"> </w:t>
-      </w:r>
-      <w:r>
-        <w:t>–</w:t>
-      </w:r>
-      <w:r>
-        <w:t xml:space="preserve"> моном.</w:t>
-      </w:r>
-    </w:p>
-    <w:p>
-      <w:pPr>
-        <w:ind w:firstLine="708"/>
-      </w:pPr>
-      <w:r>
         <w:t>Выходные параметры:</w:t>
       </w:r>
     </w:p>
@@ -11742,9 +11521,6 @@
       </w:r>
     </w:p>
     <w:p>
-      <w:pPr>
-        <w:ind w:left="707"/>
-      </w:pPr>
       <w:r>
         <w:t>Произведение мономов.</w:t>
       </w:r>
@@ -11759,7 +11535,6 @@
     </w:p>
     <w:p>
       <w:pPr>
-        <w:ind w:left="707"/>
         <w:rPr>
           <w:rStyle w:val="aa"/>
         </w:rPr>
@@ -11789,9 +11564,6 @@
       </w:r>
     </w:p>
     <w:p>
-      <w:pPr>
-        <w:ind w:left="707"/>
-      </w:pPr>
       <w:r>
         <w:t>Моном.</w:t>
       </w:r>
@@ -11880,9 +11652,6 @@
       </w:r>
     </w:p>
     <w:p>
-      <w:pPr>
-        <w:ind w:left="707"/>
-      </w:pPr>
       <w:r>
         <w:t>Умножение монома на константу.</w:t>
       </w:r>
@@ -11893,9 +11662,6 @@
       </w:r>
     </w:p>
     <w:p>
-      <w:pPr>
-        <w:ind w:left="707"/>
-      </w:pPr>
       <w:r>
         <w:rPr>
           <w:rStyle w:val="aa"/>
@@ -11918,9 +11684,6 @@
       </w:r>
     </w:p>
     <w:p>
-      <w:pPr>
-        <w:ind w:left="707"/>
-      </w:pPr>
       <w:r>
         <w:t>Моном.</w:t>
       </w:r>
@@ -11948,9 +11711,6 @@
       </w:r>
     </w:p>
     <w:p>
-      <w:pPr>
-        <w:ind w:left="707"/>
-      </w:pPr>
       <w:r>
         <w:t>Вычисление монома.</w:t>
       </w:r>
@@ -11961,9 +11721,6 @@
       </w:r>
     </w:p>
     <w:p>
-      <w:pPr>
-        <w:ind w:left="707"/>
-      </w:pPr>
       <w:r>
         <w:rPr>
           <w:rStyle w:val="aa"/>
@@ -11975,9 +11732,6 @@
       </w:r>
     </w:p>
     <w:p>
-      <w:pPr>
-        <w:ind w:left="707"/>
-      </w:pPr>
       <w:r>
         <w:rPr>
           <w:rStyle w:val="aa"/>
@@ -11989,9 +11743,6 @@
       </w:r>
     </w:p>
     <w:p>
-      <w:pPr>
-        <w:ind w:left="707"/>
-      </w:pPr>
       <w:r>
         <w:rPr>
           <w:rStyle w:val="aa"/>
@@ -12012,7 +11763,6 @@
     </w:p>
     <w:p>
       <w:pPr>
-        <w:ind w:left="707"/>
         <w:rPr>
           <w:lang w:val="en-US"/>
         </w:rPr>
@@ -12064,9 +11814,6 @@
       </w:r>
     </w:p>
     <w:p>
-      <w:pPr>
-        <w:ind w:left="707"/>
-      </w:pPr>
       <w:r>
         <w:t>Копирование мономов.</w:t>
       </w:r>
@@ -12077,9 +11824,6 @@
       </w:r>
     </w:p>
     <w:p>
-      <w:pPr>
-        <w:ind w:left="707"/>
-      </w:pPr>
       <w:r>
         <w:rPr>
           <w:rStyle w:val="aa"/>
@@ -12105,11 +11849,7 @@
       </w:r>
     </w:p>
     <w:p>
-      <w:pPr>
-        <w:ind w:left="707"/>
-      </w:pPr>
-      <w:r>
-        <w:lastRenderedPageBreak/>
+      <w:r>
         <w:t>Моном</w:t>
       </w:r>
       <w:r>
@@ -12146,10 +11886,8 @@
       </w:r>
     </w:p>
     <w:p>
-      <w:pPr>
-        <w:ind w:left="707"/>
-      </w:pPr>
-      <w:r>
+      <w:r>
+        <w:lastRenderedPageBreak/>
         <w:t>Сравнение мономов на равенство.</w:t>
       </w:r>
     </w:p>
@@ -12163,7 +11901,6 @@
     </w:p>
     <w:p>
       <w:pPr>
-        <w:ind w:left="707"/>
         <w:rPr>
           <w:rFonts w:ascii="Courier New" w:hAnsi="Courier New" w:cs="Courier New"/>
           <w:b/>
@@ -12186,9 +11923,6 @@
       </w:r>
     </w:p>
     <w:p>
-      <w:pPr>
-        <w:ind w:left="707"/>
-      </w:pPr>
       <w:r>
         <w:t>Бул</w:t>
       </w:r>
@@ -12256,9 +11990,6 @@
       </w:r>
     </w:p>
     <w:p>
-      <w:pPr>
-        <w:ind w:left="707"/>
-      </w:pPr>
       <w:r>
         <w:t>Сравнение мономов на не равенство.</w:t>
       </w:r>
@@ -12272,9 +12003,6 @@
       </w:r>
     </w:p>
     <w:p>
-      <w:pPr>
-        <w:ind w:left="707"/>
-      </w:pPr>
       <w:r>
         <w:rPr>
           <w:rStyle w:val="aa"/>
@@ -12291,9 +12019,6 @@
       </w:r>
     </w:p>
     <w:p>
-      <w:pPr>
-        <w:ind w:left="707"/>
-      </w:pPr>
       <w:r>
         <w:t>Буле</w:t>
       </w:r>
@@ -12335,9 +12060,6 @@
       </w:r>
     </w:p>
     <w:p>
-      <w:pPr>
-        <w:ind w:left="707"/>
-      </w:pPr>
       <w:r>
         <w:t>Сравнение мономов.</w:t>
       </w:r>
@@ -12348,11 +12070,14 @@
       </w:r>
     </w:p>
     <w:p>
-      <w:pPr>
-        <w:ind w:left="707"/>
-      </w:pPr>
-      <w:r>
-        <w:t>m – моном.</w:t>
+      <w:r>
+        <w:rPr>
+          <w:rStyle w:val="aa"/>
+        </w:rPr>
+        <w:t>m</w:t>
+      </w:r>
+      <w:r>
+        <w:t xml:space="preserve"> – моном.</w:t>
       </w:r>
     </w:p>
     <w:p>
@@ -12361,11 +12086,11 @@
       </w:r>
     </w:p>
     <w:p>
-      <w:pPr>
-        <w:ind w:left="707"/>
-      </w:pPr>
-      <w:r>
-        <w:t>Буловое значение, если</w:t>
+      <w:r>
+        <w:t>Булево</w:t>
+      </w:r>
+      <w:r>
+        <w:t xml:space="preserve"> значение, если</w:t>
       </w:r>
       <w:r>
         <w:t xml:space="preserve"> входной моном меньше или равен </w:t>
@@ -12395,9 +12120,6 @@
       </w:r>
     </w:p>
     <w:p>
-      <w:pPr>
-        <w:ind w:left="707"/>
-      </w:pPr>
       <w:r>
         <w:t>Сравнение мономов.</w:t>
       </w:r>
@@ -12408,11 +12130,14 @@
       </w:r>
     </w:p>
     <w:p>
-      <w:pPr>
-        <w:ind w:left="707"/>
-      </w:pPr>
-      <w:r>
-        <w:t>m – моном.</w:t>
+      <w:r>
+        <w:rPr>
+          <w:rStyle w:val="aa"/>
+        </w:rPr>
+        <w:t xml:space="preserve">m </w:t>
+      </w:r>
+      <w:r>
+        <w:t>– моном.</w:t>
       </w:r>
     </w:p>
     <w:p>
@@ -12421,11 +12146,11 @@
       </w:r>
     </w:p>
     <w:p>
-      <w:pPr>
-        <w:ind w:left="707"/>
-      </w:pPr>
-      <w:r>
-        <w:t>Буловое значение, если входной моном больше или равен – 1, иначе – 0.</w:t>
+      <w:r>
+        <w:t>Булево</w:t>
+      </w:r>
+      <w:r>
+        <w:t xml:space="preserve"> значение, если входной моном больше или равен – 1, иначе – 0.</w:t>
       </w:r>
     </w:p>
     <w:p>
@@ -12449,9 +12174,6 @@
       </w:r>
     </w:p>
     <w:p>
-      <w:pPr>
-        <w:ind w:left="707"/>
-      </w:pPr>
       <w:r>
         <w:t>Сравнение мономов.</w:t>
       </w:r>
@@ -12462,11 +12184,14 @@
       </w:r>
     </w:p>
     <w:p>
-      <w:pPr>
-        <w:ind w:left="707"/>
-      </w:pPr>
-      <w:r>
-        <w:t>m – моном.</w:t>
+      <w:r>
+        <w:rPr>
+          <w:rStyle w:val="aa"/>
+        </w:rPr>
+        <w:t>m</w:t>
+      </w:r>
+      <w:r>
+        <w:t xml:space="preserve"> – моном.</w:t>
       </w:r>
     </w:p>
     <w:p>
@@ -12475,39 +12200,36 @@
       </w:r>
     </w:p>
     <w:p>
-      <w:pPr>
-        <w:ind w:left="707"/>
-      </w:pPr>
+      <w:r>
+        <w:t>Булево</w:t>
+      </w:r>
+      <w:r>
+        <w:t xml:space="preserve"> значение, если входной моном больше – 1, иначе – 0.</w:t>
+      </w:r>
+    </w:p>
+    <w:p>
+      <w:pPr>
+        <w:rPr>
+          <w:u w:val="single"/>
+          <w:lang w:val="en-US"/>
+        </w:rPr>
+      </w:pPr>
+      <w:r>
+        <w:rPr>
+          <w:u w:val="single"/>
+          <w:lang w:val="en-US"/>
+        </w:rPr>
+        <w:t xml:space="preserve">bool operator&gt;(const Monom&amp; m) const </w:t>
+      </w:r>
+    </w:p>
+    <w:p>
+      <w:r>
+        <w:t xml:space="preserve">Назначение: </w:t>
+      </w:r>
+    </w:p>
+    <w:p>
       <w:r>
         <w:lastRenderedPageBreak/>
-        <w:t>Буловое значение, если входной моном больше – 1, иначе – 0.</w:t>
-      </w:r>
-    </w:p>
-    <w:p>
-      <w:pPr>
-        <w:rPr>
-          <w:u w:val="single"/>
-          <w:lang w:val="en-US"/>
-        </w:rPr>
-      </w:pPr>
-      <w:r>
-        <w:rPr>
-          <w:u w:val="single"/>
-          <w:lang w:val="en-US"/>
-        </w:rPr>
-        <w:t xml:space="preserve">bool operator&gt;(const Monom&amp; m) const </w:t>
-      </w:r>
-    </w:p>
-    <w:p>
-      <w:r>
-        <w:t xml:space="preserve">Назначение: </w:t>
-      </w:r>
-    </w:p>
-    <w:p>
-      <w:pPr>
-        <w:ind w:left="707"/>
-      </w:pPr>
-      <w:r>
         <w:t>Сравнение мономов.</w:t>
       </w:r>
     </w:p>
@@ -12517,11 +12239,14 @@
       </w:r>
     </w:p>
     <w:p>
-      <w:pPr>
-        <w:ind w:left="707"/>
-      </w:pPr>
-      <w:r>
-        <w:t>m – моном.</w:t>
+      <w:r>
+        <w:rPr>
+          <w:rStyle w:val="aa"/>
+        </w:rPr>
+        <w:t>m</w:t>
+      </w:r>
+      <w:r>
+        <w:t xml:space="preserve"> – моном.</w:t>
       </w:r>
     </w:p>
     <w:p>
@@ -12530,9 +12255,6 @@
       </w:r>
     </w:p>
     <w:p>
-      <w:pPr>
-        <w:ind w:left="707"/>
-      </w:pPr>
       <w:r>
         <w:t>Бул</w:t>
       </w:r>
@@ -12540,7 +12262,10 @@
         <w:t>е</w:t>
       </w:r>
       <w:r>
-        <w:t>вое значение, если входной моном меньше – 1, иначе – 0.</w:t>
+        <w:t>во</w:t>
+      </w:r>
+      <w:r>
+        <w:t xml:space="preserve"> значение, если входной моном меньше – 1, иначе – 0.</w:t>
       </w:r>
     </w:p>
     <w:p>
@@ -13141,63 +12866,63 @@
         <w:rPr>
           <w:lang w:val="en-US"/>
         </w:rPr>
+        <w:t xml:space="preserve">    };</w:t>
+      </w:r>
+    </w:p>
+    <w:p>
+      <w:pPr>
+        <w:pStyle w:val="a8"/>
+        <w:rPr>
+          <w:lang w:val="en-US"/>
+        </w:rPr>
+      </w:pPr>
+      <w:r>
+        <w:rPr>
+          <w:lang w:val="en-US"/>
+        </w:rPr>
+        <w:t xml:space="preserve">    friend std::istream&amp; operator&gt;&gt;(std::istream&amp; in, Polinom&amp; pol)</w:t>
+      </w:r>
+    </w:p>
+    <w:p>
+      <w:pPr>
+        <w:pStyle w:val="a8"/>
+        <w:rPr>
+          <w:lang w:val="en-US"/>
+        </w:rPr>
+      </w:pPr>
+      <w:r>
+        <w:rPr>
+          <w:lang w:val="en-US"/>
+        </w:rPr>
+        <w:t xml:space="preserve">    {</w:t>
+      </w:r>
+    </w:p>
+    <w:p>
+      <w:pPr>
+        <w:pStyle w:val="a8"/>
+        <w:rPr>
+          <w:lang w:val="en-US"/>
+        </w:rPr>
+      </w:pPr>
+      <w:r>
+        <w:rPr>
+          <w:lang w:val="en-US"/>
+        </w:rPr>
+        <w:t xml:space="preserve">        std::string instr;</w:t>
+      </w:r>
+    </w:p>
+    <w:p>
+      <w:pPr>
+        <w:pStyle w:val="a8"/>
+        <w:rPr>
+          <w:lang w:val="en-US"/>
+        </w:rPr>
+      </w:pPr>
+      <w:r>
+        <w:rPr>
+          <w:lang w:val="en-US"/>
+        </w:rPr>
         <w:lastRenderedPageBreak/>
-        <w:t xml:space="preserve">    };</w:t>
-      </w:r>
-    </w:p>
-    <w:p>
-      <w:pPr>
-        <w:pStyle w:val="a8"/>
-        <w:rPr>
-          <w:lang w:val="en-US"/>
-        </w:rPr>
-      </w:pPr>
-      <w:r>
-        <w:rPr>
-          <w:lang w:val="en-US"/>
-        </w:rPr>
-        <w:t xml:space="preserve">    friend std::istream&amp; operator&gt;&gt;(std::istream&amp; in, Polinom&amp; pol)</w:t>
-      </w:r>
-    </w:p>
-    <w:p>
-      <w:pPr>
-        <w:pStyle w:val="a8"/>
-        <w:rPr>
-          <w:lang w:val="en-US"/>
-        </w:rPr>
-      </w:pPr>
-      <w:r>
-        <w:rPr>
-          <w:lang w:val="en-US"/>
-        </w:rPr>
-        <w:t xml:space="preserve">    {</w:t>
-      </w:r>
-    </w:p>
-    <w:p>
-      <w:pPr>
-        <w:pStyle w:val="a8"/>
-        <w:rPr>
-          <w:lang w:val="en-US"/>
-        </w:rPr>
-      </w:pPr>
-      <w:r>
-        <w:rPr>
-          <w:lang w:val="en-US"/>
-        </w:rPr>
-        <w:t xml:space="preserve">        std::string instr;</w:t>
-      </w:r>
-    </w:p>
-    <w:p>
-      <w:pPr>
-        <w:pStyle w:val="a8"/>
-        <w:rPr>
-          <w:lang w:val="en-US"/>
-        </w:rPr>
-      </w:pPr>
-      <w:r>
-        <w:rPr>
-          <w:lang w:val="en-US"/>
-        </w:rPr>
         <w:t xml:space="preserve">        in &gt;&gt; instr;</w:t>
       </w:r>
     </w:p>
@@ -13292,7 +13017,7 @@
       </w:pPr>
       <w:r>
         <w:rPr>
-          <w:lang w:val="en-US"/>
+          <w:rStyle w:val="aa"/>
         </w:rPr>
         <w:t>monom</w:t>
       </w:r>
@@ -13329,7 +13054,7 @@
       </w:pPr>
       <w:r>
         <w:rPr>
-          <w:lang w:val="en-US"/>
+          <w:rStyle w:val="aa"/>
         </w:rPr>
         <w:t>polinom</w:t>
       </w:r>
@@ -13373,6 +13098,9 @@
     </w:p>
     <w:p>
       <w:r>
+        <w:rPr>
+          <w:rStyle w:val="aa"/>
+        </w:rPr>
         <w:t>Polinom()</w:t>
       </w:r>
       <w:r>
@@ -13382,147 +13110,480 @@
     <w:p>
       <w:r>
         <w:rPr>
-          <w:lang w:val="en-US"/>
-        </w:rPr>
-        <w:t>Polinom</w:t>
-      </w:r>
-      <w:r>
-        <w:t>(</w:t>
-      </w:r>
-      <w:r>
-        <w:rPr>
-          <w:lang w:val="en-US"/>
-        </w:rPr>
-        <w:t>const</w:t>
+          <w:rStyle w:val="aa"/>
+        </w:rPr>
+        <w:t>Polinom(const std::string&amp; str)</w:t>
+      </w:r>
+      <w:r>
+        <w:t xml:space="preserve"> – конструктор с параметром</w:t>
+      </w:r>
+      <w:r>
+        <w:t>;</w:t>
+      </w:r>
+    </w:p>
+    <w:p>
+      <w:r>
+        <w:rPr>
+          <w:rStyle w:val="aa"/>
+        </w:rPr>
+        <w:t>Polinom(const Polinom&amp; pol)</w:t>
       </w:r>
       <w:r>
         <w:t xml:space="preserve"> </w:t>
       </w:r>
       <w:r>
-        <w:rPr>
-          <w:lang w:val="en-US"/>
-        </w:rPr>
-        <w:t>std</w:t>
-      </w:r>
-      <w:r>
-        <w:t>::</w:t>
-      </w:r>
-      <w:r>
-        <w:rPr>
-          <w:lang w:val="en-US"/>
-        </w:rPr>
-        <w:t>string</w:t>
-      </w:r>
-      <w:r>
-        <w:t xml:space="preserve">&amp; </w:t>
-      </w:r>
-      <w:r>
-        <w:rPr>
-          <w:lang w:val="en-US"/>
-        </w:rPr>
-        <w:t>str</w:t>
-      </w:r>
-      <w:r>
+        <w:t xml:space="preserve">– </w:t>
+      </w:r>
+      <w:r>
+        <w:t>конструктор</w:t>
+      </w:r>
+      <w:r>
+        <w:t xml:space="preserve"> </w:t>
+      </w:r>
+      <w:r>
+        <w:t>копирования</w:t>
+      </w:r>
+      <w:r>
+        <w:t>;</w:t>
+      </w:r>
+    </w:p>
+    <w:p>
+      <w:pPr>
+        <w:rPr>
+          <w:b/>
+        </w:rPr>
+      </w:pPr>
+      <w:r>
+        <w:rPr>
+          <w:b/>
+        </w:rPr>
+        <w:t>Методы</w:t>
+      </w:r>
+      <w:r>
+        <w:rPr>
+          <w:b/>
+        </w:rPr>
+        <w:t>:</w:t>
+      </w:r>
+    </w:p>
+    <w:p>
+      <w:pPr>
+        <w:pStyle w:val="a8"/>
+        <w:ind w:firstLine="708"/>
+        <w:rPr>
+          <w:u w:val="single"/>
+        </w:rPr>
+      </w:pPr>
+      <w:r>
+        <w:rPr>
+          <w:u w:val="single"/>
+        </w:rPr>
+        <w:t>void set_str</w:t>
+      </w:r>
+      <w:r>
+        <w:rPr>
+          <w:u w:val="single"/>
+        </w:rPr>
+        <w:t>()</w:t>
+      </w:r>
+    </w:p>
+    <w:p>
+      <w:r>
+        <w:t xml:space="preserve">Назначение: </w:t>
+      </w:r>
+    </w:p>
+    <w:p>
+      <w:r>
+        <w:t>Устанавливает имя полинома по его мономам.</w:t>
+      </w:r>
+    </w:p>
+    <w:p>
+      <w:r>
+        <w:t>Входные параметры:</w:t>
+      </w:r>
+    </w:p>
+    <w:p>
+      <w:r>
+        <w:t>Отсутствуют.</w:t>
+      </w:r>
+    </w:p>
+    <w:p>
+      <w:r>
+        <w:t>Выходные параметры:</w:t>
+      </w:r>
+    </w:p>
+    <w:p>
+      <w:pPr>
+        <w:rPr>
+          <w:lang w:val="en-US"/>
+        </w:rPr>
+      </w:pPr>
+      <w:r>
+        <w:t>Отсутствуют</w:t>
+      </w:r>
+      <w:r>
+        <w:rPr>
+          <w:lang w:val="en-US"/>
+        </w:rPr>
+        <w:t>.</w:t>
+      </w:r>
+    </w:p>
+    <w:p>
+      <w:pPr>
+        <w:pStyle w:val="a8"/>
+        <w:ind w:firstLine="567"/>
+        <w:rPr>
+          <w:u w:val="single"/>
+          <w:lang w:val="en-US"/>
+        </w:rPr>
+      </w:pPr>
+      <w:r>
+        <w:rPr>
+          <w:u w:val="single"/>
+          <w:lang w:val="en-US"/>
+        </w:rPr>
+        <w:t>double operator()(double x, double y, double z)</w:t>
+      </w:r>
+    </w:p>
+    <w:p>
+      <w:r>
+        <w:t xml:space="preserve">Назначение: </w:t>
+      </w:r>
+    </w:p>
+    <w:p>
+      <w:r>
+        <w:t xml:space="preserve">Вычисление </w:t>
+      </w:r>
+      <w:r>
+        <w:t xml:space="preserve">значения </w:t>
+      </w:r>
+      <w:r>
+        <w:t>полинома.</w:t>
+      </w:r>
+    </w:p>
+    <w:p>
+      <w:r>
+        <w:t>Входные параметры:</w:t>
+      </w:r>
+    </w:p>
+    <w:p>
+      <w:r>
+        <w:rPr>
+          <w:rStyle w:val="aa"/>
+        </w:rPr>
+        <w:t xml:space="preserve">x </w:t>
+      </w:r>
+      <w:r>
+        <w:t>- значение аргумента x.</w:t>
+      </w:r>
+    </w:p>
+    <w:p>
+      <w:r>
+        <w:rPr>
+          <w:rStyle w:val="aa"/>
+        </w:rPr>
+        <w:t xml:space="preserve">y </w:t>
+      </w:r>
+      <w:r>
+        <w:t>- значение аргумента y.</w:t>
+      </w:r>
+    </w:p>
+    <w:p>
+      <w:r>
+        <w:rPr>
+          <w:rStyle w:val="aa"/>
+        </w:rPr>
+        <w:t xml:space="preserve">z </w:t>
+      </w:r>
+      <w:r>
+        <w:t>- значение аргумента z.</w:t>
+      </w:r>
+    </w:p>
+    <w:p>
+      <w:pPr>
+        <w:ind w:firstLine="708"/>
+      </w:pPr>
+      <w:r>
+        <w:t>Выходные параметры:</w:t>
+      </w:r>
+    </w:p>
+    <w:p>
+      <w:pPr>
+        <w:rPr>
+          <w:lang w:val="en-US"/>
+        </w:rPr>
+      </w:pPr>
+      <w:r>
+        <w:t>Число</w:t>
+      </w:r>
+      <w:r>
+        <w:rPr>
+          <w:lang w:val="en-US"/>
+        </w:rPr>
+        <w:t>.</w:t>
+      </w:r>
+    </w:p>
+    <w:p>
+      <w:pPr>
+        <w:pStyle w:val="a8"/>
+        <w:ind w:firstLine="567"/>
+        <w:rPr>
+          <w:u w:val="single"/>
+          <w:lang w:val="en-US"/>
+        </w:rPr>
+      </w:pPr>
+      <w:r>
+        <w:rPr>
+          <w:u w:val="single"/>
+          <w:lang w:val="en-US"/>
+        </w:rPr>
+        <w:t>Polinom operator+(Polinom&amp; p)</w:t>
+      </w:r>
+      <w:r>
+        <w:rPr>
+          <w:u w:val="single"/>
+          <w:lang w:val="en-US"/>
+        </w:rPr>
+        <w:t xml:space="preserve"> </w:t>
+      </w:r>
+    </w:p>
+    <w:p>
+      <w:r>
+        <w:t xml:space="preserve">Назначение: </w:t>
+      </w:r>
+    </w:p>
+    <w:p>
+      <w:r>
+        <w:t>Сложение полиномов.</w:t>
+      </w:r>
+    </w:p>
+    <w:p>
+      <w:r>
+        <w:t>Входные параметры:</w:t>
+      </w:r>
+      <w:r>
+        <w:t xml:space="preserve"> </w:t>
+      </w:r>
+    </w:p>
+    <w:p>
+      <w:r>
+        <w:rPr>
+          <w:rStyle w:val="aa"/>
+        </w:rPr>
+        <w:t>p</w:t>
+      </w:r>
+      <w:r>
+        <w:t xml:space="preserve"> – полином.</w:t>
+      </w:r>
+    </w:p>
+    <w:p>
+      <w:r>
+        <w:t>Выходные параметры:</w:t>
+      </w:r>
+    </w:p>
+    <w:p>
+      <w:r>
+        <w:t>Полином.</w:t>
+      </w:r>
+    </w:p>
+    <w:p>
+      <w:pPr>
+        <w:pStyle w:val="a8"/>
+      </w:pPr>
+    </w:p>
+    <w:p>
+      <w:pPr>
+        <w:pStyle w:val="a8"/>
+        <w:ind w:firstLine="567"/>
+        <w:rPr>
+          <w:u w:val="single"/>
+          <w:lang w:val="en-US"/>
+        </w:rPr>
+      </w:pPr>
+      <w:r>
+        <w:rPr>
+          <w:u w:val="single"/>
+          <w:lang w:val="en-US"/>
+        </w:rPr>
+        <w:lastRenderedPageBreak/>
+        <w:t>Polinom operator–(Polinom&amp; p)</w:t>
+      </w:r>
+      <w:r>
+        <w:rPr>
+          <w:u w:val="single"/>
+          <w:lang w:val="en-US"/>
+        </w:rPr>
+        <w:t xml:space="preserve">  </w:t>
+      </w:r>
+    </w:p>
+    <w:p>
+      <w:pPr>
+        <w:rPr>
+          <w:lang w:val="en-US"/>
+        </w:rPr>
+      </w:pPr>
+      <w:r>
+        <w:t>Назначение</w:t>
+      </w:r>
+      <w:r>
+        <w:rPr>
+          <w:lang w:val="en-US"/>
+        </w:rPr>
+        <w:t xml:space="preserve">: </w:t>
+      </w:r>
+    </w:p>
+    <w:p>
+      <w:r>
+        <w:t>Вычитание полиномов.</w:t>
+      </w:r>
+    </w:p>
+    <w:p>
+      <w:r>
+        <w:t>Входные параметры:</w:t>
+      </w:r>
+    </w:p>
+    <w:p>
+      <w:r>
+        <w:rPr>
+          <w:rStyle w:val="aa"/>
+        </w:rPr>
+        <w:t>p</w:t>
+      </w:r>
+      <w:r>
+        <w:t xml:space="preserve"> – полином.</w:t>
+      </w:r>
+    </w:p>
+    <w:p>
+      <w:r>
+        <w:t>Выходные параметры:</w:t>
+      </w:r>
+    </w:p>
+    <w:p>
+      <w:r>
+        <w:t>Полином.</w:t>
+      </w:r>
+    </w:p>
+    <w:p>
+      <w:pPr>
+        <w:pStyle w:val="a8"/>
+      </w:pPr>
+      <w:r>
+        <w:t xml:space="preserve">  </w:t>
+      </w:r>
+    </w:p>
+    <w:p>
+      <w:pPr>
+        <w:pStyle w:val="a8"/>
+        <w:ind w:firstLine="567"/>
+        <w:rPr>
+          <w:u w:val="single"/>
+        </w:rPr>
+      </w:pPr>
+      <w:r>
+        <w:rPr>
+          <w:u w:val="single"/>
+        </w:rPr>
+        <w:t>Polinom operator*(Polinom&amp; p</w:t>
+      </w:r>
+      <w:r>
+        <w:rPr>
+          <w:u w:val="single"/>
+        </w:rPr>
         <w:t>)</w:t>
       </w:r>
-      <w:r>
-        <w:t xml:space="preserve"> – конструктор с параметром</w:t>
-      </w:r>
-      <w:r>
-        <w:t>;</w:t>
-      </w:r>
-    </w:p>
-    <w:p>
-      <w:r>
-        <w:rPr>
-          <w:lang w:val="en-US"/>
-        </w:rPr>
-        <w:t>Polinom</w:t>
-      </w:r>
-      <w:r>
-        <w:t>(</w:t>
-      </w:r>
-      <w:r>
-        <w:rPr>
-          <w:lang w:val="en-US"/>
-        </w:rPr>
-        <w:t>const</w:t>
+    </w:p>
+    <w:p>
+      <w:r>
+        <w:t xml:space="preserve">Назначение: </w:t>
+      </w:r>
+    </w:p>
+    <w:p>
+      <w:r>
+        <w:t>Умножение полиномов.</w:t>
+      </w:r>
+    </w:p>
+    <w:p>
+      <w:r>
+        <w:t>Входные параметры:</w:t>
+      </w:r>
+    </w:p>
+    <w:p>
+      <w:r>
+        <w:rPr>
+          <w:rStyle w:val="aa"/>
+        </w:rPr>
+        <w:t>p</w:t>
       </w:r>
       <w:r>
         <w:t xml:space="preserve"> </w:t>
       </w:r>
       <w:r>
-        <w:rPr>
-          <w:lang w:val="en-US"/>
-        </w:rPr>
-        <w:t>Polinom</w:t>
-      </w:r>
-      <w:r>
-        <w:t xml:space="preserve">&amp; </w:t>
-      </w:r>
-      <w:r>
-        <w:rPr>
-          <w:lang w:val="en-US"/>
-        </w:rPr>
-        <w:t>pol</w:t>
-      </w:r>
-      <w:r>
-        <w:t xml:space="preserve">) </w:t>
-      </w:r>
-      <w:r>
-        <w:t xml:space="preserve">– </w:t>
-      </w:r>
-      <w:r>
-        <w:t>конструктор</w:t>
-      </w:r>
-      <w:r>
+        <w:t>– полином.</w:t>
+      </w:r>
+    </w:p>
+    <w:p>
+      <w:pPr>
+        <w:rPr>
+          <w:lang w:val="en-US"/>
+        </w:rPr>
+      </w:pPr>
+      <w:r>
+        <w:t>Выходные</w:t>
+      </w:r>
+      <w:r>
+        <w:rPr>
+          <w:lang w:val="en-US"/>
+        </w:rPr>
         <w:t xml:space="preserve"> </w:t>
       </w:r>
       <w:r>
-        <w:t>копирования</w:t>
-      </w:r>
-      <w:r>
-        <w:t>;</w:t>
-      </w:r>
-    </w:p>
-    <w:p>
-      <w:pPr>
-        <w:rPr>
-          <w:b/>
-        </w:rPr>
-      </w:pPr>
-      <w:r>
-        <w:rPr>
-          <w:b/>
-        </w:rPr>
-        <w:t>Методы</w:t>
-      </w:r>
-      <w:r>
-        <w:rPr>
-          <w:b/>
+        <w:t>параметры</w:t>
+      </w:r>
+      <w:r>
+        <w:rPr>
+          <w:lang w:val="en-US"/>
         </w:rPr>
         <w:t>:</w:t>
       </w:r>
     </w:p>
     <w:p>
       <w:pPr>
-        <w:pStyle w:val="a8"/>
-        <w:ind w:firstLine="708"/>
+        <w:rPr>
+          <w:lang w:val="en-US"/>
+        </w:rPr>
+      </w:pPr>
+      <w:r>
+        <w:t>Полином</w:t>
+      </w:r>
+      <w:r>
+        <w:rPr>
+          <w:lang w:val="en-US"/>
+        </w:rPr>
+        <w:t>.</w:t>
+      </w:r>
+    </w:p>
+    <w:p>
+      <w:pPr>
+        <w:pStyle w:val="a8"/>
+        <w:ind w:firstLine="567"/>
         <w:rPr>
           <w:u w:val="single"/>
+          <w:lang w:val="en-US"/>
         </w:rPr>
       </w:pPr>
       <w:r>
         <w:rPr>
           <w:u w:val="single"/>
-        </w:rPr>
-        <w:t>void set_str</w:t>
+          <w:lang w:val="en-US"/>
+        </w:rPr>
+        <w:t>Po</w:t>
       </w:r>
       <w:r>
         <w:rPr>
           <w:u w:val="single"/>
-        </w:rPr>
-        <w:t>()</w:t>
+          <w:lang w:val="en-US"/>
+        </w:rPr>
+        <w:t>linom operator+(const Monom&amp; m)</w:t>
       </w:r>
     </w:p>
     <w:p>
@@ -13531,24 +13592,27 @@
       </w:r>
     </w:p>
     <w:p>
-      <w:pPr>
-        <w:ind w:left="707"/>
-      </w:pPr>
-      <w:r>
-        <w:t>Устанавливает имя полинома по его мономам.</w:t>
+      <w:r>
+        <w:t>Сложение полинома с мономом.</w:t>
       </w:r>
     </w:p>
     <w:p>
       <w:r>
         <w:t>Входные параметры:</w:t>
       </w:r>
-    </w:p>
-    <w:p>
-      <w:pPr>
-        <w:ind w:left="707"/>
-      </w:pPr>
-      <w:r>
-        <w:t>Отсутствуют.</w:t>
+      <w:r>
+        <w:t xml:space="preserve"> </w:t>
+      </w:r>
+    </w:p>
+    <w:p>
+      <w:r>
+        <w:rPr>
+          <w:rStyle w:val="aa"/>
+        </w:rPr>
+        <w:t>m</w:t>
+      </w:r>
+      <w:r>
+        <w:t xml:space="preserve"> – моном.</w:t>
       </w:r>
     </w:p>
     <w:p>
@@ -13558,13 +13622,12 @@
     </w:p>
     <w:p>
       <w:pPr>
-        <w:ind w:left="707"/>
-        <w:rPr>
-          <w:lang w:val="en-US"/>
-        </w:rPr>
-      </w:pPr>
-      <w:r>
-        <w:t>Отсутствуют</w:t>
+        <w:rPr>
+          <w:lang w:val="en-US"/>
+        </w:rPr>
+      </w:pPr>
+      <w:r>
+        <w:t>Полином</w:t>
       </w:r>
       <w:r>
         <w:rPr>
@@ -13576,6 +13639,14 @@
     <w:p>
       <w:pPr>
         <w:pStyle w:val="a8"/>
+        <w:rPr>
+          <w:lang w:val="en-US"/>
+        </w:rPr>
+      </w:pPr>
+    </w:p>
+    <w:p>
+      <w:pPr>
+        <w:pStyle w:val="a8"/>
         <w:ind w:firstLine="567"/>
         <w:rPr>
           <w:u w:val="single"/>
@@ -13587,7 +13658,14 @@
           <w:u w:val="single"/>
           <w:lang w:val="en-US"/>
         </w:rPr>
-        <w:t>double operator()(double x, double y, double z)</w:t>
+        <w:t>Polinom operator–(const Monom&amp; m</w:t>
+      </w:r>
+      <w:r>
+        <w:rPr>
+          <w:u w:val="single"/>
+          <w:lang w:val="en-US"/>
+        </w:rPr>
+        <w:t>)</w:t>
       </w:r>
     </w:p>
     <w:p>
@@ -13596,17 +13674,8 @@
       </w:r>
     </w:p>
     <w:p>
-      <w:pPr>
-        <w:ind w:left="707"/>
-      </w:pPr>
-      <w:r>
-        <w:t xml:space="preserve">Вычисление </w:t>
-      </w:r>
-      <w:r>
-        <w:t xml:space="preserve">значения </w:t>
-      </w:r>
-      <w:r>
-        <w:t>полинома.</w:t>
+      <w:r>
+        <w:t>Разность полинома с мономом.</w:t>
       </w:r>
     </w:p>
     <w:p>
@@ -13615,64 +13684,185 @@
       </w:r>
     </w:p>
     <w:p>
-      <w:pPr>
-        <w:ind w:left="707"/>
-      </w:pPr>
       <w:r>
         <w:rPr>
           <w:rStyle w:val="aa"/>
         </w:rPr>
-        <w:t xml:space="preserve">x </w:t>
-      </w:r>
-      <w:r>
-        <w:t>- значение аргумента x.</w:t>
-      </w:r>
-    </w:p>
-    <w:p>
-      <w:pPr>
-        <w:ind w:left="707"/>
-      </w:pPr>
+        <w:t>m</w:t>
+      </w:r>
+      <w:r>
+        <w:t xml:space="preserve"> – моном.</w:t>
+      </w:r>
+    </w:p>
+    <w:p>
+      <w:r>
+        <w:t>Выходные параметры:</w:t>
+      </w:r>
+    </w:p>
+    <w:p>
+      <w:pPr>
+        <w:rPr>
+          <w:lang w:val="en-US"/>
+        </w:rPr>
+      </w:pPr>
+      <w:r>
+        <w:t>Полином</w:t>
+      </w:r>
+      <w:r>
+        <w:rPr>
+          <w:lang w:val="en-US"/>
+        </w:rPr>
+        <w:t>.</w:t>
+      </w:r>
+    </w:p>
+    <w:p>
+      <w:pPr>
+        <w:pStyle w:val="a8"/>
+        <w:rPr>
+          <w:lang w:val="en-US"/>
+        </w:rPr>
+      </w:pPr>
+      <w:r>
+        <w:rPr>
+          <w:lang w:val="en-US"/>
+        </w:rPr>
+        <w:t xml:space="preserve"> </w:t>
+      </w:r>
+    </w:p>
+    <w:p>
+      <w:pPr>
+        <w:pStyle w:val="a8"/>
+        <w:ind w:firstLine="567"/>
+        <w:rPr>
+          <w:u w:val="single"/>
+          <w:lang w:val="en-US"/>
+        </w:rPr>
+      </w:pPr>
+      <w:r>
+        <w:rPr>
+          <w:u w:val="single"/>
+          <w:lang w:val="en-US"/>
+        </w:rPr>
+        <w:t>Polinom operator*(const Monom&amp; m</w:t>
+      </w:r>
+      <w:r>
+        <w:rPr>
+          <w:u w:val="single"/>
+          <w:lang w:val="en-US"/>
+        </w:rPr>
+        <w:t>)</w:t>
+      </w:r>
+    </w:p>
+    <w:p>
+      <w:r>
+        <w:t xml:space="preserve">Назначение: </w:t>
+      </w:r>
+    </w:p>
+    <w:p>
+      <w:r>
+        <w:t>Умножение полинома на моном.</w:t>
+      </w:r>
+    </w:p>
+    <w:p>
+      <w:r>
+        <w:t>Входные параметры:</w:t>
+      </w:r>
+    </w:p>
+    <w:p>
       <w:r>
         <w:rPr>
           <w:rStyle w:val="aa"/>
         </w:rPr>
-        <w:t xml:space="preserve">y </w:t>
-      </w:r>
-      <w:r>
-        <w:t>- значение аргумента y.</w:t>
-      </w:r>
-    </w:p>
-    <w:p>
-      <w:pPr>
-        <w:ind w:left="707"/>
-      </w:pPr>
+        <w:t>m</w:t>
+      </w:r>
+      <w:r>
+        <w:t xml:space="preserve"> – моном.</w:t>
+      </w:r>
+    </w:p>
+    <w:p>
+      <w:r>
+        <w:t>Выходные параметры:</w:t>
+      </w:r>
+    </w:p>
+    <w:p>
+      <w:pPr>
+        <w:rPr>
+          <w:lang w:val="en-US"/>
+        </w:rPr>
+      </w:pPr>
+      <w:r>
+        <w:lastRenderedPageBreak/>
+        <w:t>Полином</w:t>
+      </w:r>
+      <w:r>
+        <w:rPr>
+          <w:lang w:val="en-US"/>
+        </w:rPr>
+        <w:t>.</w:t>
+      </w:r>
+    </w:p>
+    <w:p>
+      <w:pPr>
+        <w:pStyle w:val="a8"/>
+        <w:ind w:firstLine="567"/>
+        <w:rPr>
+          <w:u w:val="single"/>
+          <w:lang w:val="en-US"/>
+        </w:rPr>
+      </w:pPr>
+      <w:r>
+        <w:rPr>
+          <w:u w:val="single"/>
+          <w:lang w:val="en-US"/>
+        </w:rPr>
+        <w:t>Polinom operator+(double c)</w:t>
+      </w:r>
+    </w:p>
+    <w:p>
+      <w:r>
+        <w:t>Назначение</w:t>
+      </w:r>
+      <w:r>
+        <w:t xml:space="preserve">: </w:t>
+      </w:r>
+    </w:p>
+    <w:p>
+      <w:r>
+        <w:t>Сложение полинома с числом.</w:t>
+      </w:r>
+    </w:p>
+    <w:p>
+      <w:r>
+        <w:t>Входные параметры:</w:t>
+      </w:r>
+    </w:p>
+    <w:p>
       <w:r>
         <w:rPr>
           <w:rStyle w:val="aa"/>
         </w:rPr>
-        <w:t xml:space="preserve">z </w:t>
-      </w:r>
-      <w:r>
-        <w:t>- значение аргумента z.</w:t>
-      </w:r>
-    </w:p>
-    <w:p>
-      <w:pPr>
-        <w:ind w:firstLine="708"/>
-      </w:pPr>
+        <w:t>c</w:t>
+      </w:r>
+      <w:r>
+        <w:t xml:space="preserve"> –</w:t>
+      </w:r>
+      <w:r>
+        <w:t xml:space="preserve"> число.</w:t>
+      </w:r>
+    </w:p>
+    <w:p>
       <w:r>
         <w:t>Выходные параметры:</w:t>
       </w:r>
     </w:p>
     <w:p>
       <w:pPr>
-        <w:ind w:left="707"/>
-        <w:rPr>
-          <w:lang w:val="en-US"/>
-        </w:rPr>
-      </w:pPr>
-      <w:r>
-        <w:t>Число</w:t>
+        <w:rPr>
+          <w:lang w:val="en-US"/>
+        </w:rPr>
+      </w:pPr>
+      <w:r>
+        <w:t>Полином</w:t>
       </w:r>
       <w:r>
         <w:rPr>
@@ -13695,14 +13885,150 @@
           <w:u w:val="single"/>
           <w:lang w:val="en-US"/>
         </w:rPr>
-        <w:t>Polinom operator+(Polinom&amp; p)</w:t>
-      </w:r>
-      <w:r>
+        <w:t>Polinom operator–(double c)</w:t>
+      </w:r>
+    </w:p>
+    <w:p>
+      <w:r>
+        <w:t>Назначение</w:t>
+      </w:r>
+      <w:r>
+        <w:t xml:space="preserve">: </w:t>
+      </w:r>
+    </w:p>
+    <w:p>
+      <w:r>
+        <w:t>Разность полинома с числом.</w:t>
+      </w:r>
+    </w:p>
+    <w:p>
+      <w:r>
+        <w:t>Входные параметры:</w:t>
+      </w:r>
+    </w:p>
+    <w:p>
+      <w:r>
+        <w:rPr>
+          <w:rStyle w:val="aa"/>
+        </w:rPr>
+        <w:t>c</w:t>
+      </w:r>
+      <w:r>
+        <w:t xml:space="preserve"> – число.</w:t>
+      </w:r>
+    </w:p>
+    <w:p>
+      <w:r>
+        <w:t>Выходные параметры:</w:t>
+      </w:r>
+    </w:p>
+    <w:p>
+      <w:pPr>
+        <w:rPr>
+          <w:lang w:val="en-US"/>
+        </w:rPr>
+      </w:pPr>
+      <w:r>
+        <w:t>Полином</w:t>
+      </w:r>
+      <w:r>
+        <w:rPr>
+          <w:lang w:val="en-US"/>
+        </w:rPr>
+        <w:t>.</w:t>
+      </w:r>
+    </w:p>
+    <w:p>
+      <w:pPr>
+        <w:pStyle w:val="a8"/>
+        <w:ind w:firstLine="567"/>
         <w:rPr>
           <w:u w:val="single"/>
           <w:lang w:val="en-US"/>
         </w:rPr>
-        <w:t xml:space="preserve"> </w:t>
+      </w:pPr>
+      <w:r>
+        <w:rPr>
+          <w:u w:val="single"/>
+          <w:lang w:val="en-US"/>
+        </w:rPr>
+        <w:t>Polinom operator*(double c)</w:t>
+      </w:r>
+    </w:p>
+    <w:p>
+      <w:r>
+        <w:t>Назначение</w:t>
+      </w:r>
+      <w:r>
+        <w:t xml:space="preserve">: </w:t>
+      </w:r>
+    </w:p>
+    <w:p>
+      <w:r>
+        <w:t>Произведение полинома с числом.</w:t>
+      </w:r>
+    </w:p>
+    <w:p>
+      <w:r>
+        <w:t>Входные параметры:</w:t>
+      </w:r>
+    </w:p>
+    <w:p>
+      <w:r>
+        <w:rPr>
+          <w:rStyle w:val="aa"/>
+        </w:rPr>
+        <w:t>c</w:t>
+      </w:r>
+      <w:r>
+        <w:t xml:space="preserve"> – число.</w:t>
+      </w:r>
+    </w:p>
+    <w:p>
+      <w:r>
+        <w:t>Выходные параметры:</w:t>
+      </w:r>
+    </w:p>
+    <w:p>
+      <w:pPr>
+        <w:rPr>
+          <w:lang w:val="en-US"/>
+        </w:rPr>
+      </w:pPr>
+      <w:r>
+        <w:t>Полином</w:t>
+      </w:r>
+      <w:r>
+        <w:rPr>
+          <w:lang w:val="en-US"/>
+        </w:rPr>
+        <w:t>.</w:t>
+      </w:r>
+    </w:p>
+    <w:p>
+      <w:pPr>
+        <w:pStyle w:val="a8"/>
+        <w:ind w:firstLine="567"/>
+        <w:rPr>
+          <w:u w:val="single"/>
+          <w:lang w:val="en-US"/>
+        </w:rPr>
+      </w:pPr>
+      <w:proofErr w:type="gramStart"/>
+      <w:r>
+        <w:rPr>
+          <w:u w:val="single"/>
+          <w:lang w:val="en-US"/>
+        </w:rPr>
+        <w:t>bool</w:t>
+      </w:r>
+      <w:proofErr w:type="gramEnd"/>
+      <w:r>
+        <w:rPr>
+          <w:u w:val="single"/>
+          <w:lang w:val="en-US"/>
+        </w:rPr>
+        <w:t xml:space="preserve"> operator==(const Polinom&amp; p) const</w:t>
       </w:r>
     </w:p>
     <w:p>
@@ -13711,28 +14037,27 @@
       </w:r>
     </w:p>
     <w:p>
-      <w:pPr>
-        <w:ind w:left="707"/>
-      </w:pPr>
-      <w:r>
-        <w:t>Сложение полиномов.</w:t>
-      </w:r>
-    </w:p>
-    <w:p>
-      <w:r>
-        <w:t>Входные параметры:</w:t>
-      </w:r>
-      <w:r>
-        <w:t xml:space="preserve"> </w:t>
-      </w:r>
-    </w:p>
-    <w:p>
-      <w:pPr>
-        <w:ind w:left="707"/>
-      </w:pPr>
-      <w:r>
-        <w:lastRenderedPageBreak/>
-        <w:t>p – полином.</w:t>
+      <w:r>
+        <w:t>Проверка полиномов на равенство.</w:t>
+      </w:r>
+    </w:p>
+    <w:p>
+      <w:r>
+        <w:t>Входные параметры</w:t>
+      </w:r>
+      <w:r>
+        <w:t>:</w:t>
+      </w:r>
+    </w:p>
+    <w:p>
+      <w:r>
+        <w:rPr>
+          <w:rStyle w:val="aa"/>
+        </w:rPr>
+        <w:t>p</w:t>
+      </w:r>
+      <w:r>
+        <w:t xml:space="preserve"> – полином.</w:t>
       </w:r>
     </w:p>
     <w:p>
@@ -13742,707 +14067,8 @@
     </w:p>
     <w:p>
       <w:pPr>
-        <w:ind w:left="707"/>
-      </w:pPr>
-      <w:r>
-        <w:t>Полином.</w:t>
-      </w:r>
-    </w:p>
-    <w:p>
-      <w:pPr>
-        <w:pStyle w:val="a8"/>
-      </w:pPr>
-    </w:p>
-    <w:p>
-      <w:pPr>
-        <w:pStyle w:val="a8"/>
-        <w:ind w:firstLine="567"/>
-        <w:rPr>
-          <w:u w:val="single"/>
-          <w:lang w:val="en-US"/>
-        </w:rPr>
-      </w:pPr>
-      <w:r>
-        <w:rPr>
-          <w:u w:val="single"/>
-          <w:lang w:val="en-US"/>
-        </w:rPr>
-        <w:t>Polinom operator–(Polinom&amp; p)</w:t>
-      </w:r>
-      <w:r>
-        <w:rPr>
-          <w:u w:val="single"/>
-          <w:lang w:val="en-US"/>
-        </w:rPr>
-        <w:t xml:space="preserve">  </w:t>
-      </w:r>
-    </w:p>
-    <w:p>
-      <w:pPr>
-        <w:rPr>
-          <w:lang w:val="en-US"/>
-        </w:rPr>
-      </w:pPr>
-      <w:r>
-        <w:t>Назначение</w:t>
-      </w:r>
-      <w:r>
-        <w:rPr>
-          <w:lang w:val="en-US"/>
-        </w:rPr>
-        <w:t xml:space="preserve">: </w:t>
-      </w:r>
-    </w:p>
-    <w:p>
-      <w:pPr>
-        <w:ind w:left="707"/>
-      </w:pPr>
-      <w:r>
-        <w:t>Вычитание полиномов.</w:t>
-      </w:r>
-    </w:p>
-    <w:p>
-      <w:r>
-        <w:t>Входные параметры:</w:t>
-      </w:r>
-    </w:p>
-    <w:p>
-      <w:pPr>
-        <w:ind w:left="707"/>
-      </w:pPr>
-      <w:r>
-        <w:t>p – полином.</w:t>
-      </w:r>
-    </w:p>
-    <w:p>
-      <w:r>
-        <w:t>Выходные параметры:</w:t>
-      </w:r>
-    </w:p>
-    <w:p>
-      <w:pPr>
-        <w:ind w:left="707"/>
-      </w:pPr>
-      <w:r>
-        <w:t>Полином.</w:t>
-      </w:r>
-    </w:p>
-    <w:p>
-      <w:pPr>
-        <w:pStyle w:val="a8"/>
-      </w:pPr>
-      <w:r>
-        <w:t xml:space="preserve">  </w:t>
-      </w:r>
-    </w:p>
-    <w:p>
-      <w:pPr>
-        <w:pStyle w:val="a8"/>
-        <w:ind w:firstLine="567"/>
-        <w:rPr>
-          <w:u w:val="single"/>
-        </w:rPr>
-      </w:pPr>
-      <w:r>
-        <w:rPr>
-          <w:u w:val="single"/>
-        </w:rPr>
-        <w:t>Polinom operator*(Polinom&amp; p</w:t>
-      </w:r>
-      <w:r>
-        <w:rPr>
-          <w:u w:val="single"/>
-        </w:rPr>
-        <w:t>)</w:t>
-      </w:r>
-    </w:p>
-    <w:p>
-      <w:r>
-        <w:t xml:space="preserve">Назначение: </w:t>
-      </w:r>
-    </w:p>
-    <w:p>
-      <w:pPr>
-        <w:ind w:left="707"/>
-      </w:pPr>
-      <w:r>
-        <w:t>Умножение полиномов.</w:t>
-      </w:r>
-    </w:p>
-    <w:p>
-      <w:r>
-        <w:t>Входные параметры:</w:t>
-      </w:r>
-    </w:p>
-    <w:p>
-      <w:pPr>
-        <w:ind w:left="707"/>
-      </w:pPr>
-      <w:r>
-        <w:rPr>
-          <w:lang w:val="en-US"/>
-        </w:rPr>
-        <w:t>p</w:t>
-      </w:r>
-      <w:r>
-        <w:t xml:space="preserve"> </w:t>
-      </w:r>
-      <w:r>
-        <w:t>– полином.</w:t>
-      </w:r>
-    </w:p>
-    <w:p>
-      <w:pPr>
-        <w:rPr>
-          <w:lang w:val="en-US"/>
-        </w:rPr>
-      </w:pPr>
-      <w:r>
-        <w:t>Выходные</w:t>
-      </w:r>
-      <w:r>
-        <w:rPr>
-          <w:lang w:val="en-US"/>
-        </w:rPr>
-        <w:t xml:space="preserve"> </w:t>
-      </w:r>
-      <w:r>
-        <w:t>параметры</w:t>
-      </w:r>
-      <w:r>
-        <w:rPr>
-          <w:lang w:val="en-US"/>
-        </w:rPr>
-        <w:t>:</w:t>
-      </w:r>
-    </w:p>
-    <w:p>
-      <w:pPr>
-        <w:ind w:left="707"/>
-        <w:rPr>
-          <w:lang w:val="en-US"/>
-        </w:rPr>
-      </w:pPr>
-      <w:r>
-        <w:t>Полином</w:t>
-      </w:r>
-      <w:r>
-        <w:rPr>
-          <w:lang w:val="en-US"/>
-        </w:rPr>
-        <w:t>.</w:t>
-      </w:r>
-    </w:p>
-    <w:p>
-      <w:pPr>
-        <w:pStyle w:val="a8"/>
-        <w:ind w:firstLine="567"/>
-        <w:rPr>
-          <w:u w:val="single"/>
-          <w:lang w:val="en-US"/>
-        </w:rPr>
-      </w:pPr>
-      <w:r>
-        <w:rPr>
-          <w:u w:val="single"/>
-          <w:lang w:val="en-US"/>
-        </w:rPr>
-        <w:t>Po</w:t>
-      </w:r>
-      <w:r>
-        <w:rPr>
-          <w:u w:val="single"/>
-          <w:lang w:val="en-US"/>
-        </w:rPr>
-        <w:t>linom operator+(const Monom&amp; m)</w:t>
-      </w:r>
-    </w:p>
-    <w:p>
-      <w:r>
-        <w:t xml:space="preserve">Назначение: </w:t>
-      </w:r>
-    </w:p>
-    <w:p>
-      <w:pPr>
-        <w:ind w:left="707"/>
-      </w:pPr>
-      <w:r>
-        <w:t>Сложение полинома с мономом.</w:t>
-      </w:r>
-    </w:p>
-    <w:p>
-      <w:r>
-        <w:t>Входные параметры:</w:t>
-      </w:r>
-      <w:r>
-        <w:t xml:space="preserve"> </w:t>
-      </w:r>
-    </w:p>
-    <w:p>
-      <w:pPr>
-        <w:ind w:left="707"/>
-      </w:pPr>
-      <w:r>
-        <w:t>m – моном.</w:t>
-      </w:r>
-    </w:p>
-    <w:p>
-      <w:r>
-        <w:t>Выходные параметры:</w:t>
-      </w:r>
-    </w:p>
-    <w:p>
-      <w:pPr>
-        <w:ind w:left="707"/>
-        <w:rPr>
-          <w:lang w:val="en-US"/>
-        </w:rPr>
-      </w:pPr>
-      <w:r>
-        <w:t>Полином</w:t>
-      </w:r>
-      <w:r>
-        <w:rPr>
-          <w:lang w:val="en-US"/>
-        </w:rPr>
-        <w:t>.</w:t>
-      </w:r>
-    </w:p>
-    <w:p>
-      <w:pPr>
-        <w:pStyle w:val="a8"/>
-        <w:rPr>
-          <w:lang w:val="en-US"/>
-        </w:rPr>
-      </w:pPr>
-    </w:p>
-    <w:p>
-      <w:pPr>
-        <w:pStyle w:val="a8"/>
-        <w:ind w:firstLine="567"/>
-        <w:rPr>
-          <w:u w:val="single"/>
-          <w:lang w:val="en-US"/>
-        </w:rPr>
-      </w:pPr>
-      <w:r>
-        <w:rPr>
-          <w:u w:val="single"/>
-          <w:lang w:val="en-US"/>
-        </w:rPr>
-        <w:t>Polinom operator–(const Monom&amp; m</w:t>
-      </w:r>
-      <w:r>
-        <w:rPr>
-          <w:u w:val="single"/>
-          <w:lang w:val="en-US"/>
-        </w:rPr>
-        <w:t>)</w:t>
-      </w:r>
-    </w:p>
-    <w:p>
-      <w:r>
-        <w:t xml:space="preserve">Назначение: </w:t>
-      </w:r>
-    </w:p>
-    <w:p>
-      <w:pPr>
-        <w:ind w:left="707"/>
-      </w:pPr>
-      <w:r>
-        <w:t>Разность полинома с мономом.</w:t>
-      </w:r>
-    </w:p>
-    <w:p>
-      <w:r>
-        <w:t>Входные параметры:</w:t>
-      </w:r>
-    </w:p>
-    <w:p>
-      <w:pPr>
-        <w:ind w:left="707"/>
-      </w:pPr>
-      <w:r>
-        <w:t>m – моном.</w:t>
-      </w:r>
-    </w:p>
-    <w:p>
-      <w:r>
-        <w:t>Выходные параметры:</w:t>
-      </w:r>
-    </w:p>
-    <w:p>
-      <w:pPr>
-        <w:ind w:left="707"/>
-        <w:rPr>
-          <w:lang w:val="en-US"/>
-        </w:rPr>
-      </w:pPr>
-      <w:r>
-        <w:t>Полином</w:t>
-      </w:r>
-      <w:r>
-        <w:rPr>
-          <w:lang w:val="en-US"/>
-        </w:rPr>
-        <w:t>.</w:t>
-      </w:r>
-    </w:p>
-    <w:p>
-      <w:pPr>
-        <w:pStyle w:val="a8"/>
-        <w:rPr>
-          <w:lang w:val="en-US"/>
-        </w:rPr>
-      </w:pPr>
-      <w:r>
-        <w:rPr>
-          <w:lang w:val="en-US"/>
-        </w:rPr>
-        <w:t xml:space="preserve"> </w:t>
-      </w:r>
-    </w:p>
-    <w:p>
-      <w:pPr>
-        <w:pStyle w:val="a8"/>
-        <w:ind w:firstLine="567"/>
-        <w:rPr>
-          <w:u w:val="single"/>
-          <w:lang w:val="en-US"/>
-        </w:rPr>
-      </w:pPr>
-      <w:r>
-        <w:rPr>
-          <w:u w:val="single"/>
-          <w:lang w:val="en-US"/>
-        </w:rPr>
-        <w:t>Polinom operator*(const Monom&amp; m</w:t>
-      </w:r>
-      <w:r>
-        <w:rPr>
-          <w:u w:val="single"/>
-          <w:lang w:val="en-US"/>
-        </w:rPr>
-        <w:t>)</w:t>
-      </w:r>
-    </w:p>
-    <w:p>
-      <w:r>
-        <w:t xml:space="preserve">Назначение: </w:t>
-      </w:r>
-    </w:p>
-    <w:p>
-      <w:pPr>
-        <w:ind w:left="707"/>
-      </w:pPr>
-      <w:r>
-        <w:lastRenderedPageBreak/>
-        <w:t>Умножение полинома на моном.</w:t>
-      </w:r>
-    </w:p>
-    <w:p>
-      <w:r>
-        <w:t>Входные параметры:</w:t>
-      </w:r>
-    </w:p>
-    <w:p>
-      <w:pPr>
-        <w:ind w:left="707"/>
-      </w:pPr>
-      <w:r>
-        <w:t>m – моном.</w:t>
-      </w:r>
-    </w:p>
-    <w:p>
-      <w:r>
-        <w:t>Выходные параметры:</w:t>
-      </w:r>
-    </w:p>
-    <w:p>
-      <w:pPr>
-        <w:ind w:left="707"/>
-        <w:rPr>
-          <w:lang w:val="en-US"/>
-        </w:rPr>
-      </w:pPr>
-      <w:r>
-        <w:t>Полином</w:t>
-      </w:r>
-      <w:r>
-        <w:rPr>
-          <w:lang w:val="en-US"/>
-        </w:rPr>
-        <w:t>.</w:t>
-      </w:r>
-    </w:p>
-    <w:p>
-      <w:pPr>
-        <w:pStyle w:val="a8"/>
-        <w:ind w:firstLine="567"/>
-        <w:rPr>
-          <w:u w:val="single"/>
-          <w:lang w:val="en-US"/>
-        </w:rPr>
-      </w:pPr>
-      <w:r>
-        <w:rPr>
-          <w:u w:val="single"/>
-          <w:lang w:val="en-US"/>
-        </w:rPr>
-        <w:t>Polinom operator+(double c)</w:t>
-      </w:r>
-    </w:p>
-    <w:p>
-      <w:pPr>
-        <w:rPr>
-          <w:lang w:val="en-US"/>
-        </w:rPr>
-      </w:pPr>
-      <w:r>
-        <w:t>Назначение</w:t>
-      </w:r>
-      <w:r>
-        <w:rPr>
-          <w:lang w:val="en-US"/>
-        </w:rPr>
-        <w:t xml:space="preserve">: </w:t>
-      </w:r>
-    </w:p>
-    <w:p>
-      <w:pPr>
-        <w:ind w:left="707"/>
-      </w:pPr>
-      <w:r>
-        <w:t>Сложение полинома с числом.</w:t>
-      </w:r>
-    </w:p>
-    <w:p>
-      <w:r>
-        <w:t>Входные параметры:</w:t>
-      </w:r>
-    </w:p>
-    <w:p>
-      <w:pPr>
-        <w:ind w:left="707"/>
-      </w:pPr>
-      <w:r>
-        <w:rPr>
-          <w:lang w:val="en-US"/>
-        </w:rPr>
-        <w:t>c</w:t>
-      </w:r>
-      <w:r>
-        <w:t xml:space="preserve"> –</w:t>
-      </w:r>
-      <w:r>
-        <w:t xml:space="preserve"> число.</w:t>
-      </w:r>
-    </w:p>
-    <w:p>
-      <w:r>
-        <w:t>Выходные параметры:</w:t>
-      </w:r>
-    </w:p>
-    <w:p>
-      <w:pPr>
-        <w:ind w:left="707"/>
-      </w:pPr>
-      <w:r>
-        <w:t>Полином</w:t>
-      </w:r>
-      <w:r>
-        <w:t>.</w:t>
-      </w:r>
-    </w:p>
-    <w:p>
-      <w:pPr>
-        <w:pStyle w:val="a8"/>
-        <w:ind w:firstLine="567"/>
-        <w:rPr>
-          <w:u w:val="single"/>
-          <w:lang w:val="en-US"/>
-        </w:rPr>
-      </w:pPr>
-      <w:r>
-        <w:rPr>
-          <w:u w:val="single"/>
-          <w:lang w:val="en-US"/>
-        </w:rPr>
-        <w:t>Polinom operator–(double c)</w:t>
-      </w:r>
-    </w:p>
-    <w:p>
-      <w:pPr>
-        <w:rPr>
-          <w:lang w:val="en-US"/>
-        </w:rPr>
-      </w:pPr>
-      <w:r>
-        <w:t>Назначение</w:t>
-      </w:r>
-      <w:r>
-        <w:rPr>
-          <w:lang w:val="en-US"/>
-        </w:rPr>
-        <w:t xml:space="preserve">: </w:t>
-      </w:r>
-    </w:p>
-    <w:p>
-      <w:pPr>
-        <w:ind w:left="707"/>
-      </w:pPr>
-      <w:r>
-        <w:t>Разность полинома с числом.</w:t>
-      </w:r>
-    </w:p>
-    <w:p>
-      <w:r>
-        <w:t>Входные параметры:</w:t>
-      </w:r>
-    </w:p>
-    <w:p>
-      <w:pPr>
-        <w:ind w:left="707"/>
-      </w:pPr>
-      <w:r>
-        <w:t>c – число.</w:t>
-      </w:r>
-    </w:p>
-    <w:p>
-      <w:r>
-        <w:t>Выходные параметры:</w:t>
-      </w:r>
-    </w:p>
-    <w:p>
-      <w:pPr>
-        <w:ind w:left="707"/>
-      </w:pPr>
-      <w:r>
-        <w:t>Полином.</w:t>
-      </w:r>
-    </w:p>
-    <w:p>
-      <w:pPr>
-        <w:pStyle w:val="a8"/>
-        <w:ind w:firstLine="567"/>
-        <w:rPr>
-          <w:u w:val="single"/>
-          <w:lang w:val="en-US"/>
-        </w:rPr>
-      </w:pPr>
-      <w:r>
-        <w:rPr>
-          <w:u w:val="single"/>
-          <w:lang w:val="en-US"/>
-        </w:rPr>
-        <w:t>Polinom operator*(double c)</w:t>
-      </w:r>
-    </w:p>
-    <w:p>
-      <w:pPr>
-        <w:rPr>
-          <w:lang w:val="en-US"/>
-        </w:rPr>
-      </w:pPr>
-      <w:r>
-        <w:t>Назначение</w:t>
-      </w:r>
-      <w:r>
-        <w:rPr>
-          <w:lang w:val="en-US"/>
-        </w:rPr>
-        <w:t xml:space="preserve">: </w:t>
-      </w:r>
-    </w:p>
-    <w:p>
-      <w:pPr>
-        <w:ind w:left="707"/>
-      </w:pPr>
-      <w:r>
-        <w:t>Произведение полинома с числом.</w:t>
-      </w:r>
-    </w:p>
-    <w:p>
-      <w:r>
-        <w:t>Входные параметры:</w:t>
-      </w:r>
-    </w:p>
-    <w:p>
-      <w:pPr>
-        <w:ind w:left="707"/>
-      </w:pPr>
-      <w:r>
-        <w:t>c – число.</w:t>
-      </w:r>
-    </w:p>
-    <w:p>
-      <w:r>
-        <w:t>Выходные параметры:</w:t>
-      </w:r>
-    </w:p>
-    <w:p>
-      <w:pPr>
-        <w:ind w:left="707"/>
-      </w:pPr>
-      <w:r>
-        <w:t>Полином.</w:t>
-      </w:r>
-    </w:p>
-    <w:p>
-      <w:pPr>
-        <w:pStyle w:val="a8"/>
-        <w:ind w:firstLine="567"/>
-        <w:rPr>
-          <w:u w:val="single"/>
-          <w:lang w:val="en-US"/>
-        </w:rPr>
-      </w:pPr>
-      <w:r>
-        <w:rPr>
-          <w:u w:val="single"/>
-          <w:lang w:val="en-US"/>
-        </w:rPr>
-        <w:t>bool operator==(const Polinom&amp; p) const</w:t>
-      </w:r>
-    </w:p>
-    <w:p>
-      <w:r>
-        <w:t xml:space="preserve">Назначение: </w:t>
-      </w:r>
-    </w:p>
-    <w:p>
-      <w:pPr>
-        <w:ind w:left="707"/>
-      </w:pPr>
-      <w:r>
-        <w:t>Проверка полиномов на равенство.</w:t>
-      </w:r>
-    </w:p>
-    <w:p>
-      <w:r>
-        <w:t>Входные параметры</w:t>
-      </w:r>
-      <w:r>
-        <w:t>:</w:t>
-      </w:r>
-    </w:p>
-    <w:p>
-      <w:pPr>
-        <w:ind w:left="707"/>
-      </w:pPr>
-      <w:r>
-        <w:t>p – полином.</w:t>
-      </w:r>
-    </w:p>
-    <w:p>
-      <w:r>
-        <w:t>Выходные параметры:</w:t>
-      </w:r>
-    </w:p>
-    <w:p>
-      <w:pPr>
-        <w:pStyle w:val="a8"/>
-        <w:ind w:left="708" w:firstLine="708"/>
+        <w:pStyle w:val="a8"/>
+        <w:ind w:firstLine="709"/>
       </w:pPr>
       <w:r>
         <w:rPr>
@@ -14451,50 +14077,18 @@
           <w:sz w:val="24"/>
           <w:szCs w:val="22"/>
         </w:rPr>
-        <w:t>Буловое значение, если равны – 1, иначе – 0.</w:t>
-      </w:r>
-    </w:p>
-    <w:p>
-      <w:pPr>
-        <w:pStyle w:val="a8"/>
-        <w:ind w:firstLine="567"/>
-        <w:rPr>
-          <w:u w:val="single"/>
-          <w:lang w:val="en-US"/>
-        </w:rPr>
-      </w:pPr>
-      <w:r>
-        <w:rPr>
-          <w:u w:val="single"/>
-          <w:lang w:val="en-US"/>
-        </w:rPr>
-        <w:t>bool operator!=(const Polinom&amp; p) const</w:t>
-      </w:r>
-    </w:p>
-    <w:p>
-      <w:r>
-        <w:t xml:space="preserve">Назначение: </w:t>
-      </w:r>
-    </w:p>
-    <w:p>
-      <w:pPr>
-        <w:ind w:left="707"/>
-      </w:pPr>
-      <w:r>
-        <w:t>Проверка полиномов на не равенство.</w:t>
-      </w:r>
-    </w:p>
-    <w:p>
-      <w:pPr>
-        <w:pStyle w:val="a8"/>
-        <w:ind w:firstLine="709"/>
+        <w:t>Буле</w:t>
+      </w:r>
+      <w:r>
         <w:rPr>
           <w:rFonts w:ascii="Times New Roman" w:hAnsi="Times New Roman" w:cstheme="minorBidi"/>
           <w:b w:val="0"/>
           <w:sz w:val="24"/>
           <w:szCs w:val="22"/>
         </w:rPr>
-      </w:pPr>
+        <w:t xml:space="preserve">во значение, если </w:t>
+      </w:r>
+      <w:proofErr w:type="gramStart"/>
       <w:r>
         <w:rPr>
           <w:rFonts w:ascii="Times New Roman" w:hAnsi="Times New Roman" w:cstheme="minorBidi"/>
@@ -14502,57 +14096,84 @@
           <w:sz w:val="24"/>
           <w:szCs w:val="22"/>
         </w:rPr>
-        <w:lastRenderedPageBreak/>
-        <w:t>Входные параметры:</w:t>
-      </w:r>
-    </w:p>
-    <w:p>
-      <w:pPr>
-        <w:pStyle w:val="a8"/>
-        <w:ind w:left="707" w:firstLine="709"/>
+        <w:t>равны</w:t>
+      </w:r>
+      <w:proofErr w:type="gramEnd"/>
+      <w:r>
         <w:rPr>
           <w:rFonts w:ascii="Times New Roman" w:hAnsi="Times New Roman" w:cstheme="minorBidi"/>
           <w:b w:val="0"/>
           <w:sz w:val="24"/>
           <w:szCs w:val="22"/>
         </w:rPr>
-      </w:pPr>
-      <w:r>
+        <w:t xml:space="preserve"> – 1, иначе – 0.</w:t>
+      </w:r>
+    </w:p>
+    <w:p>
+      <w:pPr>
+        <w:pStyle w:val="a8"/>
+        <w:ind w:firstLine="567"/>
+        <w:rPr>
+          <w:u w:val="single"/>
+          <w:lang w:val="en-US"/>
+        </w:rPr>
+      </w:pPr>
+      <w:r>
+        <w:rPr>
+          <w:u w:val="single"/>
+          <w:lang w:val="en-US"/>
+        </w:rPr>
+        <w:t>bool operator!=(const Polinom&amp; p) const</w:t>
+      </w:r>
+    </w:p>
+    <w:p>
+      <w:r>
+        <w:t xml:space="preserve">Назначение: </w:t>
+      </w:r>
+    </w:p>
+    <w:p>
+      <w:r>
+        <w:t>Проверка полиномов на не равенство.</w:t>
+      </w:r>
+    </w:p>
+    <w:p>
+      <w:pPr>
+        <w:pStyle w:val="a8"/>
+        <w:ind w:firstLine="709"/>
         <w:rPr>
           <w:rFonts w:ascii="Times New Roman" w:hAnsi="Times New Roman" w:cstheme="minorBidi"/>
           <w:b w:val="0"/>
           <w:sz w:val="24"/>
           <w:szCs w:val="22"/>
         </w:rPr>
-        <w:t>p – полином.</w:t>
-      </w:r>
-    </w:p>
-    <w:p>
-      <w:pPr>
-        <w:pStyle w:val="a8"/>
-        <w:ind w:firstLine="709"/>
+      </w:pPr>
+      <w:r>
         <w:rPr>
           <w:rFonts w:ascii="Times New Roman" w:hAnsi="Times New Roman" w:cstheme="minorBidi"/>
           <w:b w:val="0"/>
           <w:sz w:val="24"/>
           <w:szCs w:val="22"/>
         </w:rPr>
-      </w:pPr>
-      <w:r>
+        <w:t>Входные параметры:</w:t>
+      </w:r>
+    </w:p>
+    <w:p>
+      <w:pPr>
+        <w:pStyle w:val="a8"/>
+        <w:ind w:firstLine="709"/>
         <w:rPr>
           <w:rFonts w:ascii="Times New Roman" w:hAnsi="Times New Roman" w:cstheme="minorBidi"/>
           <w:b w:val="0"/>
           <w:sz w:val="24"/>
           <w:szCs w:val="22"/>
         </w:rPr>
-        <w:t>Выходные параметры:</w:t>
-      </w:r>
-    </w:p>
-    <w:p>
-      <w:pPr>
-        <w:pStyle w:val="a8"/>
-        <w:ind w:left="707" w:firstLine="709"/>
-      </w:pPr>
+      </w:pPr>
+      <w:r>
+        <w:rPr>
+          <w:rStyle w:val="aa"/>
+        </w:rPr>
+        <w:t>p</w:t>
+      </w:r>
       <w:r>
         <w:rPr>
           <w:rFonts w:ascii="Times New Roman" w:hAnsi="Times New Roman" w:cstheme="minorBidi"/>
@@ -14560,17 +14181,20 @@
           <w:sz w:val="24"/>
           <w:szCs w:val="22"/>
         </w:rPr>
-        <w:t xml:space="preserve">Буловое значение, если </w:t>
-      </w:r>
-      <w:r>
+        <w:t xml:space="preserve"> – полином.</w:t>
+      </w:r>
+    </w:p>
+    <w:p>
+      <w:pPr>
+        <w:pStyle w:val="a8"/>
+        <w:ind w:firstLine="709"/>
         <w:rPr>
           <w:rFonts w:ascii="Times New Roman" w:hAnsi="Times New Roman" w:cstheme="minorBidi"/>
           <w:b w:val="0"/>
           <w:sz w:val="24"/>
           <w:szCs w:val="22"/>
         </w:rPr>
-        <w:t xml:space="preserve">не </w:t>
-      </w:r>
+      </w:pPr>
       <w:r>
         <w:rPr>
           <w:rFonts w:ascii="Times New Roman" w:hAnsi="Times New Roman" w:cstheme="minorBidi"/>
@@ -14578,7 +14202,60 @@
           <w:sz w:val="24"/>
           <w:szCs w:val="22"/>
         </w:rPr>
-        <w:t>равны – 1, иначе – 0.</w:t>
+        <w:t>Выходные параметры:</w:t>
+      </w:r>
+    </w:p>
+    <w:p>
+      <w:pPr>
+        <w:pStyle w:val="a8"/>
+        <w:ind w:firstLine="709"/>
+      </w:pPr>
+      <w:r>
+        <w:rPr>
+          <w:rFonts w:ascii="Times New Roman" w:hAnsi="Times New Roman" w:cstheme="minorBidi"/>
+          <w:b w:val="0"/>
+          <w:sz w:val="24"/>
+          <w:szCs w:val="22"/>
+        </w:rPr>
+        <w:t>Булево</w:t>
+      </w:r>
+      <w:r>
+        <w:rPr>
+          <w:rFonts w:ascii="Times New Roman" w:hAnsi="Times New Roman" w:cstheme="minorBidi"/>
+          <w:b w:val="0"/>
+          <w:sz w:val="24"/>
+          <w:szCs w:val="22"/>
+        </w:rPr>
+        <w:t xml:space="preserve"> значение, если </w:t>
+      </w:r>
+      <w:r>
+        <w:rPr>
+          <w:rFonts w:ascii="Times New Roman" w:hAnsi="Times New Roman" w:cstheme="minorBidi"/>
+          <w:b w:val="0"/>
+          <w:sz w:val="24"/>
+          <w:szCs w:val="22"/>
+        </w:rPr>
+        <w:t xml:space="preserve">не </w:t>
+      </w:r>
+      <w:proofErr w:type="gramStart"/>
+      <w:r>
+        <w:rPr>
+          <w:rFonts w:ascii="Times New Roman" w:hAnsi="Times New Roman" w:cstheme="minorBidi"/>
+          <w:b w:val="0"/>
+          <w:sz w:val="24"/>
+          <w:szCs w:val="22"/>
+        </w:rPr>
+        <w:t>равны</w:t>
+      </w:r>
+      <w:proofErr w:type="gramEnd"/>
+      <w:r>
+        <w:rPr>
+          <w:rFonts w:ascii="Times New Roman" w:hAnsi="Times New Roman" w:cstheme="minorBidi"/>
+          <w:b w:val="0"/>
+          <w:sz w:val="24"/>
+          <w:szCs w:val="22"/>
+        </w:rPr>
+        <w:t xml:space="preserve"> – 1, иначе – 0.</w:t>
       </w:r>
     </w:p>
     <w:p>
@@ -14595,6 +14272,7 @@
           <w:u w:val="single"/>
           <w:lang w:val="en-US"/>
         </w:rPr>
+        <w:lastRenderedPageBreak/>
         <w:t>friend std::ostream&amp; operator</w:t>
       </w:r>
       <w:r>
@@ -14632,9 +14310,6 @@
       </w:r>
     </w:p>
     <w:p>
-      <w:pPr>
-        <w:ind w:left="707"/>
-      </w:pPr>
       <w:r>
         <w:t>Вывод полинома на консоль.</w:t>
       </w:r>
@@ -14645,12 +14320,9 @@
       </w:r>
     </w:p>
     <w:p>
-      <w:pPr>
-        <w:ind w:left="707"/>
-      </w:pPr>
-      <w:r>
-        <w:rPr>
-          <w:lang w:val="en-US"/>
+      <w:r>
+        <w:rPr>
+          <w:rStyle w:val="aa"/>
         </w:rPr>
         <w:t>pol</w:t>
       </w:r>
@@ -14662,12 +14334,9 @@
       </w:r>
     </w:p>
     <w:p>
-      <w:pPr>
-        <w:ind w:left="707"/>
-      </w:pPr>
-      <w:r>
-        <w:rPr>
-          <w:lang w:val="en-US"/>
+      <w:r>
+        <w:rPr>
+          <w:rStyle w:val="aa"/>
         </w:rPr>
         <w:t>out</w:t>
       </w:r>
@@ -14705,7 +14374,6 @@
     </w:p>
     <w:p>
       <w:pPr>
-        <w:ind w:left="707"/>
         <w:rPr>
           <w:lang w:val="en-US"/>
         </w:rPr>
@@ -14767,9 +14435,6 @@
       </w:r>
     </w:p>
     <w:p>
-      <w:pPr>
-        <w:ind w:left="707"/>
-      </w:pPr>
       <w:r>
         <w:t>Ввод полинома с консоли.</w:t>
       </w:r>
@@ -14780,12 +14445,9 @@
       </w:r>
     </w:p>
     <w:p>
-      <w:pPr>
-        <w:ind w:left="707"/>
-      </w:pPr>
-      <w:r>
-        <w:rPr>
-          <w:lang w:val="en-US"/>
+      <w:r>
+        <w:rPr>
+          <w:rStyle w:val="aa"/>
         </w:rPr>
         <w:t>pol</w:t>
       </w:r>
@@ -14797,12 +14459,9 @@
       </w:r>
     </w:p>
     <w:p>
-      <w:pPr>
-        <w:ind w:left="707"/>
-      </w:pPr>
-      <w:r>
-        <w:rPr>
-          <w:lang w:val="en-US"/>
+      <w:r>
+        <w:rPr>
+          <w:rStyle w:val="aa"/>
         </w:rPr>
         <w:t>in</w:t>
       </w:r>
@@ -14819,9 +14478,8 @@
       </w:r>
     </w:p>
     <w:p>
-      <w:pPr>
-        <w:ind w:left="707"/>
-      </w:pPr>
+      <w:bookmarkStart w:id="46" w:name="_GoBack"/>
+      <w:bookmarkEnd w:id="46"/>
       <w:r>
         <w:t>Поток ввода.</w:t>
       </w:r>
@@ -14856,14 +14514,14 @@
         </w:numPr>
         <w:jc w:val="center"/>
       </w:pPr>
-      <w:bookmarkStart w:id="46" w:name="_Toc190682992"/>
-      <w:bookmarkStart w:id="47" w:name="_Toc195520010"/>
+      <w:bookmarkStart w:id="47" w:name="_Toc190682992"/>
+      <w:bookmarkStart w:id="48" w:name="_Toc195520010"/>
       <w:r>
         <w:lastRenderedPageBreak/>
         <w:t>Заключение</w:t>
       </w:r>
-      <w:bookmarkEnd w:id="46"/>
       <w:bookmarkEnd w:id="47"/>
+      <w:bookmarkEnd w:id="48"/>
     </w:p>
     <w:p>
       <w:pPr>
@@ -14888,7 +14546,13 @@
         <w:t>проделанной</w:t>
       </w:r>
       <w:r>
-        <w:t xml:space="preserve"> работы были разработаны структуры данных, обеспечивающие представление полиномов </w:t>
+        <w:t xml:space="preserve"> работы были разработаны структуры данных, обеспечивающие представление</w:t>
+      </w:r>
+      <w:r>
+        <w:t xml:space="preserve"> частного случая </w:t>
+      </w:r>
+      <w:r>
+        <w:t xml:space="preserve">полиномов </w:t>
       </w:r>
       <w:r>
         <w:t>из</w:t>
@@ -14900,7 +14564,13 @@
         <w:t>ых с ограничениями по степеням от 0 до 9</w:t>
       </w:r>
       <w:r>
-        <w:t>. Реализованы основные операции над полиномами: сложение, вычитание, умножение, вычисление значения при заданных аргументах, а также арифметические действия с константами и мономами.</w:t>
+        <w:t xml:space="preserve">. Реализованы основные операции над </w:t>
+      </w:r>
+      <w:r>
+        <w:t xml:space="preserve">этими </w:t>
+      </w:r>
+      <w:r>
+        <w:t>полиномами: сложение, вычитание, умножение, вычисление значения при заданных аргументах, а также арифметические действия с константами и мономами.</w:t>
       </w:r>
     </w:p>
     <w:p>
@@ -14927,11 +14597,6 @@
       </w:r>
     </w:p>
     <w:p>
-      <w:pPr>
-        <w:rPr>
-          <w:lang w:val="en-US"/>
-        </w:rPr>
-      </w:pPr>
       <w:r>
         <w:t>Также</w:t>
       </w:r>
@@ -14965,16 +14630,15 @@
         </w:numPr>
         <w:jc w:val="center"/>
       </w:pPr>
-      <w:bookmarkStart w:id="48" w:name="_Toc190682993"/>
-      <w:bookmarkStart w:id="49" w:name="_Toc195520011"/>
+      <w:bookmarkStart w:id="49" w:name="_Toc190682993"/>
+      <w:bookmarkStart w:id="50" w:name="_Toc195520011"/>
       <w:r>
         <w:lastRenderedPageBreak/>
         <w:t>Литература</w:t>
       </w:r>
-      <w:bookmarkEnd w:id="48"/>
       <w:bookmarkEnd w:id="49"/>
-    </w:p>
-    <w:commentRangeStart w:id="50"/>
+      <w:bookmarkEnd w:id="50"/>
+    </w:p>
     <w:p>
       <w:pPr>
         <w:pStyle w:val="af"/>
@@ -14982,42 +14646,7 @@
           <w:ilvl w:val="0"/>
           <w:numId w:val="3"/>
         </w:numPr>
-        <w:ind w:left="426"/>
-        <w:jc w:val="left"/>
-      </w:pPr>
-      <w:r>
-        <w:fldChar w:fldCharType="begin"/>
-      </w:r>
-      <w:r>
-        <w:instrText>HYPERLINK "https://github.com/Kosolapov-Vitaliy/mp2-practice/tree/lab_04.1"</w:instrText>
-      </w:r>
-      <w:r>
-        <w:fldChar w:fldCharType="separate"/>
-      </w:r>
-      <w:r>
-        <w:rPr>
-          <w:rStyle w:val="ab"/>
-        </w:rPr>
-        <w:t>https://github.com/Kosolapov-Vitaliy/mp2-practice/tree/lab_04.1</w:t>
-      </w:r>
-      <w:r>
-        <w:fldChar w:fldCharType="end"/>
-      </w:r>
-      <w:r>
-        <w:t xml:space="preserve"> [репозиторий с лабораторной]. </w:t>
-      </w:r>
-      <w:commentRangeEnd w:id="50"/>
-      <w:r>
-        <w:rPr>
-          <w:rStyle w:val="af3"/>
-        </w:rPr>
-        <w:commentReference w:id="50"/>
-      </w:r>
-    </w:p>
-    <w:p>
-      <w:pPr>
-        <w:spacing w:after="200" w:line="276" w:lineRule="auto"/>
-        <w:ind w:firstLine="0"/>
+        <w:ind w:left="426" w:hanging="426"/>
         <w:jc w:val="left"/>
         <w:rPr>
           <w:rFonts w:eastAsiaTheme="majorEastAsia" w:cstheme="majorBidi"/>
@@ -15027,6 +14656,41 @@
           <w:szCs w:val="28"/>
         </w:rPr>
       </w:pPr>
+      <w:r>
+        <w:t xml:space="preserve">Репозиторий </w:t>
+      </w:r>
+      <w:r>
+        <w:t>GitHub с исхо</w:t>
+      </w:r>
+      <w:r>
+        <w:t>дным</w:t>
+      </w:r>
+      <w:r>
+        <w:t>и</w:t>
+      </w:r>
+      <w:r>
+        <w:t xml:space="preserve"> кодами лабораторной работы</w:t>
+      </w:r>
+      <w:r>
+        <w:t xml:space="preserve">. [Электронный ресурс]. – Доступно по ссылке: </w:t>
+      </w:r>
+      <w:hyperlink r:id="rId39" w:history="1">
+        <w:r>
+          <w:rPr>
+            <w:rStyle w:val="ab"/>
+          </w:rPr>
+          <w:t>https://github.com/Kosolapov-Vitaliy/mp2-practice/tree/lab_04.1</w:t>
+        </w:r>
+      </w:hyperlink>
+      <w:r>
+        <w:t xml:space="preserve">  (дата обращения: 07.05.2025)</w:t>
+      </w:r>
+      <w:r>
+        <w:t>.</w:t>
+      </w:r>
+      <w:r>
+        <w:t xml:space="preserve"> </w:t>
+      </w:r>
       <w:r>
         <w:br w:type="page"/>
       </w:r>
@@ -15085,23 +14749,51 @@
     <w:p>
       <w:pPr>
         <w:pStyle w:val="a8"/>
-      </w:pPr>
-      <w:r>
-        <w:t>template &lt;typename T&gt;</w:t>
-      </w:r>
-    </w:p>
-    <w:p>
-      <w:pPr>
-        <w:pStyle w:val="a8"/>
-        <w:rPr>
-          <w:lang w:val="en-US"/>
-        </w:rPr>
-      </w:pPr>
-      <w:r>
-        <w:rPr>
-          <w:lang w:val="en-US"/>
-        </w:rPr>
-        <w:t>List&lt;T&gt;::List(): pFirst(nullptr), pCurr(nullptr), pPrev(nullptr), pLast(nullptr), pStop(nullptr) {}</w:t>
+        <w:rPr>
+          <w:lang w:val="en-US"/>
+        </w:rPr>
+      </w:pPr>
+      <w:proofErr w:type="gramStart"/>
+      <w:r>
+        <w:rPr>
+          <w:lang w:val="en-US"/>
+        </w:rPr>
+        <w:t>template</w:t>
+      </w:r>
+      <w:proofErr w:type="gramEnd"/>
+      <w:r>
+        <w:rPr>
+          <w:lang w:val="en-US"/>
+        </w:rPr>
+        <w:t xml:space="preserve"> &lt;typename T&gt;</w:t>
+      </w:r>
+    </w:p>
+    <w:p>
+      <w:pPr>
+        <w:pStyle w:val="a8"/>
+        <w:rPr>
+          <w:lang w:val="en-US"/>
+        </w:rPr>
+      </w:pPr>
+      <w:r>
+        <w:rPr>
+          <w:lang w:val="en-US"/>
+        </w:rPr>
+        <w:t>List&lt;T&gt;:</w:t>
+      </w:r>
+      <w:proofErr w:type="gramStart"/>
+      <w:r>
+        <w:rPr>
+          <w:lang w:val="en-US"/>
+        </w:rPr>
+        <w:t>:List</w:t>
+      </w:r>
+      <w:proofErr w:type="gramEnd"/>
+      <w:r>
+        <w:rPr>
+          <w:lang w:val="en-US"/>
+        </w:rPr>
+        <w:t>(): pFirst(nullptr), pCurr(nullptr), pPrev(nullptr), pLast(nullptr), pStop(nullptr) {}</w:t>
       </w:r>
     </w:p>
     <w:p>
@@ -31803,8 +31495,6 @@
       <w:r>
         <w:t>}</w:t>
       </w:r>
-      <w:bookmarkStart w:id="67" w:name="_GoBack"/>
-      <w:bookmarkEnd w:id="67"/>
     </w:p>
     <w:sectPr>
       <w:pgSz w:w="11906" w:h="16838"/>
@@ -31817,21 +31507,8 @@
 </file>
 
 <file path=word/comments.xml><?xml version="1.0" encoding="utf-8"?>
-<w:comments xmlns:ve="http://schemas.openxmlformats.org/markup-compatibility/2006" xmlns:o="urn:schemas-microsoft-com:office:office" xmlns:r="http://schemas.openxmlformats.org/officeDocument/2006/relationships" xmlns:m="http://schemas.openxmlformats.org/officeDocument/2006/math" xmlns:v="urn:schemas-microsoft-com:vml" xmlns:wp="http://schemas.openxmlformats.org/drawingml/2006/wordprocessingDrawing" xmlns:w10="urn:schemas-microsoft-com:office:word" xmlns:w="http://schemas.openxmlformats.org/wordprocessingml/2006/main" xmlns:wne="http://schemas.microsoft.com/office/word/2006/wordml">
+<w:comments xmlns:wpc="http://schemas.microsoft.com/office/word/2010/wordprocessingCanvas" xmlns:mc="http://schemas.openxmlformats.org/markup-compatibility/2006" xmlns:o="urn:schemas-microsoft-com:office:office" xmlns:r="http://schemas.openxmlformats.org/officeDocument/2006/relationships" xmlns:m="http://schemas.openxmlformats.org/officeDocument/2006/math" xmlns:v="urn:schemas-microsoft-com:vml" xmlns:wp14="http://schemas.microsoft.com/office/word/2010/wordprocessingDrawing" xmlns:wp="http://schemas.openxmlformats.org/drawingml/2006/wordprocessingDrawing" xmlns:w10="urn:schemas-microsoft-com:office:word" xmlns:w="http://schemas.openxmlformats.org/wordprocessingml/2006/main" xmlns:w14="http://schemas.microsoft.com/office/word/2010/wordml" xmlns:wpg="http://schemas.microsoft.com/office/word/2010/wordprocessingGroup" xmlns:wpi="http://schemas.microsoft.com/office/word/2010/wordprocessingInk" xmlns:wne="http://schemas.microsoft.com/office/word/2006/wordml" xmlns:wps="http://schemas.microsoft.com/office/word/2010/wordprocessingShape" mc:Ignorable="w14 wp14">
   <w:comment w:id="9" w:author="ITMM-230041" w:date="2025-04-14T11:18:00Z" w:initials="I">
-    <w:p>
-      <w:pPr>
-        <w:pStyle w:val="af4"/>
-      </w:pPr>
-      <w:r>
-        <w:rPr>
-          <w:rStyle w:val="af3"/>
-        </w:rPr>
-        <w:annotationRef/>
-      </w:r>
-    </w:p>
-  </w:comment>
-  <w:comment w:id="50" w:author="ITMM-230041" w:date="2025-04-14T11:24:00Z" w:initials="I">
     <w:p>
       <w:pPr>
         <w:pStyle w:val="af4"/>
@@ -31848,7 +31525,7 @@
 </file>
 
 <file path=word/numbering.xml><?xml version="1.0" encoding="utf-8"?>
-<w:numbering xmlns:ve="http://schemas.openxmlformats.org/markup-compatibility/2006" xmlns:o="urn:schemas-microsoft-com:office:office" xmlns:r="http://schemas.openxmlformats.org/officeDocument/2006/relationships" xmlns:m="http://schemas.openxmlformats.org/officeDocument/2006/math" xmlns:v="urn:schemas-microsoft-com:vml" xmlns:wp="http://schemas.openxmlformats.org/drawingml/2006/wordprocessingDrawing" xmlns:w10="urn:schemas-microsoft-com:office:word" xmlns:w="http://schemas.openxmlformats.org/wordprocessingml/2006/main" xmlns:wne="http://schemas.microsoft.com/office/word/2006/wordml">
+<w:numbering xmlns:wpc="http://schemas.microsoft.com/office/word/2010/wordprocessingCanvas" xmlns:mc="http://schemas.openxmlformats.org/markup-compatibility/2006" xmlns:o="urn:schemas-microsoft-com:office:office" xmlns:r="http://schemas.openxmlformats.org/officeDocument/2006/relationships" xmlns:m="http://schemas.openxmlformats.org/officeDocument/2006/math" xmlns:v="urn:schemas-microsoft-com:vml" xmlns:wp14="http://schemas.microsoft.com/office/word/2010/wordprocessingDrawing" xmlns:wp="http://schemas.openxmlformats.org/drawingml/2006/wordprocessingDrawing" xmlns:w10="urn:schemas-microsoft-com:office:word" xmlns:w="http://schemas.openxmlformats.org/wordprocessingml/2006/main" xmlns:w14="http://schemas.microsoft.com/office/word/2010/wordml" xmlns:wpg="http://schemas.microsoft.com/office/word/2010/wordprocessingGroup" xmlns:wpi="http://schemas.microsoft.com/office/word/2010/wordprocessingInk" xmlns:wne="http://schemas.microsoft.com/office/word/2006/wordml" xmlns:wps="http://schemas.microsoft.com/office/word/2010/wordprocessingShape" mc:Ignorable="w14 wp14">
   <w:abstractNum w:abstractNumId="0">
     <w:nsid w:val="04C65468"/>
     <w:multiLevelType w:val="hybridMultilevel"/>
@@ -33144,7 +32821,7 @@
 </file>
 
 <file path=word/styles.xml><?xml version="1.0" encoding="utf-8"?>
-<w:styles xmlns:r="http://schemas.openxmlformats.org/officeDocument/2006/relationships" xmlns:w="http://schemas.openxmlformats.org/wordprocessingml/2006/main">
+<w:styles xmlns:mc="http://schemas.openxmlformats.org/markup-compatibility/2006" xmlns:r="http://schemas.openxmlformats.org/officeDocument/2006/relationships" xmlns:w="http://schemas.openxmlformats.org/wordprocessingml/2006/main" xmlns:w14="http://schemas.microsoft.com/office/word/2010/wordml" mc:Ignorable="w14">
   <w:docDefaults>
     <w:rPrDefault>
       <w:rPr>
@@ -33566,7 +33243,6 @@
     <w:uiPriority w:val="99"/>
     <w:semiHidden/>
     <w:unhideWhenUsed/>
-    <w:qFormat/>
     <w:tblPr>
       <w:tblInd w:w="0" w:type="dxa"/>
       <w:tblCellMar>
@@ -34545,7 +34221,7 @@
 </file>
 
 <file path=customXml/itemProps1.xml><?xml version="1.0" encoding="utf-8"?>
-<ds:datastoreItem xmlns:ds="http://schemas.openxmlformats.org/officeDocument/2006/customXml" ds:itemID="{29ED6358-F6F8-47B9-99B8-832EEC34D2F4}">
+<ds:datastoreItem xmlns:ds="http://schemas.openxmlformats.org/officeDocument/2006/customXml" ds:itemID="{8B0E5145-188C-4F34-B81D-A62A23AD4E4A}">
   <ds:schemaRefs>
     <ds:schemaRef ds:uri="http://schemas.openxmlformats.org/officeDocument/2006/bibliography"/>
   </ds:schemaRefs>

--- a/KosolapovVA/04_lab/Report_Polynom.docx
+++ b/KosolapovVA/04_lab/Report_Polynom.docx
@@ -3378,21 +3378,7 @@
         <w:rPr>
           <w:lang w:val="en-US"/>
         </w:rPr>
-        <w:t xml:space="preserve">: </w:t>
-      </w:r>
-      <w:proofErr w:type="gramStart"/>
-      <w:r>
-        <w:rPr>
-          <w:lang w:val="en-US"/>
-        </w:rPr>
-        <w:t>List, HeadList, RingList, Polinom.</w:t>
-      </w:r>
-      <w:proofErr w:type="gramEnd"/>
-      <w:r>
-        <w:rPr>
-          <w:lang w:val="en-US"/>
-        </w:rPr>
-        <w:t xml:space="preserve"> </w:t>
+        <w:t xml:space="preserve">: List, HeadList, RingList, Polinom. </w:t>
       </w:r>
     </w:p>
     <w:p>
@@ -3436,14 +3422,12 @@
       <w:r>
         <w:t>&lt;</w:t>
       </w:r>
-      <w:proofErr w:type="gramStart"/>
       <w:r>
         <w:rPr>
           <w:lang w:val="en-US"/>
         </w:rPr>
         <w:t>Monom</w:t>
       </w:r>
-      <w:proofErr w:type="gramEnd"/>
       <w:r>
         <w:t xml:space="preserve">&gt; </w:t>
       </w:r>
@@ -3722,19 +3706,7 @@
           <w:rPr>
             <w:lang w:eastAsia="ru-RU"/>
           </w:rPr>
-          <w:t>ри</w:t>
-        </w:r>
-        <w:r>
-          <w:rPr>
-            <w:lang w:eastAsia="ru-RU"/>
-          </w:rPr>
-          <w:t>с</w:t>
-        </w:r>
-        <w:r>
-          <w:rPr>
-            <w:lang w:eastAsia="ru-RU"/>
-          </w:rPr>
-          <w:t>. 3</w:t>
+          <w:t>рис. 3</w:t>
         </w:r>
       </w:fldSimple>
       <w:r>
@@ -3856,7 +3828,19 @@
         <w:rPr>
           <w:lang w:eastAsia="ru-RU"/>
         </w:rPr>
-        <w:t>рис. 4</w:t>
+        <w:t>р</w:t>
+      </w:r>
+      <w:r>
+        <w:rPr>
+          <w:lang w:eastAsia="ru-RU"/>
+        </w:rPr>
+        <w:t>и</w:t>
+      </w:r>
+      <w:r>
+        <w:rPr>
+          <w:lang w:eastAsia="ru-RU"/>
+        </w:rPr>
+        <w:t>с. 4</w:t>
       </w:r>
       <w:r>
         <w:rPr>
@@ -4036,7 +4020,7 @@
                     <a:blip r:embed="rId10" cstate="print">
                       <a:extLst>
                         <a:ext uri="{28A0092B-C50C-407E-A947-70E740481C1C}">
-                          <a14:useLocalDpi xmlns:a14="http://schemas.microsoft.com/office/drawing/2010/main" xmlns:wps="http://schemas.microsoft.com/office/word/2010/wordprocessingShape" xmlns:wpi="http://schemas.microsoft.com/office/word/2010/wordprocessingInk" xmlns:wpg="http://schemas.microsoft.com/office/word/2010/wordprocessingGroup" xmlns:w14="http://schemas.microsoft.com/office/word/2010/wordml" xmlns:w="http://schemas.openxmlformats.org/wordprocessingml/2006/main" xmlns:w10="urn:schemas-microsoft-com:office:word" xmlns:wp14="http://schemas.microsoft.com/office/word/2010/wordprocessingDrawing" xmlns:v="urn:schemas-microsoft-com:vml" xmlns:o="urn:schemas-microsoft-com:office:office" xmlns:mc="http://schemas.openxmlformats.org/markup-compatibility/2006" xmlns:wpc="http://schemas.microsoft.com/office/word/2010/wordprocessingCanvas" xmlns="" val="0"/>
+                          <a14:useLocalDpi xmlns="" xmlns:wpc="http://schemas.microsoft.com/office/word/2010/wordprocessingCanvas" xmlns:mc="http://schemas.openxmlformats.org/markup-compatibility/2006" xmlns:o="urn:schemas-microsoft-com:office:office" xmlns:v="urn:schemas-microsoft-com:vml" xmlns:wp14="http://schemas.microsoft.com/office/word/2010/wordprocessingDrawing" xmlns:w10="urn:schemas-microsoft-com:office:word" xmlns:w="http://schemas.openxmlformats.org/wordprocessingml/2006/main" xmlns:w14="http://schemas.microsoft.com/office/word/2010/wordml" xmlns:wpg="http://schemas.microsoft.com/office/word/2010/wordprocessingGroup" xmlns:wpi="http://schemas.microsoft.com/office/word/2010/wordprocessingInk" xmlns:wps="http://schemas.microsoft.com/office/word/2010/wordprocessingShape" xmlns:a14="http://schemas.microsoft.com/office/drawing/2010/main" val="0"/>
                         </a:ext>
                       </a:extLst>
                     </a:blip>
@@ -4137,7 +4121,7 @@
                     <a:blip r:embed="rId11" cstate="print">
                       <a:extLst>
                         <a:ext uri="{28A0092B-C50C-407E-A947-70E740481C1C}">
-                          <a14:useLocalDpi xmlns:a14="http://schemas.microsoft.com/office/drawing/2010/main" xmlns:wps="http://schemas.microsoft.com/office/word/2010/wordprocessingShape" xmlns:wpi="http://schemas.microsoft.com/office/word/2010/wordprocessingInk" xmlns:wpg="http://schemas.microsoft.com/office/word/2010/wordprocessingGroup" xmlns:w14="http://schemas.microsoft.com/office/word/2010/wordml" xmlns:w="http://schemas.openxmlformats.org/wordprocessingml/2006/main" xmlns:w10="urn:schemas-microsoft-com:office:word" xmlns:wp14="http://schemas.microsoft.com/office/word/2010/wordprocessingDrawing" xmlns:v="urn:schemas-microsoft-com:vml" xmlns:o="urn:schemas-microsoft-com:office:office" xmlns:mc="http://schemas.openxmlformats.org/markup-compatibility/2006" xmlns:wpc="http://schemas.microsoft.com/office/word/2010/wordprocessingCanvas" xmlns="" val="0"/>
+                          <a14:useLocalDpi xmlns="" xmlns:wpc="http://schemas.microsoft.com/office/word/2010/wordprocessingCanvas" xmlns:mc="http://schemas.openxmlformats.org/markup-compatibility/2006" xmlns:o="urn:schemas-microsoft-com:office:office" xmlns:v="urn:schemas-microsoft-com:vml" xmlns:wp14="http://schemas.microsoft.com/office/word/2010/wordprocessingDrawing" xmlns:w10="urn:schemas-microsoft-com:office:word" xmlns:w="http://schemas.openxmlformats.org/wordprocessingml/2006/main" xmlns:w14="http://schemas.microsoft.com/office/word/2010/wordml" xmlns:wpg="http://schemas.microsoft.com/office/word/2010/wordprocessingGroup" xmlns:wpi="http://schemas.microsoft.com/office/word/2010/wordprocessingInk" xmlns:wps="http://schemas.microsoft.com/office/word/2010/wordprocessingShape" xmlns:a14="http://schemas.microsoft.com/office/drawing/2010/main" val="0"/>
                         </a:ext>
                       </a:extLst>
                     </a:blip>
@@ -4226,7 +4210,7 @@
                     <a:blip r:embed="rId12" cstate="print">
                       <a:extLst>
                         <a:ext uri="{28A0092B-C50C-407E-A947-70E740481C1C}">
-                          <a14:useLocalDpi xmlns:a14="http://schemas.microsoft.com/office/drawing/2010/main" xmlns:wps="http://schemas.microsoft.com/office/word/2010/wordprocessingShape" xmlns:wpi="http://schemas.microsoft.com/office/word/2010/wordprocessingInk" xmlns:wpg="http://schemas.microsoft.com/office/word/2010/wordprocessingGroup" xmlns:w14="http://schemas.microsoft.com/office/word/2010/wordml" xmlns:w="http://schemas.openxmlformats.org/wordprocessingml/2006/main" xmlns:w10="urn:schemas-microsoft-com:office:word" xmlns:wp14="http://schemas.microsoft.com/office/word/2010/wordprocessingDrawing" xmlns:v="urn:schemas-microsoft-com:vml" xmlns:o="urn:schemas-microsoft-com:office:office" xmlns:mc="http://schemas.openxmlformats.org/markup-compatibility/2006" xmlns:wpc="http://schemas.microsoft.com/office/word/2010/wordprocessingCanvas" xmlns="" val="0"/>
+                          <a14:useLocalDpi xmlns="" xmlns:wpc="http://schemas.microsoft.com/office/word/2010/wordprocessingCanvas" xmlns:mc="http://schemas.openxmlformats.org/markup-compatibility/2006" xmlns:o="urn:schemas-microsoft-com:office:office" xmlns:v="urn:schemas-microsoft-com:vml" xmlns:wp14="http://schemas.microsoft.com/office/word/2010/wordprocessingDrawing" xmlns:w10="urn:schemas-microsoft-com:office:word" xmlns:w="http://schemas.openxmlformats.org/wordprocessingml/2006/main" xmlns:w14="http://schemas.microsoft.com/office/word/2010/wordml" xmlns:wpg="http://schemas.microsoft.com/office/word/2010/wordprocessingGroup" xmlns:wpi="http://schemas.microsoft.com/office/word/2010/wordprocessingInk" xmlns:wps="http://schemas.microsoft.com/office/word/2010/wordprocessingShape" xmlns:a14="http://schemas.microsoft.com/office/drawing/2010/main" val="0"/>
                         </a:ext>
                       </a:extLst>
                     </a:blip>
@@ -4281,7 +4265,7 @@
                     <a:blip r:embed="rId13" cstate="print">
                       <a:extLst>
                         <a:ext uri="{28A0092B-C50C-407E-A947-70E740481C1C}">
-                          <a14:useLocalDpi xmlns:a14="http://schemas.microsoft.com/office/drawing/2010/main" xmlns:wps="http://schemas.microsoft.com/office/word/2010/wordprocessingShape" xmlns:wpi="http://schemas.microsoft.com/office/word/2010/wordprocessingInk" xmlns:wpg="http://schemas.microsoft.com/office/word/2010/wordprocessingGroup" xmlns:w14="http://schemas.microsoft.com/office/word/2010/wordml" xmlns:w="http://schemas.openxmlformats.org/wordprocessingml/2006/main" xmlns:w10="urn:schemas-microsoft-com:office:word" xmlns:wp14="http://schemas.microsoft.com/office/word/2010/wordprocessingDrawing" xmlns:v="urn:schemas-microsoft-com:vml" xmlns:o="urn:schemas-microsoft-com:office:office" xmlns:mc="http://schemas.openxmlformats.org/markup-compatibility/2006" xmlns:wpc="http://schemas.microsoft.com/office/word/2010/wordprocessingCanvas" xmlns="" val="0"/>
+                          <a14:useLocalDpi xmlns="" xmlns:wpc="http://schemas.microsoft.com/office/word/2010/wordprocessingCanvas" xmlns:mc="http://schemas.openxmlformats.org/markup-compatibility/2006" xmlns:o="urn:schemas-microsoft-com:office:office" xmlns:v="urn:schemas-microsoft-com:vml" xmlns:wp14="http://schemas.microsoft.com/office/word/2010/wordprocessingDrawing" xmlns:w10="urn:schemas-microsoft-com:office:word" xmlns:w="http://schemas.openxmlformats.org/wordprocessingml/2006/main" xmlns:w14="http://schemas.microsoft.com/office/word/2010/wordml" xmlns:wpg="http://schemas.microsoft.com/office/word/2010/wordprocessingGroup" xmlns:wpi="http://schemas.microsoft.com/office/word/2010/wordprocessingInk" xmlns:wps="http://schemas.microsoft.com/office/word/2010/wordprocessingShape" xmlns:a14="http://schemas.microsoft.com/office/drawing/2010/main" val="0"/>
                         </a:ext>
                       </a:extLst>
                     </a:blip>
@@ -4357,7 +4341,7 @@
                     <a:blip r:embed="rId14" cstate="print">
                       <a:extLst>
                         <a:ext uri="{28A0092B-C50C-407E-A947-70E740481C1C}">
-                          <a14:useLocalDpi xmlns:a14="http://schemas.microsoft.com/office/drawing/2010/main" xmlns:wps="http://schemas.microsoft.com/office/word/2010/wordprocessingShape" xmlns:wpi="http://schemas.microsoft.com/office/word/2010/wordprocessingInk" xmlns:wpg="http://schemas.microsoft.com/office/word/2010/wordprocessingGroup" xmlns:w14="http://schemas.microsoft.com/office/word/2010/wordml" xmlns:w="http://schemas.openxmlformats.org/wordprocessingml/2006/main" xmlns:w10="urn:schemas-microsoft-com:office:word" xmlns:wp14="http://schemas.microsoft.com/office/word/2010/wordprocessingDrawing" xmlns:v="urn:schemas-microsoft-com:vml" xmlns:o="urn:schemas-microsoft-com:office:office" xmlns:mc="http://schemas.openxmlformats.org/markup-compatibility/2006" xmlns:wpc="http://schemas.microsoft.com/office/word/2010/wordprocessingCanvas" xmlns="" val="0"/>
+                          <a14:useLocalDpi xmlns="" xmlns:wpc="http://schemas.microsoft.com/office/word/2010/wordprocessingCanvas" xmlns:mc="http://schemas.openxmlformats.org/markup-compatibility/2006" xmlns:o="urn:schemas-microsoft-com:office:office" xmlns:v="urn:schemas-microsoft-com:vml" xmlns:wp14="http://schemas.microsoft.com/office/word/2010/wordprocessingDrawing" xmlns:w10="urn:schemas-microsoft-com:office:word" xmlns:w="http://schemas.openxmlformats.org/wordprocessingml/2006/main" xmlns:w14="http://schemas.microsoft.com/office/word/2010/wordml" xmlns:wpg="http://schemas.microsoft.com/office/word/2010/wordprocessingGroup" xmlns:wpi="http://schemas.microsoft.com/office/word/2010/wordprocessingInk" xmlns:wps="http://schemas.microsoft.com/office/word/2010/wordprocessingShape" xmlns:a14="http://schemas.microsoft.com/office/drawing/2010/main" val="0"/>
                         </a:ext>
                       </a:extLst>
                     </a:blip>
@@ -4430,7 +4414,7 @@
                     <a:blip r:embed="rId13" cstate="print">
                       <a:extLst>
                         <a:ext uri="{28A0092B-C50C-407E-A947-70E740481C1C}">
-                          <a14:useLocalDpi xmlns:a14="http://schemas.microsoft.com/office/drawing/2010/main" xmlns:wps="http://schemas.microsoft.com/office/word/2010/wordprocessingShape" xmlns:wpi="http://schemas.microsoft.com/office/word/2010/wordprocessingInk" xmlns:wpg="http://schemas.microsoft.com/office/word/2010/wordprocessingGroup" xmlns:w14="http://schemas.microsoft.com/office/word/2010/wordml" xmlns:w="http://schemas.openxmlformats.org/wordprocessingml/2006/main" xmlns:w10="urn:schemas-microsoft-com:office:word" xmlns:wp14="http://schemas.microsoft.com/office/word/2010/wordprocessingDrawing" xmlns:v="urn:schemas-microsoft-com:vml" xmlns:o="urn:schemas-microsoft-com:office:office" xmlns:mc="http://schemas.openxmlformats.org/markup-compatibility/2006" xmlns:wpc="http://schemas.microsoft.com/office/word/2010/wordprocessingCanvas" xmlns="" val="0"/>
+                          <a14:useLocalDpi xmlns="" xmlns:wpc="http://schemas.microsoft.com/office/word/2010/wordprocessingCanvas" xmlns:mc="http://schemas.openxmlformats.org/markup-compatibility/2006" xmlns:o="urn:schemas-microsoft-com:office:office" xmlns:v="urn:schemas-microsoft-com:vml" xmlns:wp14="http://schemas.microsoft.com/office/word/2010/wordprocessingDrawing" xmlns:w10="urn:schemas-microsoft-com:office:word" xmlns:w="http://schemas.openxmlformats.org/wordprocessingml/2006/main" xmlns:w14="http://schemas.microsoft.com/office/word/2010/wordml" xmlns:wpg="http://schemas.microsoft.com/office/word/2010/wordprocessingGroup" xmlns:wpi="http://schemas.microsoft.com/office/word/2010/wordprocessingInk" xmlns:wps="http://schemas.microsoft.com/office/word/2010/wordprocessingShape" xmlns:a14="http://schemas.microsoft.com/office/drawing/2010/main" val="0"/>
                         </a:ext>
                       </a:extLst>
                     </a:blip>
@@ -4493,7 +4477,7 @@
                     <a:blip r:embed="rId15" cstate="print">
                       <a:extLst>
                         <a:ext uri="{28A0092B-C50C-407E-A947-70E740481C1C}">
-                          <a14:useLocalDpi xmlns:a14="http://schemas.microsoft.com/office/drawing/2010/main" xmlns:wps="http://schemas.microsoft.com/office/word/2010/wordprocessingShape" xmlns:wpi="http://schemas.microsoft.com/office/word/2010/wordprocessingInk" xmlns:wpg="http://schemas.microsoft.com/office/word/2010/wordprocessingGroup" xmlns:w14="http://schemas.microsoft.com/office/word/2010/wordml" xmlns:w="http://schemas.openxmlformats.org/wordprocessingml/2006/main" xmlns:w10="urn:schemas-microsoft-com:office:word" xmlns:wp14="http://schemas.microsoft.com/office/word/2010/wordprocessingDrawing" xmlns:v="urn:schemas-microsoft-com:vml" xmlns:o="urn:schemas-microsoft-com:office:office" xmlns:mc="http://schemas.openxmlformats.org/markup-compatibility/2006" xmlns:wpc="http://schemas.microsoft.com/office/word/2010/wordprocessingCanvas" xmlns="" val="0"/>
+                          <a14:useLocalDpi xmlns="" xmlns:wpc="http://schemas.microsoft.com/office/word/2010/wordprocessingCanvas" xmlns:mc="http://schemas.openxmlformats.org/markup-compatibility/2006" xmlns:o="urn:schemas-microsoft-com:office:office" xmlns:v="urn:schemas-microsoft-com:vml" xmlns:wp14="http://schemas.microsoft.com/office/word/2010/wordprocessingDrawing" xmlns:w10="urn:schemas-microsoft-com:office:word" xmlns:w="http://schemas.openxmlformats.org/wordprocessingml/2006/main" xmlns:w14="http://schemas.microsoft.com/office/word/2010/wordml" xmlns:wpg="http://schemas.microsoft.com/office/word/2010/wordprocessingGroup" xmlns:wpi="http://schemas.microsoft.com/office/word/2010/wordprocessingInk" xmlns:wps="http://schemas.microsoft.com/office/word/2010/wordprocessingShape" xmlns:a14="http://schemas.microsoft.com/office/drawing/2010/main" val="0"/>
                         </a:ext>
                       </a:extLst>
                     </a:blip>
@@ -4562,7 +4546,7 @@
                     <a:blip r:embed="rId16" cstate="print">
                       <a:extLst>
                         <a:ext uri="{28A0092B-C50C-407E-A947-70E740481C1C}">
-                          <a14:useLocalDpi xmlns:a14="http://schemas.microsoft.com/office/drawing/2010/main" xmlns:wps="http://schemas.microsoft.com/office/word/2010/wordprocessingShape" xmlns:wpi="http://schemas.microsoft.com/office/word/2010/wordprocessingInk" xmlns:wpg="http://schemas.microsoft.com/office/word/2010/wordprocessingGroup" xmlns:w14="http://schemas.microsoft.com/office/word/2010/wordml" xmlns:w="http://schemas.openxmlformats.org/wordprocessingml/2006/main" xmlns:w10="urn:schemas-microsoft-com:office:word" xmlns:wp14="http://schemas.microsoft.com/office/word/2010/wordprocessingDrawing" xmlns:v="urn:schemas-microsoft-com:vml" xmlns:o="urn:schemas-microsoft-com:office:office" xmlns:mc="http://schemas.openxmlformats.org/markup-compatibility/2006" xmlns:wpc="http://schemas.microsoft.com/office/word/2010/wordprocessingCanvas" xmlns="" val="0"/>
+                          <a14:useLocalDpi xmlns="" xmlns:wpc="http://schemas.microsoft.com/office/word/2010/wordprocessingCanvas" xmlns:mc="http://schemas.openxmlformats.org/markup-compatibility/2006" xmlns:o="urn:schemas-microsoft-com:office:office" xmlns:v="urn:schemas-microsoft-com:vml" xmlns:wp14="http://schemas.microsoft.com/office/word/2010/wordprocessingDrawing" xmlns:w10="urn:schemas-microsoft-com:office:word" xmlns:w="http://schemas.openxmlformats.org/wordprocessingml/2006/main" xmlns:w14="http://schemas.microsoft.com/office/word/2010/wordml" xmlns:wpg="http://schemas.microsoft.com/office/word/2010/wordprocessingGroup" xmlns:wpi="http://schemas.microsoft.com/office/word/2010/wordprocessingInk" xmlns:wps="http://schemas.microsoft.com/office/word/2010/wordprocessingShape" xmlns:a14="http://schemas.microsoft.com/office/drawing/2010/main" val="0"/>
                         </a:ext>
                       </a:extLst>
                     </a:blip>
@@ -4617,7 +4601,7 @@
                     <a:blip r:embed="rId17" cstate="print">
                       <a:extLst>
                         <a:ext uri="{28A0092B-C50C-407E-A947-70E740481C1C}">
-                          <a14:useLocalDpi xmlns:a14="http://schemas.microsoft.com/office/drawing/2010/main" xmlns:wps="http://schemas.microsoft.com/office/word/2010/wordprocessingShape" xmlns:wpi="http://schemas.microsoft.com/office/word/2010/wordprocessingInk" xmlns:wpg="http://schemas.microsoft.com/office/word/2010/wordprocessingGroup" xmlns:w14="http://schemas.microsoft.com/office/word/2010/wordml" xmlns:w="http://schemas.openxmlformats.org/wordprocessingml/2006/main" xmlns:w10="urn:schemas-microsoft-com:office:word" xmlns:wp14="http://schemas.microsoft.com/office/word/2010/wordprocessingDrawing" xmlns:v="urn:schemas-microsoft-com:vml" xmlns:o="urn:schemas-microsoft-com:office:office" xmlns:mc="http://schemas.openxmlformats.org/markup-compatibility/2006" xmlns:wpc="http://schemas.microsoft.com/office/word/2010/wordprocessingCanvas" xmlns="" val="0"/>
+                          <a14:useLocalDpi xmlns="" xmlns:wpc="http://schemas.microsoft.com/office/word/2010/wordprocessingCanvas" xmlns:mc="http://schemas.openxmlformats.org/markup-compatibility/2006" xmlns:o="urn:schemas-microsoft-com:office:office" xmlns:v="urn:schemas-microsoft-com:vml" xmlns:wp14="http://schemas.microsoft.com/office/word/2010/wordprocessingDrawing" xmlns:w10="urn:schemas-microsoft-com:office:word" xmlns:w="http://schemas.openxmlformats.org/wordprocessingml/2006/main" xmlns:w14="http://schemas.microsoft.com/office/word/2010/wordml" xmlns:wpg="http://schemas.microsoft.com/office/word/2010/wordprocessingGroup" xmlns:wpi="http://schemas.microsoft.com/office/word/2010/wordprocessingInk" xmlns:wps="http://schemas.microsoft.com/office/word/2010/wordprocessingShape" xmlns:a14="http://schemas.microsoft.com/office/drawing/2010/main" val="0"/>
                         </a:ext>
                       </a:extLst>
                     </a:blip>
@@ -4698,7 +4682,7 @@
                     <a:blip r:embed="rId18" cstate="print">
                       <a:extLst>
                         <a:ext uri="{28A0092B-C50C-407E-A947-70E740481C1C}">
-                          <a14:useLocalDpi xmlns:a14="http://schemas.microsoft.com/office/drawing/2010/main" xmlns:wps="http://schemas.microsoft.com/office/word/2010/wordprocessingShape" xmlns:wpi="http://schemas.microsoft.com/office/word/2010/wordprocessingInk" xmlns:wpg="http://schemas.microsoft.com/office/word/2010/wordprocessingGroup" xmlns:w14="http://schemas.microsoft.com/office/word/2010/wordml" xmlns:w="http://schemas.openxmlformats.org/wordprocessingml/2006/main" xmlns:w10="urn:schemas-microsoft-com:office:word" xmlns:wp14="http://schemas.microsoft.com/office/word/2010/wordprocessingDrawing" xmlns:v="urn:schemas-microsoft-com:vml" xmlns:o="urn:schemas-microsoft-com:office:office" xmlns:mc="http://schemas.openxmlformats.org/markup-compatibility/2006" xmlns:wpc="http://schemas.microsoft.com/office/word/2010/wordprocessingCanvas" xmlns="" val="0"/>
+                          <a14:useLocalDpi xmlns="" xmlns:wpc="http://schemas.microsoft.com/office/word/2010/wordprocessingCanvas" xmlns:mc="http://schemas.openxmlformats.org/markup-compatibility/2006" xmlns:o="urn:schemas-microsoft-com:office:office" xmlns:v="urn:schemas-microsoft-com:vml" xmlns:wp14="http://schemas.microsoft.com/office/word/2010/wordprocessingDrawing" xmlns:w10="urn:schemas-microsoft-com:office:word" xmlns:w="http://schemas.openxmlformats.org/wordprocessingml/2006/main" xmlns:w14="http://schemas.microsoft.com/office/word/2010/wordml" xmlns:wpg="http://schemas.microsoft.com/office/word/2010/wordprocessingGroup" xmlns:wpi="http://schemas.microsoft.com/office/word/2010/wordprocessingInk" xmlns:wps="http://schemas.microsoft.com/office/word/2010/wordprocessingShape" xmlns:a14="http://schemas.microsoft.com/office/drawing/2010/main" val="0"/>
                         </a:ext>
                       </a:extLst>
                     </a:blip>
@@ -6574,6 +6558,7 @@
           <w:rFonts w:eastAsia="Times New Roman" w:cs="Times New Roman"/>
           <w:color w:val="000000" w:themeColor="text1"/>
           <w:szCs w:val="24"/>
+          <w:lang w:val="en-US"/>
         </w:rPr>
       </w:pPr>
       <w:r>
@@ -6615,23 +6600,89 @@
           <w:color w:val="000000" w:themeColor="text1"/>
           <w:szCs w:val="24"/>
         </w:rPr>
-        <w:t>. Е</w:t>
-      </w:r>
-      <w:r>
+        <w:t xml:space="preserve">. </w:t>
+      </w:r>
+    </w:p>
+    <w:p>
+      <w:pPr>
+        <w:pStyle w:val="af"/>
+        <w:ind w:left="708"/>
         <w:rPr>
           <w:rFonts w:eastAsia="Times New Roman" w:cs="Times New Roman"/>
           <w:color w:val="000000" w:themeColor="text1"/>
           <w:szCs w:val="24"/>
-        </w:rPr>
-        <w:t>сли результат не 0, то делаем упорядоченную вс</w:t>
-      </w:r>
+          <w:lang w:val="en-US"/>
+        </w:rPr>
+      </w:pPr>
       <w:r>
         <w:rPr>
           <w:rFonts w:eastAsia="Times New Roman" w:cs="Times New Roman"/>
           <w:color w:val="000000" w:themeColor="text1"/>
           <w:szCs w:val="24"/>
+          <w:lang w:val="en-US"/>
+        </w:rPr>
+        <w:t>2.1.1</w:t>
+      </w:r>
+      <w:r>
+        <w:rPr>
+          <w:rFonts w:eastAsia="Times New Roman" w:cs="Times New Roman"/>
+          <w:color w:val="000000" w:themeColor="text1"/>
+          <w:szCs w:val="24"/>
+        </w:rPr>
+        <w:t> </w:t>
+      </w:r>
+      <w:r>
+        <w:rPr>
+          <w:rFonts w:eastAsia="Times New Roman" w:cs="Times New Roman"/>
+          <w:color w:val="000000" w:themeColor="text1"/>
+          <w:szCs w:val="24"/>
+        </w:rPr>
+        <w:t>Е</w:t>
+      </w:r>
+      <w:r>
+        <w:rPr>
+          <w:rFonts w:eastAsia="Times New Roman" w:cs="Times New Roman"/>
+          <w:color w:val="000000" w:themeColor="text1"/>
+          <w:szCs w:val="24"/>
+        </w:rPr>
+        <w:t>сли результат не 0, то делаем упорядоченную вс</w:t>
+      </w:r>
+      <w:r>
+        <w:rPr>
+          <w:rFonts w:eastAsia="Times New Roman" w:cs="Times New Roman"/>
+          <w:color w:val="000000" w:themeColor="text1"/>
+          <w:szCs w:val="24"/>
         </w:rPr>
         <w:t>тавку в результирующий полином.</w:t>
+      </w:r>
+    </w:p>
+    <w:p>
+      <w:pPr>
+        <w:pStyle w:val="af"/>
+        <w:ind w:left="708"/>
+        <w:rPr>
+          <w:rFonts w:eastAsia="Times New Roman" w:cs="Times New Roman"/>
+          <w:color w:val="000000" w:themeColor="text1"/>
+          <w:szCs w:val="24"/>
+          <w:lang w:val="en-US"/>
+        </w:rPr>
+      </w:pPr>
+      <w:r>
+        <w:rPr>
+          <w:rFonts w:eastAsia="Times New Roman" w:cs="Times New Roman"/>
+          <w:color w:val="000000" w:themeColor="text1"/>
+          <w:szCs w:val="24"/>
+          <w:lang w:val="en-US"/>
+        </w:rPr>
+        <w:t>2.1.2.</w:t>
+      </w:r>
+      <w:r>
+        <w:rPr>
+          <w:rFonts w:eastAsia="Times New Roman" w:cs="Times New Roman"/>
+          <w:color w:val="000000" w:themeColor="text1"/>
+          <w:szCs w:val="24"/>
+        </w:rPr>
+        <w:t>Если результат 0, то не вставляем в результирующий полином. </w:t>
       </w:r>
     </w:p>
     <w:p>
@@ -6780,7 +6831,7 @@
           <w:color w:val="000000" w:themeColor="text1"/>
           <w:szCs w:val="24"/>
         </w:rPr>
-        <w:t>3. </w:t>
+        <w:t>4</w:t>
       </w:r>
       <w:r>
         <w:rPr>
@@ -6788,7 +6839,7 @@
           <w:color w:val="000000" w:themeColor="text1"/>
           <w:szCs w:val="24"/>
         </w:rPr>
-        <w:t>Произведение полинома на моном происходит следующим образом</w:t>
+        <w:t>. </w:t>
       </w:r>
       <w:r>
         <w:rPr>
@@ -6796,45 +6847,42 @@
           <w:color w:val="000000" w:themeColor="text1"/>
           <w:szCs w:val="24"/>
         </w:rPr>
-        <w:t>:</w:t>
-      </w:r>
-    </w:p>
-    <w:p>
-      <w:pPr>
-        <w:pStyle w:val="af"/>
-        <w:ind w:left="576"/>
+        <w:t>Произведение полинома на моном происходит следующим образом</w:t>
+      </w:r>
+      <w:r>
         <w:rPr>
           <w:rFonts w:eastAsia="Times New Roman" w:cs="Times New Roman"/>
           <w:color w:val="000000" w:themeColor="text1"/>
           <w:szCs w:val="24"/>
         </w:rPr>
-      </w:pPr>
-      <w:r>
+        <w:t>:</w:t>
+      </w:r>
+    </w:p>
+    <w:p>
+      <w:pPr>
+        <w:pStyle w:val="af"/>
+        <w:ind w:left="576"/>
         <w:rPr>
           <w:rFonts w:eastAsia="Times New Roman" w:cs="Times New Roman"/>
           <w:color w:val="000000" w:themeColor="text1"/>
           <w:szCs w:val="24"/>
         </w:rPr>
-        <w:t>3.1. Мы идём по полиному.</w:t>
-      </w:r>
-    </w:p>
-    <w:p>
-      <w:pPr>
-        <w:pStyle w:val="af"/>
-        <w:ind w:left="576"/>
+      </w:pPr>
+      <w:r>
         <w:rPr>
           <w:rFonts w:eastAsia="Times New Roman" w:cs="Times New Roman"/>
           <w:color w:val="000000" w:themeColor="text1"/>
           <w:szCs w:val="24"/>
         </w:rPr>
-      </w:pPr>
+        <w:t>4</w:t>
+      </w:r>
       <w:r>
         <w:rPr>
           <w:rFonts w:eastAsia="Times New Roman" w:cs="Times New Roman"/>
           <w:color w:val="000000" w:themeColor="text1"/>
           <w:szCs w:val="24"/>
         </w:rPr>
-        <w:t>3.2. Умножаем моном на моном.</w:t>
+        <w:t>.1. Мы идём по полиному.</w:t>
       </w:r>
     </w:p>
     <w:p>
@@ -6853,7 +6901,7 @@
           <w:color w:val="000000" w:themeColor="text1"/>
           <w:szCs w:val="24"/>
         </w:rPr>
-        <w:t>3.3. Р</w:t>
+        <w:t>4</w:t>
       </w:r>
       <w:r>
         <w:rPr>
@@ -6861,6 +6909,41 @@
           <w:color w:val="000000" w:themeColor="text1"/>
           <w:szCs w:val="24"/>
         </w:rPr>
+        <w:t>.2. Умножаем моном на моном.</w:t>
+      </w:r>
+    </w:p>
+    <w:p>
+      <w:pPr>
+        <w:pStyle w:val="af"/>
+        <w:ind w:left="576"/>
+        <w:rPr>
+          <w:rFonts w:eastAsia="Times New Roman" w:cs="Times New Roman"/>
+          <w:color w:val="000000" w:themeColor="text1"/>
+          <w:szCs w:val="24"/>
+        </w:rPr>
+      </w:pPr>
+      <w:r>
+        <w:rPr>
+          <w:rFonts w:eastAsia="Times New Roman" w:cs="Times New Roman"/>
+          <w:color w:val="000000" w:themeColor="text1"/>
+          <w:szCs w:val="24"/>
+        </w:rPr>
+        <w:t>4</w:t>
+      </w:r>
+      <w:r>
+        <w:rPr>
+          <w:rFonts w:eastAsia="Times New Roman" w:cs="Times New Roman"/>
+          <w:color w:val="000000" w:themeColor="text1"/>
+          <w:szCs w:val="24"/>
+        </w:rPr>
+        <w:t>.3. Р</w:t>
+      </w:r>
+      <w:r>
+        <w:rPr>
+          <w:rFonts w:eastAsia="Times New Roman" w:cs="Times New Roman"/>
+          <w:color w:val="000000" w:themeColor="text1"/>
+          <w:szCs w:val="24"/>
+        </w:rPr>
         <w:t>езультат упорядоченно вставляем в результирующий полином.</w:t>
       </w:r>
     </w:p>
@@ -6889,35 +6972,21 @@
     </w:p>
     <w:p>
       <w:r>
-        <w:t>Схема наследования представлена на рисунке (</w:t>
-      </w:r>
-      <w:fldSimple w:instr=" REF  _Ref194844758 \* Lower \h \n  \* MERGEFORMAT ">
-        <w:r>
-          <w:t>рис. 5</w:t>
-        </w:r>
-      </w:fldSimple>
-      <w:r>
-        <w:t>).</w:t>
-      </w:r>
-    </w:p>
-    <w:p/>
-    <w:p>
-      <w:pPr>
-        <w:pStyle w:val="ae"/>
-      </w:pPr>
-      <w:r>
-        <w:lastRenderedPageBreak/>
+        <w:rPr>
+          <w:noProof/>
+          <w:lang w:eastAsia="ru-RU"/>
+        </w:rPr>
         <w:drawing>
           <wp:anchor distT="0" distB="0" distL="114300" distR="114300" simplePos="0" relativeHeight="251671552" behindDoc="0" locked="0" layoutInCell="1" allowOverlap="1">
             <wp:simplePos x="0" y="0"/>
             <wp:positionH relativeFrom="column">
-              <wp:posOffset>470003</wp:posOffset>
+              <wp:posOffset>557530</wp:posOffset>
             </wp:positionH>
             <wp:positionV relativeFrom="paragraph">
-              <wp:posOffset>133</wp:posOffset>
+              <wp:posOffset>363855</wp:posOffset>
             </wp:positionV>
-            <wp:extent cx="3681081" cy="3806456"/>
-            <wp:effectExtent l="19050" t="0" r="0" b="0"/>
+            <wp:extent cx="3267075" cy="3376295"/>
+            <wp:effectExtent l="19050" t="0" r="9525" b="0"/>
             <wp:wrapTopAndBottom/>
             <wp:docPr id="10" name="Рисунок 6"/>
             <wp:cNvGraphicFramePr>
@@ -6934,7 +7003,7 @@
                     <a:blip r:embed="rId36" cstate="print">
                       <a:extLst>
                         <a:ext uri="{28A0092B-C50C-407E-A947-70E740481C1C}">
-                          <a14:useLocalDpi xmlns:a14="http://schemas.microsoft.com/office/drawing/2010/main" xmlns:wps="http://schemas.microsoft.com/office/word/2010/wordprocessingShape" xmlns:wpi="http://schemas.microsoft.com/office/word/2010/wordprocessingInk" xmlns:wpg="http://schemas.microsoft.com/office/word/2010/wordprocessingGroup" xmlns:w14="http://schemas.microsoft.com/office/word/2010/wordml" xmlns:w="http://schemas.openxmlformats.org/wordprocessingml/2006/main" xmlns:w10="urn:schemas-microsoft-com:office:word" xmlns:wp14="http://schemas.microsoft.com/office/word/2010/wordprocessingDrawing" xmlns:v="urn:schemas-microsoft-com:vml" xmlns:o="urn:schemas-microsoft-com:office:office" xmlns:mc="http://schemas.openxmlformats.org/markup-compatibility/2006" xmlns:wpc="http://schemas.microsoft.com/office/word/2010/wordprocessingCanvas" xmlns="" val="0"/>
+                          <a14:useLocalDpi xmlns="" xmlns:wpc="http://schemas.microsoft.com/office/word/2010/wordprocessingCanvas" xmlns:mc="http://schemas.openxmlformats.org/markup-compatibility/2006" xmlns:o="urn:schemas-microsoft-com:office:office" xmlns:v="urn:schemas-microsoft-com:vml" xmlns:wp14="http://schemas.microsoft.com/office/word/2010/wordprocessingDrawing" xmlns:w10="urn:schemas-microsoft-com:office:word" xmlns:w="http://schemas.openxmlformats.org/wordprocessingml/2006/main" xmlns:w14="http://schemas.microsoft.com/office/word/2010/wordml" xmlns:wpg="http://schemas.microsoft.com/office/word/2010/wordprocessingGroup" xmlns:wpi="http://schemas.microsoft.com/office/word/2010/wordprocessingInk" xmlns:wps="http://schemas.microsoft.com/office/word/2010/wordprocessingShape" xmlns:a14="http://schemas.microsoft.com/office/drawing/2010/main" val="0"/>
                         </a:ext>
                       </a:extLst>
                     </a:blip>
@@ -6946,7 +7015,7 @@
                   <pic:spPr>
                     <a:xfrm>
                       <a:off x="0" y="0"/>
-                      <a:ext cx="3681081" cy="3806456"/>
+                      <a:ext cx="3267075" cy="3376295"/>
                     </a:xfrm>
                     <a:prstGeom prst="rect">
                       <a:avLst/>
@@ -6958,6 +7027,23 @@
           </wp:anchor>
         </w:drawing>
       </w:r>
+      <w:r>
+        <w:t>Схема наследования представлена на рисунке (</w:t>
+      </w:r>
+      <w:fldSimple w:instr=" REF  _Ref194844758 \* Lower \h \n  \* MERGEFORMAT ">
+        <w:r>
+          <w:t>ри</w:t>
+        </w:r>
+        <w:r>
+          <w:t>с</w:t>
+        </w:r>
+        <w:r>
+          <w:t>. 5</w:t>
+        </w:r>
+      </w:fldSimple>
+      <w:r>
+        <w:t>).</w:t>
+      </w:r>
     </w:p>
     <w:p>
       <w:pPr>
@@ -6980,6 +7066,7 @@
       <w:bookmarkStart w:id="36" w:name="_Toc195520004"/>
       <w:bookmarkStart w:id="37" w:name="_Toc190682991"/>
       <w:r>
+        <w:lastRenderedPageBreak/>
         <w:t xml:space="preserve">Описание структуры </w:t>
       </w:r>
       <w:r>
@@ -7235,7 +7322,6 @@
         <w:rPr>
           <w:rStyle w:val="aa"/>
         </w:rPr>
-        <w:lastRenderedPageBreak/>
         <w:t>TNode(const TNode* nd)</w:t>
       </w:r>
       <w:r>
@@ -7746,6 +7832,7 @@
         <w:rPr>
           <w:lang w:val="en-US"/>
         </w:rPr>
+        <w:lastRenderedPageBreak/>
         <w:t xml:space="preserve">int GetSZ() const;     </w:t>
       </w:r>
     </w:p>
@@ -8344,234 +8431,230 @@
         <w:rPr>
           <w:b/>
         </w:rPr>
+        <w:t>Конструкторы</w:t>
+      </w:r>
+      <w:r>
+        <w:rPr>
+          <w:b/>
+        </w:rPr>
+        <w:t>:</w:t>
+      </w:r>
+    </w:p>
+    <w:p>
+      <w:r>
+        <w:rPr>
+          <w:rStyle w:val="aa"/>
+        </w:rPr>
+        <w:t>List()</w:t>
+      </w:r>
+      <w:r>
+        <w:t>;</w:t>
+      </w:r>
+      <w:r>
+        <w:t xml:space="preserve"> - конструктор по умолчанию</w:t>
+      </w:r>
+      <w:r>
+        <w:t>;</w:t>
+      </w:r>
+    </w:p>
+    <w:p>
+      <w:r>
+        <w:rPr>
+          <w:rStyle w:val="aa"/>
+        </w:rPr>
+        <w:t>List(const List&lt;T&gt;&amp; list)</w:t>
+      </w:r>
+      <w:r>
+        <w:t xml:space="preserve"> – </w:t>
+      </w:r>
+      <w:r>
+        <w:t>конструктор копирования;</w:t>
+      </w:r>
+    </w:p>
+    <w:p>
+      <w:pPr>
+        <w:rPr>
+          <w:b/>
+        </w:rPr>
+      </w:pPr>
+      <w:r>
+        <w:rPr>
+          <w:b/>
+        </w:rPr>
+        <w:t>Методы:</w:t>
+      </w:r>
+    </w:p>
+    <w:p>
+      <w:pPr>
+        <w:pStyle w:val="a8"/>
+        <w:ind w:firstLine="567"/>
+        <w:rPr>
+          <w:u w:val="single"/>
+        </w:rPr>
+      </w:pPr>
+      <w:r>
+        <w:rPr>
+          <w:u w:val="single"/>
+        </w:rPr>
+        <w:t>void DelList()</w:t>
+      </w:r>
+    </w:p>
+    <w:p>
+      <w:r>
+        <w:t>Назначение</w:t>
+      </w:r>
+      <w:r>
+        <w:t>:</w:t>
+      </w:r>
+    </w:p>
+    <w:p>
+      <w:r>
+        <w:t>Удаление листа</w:t>
+      </w:r>
+    </w:p>
+    <w:p>
+      <w:r>
+        <w:t>Входные параметры:</w:t>
+      </w:r>
+    </w:p>
+    <w:p>
+      <w:r>
+        <w:rPr>
+          <w:rStyle w:val="aa"/>
+          <w:lang w:val="en-US"/>
+        </w:rPr>
+        <w:t>k</w:t>
+      </w:r>
+      <w:r>
+        <w:rPr>
+          <w:rStyle w:val="aa"/>
+        </w:rPr>
+        <w:t>ey</w:t>
+      </w:r>
+      <w:r>
+        <w:t xml:space="preserve"> </w:t>
+      </w:r>
+      <w:r>
+        <w:t>- ключ.</w:t>
+      </w:r>
+    </w:p>
+    <w:p>
+      <w:r>
+        <w:t>Выходные параметры:</w:t>
+      </w:r>
+    </w:p>
+    <w:p>
+      <w:pPr>
+        <w:rPr>
+          <w:lang w:val="en-US"/>
+        </w:rPr>
+      </w:pPr>
+      <w:r>
+        <w:t>Отсутствуют</w:t>
+      </w:r>
+      <w:r>
+        <w:rPr>
+          <w:lang w:val="en-US"/>
+        </w:rPr>
+        <w:t>.</w:t>
+      </w:r>
+    </w:p>
+    <w:p>
+      <w:pPr>
+        <w:pStyle w:val="a9"/>
+        <w:rPr>
+          <w:u w:val="single"/>
+          <w:lang w:val="en-US"/>
+        </w:rPr>
+      </w:pPr>
+      <w:r>
+        <w:rPr>
+          <w:u w:val="single"/>
+          <w:lang w:val="en-US"/>
+        </w:rPr>
+        <w:t>const List&lt;T&gt;&amp; operator=(const List &lt;T&gt;&amp; list)</w:t>
+      </w:r>
+    </w:p>
+    <w:p>
+      <w:r>
+        <w:t xml:space="preserve">Назначение: </w:t>
+      </w:r>
+    </w:p>
+    <w:p>
+      <w:r>
+        <w:t>Присваивание другого листа</w:t>
+      </w:r>
+      <w:r>
+        <w:t>.</w:t>
+      </w:r>
+    </w:p>
+    <w:p>
+      <w:r>
+        <w:t>Входные параметры:</w:t>
+      </w:r>
+    </w:p>
+    <w:p>
+      <w:r>
+        <w:rPr>
+          <w:rStyle w:val="aa"/>
+        </w:rPr>
+        <w:t xml:space="preserve">list </w:t>
+      </w:r>
+      <w:r>
+        <w:t>- список.</w:t>
+      </w:r>
+    </w:p>
+    <w:p>
+      <w:r>
         <w:lastRenderedPageBreak/>
-        <w:t>Конструкторы</w:t>
-      </w:r>
-      <w:r>
-        <w:rPr>
-          <w:b/>
-        </w:rPr>
-        <w:t>:</w:t>
+        <w:t>Выходные параметры:</w:t>
+      </w:r>
+    </w:p>
+    <w:p>
+      <w:r>
+        <w:t>Список.</w:t>
+      </w:r>
+    </w:p>
+    <w:p>
+      <w:pPr>
+        <w:pStyle w:val="a8"/>
+        <w:ind w:firstLine="567"/>
+        <w:rPr>
+          <w:u w:val="single"/>
+          <w:lang w:val="en-US"/>
+        </w:rPr>
+      </w:pPr>
+      <w:r>
+        <w:rPr>
+          <w:u w:val="single"/>
+          <w:lang w:val="en-US"/>
+        </w:rPr>
+        <w:t>bool operator==(const List&lt;T&gt;&amp; list) const;</w:t>
+      </w:r>
+    </w:p>
+    <w:p>
+      <w:r>
+        <w:t xml:space="preserve">Назначение: </w:t>
+      </w:r>
+    </w:p>
+    <w:p>
+      <w:r>
+        <w:t>Сравнение листов на равенство.</w:t>
+      </w:r>
+    </w:p>
+    <w:p>
+      <w:r>
+        <w:t>Входные параметры:</w:t>
       </w:r>
     </w:p>
     <w:p>
       <w:r>
         <w:rPr>
           <w:rStyle w:val="aa"/>
-        </w:rPr>
-        <w:t>List()</w:t>
-      </w:r>
-      <w:r>
-        <w:t>;</w:t>
-      </w:r>
-      <w:r>
-        <w:t xml:space="preserve"> - конструктор по умолчанию</w:t>
-      </w:r>
-      <w:r>
-        <w:t>;</w:t>
-      </w:r>
-    </w:p>
-    <w:p>
-      <w:r>
-        <w:rPr>
-          <w:rStyle w:val="aa"/>
-        </w:rPr>
-        <w:t>List(const List&lt;T&gt;&amp; list)</w:t>
-      </w:r>
-      <w:r>
-        <w:t xml:space="preserve"> – </w:t>
-      </w:r>
-      <w:r>
-        <w:t>конструктор копирования;</w:t>
-      </w:r>
-    </w:p>
-    <w:p>
-      <w:pPr>
-        <w:rPr>
-          <w:b/>
-        </w:rPr>
-      </w:pPr>
-      <w:r>
-        <w:rPr>
-          <w:b/>
-        </w:rPr>
-        <w:t>Методы:</w:t>
-      </w:r>
-    </w:p>
-    <w:p>
-      <w:pPr>
-        <w:pStyle w:val="a8"/>
-        <w:ind w:firstLine="567"/>
-        <w:rPr>
-          <w:u w:val="single"/>
-        </w:rPr>
-      </w:pPr>
-      <w:r>
-        <w:rPr>
-          <w:u w:val="single"/>
-        </w:rPr>
-        <w:t>void DelList()</w:t>
-      </w:r>
-    </w:p>
-    <w:p>
-      <w:r>
-        <w:t>Назначение</w:t>
-      </w:r>
-      <w:r>
-        <w:t>:</w:t>
-      </w:r>
-    </w:p>
-    <w:p>
-      <w:r>
-        <w:t>Удаление листа</w:t>
-      </w:r>
-    </w:p>
-    <w:p>
-      <w:r>
-        <w:t>Входные параметры:</w:t>
-      </w:r>
-    </w:p>
-    <w:p>
-      <w:proofErr w:type="gramStart"/>
-      <w:r>
-        <w:rPr>
-          <w:rStyle w:val="aa"/>
-          <w:lang w:val="en-US"/>
-        </w:rPr>
-        <w:t>k</w:t>
-      </w:r>
-      <w:r>
-        <w:rPr>
-          <w:rStyle w:val="aa"/>
-        </w:rPr>
-        <w:t>ey</w:t>
-      </w:r>
-      <w:proofErr w:type="gramEnd"/>
-      <w:r>
-        <w:t xml:space="preserve"> </w:t>
-      </w:r>
-      <w:r>
-        <w:t>- ключ.</w:t>
-      </w:r>
-    </w:p>
-    <w:p>
-      <w:r>
-        <w:t>Выходные параметры:</w:t>
-      </w:r>
-    </w:p>
-    <w:p>
-      <w:pPr>
-        <w:rPr>
-          <w:lang w:val="en-US"/>
-        </w:rPr>
-      </w:pPr>
-      <w:r>
-        <w:t>Отсутствуют</w:t>
-      </w:r>
-      <w:r>
-        <w:rPr>
-          <w:lang w:val="en-US"/>
-        </w:rPr>
-        <w:t>.</w:t>
-      </w:r>
-    </w:p>
-    <w:p>
-      <w:pPr>
-        <w:pStyle w:val="a9"/>
-        <w:rPr>
-          <w:u w:val="single"/>
-          <w:lang w:val="en-US"/>
-        </w:rPr>
-      </w:pPr>
-      <w:r>
-        <w:rPr>
-          <w:u w:val="single"/>
-          <w:lang w:val="en-US"/>
-        </w:rPr>
-        <w:t>const List&lt;T&gt;&amp; operator=(const List &lt;T&gt;&amp; list)</w:t>
-      </w:r>
-    </w:p>
-    <w:p>
-      <w:r>
-        <w:t xml:space="preserve">Назначение: </w:t>
-      </w:r>
-    </w:p>
-    <w:p>
-      <w:r>
-        <w:t>Присваивание другого листа</w:t>
-      </w:r>
-      <w:r>
-        <w:t>.</w:t>
-      </w:r>
-    </w:p>
-    <w:p>
-      <w:r>
-        <w:t>Входные параметры:</w:t>
-      </w:r>
-    </w:p>
-    <w:p>
-      <w:r>
-        <w:rPr>
-          <w:rStyle w:val="aa"/>
-        </w:rPr>
-        <w:t xml:space="preserve">list </w:t>
-      </w:r>
-      <w:r>
-        <w:t>- список.</w:t>
-      </w:r>
-    </w:p>
-    <w:p>
-      <w:r>
-        <w:t>Выходные параметры:</w:t>
-      </w:r>
-    </w:p>
-    <w:p>
-      <w:r>
-        <w:t>Список.</w:t>
-      </w:r>
-    </w:p>
-    <w:p>
-      <w:pPr>
-        <w:pStyle w:val="a8"/>
-        <w:ind w:firstLine="567"/>
-        <w:rPr>
-          <w:u w:val="single"/>
-          <w:lang w:val="en-US"/>
-        </w:rPr>
-      </w:pPr>
-      <w:r>
-        <w:rPr>
-          <w:u w:val="single"/>
-          <w:lang w:val="en-US"/>
-        </w:rPr>
-        <w:t>bool operator==(const List&lt;T&gt;&amp; list) const;</w:t>
-      </w:r>
-    </w:p>
-    <w:p>
-      <w:r>
-        <w:t xml:space="preserve">Назначение: </w:t>
-      </w:r>
-    </w:p>
-    <w:p>
-      <w:r>
-        <w:t>Сравнение листов на равенство.</w:t>
-      </w:r>
-    </w:p>
-    <w:p>
-      <w:r>
-        <w:t>Входные параметры:</w:t>
-      </w:r>
-    </w:p>
-    <w:p>
-      <w:proofErr w:type="gramStart"/>
-      <w:r>
-        <w:rPr>
-          <w:rStyle w:val="aa"/>
           <w:lang w:val="en-US"/>
         </w:rPr>
         <w:t>list</w:t>
       </w:r>
-      <w:proofErr w:type="gramEnd"/>
       <w:r>
         <w:rPr>
           <w:rStyle w:val="aa"/>
@@ -8734,182 +8817,182 @@
         <w:rPr>
           <w:rStyle w:val="aa"/>
         </w:rPr>
+        <w:t>val</w:t>
+      </w:r>
+      <w:r>
+        <w:t xml:space="preserve"> – </w:t>
+      </w:r>
+      <w:r>
+        <w:t>данны</w:t>
+      </w:r>
+      <w:r>
+        <w:t>е</w:t>
+      </w:r>
+      <w:r>
+        <w:t>;</w:t>
+      </w:r>
+    </w:p>
+    <w:p>
+      <w:r>
+        <w:rPr>
+          <w:rStyle w:val="aa"/>
+        </w:rPr>
+        <w:t>key</w:t>
+      </w:r>
+      <w:r>
+        <w:t xml:space="preserve"> –</w:t>
+      </w:r>
+      <w:r>
+        <w:t xml:space="preserve"> ключ</w:t>
+      </w:r>
+      <w:r>
+        <w:t>.</w:t>
+      </w:r>
+    </w:p>
+    <w:p>
+      <w:pPr>
+        <w:rPr>
+          <w:lang w:val="en-US"/>
+        </w:rPr>
+      </w:pPr>
+      <w:r>
+        <w:t>Выходные</w:t>
+      </w:r>
+      <w:r>
+        <w:rPr>
+          <w:lang w:val="en-US"/>
+        </w:rPr>
+        <w:t xml:space="preserve"> </w:t>
+      </w:r>
+      <w:r>
+        <w:t>параметры</w:t>
+      </w:r>
+      <w:r>
+        <w:rPr>
+          <w:lang w:val="en-US"/>
+        </w:rPr>
+        <w:t>:</w:t>
+      </w:r>
+    </w:p>
+    <w:p>
+      <w:pPr>
+        <w:rPr>
+          <w:lang w:val="en-US"/>
+        </w:rPr>
+      </w:pPr>
+      <w:r>
+        <w:t>Отсутствуют</w:t>
+      </w:r>
+      <w:r>
+        <w:rPr>
+          <w:lang w:val="en-US"/>
+        </w:rPr>
+        <w:t>.</w:t>
+      </w:r>
+    </w:p>
+    <w:p>
+      <w:pPr>
+        <w:pStyle w:val="a8"/>
+        <w:ind w:firstLine="567"/>
+        <w:rPr>
+          <w:u w:val="single"/>
+          <w:lang w:val="en-US"/>
+        </w:rPr>
+      </w:pPr>
+      <w:r>
+        <w:rPr>
+          <w:u w:val="single"/>
+          <w:lang w:val="en-US"/>
+        </w:rPr>
+        <w:t>void PushBack(const T&amp; val, const int&amp; key)</w:t>
+      </w:r>
+    </w:p>
+    <w:p>
+      <w:r>
+        <w:t xml:space="preserve">Назначение: </w:t>
+      </w:r>
+    </w:p>
+    <w:p>
+      <w:r>
+        <w:t>Вставка данных и ключа, как узла в конец списка.</w:t>
+      </w:r>
+    </w:p>
+    <w:p>
+      <w:r>
+        <w:t>Входные параметры:</w:t>
+      </w:r>
+    </w:p>
+    <w:p>
+      <w:r>
+        <w:rPr>
+          <w:rStyle w:val="aa"/>
+        </w:rPr>
+        <w:t>val</w:t>
+      </w:r>
+      <w:r>
+        <w:t xml:space="preserve"> – данны</w:t>
+      </w:r>
+      <w:r>
+        <w:t>е</w:t>
+      </w:r>
+      <w:r>
+        <w:t>;</w:t>
+      </w:r>
+    </w:p>
+    <w:p>
+      <w:r>
+        <w:rPr>
+          <w:rStyle w:val="aa"/>
+        </w:rPr>
+        <w:t>key</w:t>
+      </w:r>
+      <w:r>
+        <w:t xml:space="preserve"> – ключ.</w:t>
+      </w:r>
+    </w:p>
+    <w:p>
+      <w:r>
+        <w:t>Выходные параметры:</w:t>
+      </w:r>
+    </w:p>
+    <w:p>
+      <w:r>
+        <w:t>Отсутствуют.</w:t>
+      </w:r>
+    </w:p>
+    <w:p>
+      <w:pPr>
+        <w:pStyle w:val="a8"/>
+        <w:ind w:firstLine="567"/>
+        <w:rPr>
+          <w:u w:val="single"/>
+        </w:rPr>
+      </w:pPr>
+      <w:r>
+        <w:rPr>
+          <w:u w:val="single"/>
+        </w:rPr>
+        <w:t>void PopBack()</w:t>
+      </w:r>
+    </w:p>
+    <w:p>
+      <w:r>
+        <w:t>Назначение:</w:t>
+      </w:r>
+    </w:p>
+    <w:p>
+      <w:r>
+        <w:t>Удаление звена с конца.</w:t>
+      </w:r>
+    </w:p>
+    <w:p>
+      <w:r>
+        <w:t>Входные параметры:</w:t>
+      </w:r>
+    </w:p>
+    <w:p>
+      <w:r>
         <w:lastRenderedPageBreak/>
-        <w:t>val</w:t>
-      </w:r>
-      <w:r>
-        <w:t xml:space="preserve"> – </w:t>
-      </w:r>
-      <w:r>
-        <w:t>данны</w:t>
-      </w:r>
-      <w:r>
-        <w:t>е</w:t>
-      </w:r>
-      <w:r>
-        <w:t>;</w:t>
-      </w:r>
-    </w:p>
-    <w:p>
-      <w:r>
-        <w:rPr>
-          <w:rStyle w:val="aa"/>
-        </w:rPr>
-        <w:t>key</w:t>
-      </w:r>
-      <w:r>
-        <w:t xml:space="preserve"> –</w:t>
-      </w:r>
-      <w:r>
-        <w:t xml:space="preserve"> ключ</w:t>
-      </w:r>
-      <w:r>
-        <w:t>.</w:t>
-      </w:r>
-    </w:p>
-    <w:p>
-      <w:pPr>
-        <w:rPr>
-          <w:lang w:val="en-US"/>
-        </w:rPr>
-      </w:pPr>
-      <w:r>
-        <w:t>Выходные</w:t>
-      </w:r>
-      <w:r>
-        <w:rPr>
-          <w:lang w:val="en-US"/>
-        </w:rPr>
-        <w:t xml:space="preserve"> </w:t>
-      </w:r>
-      <w:r>
-        <w:t>параметры</w:t>
-      </w:r>
-      <w:r>
-        <w:rPr>
-          <w:lang w:val="en-US"/>
-        </w:rPr>
-        <w:t>:</w:t>
-      </w:r>
-    </w:p>
-    <w:p>
-      <w:pPr>
-        <w:rPr>
-          <w:lang w:val="en-US"/>
-        </w:rPr>
-      </w:pPr>
-      <w:r>
-        <w:t>Отсутствуют</w:t>
-      </w:r>
-      <w:r>
-        <w:rPr>
-          <w:lang w:val="en-US"/>
-        </w:rPr>
-        <w:t>.</w:t>
-      </w:r>
-    </w:p>
-    <w:p>
-      <w:pPr>
-        <w:pStyle w:val="a8"/>
-        <w:ind w:firstLine="567"/>
-        <w:rPr>
-          <w:u w:val="single"/>
-          <w:lang w:val="en-US"/>
-        </w:rPr>
-      </w:pPr>
-      <w:r>
-        <w:rPr>
-          <w:u w:val="single"/>
-          <w:lang w:val="en-US"/>
-        </w:rPr>
-        <w:t>void PushBack(const T&amp; val, const int&amp; key)</w:t>
-      </w:r>
-    </w:p>
-    <w:p>
-      <w:r>
-        <w:t xml:space="preserve">Назначение: </w:t>
-      </w:r>
-    </w:p>
-    <w:p>
-      <w:r>
-        <w:t>Вставка данных и ключа, как узла в конец списка.</w:t>
-      </w:r>
-    </w:p>
-    <w:p>
-      <w:r>
-        <w:t>Входные параметры:</w:t>
-      </w:r>
-    </w:p>
-    <w:p>
-      <w:r>
-        <w:rPr>
-          <w:rStyle w:val="aa"/>
-        </w:rPr>
-        <w:t>val</w:t>
-      </w:r>
-      <w:r>
-        <w:t xml:space="preserve"> – данны</w:t>
-      </w:r>
-      <w:r>
-        <w:t>е</w:t>
-      </w:r>
-      <w:r>
-        <w:t>;</w:t>
-      </w:r>
-    </w:p>
-    <w:p>
-      <w:r>
-        <w:rPr>
-          <w:rStyle w:val="aa"/>
-        </w:rPr>
-        <w:t>key</w:t>
-      </w:r>
-      <w:r>
-        <w:t xml:space="preserve"> – ключ.</w:t>
-      </w:r>
-    </w:p>
-    <w:p>
-      <w:r>
-        <w:t>Выходные параметры:</w:t>
-      </w:r>
-    </w:p>
-    <w:p>
-      <w:r>
-        <w:t>Отсутствуют.</w:t>
-      </w:r>
-    </w:p>
-    <w:p>
-      <w:pPr>
-        <w:pStyle w:val="a8"/>
-        <w:ind w:firstLine="567"/>
-        <w:rPr>
-          <w:u w:val="single"/>
-        </w:rPr>
-      </w:pPr>
-      <w:r>
-        <w:rPr>
-          <w:u w:val="single"/>
-        </w:rPr>
-        <w:t>void PopBack()</w:t>
-      </w:r>
-    </w:p>
-    <w:p>
-      <w:r>
-        <w:t>Назначение:</w:t>
-      </w:r>
-    </w:p>
-    <w:p>
-      <w:r>
-        <w:t>Удаление звена с конца.</w:t>
-      </w:r>
-    </w:p>
-    <w:p>
-      <w:r>
-        <w:t>Входные параметры:</w:t>
-      </w:r>
-    </w:p>
-    <w:p>
-      <w:r>
         <w:t>Отсутствуют.</w:t>
       </w:r>
     </w:p>
@@ -9064,7 +9147,189 @@
     </w:p>
     <w:p>
       <w:r>
+        <w:t>Входные параметры:</w:t>
+      </w:r>
+    </w:p>
+    <w:p>
+      <w:r>
+        <w:rPr>
+          <w:rStyle w:val="aa"/>
+        </w:rPr>
+        <w:t>key</w:t>
+      </w:r>
+      <w:r>
+        <w:t xml:space="preserve"> -  </w:t>
+      </w:r>
+      <w:r>
+        <w:t>ключ.</w:t>
+      </w:r>
+    </w:p>
+    <w:p>
+      <w:r>
+        <w:t>Выходные параметры:</w:t>
+      </w:r>
+    </w:p>
+    <w:p>
+      <w:r>
+        <w:t>Указатель на звено с заданным ключом.</w:t>
+      </w:r>
+    </w:p>
+    <w:p>
+      <w:pPr>
+        <w:pStyle w:val="a8"/>
+        <w:ind w:firstLine="567"/>
+        <w:rPr>
+          <w:u w:val="single"/>
+        </w:rPr>
+      </w:pPr>
+      <w:r>
+        <w:rPr>
+          <w:u w:val="single"/>
+        </w:rPr>
+        <w:t>T GetFirst() const</w:t>
+      </w:r>
+    </w:p>
+    <w:p>
+      <w:bookmarkStart w:id="39" w:name="_Toc544069884"/>
+      <w:r>
+        <w:t xml:space="preserve">Назначение: </w:t>
+      </w:r>
+    </w:p>
+    <w:p>
+      <w:r>
+        <w:t>Получение ключа первого элемента.</w:t>
+      </w:r>
+    </w:p>
+    <w:p>
+      <w:r>
+        <w:t>Входные параметры:</w:t>
+      </w:r>
+    </w:p>
+    <w:p>
+      <w:r>
+        <w:t>Отсутствуют.</w:t>
+      </w:r>
+    </w:p>
+    <w:p>
+      <w:r>
+        <w:t>Выходные параметры:</w:t>
+      </w:r>
+    </w:p>
+    <w:p>
+      <w:r>
+        <w:t>Ключ первого элемента.</w:t>
+      </w:r>
+    </w:p>
+    <w:p>
+      <w:pPr>
+        <w:pStyle w:val="a8"/>
+        <w:ind w:firstLine="567"/>
+        <w:rPr>
+          <w:u w:val="single"/>
+        </w:rPr>
+      </w:pPr>
+      <w:r>
+        <w:rPr>
+          <w:u w:val="single"/>
+        </w:rPr>
+        <w:t>T GetCurr() const</w:t>
+      </w:r>
+    </w:p>
+    <w:p>
+      <w:r>
+        <w:t xml:space="preserve">Назначение: </w:t>
+      </w:r>
+    </w:p>
+    <w:p>
+      <w:r>
+        <w:t>Получение ключа текущего элемента.</w:t>
+      </w:r>
+    </w:p>
+    <w:p>
+      <w:r>
+        <w:t>Входные параметры:</w:t>
+      </w:r>
+    </w:p>
+    <w:p>
+      <w:r>
+        <w:t>Отсутствуют.</w:t>
+      </w:r>
+    </w:p>
+    <w:p>
+      <w:r>
         <w:lastRenderedPageBreak/>
+        <w:t>Выходные параметры:</w:t>
+      </w:r>
+    </w:p>
+    <w:p>
+      <w:pPr>
+        <w:rPr>
+          <w:lang w:val="en-US"/>
+        </w:rPr>
+      </w:pPr>
+      <w:r>
+        <w:t>Ключ</w:t>
+      </w:r>
+      <w:r>
+        <w:rPr>
+          <w:lang w:val="en-US"/>
+        </w:rPr>
+        <w:t xml:space="preserve"> </w:t>
+      </w:r>
+      <w:r>
+        <w:t>текущего</w:t>
+      </w:r>
+      <w:r>
+        <w:rPr>
+          <w:lang w:val="en-US"/>
+        </w:rPr>
+        <w:t xml:space="preserve"> </w:t>
+      </w:r>
+      <w:r>
+        <w:t>элемента</w:t>
+      </w:r>
+      <w:r>
+        <w:rPr>
+          <w:lang w:val="en-US"/>
+        </w:rPr>
+        <w:t>.</w:t>
+      </w:r>
+    </w:p>
+    <w:p>
+      <w:pPr>
+        <w:pStyle w:val="a8"/>
+        <w:ind w:firstLine="567"/>
+        <w:rPr>
+          <w:u w:val="single"/>
+          <w:lang w:val="en-US"/>
+        </w:rPr>
+      </w:pPr>
+      <w:r>
+        <w:rPr>
+          <w:u w:val="single"/>
+          <w:lang w:val="en-US"/>
+        </w:rPr>
+        <w:t>void PushAfterKey(const T&amp; val, const int&amp; key, int ch_key)</w:t>
+      </w:r>
+    </w:p>
+    <w:p>
+      <w:r>
+        <w:t xml:space="preserve">Назначение: </w:t>
+      </w:r>
+    </w:p>
+    <w:p>
+      <w:r>
+        <w:t>Вставка данных и ключа, как узла</w:t>
+      </w:r>
+      <w:r>
+        <w:t xml:space="preserve"> после заданного ключа</w:t>
+      </w:r>
+      <w:r>
+        <w:t>.</w:t>
+      </w:r>
+    </w:p>
+    <w:p>
+      <w:r>
         <w:t>Входные параметры:</w:t>
       </w:r>
     </w:p>
@@ -9073,23 +9338,61 @@
         <w:rPr>
           <w:rStyle w:val="aa"/>
         </w:rPr>
+        <w:t>val</w:t>
+      </w:r>
+      <w:r>
+        <w:t xml:space="preserve"> – данные</w:t>
+      </w:r>
+      <w:r>
+        <w:t>;</w:t>
+      </w:r>
+    </w:p>
+    <w:p>
+      <w:r>
+        <w:rPr>
+          <w:rStyle w:val="aa"/>
+        </w:rPr>
         <w:t>key</w:t>
       </w:r>
       <w:r>
-        <w:t xml:space="preserve"> -  </w:t>
-      </w:r>
-      <w:r>
-        <w:t>ключ.</w:t>
-      </w:r>
-    </w:p>
-    <w:p>
-      <w:r>
+        <w:t xml:space="preserve"> – ключ;</w:t>
+      </w:r>
+    </w:p>
+    <w:p>
+      <w:r>
+        <w:rPr>
+          <w:rStyle w:val="aa"/>
+        </w:rPr>
+        <w:t>ch_key</w:t>
+      </w:r>
+      <w:r>
+        <w:t xml:space="preserve"> – ключ, после которого нужно вставить.</w:t>
+      </w:r>
+    </w:p>
+    <w:p>
+      <w:pPr>
+        <w:rPr>
+          <w:lang w:val="en-US"/>
+        </w:rPr>
+      </w:pPr>
+      <w:r>
+        <w:rPr>
+          <w:lang w:val="en-US"/>
+        </w:rPr>
         <w:t>Выходные параметры:</w:t>
       </w:r>
     </w:p>
     <w:p>
-      <w:r>
-        <w:t>Указатель на звено с заданным ключом.</w:t>
+      <w:pPr>
+        <w:rPr>
+          <w:lang w:val="en-US"/>
+        </w:rPr>
+      </w:pPr>
+      <w:r>
+        <w:rPr>
+          <w:lang w:val="en-US"/>
+        </w:rPr>
+        <w:t>Отсутствуют.</w:t>
       </w:r>
     </w:p>
     <w:p>
@@ -9098,24 +9401,31 @@
         <w:ind w:firstLine="567"/>
         <w:rPr>
           <w:u w:val="single"/>
+          <w:lang w:val="en-US"/>
         </w:rPr>
       </w:pPr>
       <w:r>
         <w:rPr>
           <w:u w:val="single"/>
-        </w:rPr>
-        <w:t>T GetFirst() const</w:t>
-      </w:r>
-    </w:p>
-    <w:p>
-      <w:bookmarkStart w:id="39" w:name="_Toc544069884"/>
+          <w:lang w:val="en-US"/>
+        </w:rPr>
+        <w:t>void PushBeforeKey(const T&amp; val, const int&amp; key, int ch_key)</w:t>
+      </w:r>
+    </w:p>
+    <w:p>
       <w:r>
         <w:t xml:space="preserve">Назначение: </w:t>
       </w:r>
     </w:p>
     <w:p>
       <w:r>
-        <w:t>Получение ключа первого элемента.</w:t>
+        <w:t>Вставк</w:t>
+      </w:r>
+      <w:r>
+        <w:t>а данных и ключа, как узла до</w:t>
+      </w:r>
+      <w:r>
+        <w:t xml:space="preserve"> заданного ключа.</w:t>
       </w:r>
     </w:p>
     <w:p>
@@ -9125,17 +9435,158 @@
     </w:p>
     <w:p>
       <w:r>
+        <w:rPr>
+          <w:rStyle w:val="aa"/>
+        </w:rPr>
+        <w:t>val</w:t>
+      </w:r>
+      <w:r>
+        <w:t xml:space="preserve"> – данные;</w:t>
+      </w:r>
+    </w:p>
+    <w:p>
+      <w:r>
+        <w:rPr>
+          <w:rStyle w:val="aa"/>
+        </w:rPr>
+        <w:t>key</w:t>
+      </w:r>
+      <w:r>
+        <w:t xml:space="preserve"> – ключ;</w:t>
+      </w:r>
+    </w:p>
+    <w:p>
+      <w:r>
+        <w:rPr>
+          <w:rStyle w:val="aa"/>
+        </w:rPr>
+        <w:t>ch_key</w:t>
+      </w:r>
+      <w:r>
+        <w:t xml:space="preserve"> – ключ, до</w:t>
+      </w:r>
+      <w:r>
+        <w:t xml:space="preserve"> которого нужно вставить.</w:t>
+      </w:r>
+    </w:p>
+    <w:p>
+      <w:r>
+        <w:t>Выходные параметры:</w:t>
+      </w:r>
+    </w:p>
+    <w:p>
+      <w:r>
         <w:t>Отсутствуют.</w:t>
       </w:r>
     </w:p>
     <w:p>
+      <w:pPr>
+        <w:pStyle w:val="a8"/>
+        <w:ind w:firstLine="567"/>
+        <w:rPr>
+          <w:u w:val="single"/>
+        </w:rPr>
+      </w:pPr>
+      <w:r>
+        <w:rPr>
+          <w:u w:val="single"/>
+          <w:lang w:val="en-US"/>
+        </w:rPr>
+        <w:t>void</w:t>
+      </w:r>
+      <w:r>
+        <w:rPr>
+          <w:u w:val="single"/>
+        </w:rPr>
+        <w:t xml:space="preserve"> </w:t>
+      </w:r>
+      <w:r>
+        <w:rPr>
+          <w:u w:val="single"/>
+          <w:lang w:val="en-US"/>
+        </w:rPr>
+        <w:t>Remove</w:t>
+      </w:r>
+      <w:r>
+        <w:rPr>
+          <w:u w:val="single"/>
+        </w:rPr>
+        <w:t>(</w:t>
+      </w:r>
+      <w:r>
+        <w:rPr>
+          <w:u w:val="single"/>
+          <w:lang w:val="en-US"/>
+        </w:rPr>
+        <w:t>const</w:t>
+      </w:r>
+      <w:r>
+        <w:rPr>
+          <w:u w:val="single"/>
+        </w:rPr>
+        <w:t xml:space="preserve"> </w:t>
+      </w:r>
+      <w:r>
+        <w:rPr>
+          <w:u w:val="single"/>
+          <w:lang w:val="en-US"/>
+        </w:rPr>
+        <w:t>int</w:t>
+      </w:r>
+      <w:r>
+        <w:rPr>
+          <w:u w:val="single"/>
+        </w:rPr>
+        <w:t xml:space="preserve">&amp; </w:t>
+      </w:r>
+      <w:r>
+        <w:rPr>
+          <w:u w:val="single"/>
+          <w:lang w:val="en-US"/>
+        </w:rPr>
+        <w:t>key</w:t>
+      </w:r>
+      <w:r>
+        <w:rPr>
+          <w:u w:val="single"/>
+        </w:rPr>
+        <w:t>)</w:t>
+      </w:r>
+    </w:p>
+    <w:p>
+      <w:r>
+        <w:t xml:space="preserve">Назначение: </w:t>
+      </w:r>
+    </w:p>
+    <w:p>
+      <w:r>
+        <w:t>Удаление элемента с заданным ключом</w:t>
+      </w:r>
+    </w:p>
+    <w:p>
+      <w:r>
+        <w:t>Входные параметры:</w:t>
+      </w:r>
+    </w:p>
+    <w:p>
+      <w:r>
+        <w:rPr>
+          <w:rStyle w:val="aa"/>
+        </w:rPr>
+        <w:t>key</w:t>
+      </w:r>
+      <w:r>
+        <w:t xml:space="preserve"> – ключ элемента, который надо удалить.</w:t>
+      </w:r>
+    </w:p>
+    <w:p>
       <w:r>
         <w:t>Выходные параметры:</w:t>
       </w:r>
     </w:p>
     <w:p>
       <w:r>
-        <w:t>Ключ первого элемента.</w:t>
+        <w:t>Отсутствуют.</w:t>
       </w:r>
     </w:p>
     <w:p>
@@ -9150,7 +9601,7 @@
         <w:rPr>
           <w:u w:val="single"/>
         </w:rPr>
-        <w:t>T GetCurr() const</w:t>
+        <w:t>void Next()</w:t>
       </w:r>
     </w:p>
     <w:p>
@@ -9160,7 +9611,7 @@
     </w:p>
     <w:p>
       <w:r>
-        <w:t>Получение ключа текущего элемента.</w:t>
+        <w:t>Установка указателя на текущее звено на следующее звено.</w:t>
       </w:r>
     </w:p>
     <w:p>
@@ -9179,70 +9630,125 @@
       </w:r>
     </w:p>
     <w:p>
-      <w:pPr>
-        <w:rPr>
-          <w:lang w:val="en-US"/>
-        </w:rPr>
-      </w:pPr>
-      <w:r>
-        <w:t>Ключ</w:t>
-      </w:r>
-      <w:r>
-        <w:rPr>
-          <w:lang w:val="en-US"/>
+      <w:r>
+        <w:t>Отсутствуют.</w:t>
+      </w:r>
+    </w:p>
+    <w:p>
+      <w:pPr>
+        <w:pStyle w:val="a8"/>
+        <w:ind w:firstLine="567"/>
+        <w:rPr>
+          <w:u w:val="single"/>
+        </w:rPr>
+      </w:pPr>
+      <w:r>
+        <w:rPr>
+          <w:u w:val="single"/>
+        </w:rPr>
+        <w:t>void Reset()</w:t>
+      </w:r>
+    </w:p>
+    <w:p>
+      <w:r>
+        <w:t xml:space="preserve">Назначение: </w:t>
+      </w:r>
+    </w:p>
+    <w:p>
+      <w:r>
+        <w:lastRenderedPageBreak/>
+        <w:t>Сбрасывает указатель на текущий элемент на указатель на начало.</w:t>
+      </w:r>
+    </w:p>
+    <w:p>
+      <w:r>
+        <w:t>Входные параметры:</w:t>
+      </w:r>
+    </w:p>
+    <w:p>
+      <w:r>
+        <w:t>Отсутствуют.</w:t>
+      </w:r>
+    </w:p>
+    <w:p>
+      <w:r>
+        <w:t>Выходные параметры:</w:t>
+      </w:r>
+    </w:p>
+    <w:p>
+      <w:r>
+        <w:t>Отсутствуют.</w:t>
+      </w:r>
+    </w:p>
+    <w:p>
+      <w:pPr>
+        <w:pStyle w:val="a8"/>
+        <w:ind w:firstLine="567"/>
+        <w:rPr>
+          <w:u w:val="single"/>
+        </w:rPr>
+      </w:pPr>
+      <w:r>
+        <w:rPr>
+          <w:u w:val="single"/>
+          <w:lang w:val="en-US"/>
+        </w:rPr>
+        <w:t>bool</w:t>
+      </w:r>
+      <w:r>
+        <w:rPr>
+          <w:u w:val="single"/>
         </w:rPr>
         <w:t xml:space="preserve"> </w:t>
       </w:r>
       <w:r>
-        <w:t>текущего</w:t>
-      </w:r>
-      <w:r>
-        <w:rPr>
-          <w:lang w:val="en-US"/>
-        </w:rPr>
-        <w:t xml:space="preserve"> </w:t>
-      </w:r>
-      <w:r>
-        <w:t>элемента</w:t>
-      </w:r>
-      <w:r>
-        <w:rPr>
-          <w:lang w:val="en-US"/>
-        </w:rPr>
-        <w:t>.</w:t>
-      </w:r>
-    </w:p>
-    <w:p>
-      <w:pPr>
-        <w:pStyle w:val="a8"/>
-        <w:ind w:firstLine="567"/>
         <w:rPr>
           <w:u w:val="single"/>
           <w:lang w:val="en-US"/>
         </w:rPr>
-      </w:pPr>
+        <w:t>Is</w:t>
+      </w:r>
       <w:r>
         <w:rPr>
           <w:u w:val="single"/>
-          <w:lang w:val="en-US"/>
-        </w:rPr>
-        <w:t>void PushAfterKey(const T&amp; val, const int&amp; key, int ch_key)</w:t>
-      </w:r>
-    </w:p>
-    <w:p>
-      <w:r>
-        <w:t xml:space="preserve">Назначение: </w:t>
-      </w:r>
-    </w:p>
-    <w:p>
-      <w:r>
-        <w:t>Вставка данных и ключа, как узла</w:t>
-      </w:r>
-      <w:r>
-        <w:t xml:space="preserve"> после заданного ключа</w:t>
-      </w:r>
-      <w:r>
-        <w:t>.</w:t>
+        </w:rPr>
+        <w:t>_</w:t>
+      </w:r>
+      <w:r>
+        <w:rPr>
+          <w:u w:val="single"/>
+          <w:lang w:val="en-US"/>
+        </w:rPr>
+        <w:t>End</w:t>
+      </w:r>
+      <w:r>
+        <w:rPr>
+          <w:u w:val="single"/>
+        </w:rPr>
+        <w:t xml:space="preserve">() </w:t>
+      </w:r>
+      <w:r>
+        <w:rPr>
+          <w:u w:val="single"/>
+          <w:lang w:val="en-US"/>
+        </w:rPr>
+        <w:t>const</w:t>
+      </w:r>
+    </w:p>
+    <w:p>
+      <w:r>
+        <w:t>Назначение</w:t>
+      </w:r>
+      <w:r>
+        <w:t xml:space="preserve">: </w:t>
+      </w:r>
+    </w:p>
+    <w:p>
+      <w:pPr>
+        <w:ind w:left="707" w:firstLine="0"/>
+      </w:pPr>
+      <w:r>
+        <w:t>Проверка указателя на текущий элемент на равенство указателю на окончание.</w:t>
       </w:r>
     </w:p>
     <w:p>
@@ -9252,453 +9758,20 @@
     </w:p>
     <w:p>
       <w:r>
-        <w:rPr>
-          <w:rStyle w:val="aa"/>
-        </w:rPr>
-        <w:t>val</w:t>
-      </w:r>
-      <w:r>
-        <w:t xml:space="preserve"> – данные</w:t>
-      </w:r>
-      <w:r>
-        <w:t>;</w:t>
-      </w:r>
-    </w:p>
-    <w:p>
-      <w:r>
-        <w:rPr>
-          <w:rStyle w:val="aa"/>
-        </w:rPr>
-        <w:t>key</w:t>
-      </w:r>
-      <w:r>
-        <w:t xml:space="preserve"> – ключ;</w:t>
-      </w:r>
-    </w:p>
-    <w:p>
-      <w:r>
-        <w:rPr>
-          <w:rStyle w:val="aa"/>
-        </w:rPr>
-        <w:t>ch_key</w:t>
-      </w:r>
-      <w:r>
-        <w:t xml:space="preserve"> – ключ, после которого нужно вставить.</w:t>
-      </w:r>
-    </w:p>
-    <w:p>
-      <w:pPr>
-        <w:rPr>
-          <w:lang w:val="en-US"/>
-        </w:rPr>
-      </w:pPr>
-      <w:r>
-        <w:rPr>
-          <w:lang w:val="en-US"/>
-        </w:rPr>
+        <w:t>Отсутствуют.</w:t>
+      </w:r>
+    </w:p>
+    <w:p>
+      <w:r>
         <w:t>Выходные параметры:</w:t>
       </w:r>
     </w:p>
     <w:p>
-      <w:pPr>
-        <w:rPr>
-          <w:lang w:val="en-US"/>
-        </w:rPr>
-      </w:pPr>
-      <w:proofErr w:type="gramStart"/>
-      <w:r>
-        <w:rPr>
-          <w:lang w:val="en-US"/>
-        </w:rPr>
-        <w:t>Отсутствуют.</w:t>
-      </w:r>
-      <w:proofErr w:type="gramEnd"/>
-    </w:p>
-    <w:p>
-      <w:pPr>
-        <w:pStyle w:val="a8"/>
-        <w:ind w:firstLine="567"/>
-        <w:rPr>
-          <w:u w:val="single"/>
-          <w:lang w:val="en-US"/>
-        </w:rPr>
-      </w:pPr>
-      <w:r>
-        <w:rPr>
-          <w:u w:val="single"/>
-          <w:lang w:val="en-US"/>
-        </w:rPr>
-        <w:t>void PushBeforeKey(const T&amp; val, const int&amp; key, int ch_key)</w:t>
-      </w:r>
-    </w:p>
-    <w:p>
-      <w:r>
-        <w:t xml:space="preserve">Назначение: </w:t>
-      </w:r>
-    </w:p>
-    <w:p>
-      <w:r>
-        <w:t>Вставк</w:t>
-      </w:r>
-      <w:r>
-        <w:t>а данных и ключа, как узла до</w:t>
-      </w:r>
-      <w:r>
-        <w:t xml:space="preserve"> заданного ключа.</w:t>
-      </w:r>
-    </w:p>
-    <w:p>
-      <w:r>
-        <w:t>Входные параметры:</w:t>
-      </w:r>
-    </w:p>
-    <w:p>
-      <w:r>
-        <w:rPr>
-          <w:rStyle w:val="aa"/>
-        </w:rPr>
-        <w:t>val</w:t>
-      </w:r>
-      <w:r>
-        <w:t xml:space="preserve"> – данные;</w:t>
-      </w:r>
-    </w:p>
-    <w:p>
-      <w:r>
-        <w:rPr>
-          <w:rStyle w:val="aa"/>
-        </w:rPr>
-        <w:t>key</w:t>
-      </w:r>
-      <w:r>
-        <w:t xml:space="preserve"> – ключ;</w:t>
-      </w:r>
-    </w:p>
-    <w:p>
-      <w:r>
-        <w:rPr>
-          <w:rStyle w:val="aa"/>
-        </w:rPr>
-        <w:t>ch_key</w:t>
-      </w:r>
-      <w:r>
-        <w:t xml:space="preserve"> – ключ, до</w:t>
-      </w:r>
-      <w:r>
-        <w:t xml:space="preserve"> которого нужно вставить.</w:t>
-      </w:r>
-    </w:p>
-    <w:p>
-      <w:r>
-        <w:t>Выходные параметры:</w:t>
-      </w:r>
-    </w:p>
-    <w:p>
-      <w:r>
-        <w:t>Отсутствуют.</w:t>
-      </w:r>
-    </w:p>
-    <w:p>
-      <w:pPr>
-        <w:pStyle w:val="a8"/>
-        <w:ind w:firstLine="567"/>
-        <w:rPr>
-          <w:u w:val="single"/>
-        </w:rPr>
-      </w:pPr>
-      <w:r>
-        <w:rPr>
-          <w:u w:val="single"/>
-          <w:lang w:val="en-US"/>
-        </w:rPr>
-        <w:lastRenderedPageBreak/>
-        <w:t>void</w:t>
-      </w:r>
-      <w:r>
-        <w:rPr>
-          <w:u w:val="single"/>
-        </w:rPr>
-        <w:t xml:space="preserve"> </w:t>
-      </w:r>
-      <w:r>
-        <w:rPr>
-          <w:u w:val="single"/>
-          <w:lang w:val="en-US"/>
-        </w:rPr>
-        <w:t>Remove</w:t>
-      </w:r>
-      <w:r>
-        <w:rPr>
-          <w:u w:val="single"/>
-        </w:rPr>
-        <w:t>(</w:t>
-      </w:r>
-      <w:r>
-        <w:rPr>
-          <w:u w:val="single"/>
-          <w:lang w:val="en-US"/>
-        </w:rPr>
-        <w:t>const</w:t>
-      </w:r>
-      <w:r>
-        <w:rPr>
-          <w:u w:val="single"/>
-        </w:rPr>
-        <w:t xml:space="preserve"> </w:t>
-      </w:r>
-      <w:r>
-        <w:rPr>
-          <w:u w:val="single"/>
-          <w:lang w:val="en-US"/>
-        </w:rPr>
-        <w:t>int</w:t>
-      </w:r>
-      <w:r>
-        <w:rPr>
-          <w:u w:val="single"/>
-        </w:rPr>
-        <w:t xml:space="preserve">&amp; </w:t>
-      </w:r>
-      <w:r>
-        <w:rPr>
-          <w:u w:val="single"/>
-          <w:lang w:val="en-US"/>
-        </w:rPr>
-        <w:t>key</w:t>
-      </w:r>
-      <w:r>
-        <w:rPr>
-          <w:u w:val="single"/>
-        </w:rPr>
-        <w:t>)</w:t>
-      </w:r>
-    </w:p>
-    <w:p>
-      <w:r>
-        <w:t xml:space="preserve">Назначение: </w:t>
-      </w:r>
-    </w:p>
-    <w:p>
-      <w:r>
-        <w:t>Удаление элемента с заданным ключом</w:t>
-      </w:r>
-    </w:p>
-    <w:p>
-      <w:r>
-        <w:t>Входные параметры:</w:t>
-      </w:r>
-    </w:p>
-    <w:p>
-      <w:r>
-        <w:rPr>
-          <w:rStyle w:val="aa"/>
-        </w:rPr>
-        <w:t>key</w:t>
-      </w:r>
-      <w:r>
-        <w:t xml:space="preserve"> – ключ элемента, который надо удалить.</w:t>
-      </w:r>
-    </w:p>
-    <w:p>
-      <w:r>
-        <w:t>Выходные параметры:</w:t>
-      </w:r>
-    </w:p>
-    <w:p>
-      <w:r>
-        <w:t>Отсутствуют.</w:t>
-      </w:r>
-    </w:p>
-    <w:p>
-      <w:pPr>
-        <w:pStyle w:val="a8"/>
-        <w:ind w:firstLine="567"/>
-        <w:rPr>
-          <w:u w:val="single"/>
-        </w:rPr>
-      </w:pPr>
-      <w:r>
-        <w:rPr>
-          <w:u w:val="single"/>
-        </w:rPr>
-        <w:t>void Next()</w:t>
-      </w:r>
-    </w:p>
-    <w:p>
-      <w:r>
-        <w:t xml:space="preserve">Назначение: </w:t>
-      </w:r>
-    </w:p>
-    <w:p>
-      <w:r>
-        <w:t>Установка указателя на текущее звено на следующее звено.</w:t>
-      </w:r>
-    </w:p>
-    <w:p>
-      <w:r>
-        <w:t>Входные параметры:</w:t>
-      </w:r>
-    </w:p>
-    <w:p>
-      <w:r>
-        <w:t>Отсутствуют.</w:t>
-      </w:r>
-    </w:p>
-    <w:p>
-      <w:r>
-        <w:t>Выходные параметры:</w:t>
-      </w:r>
-    </w:p>
-    <w:p>
-      <w:r>
-        <w:t>Отсутствуют.</w:t>
-      </w:r>
-    </w:p>
-    <w:p>
-      <w:pPr>
-        <w:pStyle w:val="a8"/>
-        <w:ind w:firstLine="567"/>
-        <w:rPr>
-          <w:u w:val="single"/>
-        </w:rPr>
-      </w:pPr>
-      <w:r>
-        <w:rPr>
-          <w:u w:val="single"/>
-        </w:rPr>
-        <w:t>void Reset()</w:t>
-      </w:r>
-    </w:p>
-    <w:p>
-      <w:r>
-        <w:t xml:space="preserve">Назначение: </w:t>
-      </w:r>
-    </w:p>
-    <w:p>
-      <w:r>
-        <w:t>Сбрасывает указатель на текущий элемент на указатель на начало.</w:t>
-      </w:r>
-    </w:p>
-    <w:p>
-      <w:r>
-        <w:t>Входные параметры:</w:t>
-      </w:r>
-    </w:p>
-    <w:p>
-      <w:r>
-        <w:t>Отсутствуют.</w:t>
-      </w:r>
-    </w:p>
-    <w:p>
-      <w:r>
-        <w:t>Выходные параметры:</w:t>
-      </w:r>
-    </w:p>
-    <w:p>
-      <w:r>
-        <w:t>Отсутствуют.</w:t>
-      </w:r>
-    </w:p>
-    <w:p>
-      <w:pPr>
-        <w:pStyle w:val="a8"/>
-        <w:ind w:firstLine="567"/>
-        <w:rPr>
-          <w:u w:val="single"/>
-        </w:rPr>
-      </w:pPr>
-      <w:r>
-        <w:rPr>
-          <w:u w:val="single"/>
-          <w:lang w:val="en-US"/>
-        </w:rPr>
-        <w:t>bool</w:t>
-      </w:r>
-      <w:r>
-        <w:rPr>
-          <w:u w:val="single"/>
-        </w:rPr>
-        <w:t xml:space="preserve"> </w:t>
-      </w:r>
-      <w:r>
-        <w:rPr>
-          <w:u w:val="single"/>
-          <w:lang w:val="en-US"/>
-        </w:rPr>
-        <w:t>Is</w:t>
-      </w:r>
-      <w:r>
-        <w:rPr>
-          <w:u w:val="single"/>
-        </w:rPr>
-        <w:t>_</w:t>
-      </w:r>
-      <w:r>
-        <w:rPr>
-          <w:u w:val="single"/>
-          <w:lang w:val="en-US"/>
-        </w:rPr>
-        <w:t>End</w:t>
-      </w:r>
-      <w:r>
-        <w:rPr>
-          <w:u w:val="single"/>
-        </w:rPr>
-        <w:t xml:space="preserve">() </w:t>
-      </w:r>
-      <w:r>
-        <w:rPr>
-          <w:u w:val="single"/>
-          <w:lang w:val="en-US"/>
-        </w:rPr>
-        <w:t>const</w:t>
-      </w:r>
-    </w:p>
-    <w:p>
-      <w:r>
-        <w:t>Назначение</w:t>
-      </w:r>
-      <w:r>
-        <w:t xml:space="preserve">: </w:t>
-      </w:r>
-    </w:p>
-    <w:p>
-      <w:pPr>
-        <w:ind w:left="707" w:firstLine="0"/>
-      </w:pPr>
-      <w:r>
-        <w:t>Проверка указателя на текущий элемент на равенство указателю на окончание.</w:t>
-      </w:r>
-    </w:p>
-    <w:p>
-      <w:r>
-        <w:t>Входные параметры:</w:t>
-      </w:r>
-    </w:p>
-    <w:p>
-      <w:r>
-        <w:t>Отсутствуют.</w:t>
-      </w:r>
-    </w:p>
-    <w:p>
-      <w:r>
-        <w:t>Выходные параметры:</w:t>
-      </w:r>
-    </w:p>
-    <w:p>
       <w:r>
         <w:t>Буле</w:t>
       </w:r>
       <w:r>
-        <w:t xml:space="preserve">во значение, если </w:t>
-      </w:r>
-      <w:proofErr w:type="gramStart"/>
-      <w:r>
-        <w:t>равен</w:t>
-      </w:r>
-      <w:proofErr w:type="gramEnd"/>
-      <w:r>
-        <w:t xml:space="preserve"> – 1, иначе – 0.</w:t>
+        <w:t>во значение, если равен – 1, иначе – 0.</w:t>
       </w:r>
     </w:p>
     <w:p/>
@@ -9894,7 +9967,6 @@
           <w:szCs w:val="20"/>
           <w:lang w:val="en-US"/>
         </w:rPr>
-        <w:lastRenderedPageBreak/>
         <w:t xml:space="preserve">    HeadList(const HeadList&lt;T&gt;&amp; hlist);</w:t>
       </w:r>
     </w:p>
@@ -10057,7 +10129,6 @@
           <w:lang w:val="en-US"/>
         </w:rPr>
       </w:pPr>
-      <w:proofErr w:type="gramStart"/>
       <w:r>
         <w:rPr>
           <w:rStyle w:val="aa"/>
@@ -10072,7 +10143,6 @@
         </w:rPr>
         <w:t>(</w:t>
       </w:r>
-      <w:proofErr w:type="gramEnd"/>
       <w:r>
         <w:rPr>
           <w:rStyle w:val="aa"/>
@@ -10223,6 +10293,7 @@
         <w:rPr>
           <w:rStyle w:val="aa"/>
         </w:rPr>
+        <w:lastRenderedPageBreak/>
         <w:t>key</w:t>
       </w:r>
       <w:r>
@@ -10426,7 +10497,6 @@
           <w:szCs w:val="20"/>
           <w:lang w:val="en-US"/>
         </w:rPr>
-        <w:lastRenderedPageBreak/>
         <w:t>{</w:t>
       </w:r>
     </w:p>
@@ -10671,7 +10741,6 @@
           <w:lang w:val="en-US"/>
         </w:rPr>
       </w:pPr>
-      <w:proofErr w:type="gramStart"/>
       <w:r>
         <w:rPr>
           <w:rStyle w:val="aa"/>
@@ -10686,7 +10755,6 @@
         </w:rPr>
         <w:t>(</w:t>
       </w:r>
-      <w:proofErr w:type="gramEnd"/>
       <w:r>
         <w:rPr>
           <w:rStyle w:val="aa"/>
@@ -10812,6 +10880,7 @@
     </w:p>
     <w:p>
       <w:r>
+        <w:lastRenderedPageBreak/>
         <w:t>Входные параметры:</w:t>
       </w:r>
     </w:p>
@@ -10926,14 +10995,12 @@
           <w:lang w:val="en-US"/>
         </w:rPr>
       </w:pPr>
-      <w:proofErr w:type="gramStart"/>
       <w:r>
         <w:rPr>
           <w:lang w:val="en-US"/>
         </w:rPr>
         <w:t>Отсутствуют.</w:t>
       </w:r>
-      <w:proofErr w:type="gramEnd"/>
     </w:p>
     <w:p>
       <w:pPr>
@@ -11039,7 +11106,6 @@
     </w:p>
     <w:p>
       <w:r>
-        <w:lastRenderedPageBreak/>
         <w:t xml:space="preserve">Назначение: </w:t>
       </w:r>
     </w:p>
@@ -11173,6 +11239,7 @@
         <w:rPr>
           <w:lang w:val="en-US"/>
         </w:rPr>
+        <w:lastRenderedPageBreak/>
         <w:t xml:space="preserve">    double coef;</w:t>
       </w:r>
     </w:p>
@@ -11503,7 +11570,6 @@
         <w:rPr>
           <w:lang w:val="en-US"/>
         </w:rPr>
-        <w:lastRenderedPageBreak/>
         <w:t xml:space="preserve">    bool operator&lt;=(const Monom&amp; m) const;</w:t>
       </w:r>
     </w:p>
@@ -11563,7 +11629,6 @@
       </w:r>
     </w:p>
     <w:p>
-      <w:proofErr w:type="gramStart"/>
       <w:r>
         <w:rPr>
           <w:rStyle w:val="aa"/>
@@ -11578,7 +11643,6 @@
         </w:rPr>
         <w:t>oef</w:t>
       </w:r>
-      <w:proofErr w:type="gramEnd"/>
       <w:r>
         <w:t xml:space="preserve"> – </w:t>
       </w:r>
@@ -11590,7 +11654,6 @@
       </w:r>
     </w:p>
     <w:p>
-      <w:proofErr w:type="gramStart"/>
       <w:r>
         <w:rPr>
           <w:rStyle w:val="aa"/>
@@ -11598,7 +11661,6 @@
         </w:rPr>
         <w:t>degree</w:t>
       </w:r>
-      <w:proofErr w:type="gramEnd"/>
       <w:r>
         <w:t xml:space="preserve"> – </w:t>
       </w:r>
@@ -11724,6 +11786,7 @@
     </w:p>
     <w:p>
       <w:r>
+        <w:lastRenderedPageBreak/>
         <w:t>Отсутствуют.</w:t>
       </w:r>
     </w:p>
@@ -11909,7 +11972,6 @@
     </w:p>
     <w:p>
       <w:r>
-        <w:lastRenderedPageBreak/>
         <w:t>Произведение мономов.</w:t>
       </w:r>
     </w:p>
@@ -12100,6 +12162,7 @@
     </w:p>
     <w:p>
       <w:r>
+        <w:lastRenderedPageBreak/>
         <w:t>Вычисление монома.</w:t>
       </w:r>
     </w:p>
@@ -12317,16 +12380,11 @@
         <w:t>е</w:t>
       </w:r>
       <w:r>
-        <w:t xml:space="preserve">во значение, если </w:t>
-      </w:r>
-      <w:proofErr w:type="gramStart"/>
-      <w:r>
-        <w:t>р</w:t>
+        <w:t>во значение, если р</w:t>
       </w:r>
       <w:r>
         <w:t>авны</w:t>
       </w:r>
-      <w:proofErr w:type="gramEnd"/>
       <w:r>
         <w:t xml:space="preserve"> </w:t>
       </w:r>
@@ -12415,13 +12473,8 @@
       <w:r>
         <w:t xml:space="preserve">не </w:t>
       </w:r>
-      <w:proofErr w:type="gramStart"/>
-      <w:r>
-        <w:t>равны</w:t>
-      </w:r>
-      <w:proofErr w:type="gramEnd"/>
-      <w:r>
-        <w:t xml:space="preserve"> – 1, иначе – 0.</w:t>
+      <w:r>
+        <w:t>равны – 1, иначе – 0.</w:t>
       </w:r>
     </w:p>
     <w:p>
@@ -12498,6 +12551,7 @@
           <w:u w:val="single"/>
           <w:lang w:val="en-US"/>
         </w:rPr>
+        <w:lastRenderedPageBreak/>
         <w:t xml:space="preserve">bool operator&lt;=(const Monom&amp; m) const </w:t>
       </w:r>
     </w:p>
@@ -12772,19 +12826,11 @@
         </w:rPr>
         <w:tab/>
       </w:r>
-      <w:proofErr w:type="gramStart"/>
-      <w:r>
-        <w:rPr>
-          <w:lang w:val="en-US"/>
-        </w:rPr>
-        <w:t>Polinom(</w:t>
-      </w:r>
-      <w:proofErr w:type="gramEnd"/>
-      <w:r>
-        <w:rPr>
-          <w:lang w:val="en-US"/>
-        </w:rPr>
-        <w:t>)</w:t>
+      <w:r>
+        <w:rPr>
+          <w:lang w:val="en-US"/>
+        </w:rPr>
+        <w:t>Polinom()</w:t>
       </w:r>
       <w:r>
         <w:rPr>
@@ -13414,33 +13460,856 @@
           <w:lang w:val="en-US"/>
         </w:rPr>
       </w:pPr>
-      <w:proofErr w:type="gramStart"/>
       <w:r>
         <w:rPr>
           <w:rStyle w:val="aa"/>
           <w:lang w:val="en-US"/>
         </w:rPr>
+        <w:t>monom</w:t>
+      </w:r>
+      <w:r>
+        <w:rPr>
+          <w:lang w:val="en-US"/>
+        </w:rPr>
+        <w:t xml:space="preserve"> –</w:t>
+      </w:r>
+      <w:r>
+        <w:t>список</w:t>
+      </w:r>
+      <w:r>
+        <w:rPr>
+          <w:lang w:val="en-US"/>
+        </w:rPr>
+        <w:t xml:space="preserve"> </w:t>
+      </w:r>
+      <w:r>
+        <w:t>монов</w:t>
+      </w:r>
+      <w:r>
+        <w:rPr>
+          <w:lang w:val="en-US"/>
+        </w:rPr>
+        <w:t>.</w:t>
+      </w:r>
+    </w:p>
+    <w:p>
+      <w:pPr>
+        <w:rPr>
+          <w:lang w:val="en-US"/>
+        </w:rPr>
+      </w:pPr>
+      <w:r>
+        <w:rPr>
+          <w:rStyle w:val="aa"/>
+          <w:lang w:val="en-US"/>
+        </w:rPr>
+        <w:t>polinom</w:t>
+      </w:r>
+      <w:r>
+        <w:rPr>
+          <w:lang w:val="en-US"/>
+        </w:rPr>
+        <w:t xml:space="preserve"> – </w:t>
+      </w:r>
+      <w:r>
+        <w:t>имя</w:t>
+      </w:r>
+      <w:r>
+        <w:rPr>
+          <w:lang w:val="en-US"/>
+        </w:rPr>
+        <w:t xml:space="preserve"> </w:t>
+      </w:r>
+      <w:r>
+        <w:t>полинома</w:t>
+      </w:r>
+      <w:r>
+        <w:rPr>
+          <w:lang w:val="en-US"/>
+        </w:rPr>
+        <w:t>.</w:t>
+      </w:r>
+    </w:p>
+    <w:p>
+      <w:pPr>
+        <w:rPr>
+          <w:b/>
+        </w:rPr>
+      </w:pPr>
+      <w:r>
+        <w:rPr>
+          <w:b/>
+        </w:rPr>
+        <w:t>Конструкторы:</w:t>
+      </w:r>
+    </w:p>
+    <w:p>
+      <w:r>
+        <w:rPr>
+          <w:rStyle w:val="aa"/>
+        </w:rPr>
+        <w:t>Polinom()</w:t>
+      </w:r>
+      <w:r>
+        <w:t xml:space="preserve"> – конструктор по умолчанию;</w:t>
+      </w:r>
+    </w:p>
+    <w:p>
+      <w:r>
+        <w:rPr>
+          <w:rStyle w:val="aa"/>
+        </w:rPr>
+        <w:t>Polinom(const std::string&amp; str)</w:t>
+      </w:r>
+      <w:r>
+        <w:t xml:space="preserve"> – конструктор с параметром</w:t>
+      </w:r>
+      <w:r>
+        <w:t>;</w:t>
+      </w:r>
+    </w:p>
+    <w:p>
+      <w:r>
+        <w:rPr>
+          <w:rStyle w:val="aa"/>
+        </w:rPr>
+        <w:t>Polinom(const Polinom&amp; pol)</w:t>
+      </w:r>
+      <w:r>
+        <w:t xml:space="preserve"> </w:t>
+      </w:r>
+      <w:r>
+        <w:t xml:space="preserve">– </w:t>
+      </w:r>
+      <w:r>
+        <w:t>конструктор</w:t>
+      </w:r>
+      <w:r>
+        <w:t xml:space="preserve"> </w:t>
+      </w:r>
+      <w:r>
+        <w:t>копирования</w:t>
+      </w:r>
+      <w:r>
+        <w:t>;</w:t>
+      </w:r>
+    </w:p>
+    <w:p>
+      <w:pPr>
+        <w:rPr>
+          <w:b/>
+        </w:rPr>
+      </w:pPr>
+      <w:r>
+        <w:rPr>
+          <w:b/>
+        </w:rPr>
+        <w:t>Методы</w:t>
+      </w:r>
+      <w:r>
+        <w:rPr>
+          <w:b/>
+        </w:rPr>
+        <w:t>:</w:t>
+      </w:r>
+    </w:p>
+    <w:p>
+      <w:pPr>
+        <w:pStyle w:val="a8"/>
+        <w:ind w:firstLine="708"/>
+        <w:rPr>
+          <w:u w:val="single"/>
+        </w:rPr>
+      </w:pPr>
+      <w:r>
+        <w:rPr>
+          <w:u w:val="single"/>
+        </w:rPr>
+        <w:t>void set_str</w:t>
+      </w:r>
+      <w:r>
+        <w:rPr>
+          <w:u w:val="single"/>
+        </w:rPr>
+        <w:t>()</w:t>
+      </w:r>
+    </w:p>
+    <w:p>
+      <w:r>
+        <w:t xml:space="preserve">Назначение: </w:t>
+      </w:r>
+    </w:p>
+    <w:p>
+      <w:r>
+        <w:t>Устанавливает имя полинома по его мономам.</w:t>
+      </w:r>
+    </w:p>
+    <w:p>
+      <w:r>
+        <w:t>Входные параметры:</w:t>
+      </w:r>
+    </w:p>
+    <w:p>
+      <w:r>
+        <w:t>Отсутствуют.</w:t>
+      </w:r>
+    </w:p>
+    <w:p>
+      <w:r>
+        <w:t>Выходные параметры:</w:t>
+      </w:r>
+    </w:p>
+    <w:p>
+      <w:pPr>
+        <w:rPr>
+          <w:lang w:val="en-US"/>
+        </w:rPr>
+      </w:pPr>
+      <w:r>
+        <w:t>Отсутствуют</w:t>
+      </w:r>
+      <w:r>
+        <w:rPr>
+          <w:lang w:val="en-US"/>
+        </w:rPr>
+        <w:t>.</w:t>
+      </w:r>
+    </w:p>
+    <w:p>
+      <w:pPr>
+        <w:pStyle w:val="a8"/>
+        <w:ind w:firstLine="567"/>
+        <w:rPr>
+          <w:u w:val="single"/>
+          <w:lang w:val="en-US"/>
+        </w:rPr>
+      </w:pPr>
+      <w:r>
+        <w:rPr>
+          <w:u w:val="single"/>
+          <w:lang w:val="en-US"/>
+        </w:rPr>
         <w:lastRenderedPageBreak/>
-        <w:t>monom</w:t>
-      </w:r>
-      <w:proofErr w:type="gramEnd"/>
-      <w:r>
-        <w:rPr>
-          <w:lang w:val="en-US"/>
-        </w:rPr>
+        <w:t>double operator()(double x, double y, double z)</w:t>
+      </w:r>
+    </w:p>
+    <w:p>
+      <w:r>
+        <w:t xml:space="preserve">Назначение: </w:t>
+      </w:r>
+    </w:p>
+    <w:p>
+      <w:r>
+        <w:t xml:space="preserve">Вычисление </w:t>
+      </w:r>
+      <w:r>
+        <w:t xml:space="preserve">значения </w:t>
+      </w:r>
+      <w:r>
+        <w:t>полинома.</w:t>
+      </w:r>
+    </w:p>
+    <w:p>
+      <w:r>
+        <w:t>Входные параметры:</w:t>
+      </w:r>
+    </w:p>
+    <w:p>
+      <w:r>
+        <w:rPr>
+          <w:rStyle w:val="aa"/>
+        </w:rPr>
+        <w:t xml:space="preserve">x </w:t>
+      </w:r>
+      <w:r>
+        <w:t>- значение аргумента x.</w:t>
+      </w:r>
+    </w:p>
+    <w:p>
+      <w:r>
+        <w:rPr>
+          <w:rStyle w:val="aa"/>
+        </w:rPr>
+        <w:t xml:space="preserve">y </w:t>
+      </w:r>
+      <w:r>
+        <w:t>- значение аргумента y.</w:t>
+      </w:r>
+    </w:p>
+    <w:p>
+      <w:r>
+        <w:rPr>
+          <w:rStyle w:val="aa"/>
+        </w:rPr>
+        <w:t xml:space="preserve">z </w:t>
+      </w:r>
+      <w:r>
+        <w:t>- значение аргумента z.</w:t>
+      </w:r>
+    </w:p>
+    <w:p>
+      <w:pPr>
+        <w:ind w:firstLine="708"/>
+      </w:pPr>
+      <w:r>
+        <w:t>Выходные параметры:</w:t>
+      </w:r>
+    </w:p>
+    <w:p>
+      <w:pPr>
+        <w:rPr>
+          <w:lang w:val="en-US"/>
+        </w:rPr>
+      </w:pPr>
+      <w:r>
+        <w:t>Число</w:t>
+      </w:r>
+      <w:r>
+        <w:rPr>
+          <w:lang w:val="en-US"/>
+        </w:rPr>
+        <w:t>.</w:t>
+      </w:r>
+    </w:p>
+    <w:p>
+      <w:pPr>
+        <w:pStyle w:val="a8"/>
+        <w:ind w:firstLine="567"/>
+        <w:rPr>
+          <w:u w:val="single"/>
+          <w:lang w:val="en-US"/>
+        </w:rPr>
+      </w:pPr>
+      <w:r>
+        <w:rPr>
+          <w:u w:val="single"/>
+          <w:lang w:val="en-US"/>
+        </w:rPr>
+        <w:t>Polinom operator+(Polinom&amp; p)</w:t>
+      </w:r>
+      <w:r>
+        <w:rPr>
+          <w:u w:val="single"/>
+          <w:lang w:val="en-US"/>
+        </w:rPr>
+        <w:t xml:space="preserve"> </w:t>
+      </w:r>
+    </w:p>
+    <w:p>
+      <w:r>
+        <w:t xml:space="preserve">Назначение: </w:t>
+      </w:r>
+    </w:p>
+    <w:p>
+      <w:r>
+        <w:t>Сложение полиномов.</w:t>
+      </w:r>
+    </w:p>
+    <w:p>
+      <w:r>
+        <w:t>Входные параметры:</w:t>
+      </w:r>
+      <w:r>
+        <w:t xml:space="preserve"> </w:t>
+      </w:r>
+    </w:p>
+    <w:p>
+      <w:r>
+        <w:rPr>
+          <w:rStyle w:val="aa"/>
+        </w:rPr>
+        <w:t>p</w:t>
+      </w:r>
+      <w:r>
+        <w:t xml:space="preserve"> – полином.</w:t>
+      </w:r>
+    </w:p>
+    <w:p>
+      <w:r>
+        <w:t>Выходные параметры:</w:t>
+      </w:r>
+    </w:p>
+    <w:p>
+      <w:r>
+        <w:t>Полином.</w:t>
+      </w:r>
+    </w:p>
+    <w:p>
+      <w:pPr>
+        <w:pStyle w:val="a8"/>
+      </w:pPr>
+    </w:p>
+    <w:p>
+      <w:pPr>
+        <w:pStyle w:val="a8"/>
+        <w:ind w:firstLine="567"/>
+        <w:rPr>
+          <w:u w:val="single"/>
+          <w:lang w:val="en-US"/>
+        </w:rPr>
+      </w:pPr>
+      <w:r>
+        <w:rPr>
+          <w:u w:val="single"/>
+          <w:lang w:val="en-US"/>
+        </w:rPr>
+        <w:t>Polinom operator–(Polinom&amp; p)</w:t>
+      </w:r>
+      <w:r>
+        <w:rPr>
+          <w:u w:val="single"/>
+          <w:lang w:val="en-US"/>
+        </w:rPr>
+        <w:t xml:space="preserve">  </w:t>
+      </w:r>
+    </w:p>
+    <w:p>
+      <w:pPr>
+        <w:rPr>
+          <w:lang w:val="en-US"/>
+        </w:rPr>
+      </w:pPr>
+      <w:r>
+        <w:t>Назначение</w:t>
+      </w:r>
+      <w:r>
+        <w:rPr>
+          <w:lang w:val="en-US"/>
+        </w:rPr>
+        <w:t xml:space="preserve">: </w:t>
+      </w:r>
+    </w:p>
+    <w:p>
+      <w:r>
+        <w:t>Вычитание полиномов.</w:t>
+      </w:r>
+    </w:p>
+    <w:p>
+      <w:r>
+        <w:t>Входные параметры:</w:t>
+      </w:r>
+    </w:p>
+    <w:p>
+      <w:r>
+        <w:rPr>
+          <w:rStyle w:val="aa"/>
+        </w:rPr>
+        <w:t>p</w:t>
+      </w:r>
+      <w:r>
+        <w:t xml:space="preserve"> – полином.</w:t>
+      </w:r>
+    </w:p>
+    <w:p>
+      <w:r>
+        <w:t>Выходные параметры:</w:t>
+      </w:r>
+    </w:p>
+    <w:p>
+      <w:r>
+        <w:t>Полином.</w:t>
+      </w:r>
+    </w:p>
+    <w:p>
+      <w:pPr>
+        <w:pStyle w:val="a8"/>
+      </w:pPr>
+      <w:r>
+        <w:t xml:space="preserve">  </w:t>
+      </w:r>
+    </w:p>
+    <w:p>
+      <w:pPr>
+        <w:pStyle w:val="a8"/>
+        <w:ind w:firstLine="567"/>
+        <w:rPr>
+          <w:u w:val="single"/>
+        </w:rPr>
+      </w:pPr>
+      <w:r>
+        <w:rPr>
+          <w:u w:val="single"/>
+        </w:rPr>
+        <w:t>Polinom operator*(Polinom&amp; p</w:t>
+      </w:r>
+      <w:r>
+        <w:rPr>
+          <w:u w:val="single"/>
+        </w:rPr>
+        <w:t>)</w:t>
+      </w:r>
+    </w:p>
+    <w:p>
+      <w:r>
+        <w:t xml:space="preserve">Назначение: </w:t>
+      </w:r>
+    </w:p>
+    <w:p>
+      <w:r>
+        <w:t>Умножение полиномов.</w:t>
+      </w:r>
+    </w:p>
+    <w:p>
+      <w:r>
+        <w:t>Входные параметры:</w:t>
+      </w:r>
+    </w:p>
+    <w:p>
+      <w:r>
+        <w:rPr>
+          <w:rStyle w:val="aa"/>
+        </w:rPr>
+        <w:t>p</w:t>
+      </w:r>
+      <w:r>
+        <w:t xml:space="preserve"> </w:t>
+      </w:r>
+      <w:r>
+        <w:t>– полином.</w:t>
+      </w:r>
+    </w:p>
+    <w:p>
+      <w:pPr>
+        <w:rPr>
+          <w:lang w:val="en-US"/>
+        </w:rPr>
+      </w:pPr>
+      <w:r>
+        <w:t>Выходные</w:t>
+      </w:r>
+      <w:r>
+        <w:rPr>
+          <w:lang w:val="en-US"/>
+        </w:rPr>
+        <w:t xml:space="preserve"> </w:t>
+      </w:r>
+      <w:r>
+        <w:t>параметры</w:t>
+      </w:r>
+      <w:r>
+        <w:rPr>
+          <w:lang w:val="en-US"/>
+        </w:rPr>
+        <w:t>:</w:t>
+      </w:r>
+    </w:p>
+    <w:p>
+      <w:pPr>
+        <w:rPr>
+          <w:lang w:val="en-US"/>
+        </w:rPr>
+      </w:pPr>
+      <w:r>
+        <w:t>Полином</w:t>
+      </w:r>
+      <w:r>
+        <w:rPr>
+          <w:lang w:val="en-US"/>
+        </w:rPr>
+        <w:t>.</w:t>
+      </w:r>
+    </w:p>
+    <w:p>
+      <w:pPr>
+        <w:pStyle w:val="a8"/>
+        <w:ind w:firstLine="567"/>
+        <w:rPr>
+          <w:u w:val="single"/>
+          <w:lang w:val="en-US"/>
+        </w:rPr>
+      </w:pPr>
+      <w:r>
+        <w:rPr>
+          <w:u w:val="single"/>
+          <w:lang w:val="en-US"/>
+        </w:rPr>
+        <w:t>Po</w:t>
+      </w:r>
+      <w:r>
+        <w:rPr>
+          <w:u w:val="single"/>
+          <w:lang w:val="en-US"/>
+        </w:rPr>
+        <w:t>linom operator+(const Monom&amp; m)</w:t>
+      </w:r>
+    </w:p>
+    <w:p>
+      <w:r>
+        <w:t xml:space="preserve">Назначение: </w:t>
+      </w:r>
+    </w:p>
+    <w:p>
+      <w:r>
+        <w:t>Сложение полинома с мономом.</w:t>
+      </w:r>
+    </w:p>
+    <w:p>
+      <w:r>
+        <w:t>Входные параметры:</w:t>
+      </w:r>
+      <w:r>
+        <w:t xml:space="preserve"> </w:t>
+      </w:r>
+    </w:p>
+    <w:p>
+      <w:r>
+        <w:rPr>
+          <w:rStyle w:val="aa"/>
+        </w:rPr>
+        <w:lastRenderedPageBreak/>
+        <w:t>m</w:t>
+      </w:r>
+      <w:r>
+        <w:t xml:space="preserve"> – моном.</w:t>
+      </w:r>
+    </w:p>
+    <w:p>
+      <w:r>
+        <w:t>Выходные параметры:</w:t>
+      </w:r>
+    </w:p>
+    <w:p>
+      <w:pPr>
+        <w:rPr>
+          <w:lang w:val="en-US"/>
+        </w:rPr>
+      </w:pPr>
+      <w:r>
+        <w:t>Полином</w:t>
+      </w:r>
+      <w:r>
+        <w:rPr>
+          <w:lang w:val="en-US"/>
+        </w:rPr>
+        <w:t>.</w:t>
+      </w:r>
+    </w:p>
+    <w:p>
+      <w:pPr>
+        <w:pStyle w:val="a8"/>
+        <w:rPr>
+          <w:lang w:val="en-US"/>
+        </w:rPr>
+      </w:pPr>
+    </w:p>
+    <w:p>
+      <w:pPr>
+        <w:pStyle w:val="a8"/>
+        <w:ind w:firstLine="567"/>
+        <w:rPr>
+          <w:u w:val="single"/>
+          <w:lang w:val="en-US"/>
+        </w:rPr>
+      </w:pPr>
+      <w:r>
+        <w:rPr>
+          <w:u w:val="single"/>
+          <w:lang w:val="en-US"/>
+        </w:rPr>
+        <w:t>Polinom operator–(const Monom&amp; m</w:t>
+      </w:r>
+      <w:r>
+        <w:rPr>
+          <w:u w:val="single"/>
+          <w:lang w:val="en-US"/>
+        </w:rPr>
+        <w:t>)</w:t>
+      </w:r>
+    </w:p>
+    <w:p>
+      <w:r>
+        <w:t xml:space="preserve">Назначение: </w:t>
+      </w:r>
+    </w:p>
+    <w:p>
+      <w:r>
+        <w:t>Разность полинома с мономом.</w:t>
+      </w:r>
+    </w:p>
+    <w:p>
+      <w:r>
+        <w:t>Входные параметры:</w:t>
+      </w:r>
+    </w:p>
+    <w:p>
+      <w:r>
+        <w:rPr>
+          <w:rStyle w:val="aa"/>
+        </w:rPr>
+        <w:t>m</w:t>
+      </w:r>
+      <w:r>
+        <w:t xml:space="preserve"> – моном.</w:t>
+      </w:r>
+    </w:p>
+    <w:p>
+      <w:r>
+        <w:t>Выходные параметры:</w:t>
+      </w:r>
+    </w:p>
+    <w:p>
+      <w:pPr>
+        <w:rPr>
+          <w:lang w:val="en-US"/>
+        </w:rPr>
+      </w:pPr>
+      <w:r>
+        <w:t>Полином</w:t>
+      </w:r>
+      <w:r>
+        <w:rPr>
+          <w:lang w:val="en-US"/>
+        </w:rPr>
+        <w:t>.</w:t>
+      </w:r>
+    </w:p>
+    <w:p>
+      <w:pPr>
+        <w:pStyle w:val="a8"/>
+        <w:rPr>
+          <w:lang w:val="en-US"/>
+        </w:rPr>
+      </w:pPr>
+      <w:r>
+        <w:rPr>
+          <w:lang w:val="en-US"/>
+        </w:rPr>
+        <w:t xml:space="preserve"> </w:t>
+      </w:r>
+    </w:p>
+    <w:p>
+      <w:pPr>
+        <w:pStyle w:val="a8"/>
+        <w:ind w:firstLine="567"/>
+        <w:rPr>
+          <w:u w:val="single"/>
+          <w:lang w:val="en-US"/>
+        </w:rPr>
+      </w:pPr>
+      <w:r>
+        <w:rPr>
+          <w:u w:val="single"/>
+          <w:lang w:val="en-US"/>
+        </w:rPr>
+        <w:t>Polinom operator*(const Monom&amp; m</w:t>
+      </w:r>
+      <w:r>
+        <w:rPr>
+          <w:u w:val="single"/>
+          <w:lang w:val="en-US"/>
+        </w:rPr>
+        <w:t>)</w:t>
+      </w:r>
+    </w:p>
+    <w:p>
+      <w:r>
+        <w:t xml:space="preserve">Назначение: </w:t>
+      </w:r>
+    </w:p>
+    <w:p>
+      <w:r>
+        <w:t>Умножение полинома на моном.</w:t>
+      </w:r>
+    </w:p>
+    <w:p>
+      <w:r>
+        <w:t>Входные параметры:</w:t>
+      </w:r>
+    </w:p>
+    <w:p>
+      <w:r>
+        <w:rPr>
+          <w:rStyle w:val="aa"/>
+        </w:rPr>
+        <w:t>m</w:t>
+      </w:r>
+      <w:r>
+        <w:t xml:space="preserve"> – моном.</w:t>
+      </w:r>
+    </w:p>
+    <w:p>
+      <w:r>
+        <w:t>Выходные параметры:</w:t>
+      </w:r>
+    </w:p>
+    <w:p>
+      <w:pPr>
+        <w:rPr>
+          <w:lang w:val="en-US"/>
+        </w:rPr>
+      </w:pPr>
+      <w:r>
+        <w:t>Полином</w:t>
+      </w:r>
+      <w:r>
+        <w:rPr>
+          <w:lang w:val="en-US"/>
+        </w:rPr>
+        <w:t>.</w:t>
+      </w:r>
+    </w:p>
+    <w:p>
+      <w:pPr>
+        <w:pStyle w:val="a8"/>
+        <w:ind w:firstLine="567"/>
+        <w:rPr>
+          <w:u w:val="single"/>
+          <w:lang w:val="en-US"/>
+        </w:rPr>
+      </w:pPr>
+      <w:r>
+        <w:rPr>
+          <w:u w:val="single"/>
+          <w:lang w:val="en-US"/>
+        </w:rPr>
+        <w:t>Polinom operator+(double c)</w:t>
+      </w:r>
+    </w:p>
+    <w:p>
+      <w:r>
+        <w:t>Назначение</w:t>
+      </w:r>
+      <w:r>
+        <w:t xml:space="preserve">: </w:t>
+      </w:r>
+    </w:p>
+    <w:p>
+      <w:r>
+        <w:t>Сложение полинома с числом.</w:t>
+      </w:r>
+    </w:p>
+    <w:p>
+      <w:r>
+        <w:t>Входные параметры:</w:t>
+      </w:r>
+    </w:p>
+    <w:p>
+      <w:r>
+        <w:rPr>
+          <w:rStyle w:val="aa"/>
+        </w:rPr>
+        <w:t>c</w:t>
+      </w:r>
+      <w:r>
         <w:t xml:space="preserve"> –</w:t>
       </w:r>
       <w:r>
-        <w:t>список</w:t>
-      </w:r>
-      <w:r>
-        <w:rPr>
-          <w:lang w:val="en-US"/>
-        </w:rPr>
-        <w:t xml:space="preserve"> </w:t>
-      </w:r>
-      <w:r>
-        <w:t>монов</w:t>
+        <w:t xml:space="preserve"> число.</w:t>
+      </w:r>
+    </w:p>
+    <w:p>
+      <w:r>
+        <w:t>Выходные параметры:</w:t>
+      </w:r>
+    </w:p>
+    <w:p>
+      <w:pPr>
+        <w:rPr>
+          <w:lang w:val="en-US"/>
+        </w:rPr>
+      </w:pPr>
+      <w:r>
+        <w:t>Полином</w:t>
       </w:r>
       <w:r>
         <w:rPr>
@@ -13451,36 +14320,63 @@
     </w:p>
     <w:p>
       <w:pPr>
-        <w:rPr>
-          <w:lang w:val="en-US"/>
-        </w:rPr>
-      </w:pPr>
-      <w:proofErr w:type="gramStart"/>
+        <w:pStyle w:val="a8"/>
+        <w:ind w:firstLine="567"/>
+        <w:rPr>
+          <w:u w:val="single"/>
+          <w:lang w:val="en-US"/>
+        </w:rPr>
+      </w:pPr>
+      <w:r>
+        <w:rPr>
+          <w:u w:val="single"/>
+          <w:lang w:val="en-US"/>
+        </w:rPr>
+        <w:t>Polinom operator–(double c)</w:t>
+      </w:r>
+    </w:p>
+    <w:p>
+      <w:r>
+        <w:t>Назначение</w:t>
+      </w:r>
+      <w:r>
+        <w:t xml:space="preserve">: </w:t>
+      </w:r>
+    </w:p>
+    <w:p>
+      <w:r>
+        <w:t>Разность полинома с числом.</w:t>
+      </w:r>
+    </w:p>
+    <w:p>
+      <w:r>
+        <w:t>Входные параметры:</w:t>
+      </w:r>
+    </w:p>
+    <w:p>
       <w:r>
         <w:rPr>
           <w:rStyle w:val="aa"/>
-          <w:lang w:val="en-US"/>
-        </w:rPr>
-        <w:t>polinom</w:t>
-      </w:r>
-      <w:proofErr w:type="gramEnd"/>
-      <w:r>
-        <w:rPr>
-          <w:lang w:val="en-US"/>
-        </w:rPr>
-        <w:t xml:space="preserve"> – </w:t>
-      </w:r>
-      <w:r>
-        <w:t>имя</w:t>
-      </w:r>
-      <w:r>
-        <w:rPr>
-          <w:lang w:val="en-US"/>
-        </w:rPr>
-        <w:t xml:space="preserve"> </w:t>
-      </w:r>
-      <w:r>
-        <w:t>полинома</w:t>
+        </w:rPr>
+        <w:t>c</w:t>
+      </w:r>
+      <w:r>
+        <w:t xml:space="preserve"> – число.</w:t>
+      </w:r>
+    </w:p>
+    <w:p>
+      <w:r>
+        <w:t>Выходные параметры:</w:t>
+      </w:r>
+    </w:p>
+    <w:p>
+      <w:pPr>
+        <w:rPr>
+          <w:lang w:val="en-US"/>
+        </w:rPr>
+      </w:pPr>
+      <w:r>
+        <w:t>Полином</w:t>
       </w:r>
       <w:r>
         <w:rPr>
@@ -13491,749 +14387,32 @@
     </w:p>
     <w:p>
       <w:pPr>
-        <w:rPr>
-          <w:b/>
-        </w:rPr>
-      </w:pPr>
-      <w:r>
-        <w:rPr>
-          <w:b/>
-        </w:rPr>
-        <w:t>Конструкторы:</w:t>
-      </w:r>
-    </w:p>
-    <w:p>
-      <w:r>
-        <w:rPr>
-          <w:rStyle w:val="aa"/>
-        </w:rPr>
-        <w:t>Polinom()</w:t>
-      </w:r>
-      <w:r>
-        <w:t xml:space="preserve"> – конструктор по умолчанию;</w:t>
-      </w:r>
-    </w:p>
-    <w:p>
-      <w:r>
-        <w:rPr>
-          <w:rStyle w:val="aa"/>
-        </w:rPr>
-        <w:t>Polinom(const std::string&amp; str)</w:t>
-      </w:r>
-      <w:r>
-        <w:t xml:space="preserve"> – конструктор с параметром</w:t>
-      </w:r>
-      <w:r>
-        <w:t>;</w:t>
-      </w:r>
-    </w:p>
-    <w:p>
-      <w:r>
-        <w:rPr>
-          <w:rStyle w:val="aa"/>
-        </w:rPr>
-        <w:t>Polinom(const Polinom&amp; pol)</w:t>
-      </w:r>
-      <w:r>
-        <w:t xml:space="preserve"> </w:t>
-      </w:r>
-      <w:r>
-        <w:t xml:space="preserve">– </w:t>
-      </w:r>
-      <w:r>
-        <w:t>конструктор</w:t>
-      </w:r>
-      <w:r>
-        <w:t xml:space="preserve"> </w:t>
-      </w:r>
-      <w:r>
-        <w:t>копирования</w:t>
-      </w:r>
-      <w:r>
-        <w:t>;</w:t>
-      </w:r>
-    </w:p>
-    <w:p>
-      <w:pPr>
-        <w:rPr>
-          <w:b/>
-        </w:rPr>
-      </w:pPr>
-      <w:r>
-        <w:rPr>
-          <w:b/>
-        </w:rPr>
-        <w:t>Методы</w:t>
-      </w:r>
-      <w:r>
-        <w:rPr>
-          <w:b/>
-        </w:rPr>
-        <w:t>:</w:t>
-      </w:r>
-    </w:p>
-    <w:p>
-      <w:pPr>
-        <w:pStyle w:val="a8"/>
-        <w:ind w:firstLine="708"/>
+        <w:pStyle w:val="a8"/>
+        <w:ind w:firstLine="567"/>
         <w:rPr>
           <w:u w:val="single"/>
+          <w:lang w:val="en-US"/>
         </w:rPr>
       </w:pPr>
       <w:r>
         <w:rPr>
           <w:u w:val="single"/>
-        </w:rPr>
-        <w:t>void set_str</w:t>
-      </w:r>
-      <w:r>
-        <w:rPr>
-          <w:u w:val="single"/>
-        </w:rPr>
-        <w:t>()</w:t>
-      </w:r>
-    </w:p>
-    <w:p>
-      <w:r>
-        <w:t xml:space="preserve">Назначение: </w:t>
-      </w:r>
-    </w:p>
-    <w:p>
-      <w:r>
-        <w:t>Устанавливает имя полинома по его мономам.</w:t>
-      </w:r>
-    </w:p>
-    <w:p>
-      <w:r>
-        <w:t>Входные параметры:</w:t>
-      </w:r>
-    </w:p>
-    <w:p>
-      <w:r>
-        <w:t>Отсутствуют.</w:t>
-      </w:r>
-    </w:p>
-    <w:p>
-      <w:r>
-        <w:t>Выходные параметры:</w:t>
-      </w:r>
-    </w:p>
-    <w:p>
-      <w:pPr>
-        <w:rPr>
-          <w:lang w:val="en-US"/>
-        </w:rPr>
-      </w:pPr>
-      <w:r>
-        <w:t>Отсутствуют</w:t>
-      </w:r>
-      <w:r>
-        <w:rPr>
-          <w:lang w:val="en-US"/>
-        </w:rPr>
-        <w:t>.</w:t>
-      </w:r>
-    </w:p>
-    <w:p>
-      <w:pPr>
-        <w:pStyle w:val="a8"/>
-        <w:ind w:firstLine="567"/>
-        <w:rPr>
-          <w:u w:val="single"/>
-          <w:lang w:val="en-US"/>
-        </w:rPr>
-      </w:pPr>
-      <w:r>
-        <w:rPr>
-          <w:u w:val="single"/>
-          <w:lang w:val="en-US"/>
-        </w:rPr>
-        <w:t>double operator()(double x, double y, double z)</w:t>
-      </w:r>
-    </w:p>
-    <w:p>
-      <w:r>
-        <w:t xml:space="preserve">Назначение: </w:t>
-      </w:r>
-    </w:p>
-    <w:p>
-      <w:r>
-        <w:t xml:space="preserve">Вычисление </w:t>
-      </w:r>
-      <w:r>
-        <w:t xml:space="preserve">значения </w:t>
-      </w:r>
-      <w:r>
-        <w:t>полинома.</w:t>
-      </w:r>
-    </w:p>
-    <w:p>
-      <w:r>
-        <w:t>Входные параметры:</w:t>
-      </w:r>
-    </w:p>
-    <w:p>
-      <w:r>
-        <w:rPr>
-          <w:rStyle w:val="aa"/>
-        </w:rPr>
-        <w:t xml:space="preserve">x </w:t>
-      </w:r>
-      <w:r>
-        <w:t>- значение аргумента x.</w:t>
-      </w:r>
-    </w:p>
-    <w:p>
-      <w:r>
-        <w:rPr>
-          <w:rStyle w:val="aa"/>
-        </w:rPr>
-        <w:t xml:space="preserve">y </w:t>
-      </w:r>
-      <w:r>
-        <w:t>- значение аргумента y.</w:t>
-      </w:r>
-    </w:p>
-    <w:p>
-      <w:r>
-        <w:rPr>
-          <w:rStyle w:val="aa"/>
-        </w:rPr>
-        <w:t xml:space="preserve">z </w:t>
-      </w:r>
-      <w:r>
-        <w:t>- значение аргумента z.</w:t>
-      </w:r>
-    </w:p>
-    <w:p>
-      <w:pPr>
-        <w:ind w:firstLine="708"/>
-      </w:pPr>
-      <w:r>
-        <w:t>Выходные параметры:</w:t>
-      </w:r>
-    </w:p>
-    <w:p>
-      <w:pPr>
-        <w:rPr>
-          <w:lang w:val="en-US"/>
-        </w:rPr>
-      </w:pPr>
-      <w:r>
-        <w:t>Число</w:t>
-      </w:r>
-      <w:r>
-        <w:rPr>
-          <w:lang w:val="en-US"/>
-        </w:rPr>
-        <w:t>.</w:t>
-      </w:r>
-    </w:p>
-    <w:p>
-      <w:pPr>
-        <w:pStyle w:val="a8"/>
-        <w:ind w:firstLine="567"/>
-        <w:rPr>
-          <w:u w:val="single"/>
-          <w:lang w:val="en-US"/>
-        </w:rPr>
-      </w:pPr>
-      <w:r>
-        <w:rPr>
-          <w:u w:val="single"/>
-          <w:lang w:val="en-US"/>
-        </w:rPr>
-        <w:t>Polinom operator+(Polinom&amp; p)</w:t>
-      </w:r>
-      <w:r>
-        <w:rPr>
-          <w:u w:val="single"/>
-          <w:lang w:val="en-US"/>
-        </w:rPr>
-        <w:t xml:space="preserve"> </w:t>
-      </w:r>
-    </w:p>
-    <w:p>
-      <w:r>
-        <w:t xml:space="preserve">Назначение: </w:t>
-      </w:r>
-    </w:p>
-    <w:p>
-      <w:r>
-        <w:t>Сложение полиномов.</w:t>
-      </w:r>
-    </w:p>
-    <w:p>
-      <w:r>
-        <w:t>Входные параметры:</w:t>
-      </w:r>
-      <w:r>
-        <w:t xml:space="preserve"> </w:t>
-      </w:r>
-    </w:p>
-    <w:p>
-      <w:r>
-        <w:rPr>
-          <w:rStyle w:val="aa"/>
-        </w:rPr>
-        <w:t>p</w:t>
-      </w:r>
-      <w:r>
-        <w:t xml:space="preserve"> – полином.</w:t>
-      </w:r>
-    </w:p>
-    <w:p>
-      <w:r>
-        <w:t>Выходные параметры:</w:t>
-      </w:r>
-    </w:p>
-    <w:p>
-      <w:r>
-        <w:t>Полином.</w:t>
-      </w:r>
-    </w:p>
-    <w:p>
-      <w:pPr>
-        <w:pStyle w:val="a8"/>
-      </w:pPr>
-    </w:p>
-    <w:p>
-      <w:pPr>
-        <w:pStyle w:val="a8"/>
-        <w:ind w:firstLine="567"/>
-        <w:rPr>
-          <w:u w:val="single"/>
-          <w:lang w:val="en-US"/>
-        </w:rPr>
-      </w:pPr>
-      <w:r>
-        <w:rPr>
-          <w:u w:val="single"/>
-          <w:lang w:val="en-US"/>
-        </w:rPr>
-        <w:t>Polinom operator–(Polinom&amp; p)</w:t>
-      </w:r>
-      <w:r>
-        <w:rPr>
-          <w:u w:val="single"/>
-          <w:lang w:val="en-US"/>
-        </w:rPr>
-        <w:t xml:space="preserve">  </w:t>
-      </w:r>
-    </w:p>
-    <w:p>
-      <w:pPr>
-        <w:rPr>
-          <w:lang w:val="en-US"/>
-        </w:rPr>
-      </w:pPr>
+          <w:lang w:val="en-US"/>
+        </w:rPr>
+        <w:t>Polinom operator*(double c)</w:t>
+      </w:r>
+    </w:p>
+    <w:p>
       <w:r>
         <w:t>Назначение</w:t>
       </w:r>
       <w:r>
-        <w:rPr>
-          <w:lang w:val="en-US"/>
-        </w:rPr>
         <w:t xml:space="preserve">: </w:t>
       </w:r>
     </w:p>
     <w:p>
       <w:r>
-        <w:t>Вычитание полиномов.</w:t>
-      </w:r>
-    </w:p>
-    <w:p>
-      <w:r>
-        <w:t>Входные параметры:</w:t>
-      </w:r>
-    </w:p>
-    <w:p>
-      <w:r>
-        <w:rPr>
-          <w:rStyle w:val="aa"/>
-        </w:rPr>
-        <w:t>p</w:t>
-      </w:r>
-      <w:r>
-        <w:t xml:space="preserve"> – полином.</w:t>
-      </w:r>
-    </w:p>
-    <w:p>
-      <w:r>
-        <w:lastRenderedPageBreak/>
-        <w:t>Выходные параметры:</w:t>
-      </w:r>
-    </w:p>
-    <w:p>
-      <w:r>
-        <w:t>Полином.</w:t>
-      </w:r>
-    </w:p>
-    <w:p>
-      <w:pPr>
-        <w:pStyle w:val="a8"/>
-      </w:pPr>
-      <w:r>
-        <w:t xml:space="preserve">  </w:t>
-      </w:r>
-    </w:p>
-    <w:p>
-      <w:pPr>
-        <w:pStyle w:val="a8"/>
-        <w:ind w:firstLine="567"/>
-        <w:rPr>
-          <w:u w:val="single"/>
-        </w:rPr>
-      </w:pPr>
-      <w:r>
-        <w:rPr>
-          <w:u w:val="single"/>
-        </w:rPr>
-        <w:t>Polinom operator*(Polinom&amp; p</w:t>
-      </w:r>
-      <w:r>
-        <w:rPr>
-          <w:u w:val="single"/>
-        </w:rPr>
-        <w:t>)</w:t>
-      </w:r>
-    </w:p>
-    <w:p>
-      <w:r>
-        <w:t xml:space="preserve">Назначение: </w:t>
-      </w:r>
-    </w:p>
-    <w:p>
-      <w:r>
-        <w:t>Умножение полиномов.</w:t>
-      </w:r>
-    </w:p>
-    <w:p>
-      <w:r>
-        <w:t>Входные параметры:</w:t>
-      </w:r>
-    </w:p>
-    <w:p>
-      <w:r>
-        <w:rPr>
-          <w:rStyle w:val="aa"/>
-        </w:rPr>
-        <w:t>p</w:t>
-      </w:r>
-      <w:r>
-        <w:t xml:space="preserve"> </w:t>
-      </w:r>
-      <w:r>
-        <w:t>– полином.</w:t>
-      </w:r>
-    </w:p>
-    <w:p>
-      <w:pPr>
-        <w:rPr>
-          <w:lang w:val="en-US"/>
-        </w:rPr>
-      </w:pPr>
-      <w:r>
-        <w:t>Выходные</w:t>
-      </w:r>
-      <w:r>
-        <w:rPr>
-          <w:lang w:val="en-US"/>
-        </w:rPr>
-        <w:t xml:space="preserve"> </w:t>
-      </w:r>
-      <w:r>
-        <w:t>параметры</w:t>
-      </w:r>
-      <w:r>
-        <w:rPr>
-          <w:lang w:val="en-US"/>
-        </w:rPr>
-        <w:t>:</w:t>
-      </w:r>
-    </w:p>
-    <w:p>
-      <w:pPr>
-        <w:rPr>
-          <w:lang w:val="en-US"/>
-        </w:rPr>
-      </w:pPr>
-      <w:r>
-        <w:t>Полином</w:t>
-      </w:r>
-      <w:r>
-        <w:rPr>
-          <w:lang w:val="en-US"/>
-        </w:rPr>
-        <w:t>.</w:t>
-      </w:r>
-    </w:p>
-    <w:p>
-      <w:pPr>
-        <w:pStyle w:val="a8"/>
-        <w:ind w:firstLine="567"/>
-        <w:rPr>
-          <w:u w:val="single"/>
-          <w:lang w:val="en-US"/>
-        </w:rPr>
-      </w:pPr>
-      <w:r>
-        <w:rPr>
-          <w:u w:val="single"/>
-          <w:lang w:val="en-US"/>
-        </w:rPr>
-        <w:t>Po</w:t>
-      </w:r>
-      <w:r>
-        <w:rPr>
-          <w:u w:val="single"/>
-          <w:lang w:val="en-US"/>
-        </w:rPr>
-        <w:t>linom operator+(const Monom&amp; m)</w:t>
-      </w:r>
-    </w:p>
-    <w:p>
-      <w:r>
-        <w:t xml:space="preserve">Назначение: </w:t>
-      </w:r>
-    </w:p>
-    <w:p>
-      <w:r>
-        <w:t>Сложение полинома с мономом.</w:t>
-      </w:r>
-    </w:p>
-    <w:p>
-      <w:r>
-        <w:t>Входные параметры:</w:t>
-      </w:r>
-      <w:r>
-        <w:t xml:space="preserve"> </w:t>
-      </w:r>
-    </w:p>
-    <w:p>
-      <w:r>
-        <w:rPr>
-          <w:rStyle w:val="aa"/>
-        </w:rPr>
-        <w:t>m</w:t>
-      </w:r>
-      <w:r>
-        <w:t xml:space="preserve"> – моном.</w:t>
-      </w:r>
-    </w:p>
-    <w:p>
-      <w:r>
-        <w:t>Выходные параметры:</w:t>
-      </w:r>
-    </w:p>
-    <w:p>
-      <w:pPr>
-        <w:rPr>
-          <w:lang w:val="en-US"/>
-        </w:rPr>
-      </w:pPr>
-      <w:r>
-        <w:t>Полином</w:t>
-      </w:r>
-      <w:r>
-        <w:rPr>
-          <w:lang w:val="en-US"/>
-        </w:rPr>
-        <w:t>.</w:t>
-      </w:r>
-    </w:p>
-    <w:p>
-      <w:pPr>
-        <w:pStyle w:val="a8"/>
-        <w:rPr>
-          <w:lang w:val="en-US"/>
-        </w:rPr>
-      </w:pPr>
-    </w:p>
-    <w:p>
-      <w:pPr>
-        <w:pStyle w:val="a8"/>
-        <w:ind w:firstLine="567"/>
-        <w:rPr>
-          <w:u w:val="single"/>
-          <w:lang w:val="en-US"/>
-        </w:rPr>
-      </w:pPr>
-      <w:r>
-        <w:rPr>
-          <w:u w:val="single"/>
-          <w:lang w:val="en-US"/>
-        </w:rPr>
-        <w:t>Polinom operator–(const Monom&amp; m</w:t>
-      </w:r>
-      <w:r>
-        <w:rPr>
-          <w:u w:val="single"/>
-          <w:lang w:val="en-US"/>
-        </w:rPr>
-        <w:t>)</w:t>
-      </w:r>
-    </w:p>
-    <w:p>
-      <w:r>
-        <w:t xml:space="preserve">Назначение: </w:t>
-      </w:r>
-    </w:p>
-    <w:p>
-      <w:r>
-        <w:t>Разность полинома с мономом.</w:t>
-      </w:r>
-    </w:p>
-    <w:p>
-      <w:r>
-        <w:t>Входные параметры:</w:t>
-      </w:r>
-    </w:p>
-    <w:p>
-      <w:r>
-        <w:rPr>
-          <w:rStyle w:val="aa"/>
-        </w:rPr>
-        <w:t>m</w:t>
-      </w:r>
-      <w:r>
-        <w:t xml:space="preserve"> – моном.</w:t>
-      </w:r>
-    </w:p>
-    <w:p>
-      <w:r>
-        <w:t>Выходные параметры:</w:t>
-      </w:r>
-    </w:p>
-    <w:p>
-      <w:pPr>
-        <w:rPr>
-          <w:lang w:val="en-US"/>
-        </w:rPr>
-      </w:pPr>
-      <w:r>
-        <w:t>Полином</w:t>
-      </w:r>
-      <w:r>
-        <w:rPr>
-          <w:lang w:val="en-US"/>
-        </w:rPr>
-        <w:t>.</w:t>
-      </w:r>
-    </w:p>
-    <w:p>
-      <w:pPr>
-        <w:pStyle w:val="a8"/>
-        <w:rPr>
-          <w:lang w:val="en-US"/>
-        </w:rPr>
-      </w:pPr>
-      <w:r>
-        <w:rPr>
-          <w:lang w:val="en-US"/>
-        </w:rPr>
-        <w:t xml:space="preserve"> </w:t>
-      </w:r>
-    </w:p>
-    <w:p>
-      <w:pPr>
-        <w:pStyle w:val="a8"/>
-        <w:ind w:firstLine="567"/>
-        <w:rPr>
-          <w:u w:val="single"/>
-          <w:lang w:val="en-US"/>
-        </w:rPr>
-      </w:pPr>
-      <w:r>
-        <w:rPr>
-          <w:u w:val="single"/>
-          <w:lang w:val="en-US"/>
-        </w:rPr>
-        <w:t>Polinom operator*(const Monom&amp; m</w:t>
-      </w:r>
-      <w:r>
-        <w:rPr>
-          <w:u w:val="single"/>
-          <w:lang w:val="en-US"/>
-        </w:rPr>
-        <w:t>)</w:t>
-      </w:r>
-    </w:p>
-    <w:p>
-      <w:r>
-        <w:t xml:space="preserve">Назначение: </w:t>
-      </w:r>
-    </w:p>
-    <w:p>
-      <w:r>
-        <w:t>Умножение полинома на моном.</w:t>
-      </w:r>
-    </w:p>
-    <w:p>
-      <w:r>
-        <w:t>Входные параметры:</w:t>
-      </w:r>
-    </w:p>
-    <w:p>
-      <w:r>
-        <w:rPr>
-          <w:rStyle w:val="aa"/>
-        </w:rPr>
-        <w:t>m</w:t>
-      </w:r>
-      <w:r>
-        <w:t xml:space="preserve"> – моном.</w:t>
-      </w:r>
-    </w:p>
-    <w:p>
-      <w:r>
-        <w:t>Выходные параметры:</w:t>
-      </w:r>
-    </w:p>
-    <w:p>
-      <w:pPr>
-        <w:rPr>
-          <w:lang w:val="en-US"/>
-        </w:rPr>
-      </w:pPr>
-      <w:r>
-        <w:t>Полином</w:t>
-      </w:r>
-      <w:r>
-        <w:rPr>
-          <w:lang w:val="en-US"/>
-        </w:rPr>
-        <w:t>.</w:t>
-      </w:r>
-    </w:p>
-    <w:p>
-      <w:pPr>
-        <w:pStyle w:val="a8"/>
-        <w:ind w:firstLine="567"/>
-        <w:rPr>
-          <w:u w:val="single"/>
-          <w:lang w:val="en-US"/>
-        </w:rPr>
-      </w:pPr>
-      <w:r>
-        <w:rPr>
-          <w:u w:val="single"/>
-          <w:lang w:val="en-US"/>
-        </w:rPr>
-        <w:t>Polinom operator+(double c)</w:t>
-      </w:r>
-    </w:p>
-    <w:p>
-      <w:r>
-        <w:t>Назначение</w:t>
-      </w:r>
-      <w:r>
-        <w:t xml:space="preserve">: </w:t>
-      </w:r>
-    </w:p>
-    <w:p>
-      <w:r>
-        <w:t>Сложение полинома с числом.</w:t>
+        <w:t>Произведение полинома с числом.</w:t>
       </w:r>
     </w:p>
     <w:p>
@@ -14250,10 +14429,7 @@
         <w:t>c</w:t>
       </w:r>
       <w:r>
-        <w:t xml:space="preserve"> –</w:t>
-      </w:r>
-      <w:r>
-        <w:t xml:space="preserve"> число.</w:t>
+        <w:t xml:space="preserve"> – число.</w:t>
       </w:r>
     </w:p>
     <w:p>
@@ -14291,150 +14467,7 @@
           <w:u w:val="single"/>
           <w:lang w:val="en-US"/>
         </w:rPr>
-        <w:t>Polinom operator–(double c)</w:t>
-      </w:r>
-    </w:p>
-    <w:p>
-      <w:r>
-        <w:t>Назначение</w:t>
-      </w:r>
-      <w:r>
-        <w:t xml:space="preserve">: </w:t>
-      </w:r>
-    </w:p>
-    <w:p>
-      <w:r>
-        <w:t>Разность полинома с числом.</w:t>
-      </w:r>
-    </w:p>
-    <w:p>
-      <w:r>
-        <w:t>Входные параметры:</w:t>
-      </w:r>
-    </w:p>
-    <w:p>
-      <w:r>
-        <w:rPr>
-          <w:rStyle w:val="aa"/>
-        </w:rPr>
-        <w:t>c</w:t>
-      </w:r>
-      <w:r>
-        <w:t xml:space="preserve"> – число.</w:t>
-      </w:r>
-    </w:p>
-    <w:p>
-      <w:r>
-        <w:t>Выходные параметры:</w:t>
-      </w:r>
-    </w:p>
-    <w:p>
-      <w:pPr>
-        <w:rPr>
-          <w:lang w:val="en-US"/>
-        </w:rPr>
-      </w:pPr>
-      <w:r>
-        <w:t>Полином</w:t>
-      </w:r>
-      <w:r>
-        <w:rPr>
-          <w:lang w:val="en-US"/>
-        </w:rPr>
-        <w:t>.</w:t>
-      </w:r>
-    </w:p>
-    <w:p>
-      <w:pPr>
-        <w:pStyle w:val="a8"/>
-        <w:ind w:firstLine="567"/>
-        <w:rPr>
-          <w:u w:val="single"/>
-          <w:lang w:val="en-US"/>
-        </w:rPr>
-      </w:pPr>
-      <w:r>
-        <w:rPr>
-          <w:u w:val="single"/>
-          <w:lang w:val="en-US"/>
-        </w:rPr>
-        <w:t>Polinom operator*(double c)</w:t>
-      </w:r>
-    </w:p>
-    <w:p>
-      <w:r>
-        <w:t>Назначение</w:t>
-      </w:r>
-      <w:r>
-        <w:t xml:space="preserve">: </w:t>
-      </w:r>
-    </w:p>
-    <w:p>
-      <w:r>
-        <w:t>Произведение полинома с числом.</w:t>
-      </w:r>
-    </w:p>
-    <w:p>
-      <w:r>
-        <w:t>Входные параметры:</w:t>
-      </w:r>
-    </w:p>
-    <w:p>
-      <w:r>
-        <w:rPr>
-          <w:rStyle w:val="aa"/>
-        </w:rPr>
-        <w:t>c</w:t>
-      </w:r>
-      <w:r>
-        <w:t xml:space="preserve"> – число.</w:t>
-      </w:r>
-    </w:p>
-    <w:p>
-      <w:r>
-        <w:t>Выходные параметры:</w:t>
-      </w:r>
-    </w:p>
-    <w:p>
-      <w:pPr>
-        <w:rPr>
-          <w:lang w:val="en-US"/>
-        </w:rPr>
-      </w:pPr>
-      <w:r>
-        <w:t>Полином</w:t>
-      </w:r>
-      <w:r>
-        <w:rPr>
-          <w:lang w:val="en-US"/>
-        </w:rPr>
-        <w:t>.</w:t>
-      </w:r>
-    </w:p>
-    <w:p>
-      <w:pPr>
-        <w:pStyle w:val="a8"/>
-        <w:ind w:firstLine="567"/>
-        <w:rPr>
-          <w:u w:val="single"/>
-          <w:lang w:val="en-US"/>
-        </w:rPr>
-      </w:pPr>
-      <w:proofErr w:type="gramStart"/>
-      <w:r>
-        <w:rPr>
-          <w:u w:val="single"/>
-          <w:lang w:val="en-US"/>
-        </w:rPr>
-        <w:t>bool</w:t>
-      </w:r>
-      <w:proofErr w:type="gramEnd"/>
-      <w:r>
-        <w:rPr>
-          <w:u w:val="single"/>
-          <w:lang w:val="en-US"/>
-        </w:rPr>
-        <w:t xml:space="preserve"> operator==(const Polinom&amp; p) const</w:t>
+        <w:t>bool operator==(const Polinom&amp; p) const</w:t>
       </w:r>
     </w:p>
     <w:p>
@@ -14492,19 +14525,47 @@
           <w:sz w:val="24"/>
           <w:szCs w:val="22"/>
         </w:rPr>
-        <w:t xml:space="preserve">во значение, если </w:t>
-      </w:r>
-      <w:proofErr w:type="gramStart"/>
-      <w:r>
+        <w:t>во значение, если равны – 1, иначе – 0.</w:t>
+      </w:r>
+    </w:p>
+    <w:p>
+      <w:pPr>
+        <w:pStyle w:val="a8"/>
+        <w:ind w:firstLine="567"/>
+        <w:rPr>
+          <w:u w:val="single"/>
+          <w:lang w:val="en-US"/>
+        </w:rPr>
+      </w:pPr>
+      <w:r>
+        <w:rPr>
+          <w:u w:val="single"/>
+          <w:lang w:val="en-US"/>
+        </w:rPr>
+        <w:t>bool operator!=(const Polinom&amp; p) const</w:t>
+      </w:r>
+    </w:p>
+    <w:p>
+      <w:r>
+        <w:t xml:space="preserve">Назначение: </w:t>
+      </w:r>
+    </w:p>
+    <w:p>
+      <w:r>
+        <w:t>Проверка полиномов на не равенство.</w:t>
+      </w:r>
+    </w:p>
+    <w:p>
+      <w:pPr>
+        <w:pStyle w:val="a8"/>
+        <w:ind w:firstLine="709"/>
         <w:rPr>
           <w:rFonts w:ascii="Times New Roman" w:hAnsi="Times New Roman" w:cstheme="minorBidi"/>
           <w:b w:val="0"/>
           <w:sz w:val="24"/>
           <w:szCs w:val="22"/>
         </w:rPr>
-        <w:t>равны</w:t>
-      </w:r>
-      <w:proofErr w:type="gramEnd"/>
+      </w:pPr>
       <w:r>
         <w:rPr>
           <w:rFonts w:ascii="Times New Roman" w:hAnsi="Times New Roman" w:cstheme="minorBidi"/>
@@ -14512,34 +14573,7 @@
           <w:sz w:val="24"/>
           <w:szCs w:val="22"/>
         </w:rPr>
-        <w:t xml:space="preserve"> – 1, иначе – 0.</w:t>
-      </w:r>
-    </w:p>
-    <w:p>
-      <w:pPr>
-        <w:pStyle w:val="a8"/>
-        <w:ind w:firstLine="567"/>
-        <w:rPr>
-          <w:u w:val="single"/>
-          <w:lang w:val="en-US"/>
-        </w:rPr>
-      </w:pPr>
-      <w:r>
-        <w:rPr>
-          <w:u w:val="single"/>
-          <w:lang w:val="en-US"/>
-        </w:rPr>
-        <w:t>bool operator!=(const Polinom&amp; p) const</w:t>
-      </w:r>
-    </w:p>
-    <w:p>
-      <w:r>
-        <w:t xml:space="preserve">Назначение: </w:t>
-      </w:r>
-    </w:p>
-    <w:p>
-      <w:r>
-        <w:t>Проверка полиномов на не равенство.</w:t>
+        <w:t>Входные параметры:</w:t>
       </w:r>
     </w:p>
     <w:p>
@@ -14555,12 +14589,18 @@
       </w:pPr>
       <w:r>
         <w:rPr>
+          <w:rStyle w:val="aa"/>
+        </w:rPr>
+        <w:t>p</w:t>
+      </w:r>
+      <w:r>
+        <w:rPr>
           <w:rFonts w:ascii="Times New Roman" w:hAnsi="Times New Roman" w:cstheme="minorBidi"/>
           <w:b w:val="0"/>
           <w:sz w:val="24"/>
           <w:szCs w:val="22"/>
         </w:rPr>
-        <w:t>Входные параметры:</w:t>
+        <w:t xml:space="preserve"> – полином.</w:t>
       </w:r>
     </w:p>
     <w:p>
@@ -14576,31 +14616,28 @@
       </w:pPr>
       <w:r>
         <w:rPr>
-          <w:rStyle w:val="aa"/>
-        </w:rPr>
-        <w:t>p</w:t>
-      </w:r>
-      <w:r>
-        <w:rPr>
           <w:rFonts w:ascii="Times New Roman" w:hAnsi="Times New Roman" w:cstheme="minorBidi"/>
           <w:b w:val="0"/>
           <w:sz w:val="24"/>
           <w:szCs w:val="22"/>
         </w:rPr>
-        <w:t xml:space="preserve"> – полином.</w:t>
+        <w:t>Выходные параметры:</w:t>
       </w:r>
     </w:p>
     <w:p>
       <w:pPr>
         <w:pStyle w:val="a8"/>
         <w:ind w:firstLine="709"/>
+      </w:pPr>
+      <w:r>
         <w:rPr>
           <w:rFonts w:ascii="Times New Roman" w:hAnsi="Times New Roman" w:cstheme="minorBidi"/>
           <w:b w:val="0"/>
           <w:sz w:val="24"/>
           <w:szCs w:val="22"/>
         </w:rPr>
-      </w:pPr>
+        <w:t>Булево</w:t>
+      </w:r>
       <w:r>
         <w:rPr>
           <w:rFonts w:ascii="Times New Roman" w:hAnsi="Times New Roman" w:cstheme="minorBidi"/>
@@ -14608,14 +14645,8 @@
           <w:sz w:val="24"/>
           <w:szCs w:val="22"/>
         </w:rPr>
-        <w:t>Выходные параметры:</w:t>
-      </w:r>
-    </w:p>
-    <w:p>
-      <w:pPr>
-        <w:pStyle w:val="a8"/>
-        <w:ind w:firstLine="709"/>
-      </w:pPr>
+        <w:t xml:space="preserve"> значение, если </w:t>
+      </w:r>
       <w:r>
         <w:rPr>
           <w:rFonts w:ascii="Times New Roman" w:hAnsi="Times New Roman" w:cstheme="minorBidi"/>
@@ -14623,7 +14654,7 @@
           <w:sz w:val="24"/>
           <w:szCs w:val="22"/>
         </w:rPr>
-        <w:t>Булево</w:t>
+        <w:t xml:space="preserve">не </w:t>
       </w:r>
       <w:r>
         <w:rPr>
@@ -14632,36 +14663,7 @@
           <w:sz w:val="24"/>
           <w:szCs w:val="22"/>
         </w:rPr>
-        <w:t xml:space="preserve"> значение, если </w:t>
-      </w:r>
-      <w:r>
-        <w:rPr>
-          <w:rFonts w:ascii="Times New Roman" w:hAnsi="Times New Roman" w:cstheme="minorBidi"/>
-          <w:b w:val="0"/>
-          <w:sz w:val="24"/>
-          <w:szCs w:val="22"/>
-        </w:rPr>
-        <w:t xml:space="preserve">не </w:t>
-      </w:r>
-      <w:proofErr w:type="gramStart"/>
-      <w:r>
-        <w:rPr>
-          <w:rFonts w:ascii="Times New Roman" w:hAnsi="Times New Roman" w:cstheme="minorBidi"/>
-          <w:b w:val="0"/>
-          <w:sz w:val="24"/>
-          <w:szCs w:val="22"/>
-        </w:rPr>
-        <w:t>равны</w:t>
-      </w:r>
-      <w:proofErr w:type="gramEnd"/>
-      <w:r>
-        <w:rPr>
-          <w:rFonts w:ascii="Times New Roman" w:hAnsi="Times New Roman" w:cstheme="minorBidi"/>
-          <w:b w:val="0"/>
-          <w:sz w:val="24"/>
-          <w:szCs w:val="22"/>
-        </w:rPr>
-        <w:t xml:space="preserve"> – 1, иначе – 0.</w:t>
+        <w:t>равны – 1, иначе – 0.</w:t>
       </w:r>
     </w:p>
     <w:p>
@@ -14743,7 +14745,6 @@
         <w:rPr>
           <w:rStyle w:val="aa"/>
         </w:rPr>
-        <w:lastRenderedPageBreak/>
         <w:t>out</w:t>
       </w:r>
       <w:r>
@@ -15147,47 +15148,25 @@
           <w:lang w:val="en-US"/>
         </w:rPr>
       </w:pPr>
-      <w:proofErr w:type="gramStart"/>
-      <w:r>
-        <w:rPr>
-          <w:lang w:val="en-US"/>
-        </w:rPr>
-        <w:t>template</w:t>
-      </w:r>
-      <w:proofErr w:type="gramEnd"/>
-      <w:r>
-        <w:rPr>
-          <w:lang w:val="en-US"/>
-        </w:rPr>
-        <w:t xml:space="preserve"> &lt;typename T&gt;</w:t>
-      </w:r>
-    </w:p>
-    <w:p>
-      <w:pPr>
-        <w:pStyle w:val="a8"/>
-        <w:rPr>
-          <w:lang w:val="en-US"/>
-        </w:rPr>
-      </w:pPr>
-      <w:r>
-        <w:rPr>
-          <w:lang w:val="en-US"/>
-        </w:rPr>
-        <w:t>List&lt;T&gt;:</w:t>
-      </w:r>
-      <w:proofErr w:type="gramStart"/>
-      <w:r>
-        <w:rPr>
-          <w:lang w:val="en-US"/>
-        </w:rPr>
-        <w:t>:List</w:t>
-      </w:r>
-      <w:proofErr w:type="gramEnd"/>
-      <w:r>
-        <w:rPr>
-          <w:lang w:val="en-US"/>
-        </w:rPr>
-        <w:t>(): pFirst(nullptr), pCurr(nullptr), pPrev(nullptr), pLast(nullptr), pStop(nullptr) {}</w:t>
+      <w:r>
+        <w:rPr>
+          <w:lang w:val="en-US"/>
+        </w:rPr>
+        <w:t>template &lt;typename T&gt;</w:t>
+      </w:r>
+    </w:p>
+    <w:p>
+      <w:pPr>
+        <w:pStyle w:val="a8"/>
+        <w:rPr>
+          <w:lang w:val="en-US"/>
+        </w:rPr>
+      </w:pPr>
+      <w:r>
+        <w:rPr>
+          <w:lang w:val="en-US"/>
+        </w:rPr>
+        <w:t>List&lt;T&gt;::List(): pFirst(nullptr), pCurr(nullptr), pPrev(nullptr), pLast(nullptr), pStop(nullptr) {}</w:t>
       </w:r>
     </w:p>
     <w:p>
@@ -16038,49 +16017,21 @@
         <w:rPr>
           <w:lang w:val="en-US"/>
         </w:rPr>
-        <w:t xml:space="preserve">        </w:t>
-      </w:r>
-      <w:proofErr w:type="gramStart"/>
-      <w:r>
-        <w:rPr>
-          <w:lang w:val="en-US"/>
-        </w:rPr>
-        <w:t>this</w:t>
-      </w:r>
-      <w:proofErr w:type="gramEnd"/>
-      <w:r>
-        <w:rPr>
-          <w:lang w:val="en-US"/>
-        </w:rPr>
-        <w:t>-&gt;DelList();</w:t>
-      </w:r>
-    </w:p>
-    <w:p>
-      <w:pPr>
-        <w:pStyle w:val="a8"/>
-        <w:rPr>
-          <w:lang w:val="en-US"/>
-        </w:rPr>
-      </w:pPr>
-      <w:r>
-        <w:rPr>
-          <w:lang w:val="en-US"/>
-        </w:rPr>
-        <w:t xml:space="preserve">        </w:t>
-      </w:r>
-      <w:proofErr w:type="gramStart"/>
-      <w:r>
-        <w:rPr>
-          <w:lang w:val="en-US"/>
-        </w:rPr>
-        <w:t>pFirst</w:t>
-      </w:r>
-      <w:proofErr w:type="gramEnd"/>
-      <w:r>
-        <w:rPr>
-          <w:lang w:val="en-US"/>
-        </w:rPr>
-        <w:t xml:space="preserve"> = new TNode&lt;T&gt;(*list.pFirst);</w:t>
+        <w:t xml:space="preserve">        this-&gt;DelList();</w:t>
+      </w:r>
+    </w:p>
+    <w:p>
+      <w:pPr>
+        <w:pStyle w:val="a8"/>
+        <w:rPr>
+          <w:lang w:val="en-US"/>
+        </w:rPr>
+      </w:pPr>
+      <w:r>
+        <w:rPr>
+          <w:lang w:val="en-US"/>
+        </w:rPr>
+        <w:t xml:space="preserve">        pFirst = new TNode&lt;T&gt;(*list.pFirst);</w:t>
       </w:r>
     </w:p>
     <w:p>
@@ -17968,21 +17919,7 @@
         <w:rPr>
           <w:lang w:val="en-US"/>
         </w:rPr>
-        <w:t xml:space="preserve">        </w:t>
-      </w:r>
-      <w:proofErr w:type="gramStart"/>
-      <w:r>
-        <w:rPr>
-          <w:lang w:val="en-US"/>
-        </w:rPr>
-        <w:t>pCurr</w:t>
-      </w:r>
-      <w:proofErr w:type="gramEnd"/>
-      <w:r>
-        <w:rPr>
-          <w:lang w:val="en-US"/>
-        </w:rPr>
-        <w:t xml:space="preserve"> = pCurr-&gt;pNext;</w:t>
+        <w:t xml:space="preserve">        pCurr = pCurr-&gt;pNext;</w:t>
       </w:r>
     </w:p>
     <w:p>
@@ -18100,21 +18037,7 @@
         <w:rPr>
           <w:lang w:val="en-US"/>
         </w:rPr>
-        <w:t xml:space="preserve">        </w:t>
-      </w:r>
-      <w:proofErr w:type="gramStart"/>
-      <w:r>
-        <w:rPr>
-          <w:lang w:val="en-US"/>
-        </w:rPr>
-        <w:t>throw</w:t>
-      </w:r>
-      <w:proofErr w:type="gramEnd"/>
-      <w:r>
-        <w:rPr>
-          <w:lang w:val="en-US"/>
-        </w:rPr>
-        <w:t xml:space="preserve"> std::ex</w:t>
+        <w:t xml:space="preserve">        throw std::ex</w:t>
       </w:r>
       <w:r>
         <w:rPr>
@@ -18134,21 +18057,7 @@
         <w:rPr>
           <w:lang w:val="en-US"/>
         </w:rPr>
-        <w:t xml:space="preserve">    </w:t>
-      </w:r>
-      <w:proofErr w:type="gramStart"/>
-      <w:r>
-        <w:rPr>
-          <w:lang w:val="en-US"/>
-        </w:rPr>
-        <w:t>if</w:t>
-      </w:r>
-      <w:proofErr w:type="gramEnd"/>
-      <w:r>
-        <w:rPr>
-          <w:lang w:val="en-US"/>
-        </w:rPr>
-        <w:t xml:space="preserve"> (SearchKey(key) == nullptr)</w:t>
+        <w:t xml:space="preserve">    if (SearchKey(key) == nullptr)</w:t>
       </w:r>
     </w:p>
     <w:p>
@@ -19399,19 +19308,11 @@
           <w:lang w:val="en-US"/>
         </w:rPr>
       </w:pPr>
-      <w:proofErr w:type="gramStart"/>
-      <w:r>
-        <w:rPr>
-          <w:lang w:val="en-US"/>
-        </w:rPr>
-        <w:t>template</w:t>
-      </w:r>
-      <w:proofErr w:type="gramEnd"/>
-      <w:r>
-        <w:rPr>
-          <w:lang w:val="en-US"/>
-        </w:rPr>
-        <w:t xml:space="preserve"> &lt;typename T&gt;</w:t>
+      <w:r>
+        <w:rPr>
+          <w:lang w:val="en-US"/>
+        </w:rPr>
+        <w:t>template &lt;typename T&gt;</w:t>
       </w:r>
     </w:p>
     <w:p>
@@ -20117,19 +20018,11 @@
           <w:lang w:val="en-US"/>
         </w:rPr>
       </w:pPr>
-      <w:proofErr w:type="gramStart"/>
-      <w:r>
-        <w:rPr>
-          <w:lang w:val="en-US"/>
-        </w:rPr>
-        <w:t>template</w:t>
-      </w:r>
-      <w:proofErr w:type="gramEnd"/>
-      <w:r>
-        <w:rPr>
-          <w:lang w:val="en-US"/>
-        </w:rPr>
-        <w:t xml:space="preserve"> &lt;typename T&gt;</w:t>
+      <w:r>
+        <w:rPr>
+          <w:lang w:val="en-US"/>
+        </w:rPr>
+        <w:t>template &lt;typename T&gt;</w:t>
       </w:r>
     </w:p>
     <w:p>
@@ -23384,21 +23277,7 @@
         <w:rPr>
           <w:lang w:val="en-US"/>
         </w:rPr>
-        <w:t>Polinom::</w:t>
-      </w:r>
-      <w:proofErr w:type="gramStart"/>
-      <w:r>
-        <w:rPr>
-          <w:lang w:val="en-US"/>
-        </w:rPr>
-        <w:t>Polinom(</w:t>
-      </w:r>
-      <w:proofErr w:type="gramEnd"/>
-      <w:r>
-        <w:rPr>
-          <w:lang w:val="en-US"/>
-        </w:rPr>
-        <w:t>const std::string&amp; str)</w:t>
+        <w:t>Polinom::Polinom(const std::string&amp; str)</w:t>
       </w:r>
     </w:p>
     <w:p>
@@ -23538,21 +23417,7 @@
         <w:rPr>
           <w:lang w:val="en-US"/>
         </w:rPr>
-        <w:t xml:space="preserve">    </w:t>
-      </w:r>
-      <w:proofErr w:type="gramStart"/>
-      <w:r>
-        <w:rPr>
-          <w:lang w:val="en-US"/>
-        </w:rPr>
-        <w:t>for</w:t>
-      </w:r>
-      <w:proofErr w:type="gramEnd"/>
-      <w:r>
-        <w:rPr>
-          <w:lang w:val="en-US"/>
-        </w:rPr>
-        <w:t xml:space="preserve"> (int i = 0; i &lt; str.size(); i++)</w:t>
+        <w:t xml:space="preserve">    for (int i = 0; i &lt; str.size(); i++)</w:t>
       </w:r>
     </w:p>
     <w:p>
@@ -23580,49 +23445,21 @@
         <w:rPr>
           <w:lang w:val="en-US"/>
         </w:rPr>
-        <w:t xml:space="preserve">        </w:t>
-      </w:r>
-      <w:proofErr w:type="gramStart"/>
-      <w:r>
-        <w:rPr>
-          <w:lang w:val="en-US"/>
-        </w:rPr>
-        <w:t>flag</w:t>
-      </w:r>
-      <w:proofErr w:type="gramEnd"/>
-      <w:r>
-        <w:rPr>
-          <w:lang w:val="en-US"/>
-        </w:rPr>
-        <w:t xml:space="preserve"> = l_symb;</w:t>
-      </w:r>
-    </w:p>
-    <w:p>
-      <w:pPr>
-        <w:pStyle w:val="a8"/>
-        <w:rPr>
-          <w:lang w:val="en-US"/>
-        </w:rPr>
-      </w:pPr>
-      <w:r>
-        <w:rPr>
-          <w:lang w:val="en-US"/>
-        </w:rPr>
-        <w:t xml:space="preserve">        </w:t>
-      </w:r>
-      <w:proofErr w:type="gramStart"/>
-      <w:r>
-        <w:rPr>
-          <w:lang w:val="en-US"/>
-        </w:rPr>
-        <w:t>switch</w:t>
-      </w:r>
-      <w:proofErr w:type="gramEnd"/>
-      <w:r>
-        <w:rPr>
-          <w:lang w:val="en-US"/>
-        </w:rPr>
-        <w:t xml:space="preserve"> (flag)</w:t>
+        <w:t xml:space="preserve">        flag = l_symb;</w:t>
+      </w:r>
+    </w:p>
+    <w:p>
+      <w:pPr>
+        <w:pStyle w:val="a8"/>
+        <w:rPr>
+          <w:lang w:val="en-US"/>
+        </w:rPr>
+      </w:pPr>
+      <w:r>
+        <w:rPr>
+          <w:lang w:val="en-US"/>
+        </w:rPr>
+        <w:t xml:space="preserve">        switch (flag)</w:t>
       </w:r>
     </w:p>
     <w:p>
@@ -23650,21 +23487,7 @@
         <w:rPr>
           <w:lang w:val="en-US"/>
         </w:rPr>
-        <w:t xml:space="preserve">        </w:t>
-      </w:r>
-      <w:proofErr w:type="gramStart"/>
-      <w:r>
-        <w:rPr>
-          <w:lang w:val="en-US"/>
-        </w:rPr>
-        <w:t>case</w:t>
-      </w:r>
-      <w:proofErr w:type="gramEnd"/>
-      <w:r>
-        <w:rPr>
-          <w:lang w:val="en-US"/>
-        </w:rPr>
-        <w:t xml:space="preserve"> -1:</w:t>
+        <w:t xml:space="preserve">        case -1:</w:t>
       </w:r>
     </w:p>
     <w:p>
@@ -23679,21 +23502,35 @@
           <w:lang w:val="en-US"/>
         </w:rPr>
         <w:lastRenderedPageBreak/>
-        <w:t xml:space="preserve">            Check_</w:t>
-      </w:r>
-      <w:proofErr w:type="gramStart"/>
-      <w:r>
-        <w:rPr>
-          <w:lang w:val="en-US"/>
-        </w:rPr>
-        <w:t>start(</w:t>
-      </w:r>
-      <w:proofErr w:type="gramEnd"/>
-      <w:r>
-        <w:rPr>
-          <w:lang w:val="en-US"/>
-        </w:rPr>
-        <w:t>l_symb,str[i],temp_coef, l_var, tmp_2, sgn);</w:t>
+        <w:t xml:space="preserve">            Check_start(l_symb,str[i],temp_coef, l_var, tmp_2, sgn);</w:t>
+      </w:r>
+    </w:p>
+    <w:p>
+      <w:pPr>
+        <w:pStyle w:val="a8"/>
+        <w:rPr>
+          <w:lang w:val="en-US"/>
+        </w:rPr>
+      </w:pPr>
+      <w:r>
+        <w:rPr>
+          <w:lang w:val="en-US"/>
+        </w:rPr>
+        <w:t xml:space="preserve">            break;</w:t>
+      </w:r>
+    </w:p>
+    <w:p>
+      <w:pPr>
+        <w:pStyle w:val="a8"/>
+        <w:rPr>
+          <w:lang w:val="en-US"/>
+        </w:rPr>
+      </w:pPr>
+      <w:r>
+        <w:rPr>
+          <w:lang w:val="en-US"/>
+        </w:rPr>
+        <w:t xml:space="preserve">        case 1:</w:t>
       </w:r>
     </w:p>
     <w:p>
@@ -23709,33 +23546,89 @@
         </w:rPr>
         <w:t xml:space="preserve">            </w:t>
       </w:r>
-      <w:proofErr w:type="gramStart"/>
-      <w:r>
-        <w:rPr>
-          <w:lang w:val="en-US"/>
-        </w:rPr>
-        <w:t>break</w:t>
-      </w:r>
-      <w:proofErr w:type="gramEnd"/>
-      <w:r>
-        <w:rPr>
-          <w:lang w:val="en-US"/>
-        </w:rPr>
-        <w:t>;</w:t>
-      </w:r>
-    </w:p>
-    <w:p>
-      <w:pPr>
-        <w:pStyle w:val="a8"/>
-        <w:rPr>
-          <w:lang w:val="en-US"/>
-        </w:rPr>
-      </w:pPr>
-      <w:r>
-        <w:rPr>
-          <w:lang w:val="en-US"/>
-        </w:rPr>
-        <w:t xml:space="preserve">        case 1:</w:t>
+      <w:r>
+        <w:rPr>
+          <w:sz w:val="18"/>
+          <w:lang w:val="en-US"/>
+        </w:rPr>
+        <w:t>Check_after_coef(l_symb,str[i],</w:t>
+      </w:r>
+      <w:r>
+        <w:rPr>
+          <w:sz w:val="18"/>
+          <w:lang w:val="en-US"/>
+        </w:rPr>
+        <w:t>tmp_2,temp_coef, temp_degree, tmp_1, sgn);</w:t>
+      </w:r>
+    </w:p>
+    <w:p>
+      <w:pPr>
+        <w:pStyle w:val="a8"/>
+        <w:rPr>
+          <w:lang w:val="en-US"/>
+        </w:rPr>
+      </w:pPr>
+      <w:r>
+        <w:rPr>
+          <w:lang w:val="en-US"/>
+        </w:rPr>
+        <w:t xml:space="preserve">            break;</w:t>
+      </w:r>
+    </w:p>
+    <w:p>
+      <w:pPr>
+        <w:pStyle w:val="a8"/>
+        <w:rPr>
+          <w:lang w:val="en-US"/>
+        </w:rPr>
+      </w:pPr>
+      <w:r>
+        <w:rPr>
+          <w:lang w:val="en-US"/>
+        </w:rPr>
+        <w:t xml:space="preserve">        case 2:</w:t>
+      </w:r>
+    </w:p>
+    <w:p>
+      <w:pPr>
+        <w:pStyle w:val="a8"/>
+        <w:rPr>
+          <w:lang w:val="en-US"/>
+        </w:rPr>
+      </w:pPr>
+      <w:r>
+        <w:rPr>
+          <w:lang w:val="en-US"/>
+        </w:rPr>
+        <w:t xml:space="preserve">            Check_after_oper(l_symb, str[i], temp_coef, l_var, tmp_2);</w:t>
+      </w:r>
+    </w:p>
+    <w:p>
+      <w:pPr>
+        <w:pStyle w:val="a8"/>
+        <w:rPr>
+          <w:lang w:val="en-US"/>
+        </w:rPr>
+      </w:pPr>
+      <w:r>
+        <w:rPr>
+          <w:lang w:val="en-US"/>
+        </w:rPr>
+        <w:t xml:space="preserve">            break;</w:t>
+      </w:r>
+    </w:p>
+    <w:p>
+      <w:pPr>
+        <w:pStyle w:val="a8"/>
+        <w:rPr>
+          <w:lang w:val="en-US"/>
+        </w:rPr>
+      </w:pPr>
+      <w:r>
+        <w:rPr>
+          <w:lang w:val="en-US"/>
+        </w:rPr>
+        <w:t xml:space="preserve">        case 3:</w:t>
       </w:r>
     </w:p>
     <w:p>
@@ -23756,86 +23649,154 @@
           <w:sz w:val="18"/>
           <w:lang w:val="en-US"/>
         </w:rPr>
-        <w:t>Check_after_</w:t>
-      </w:r>
-      <w:proofErr w:type="gramStart"/>
+        <w:t>Check_after_degree(l_symb, str[i], temp_coef, temp_degree, tmp_1, sgn);</w:t>
+      </w:r>
+    </w:p>
+    <w:p>
+      <w:pPr>
+        <w:pStyle w:val="a8"/>
+        <w:rPr>
+          <w:lang w:val="en-US"/>
+        </w:rPr>
+      </w:pPr>
+      <w:r>
+        <w:rPr>
+          <w:lang w:val="en-US"/>
+        </w:rPr>
+        <w:t xml:space="preserve">            break;</w:t>
+      </w:r>
+    </w:p>
+    <w:p>
+      <w:pPr>
+        <w:pStyle w:val="a8"/>
+        <w:rPr>
+          <w:lang w:val="en-US"/>
+        </w:rPr>
+      </w:pPr>
+      <w:r>
+        <w:rPr>
+          <w:lang w:val="en-US"/>
+        </w:rPr>
+        <w:t xml:space="preserve">        case 4:</w:t>
+      </w:r>
+    </w:p>
+    <w:p>
+      <w:pPr>
+        <w:pStyle w:val="a8"/>
+        <w:rPr>
+          <w:lang w:val="en-US"/>
+        </w:rPr>
+      </w:pPr>
+      <w:r>
+        <w:rPr>
+          <w:lang w:val="en-US"/>
+        </w:rPr>
+        <w:t xml:space="preserve">            Check_after_mul(l_symb, str[i], l_var);</w:t>
+      </w:r>
+    </w:p>
+    <w:p>
+      <w:pPr>
+        <w:pStyle w:val="a8"/>
+        <w:rPr>
+          <w:lang w:val="en-US"/>
+        </w:rPr>
+      </w:pPr>
+      <w:r>
+        <w:rPr>
+          <w:lang w:val="en-US"/>
+        </w:rPr>
+        <w:t xml:space="preserve">            break;</w:t>
+      </w:r>
+    </w:p>
+    <w:p>
+      <w:pPr>
+        <w:pStyle w:val="a8"/>
+        <w:rPr>
+          <w:lang w:val="en-US"/>
+        </w:rPr>
+      </w:pPr>
+      <w:r>
+        <w:rPr>
+          <w:lang w:val="en-US"/>
+        </w:rPr>
+        <w:t xml:space="preserve">        case 5:</w:t>
+      </w:r>
+    </w:p>
+    <w:p>
+      <w:pPr>
+        <w:pStyle w:val="a8"/>
+        <w:rPr>
+          <w:lang w:val="en-US"/>
+        </w:rPr>
+      </w:pPr>
+      <w:r>
+        <w:rPr>
+          <w:lang w:val="en-US"/>
+        </w:rPr>
+        <w:t xml:space="preserve">            Check_after_exp(l_symb, str[i], l_var, temp_degree);</w:t>
+      </w:r>
+    </w:p>
+    <w:p>
+      <w:pPr>
+        <w:pStyle w:val="a8"/>
+        <w:rPr>
+          <w:lang w:val="en-US"/>
+        </w:rPr>
+      </w:pPr>
+      <w:r>
+        <w:rPr>
+          <w:lang w:val="en-US"/>
+        </w:rPr>
+        <w:t xml:space="preserve">            break;</w:t>
+      </w:r>
+    </w:p>
+    <w:p>
+      <w:pPr>
+        <w:pStyle w:val="a8"/>
+        <w:rPr>
+          <w:lang w:val="en-US"/>
+        </w:rPr>
+      </w:pPr>
+      <w:r>
+        <w:rPr>
+          <w:lang w:val="en-US"/>
+        </w:rPr>
+        <w:t xml:space="preserve">        case 6:</w:t>
+      </w:r>
+    </w:p>
+    <w:p>
+      <w:pPr>
+        <w:pStyle w:val="a8"/>
+        <w:rPr>
+          <w:lang w:val="en-US"/>
+        </w:rPr>
+      </w:pPr>
+      <w:r>
+        <w:rPr>
+          <w:lang w:val="en-US"/>
+        </w:rPr>
+        <w:t xml:space="preserve">            </w:t>
+      </w:r>
       <w:r>
         <w:rPr>
           <w:sz w:val="18"/>
           <w:lang w:val="en-US"/>
         </w:rPr>
-        <w:t>coef(</w:t>
-      </w:r>
-      <w:proofErr w:type="gramEnd"/>
+        <w:t>C</w:t>
+      </w:r>
       <w:r>
         <w:rPr>
           <w:sz w:val="18"/>
           <w:lang w:val="en-US"/>
         </w:rPr>
-        <w:t>l_symb,str[i],</w:t>
+        <w:t>heck_after_symb(l_symb, str[i],l_var,temp_coef,</w:t>
       </w:r>
       <w:r>
         <w:rPr>
           <w:sz w:val="18"/>
           <w:lang w:val="en-US"/>
         </w:rPr>
-        <w:t>tmp_2,temp_coef, temp_degree, tmp_1, sgn);</w:t>
-      </w:r>
-    </w:p>
-    <w:p>
-      <w:pPr>
-        <w:pStyle w:val="a8"/>
-        <w:rPr>
-          <w:lang w:val="en-US"/>
-        </w:rPr>
-      </w:pPr>
-      <w:r>
-        <w:rPr>
-          <w:lang w:val="en-US"/>
-        </w:rPr>
-        <w:t xml:space="preserve">            </w:t>
-      </w:r>
-      <w:proofErr w:type="gramStart"/>
-      <w:r>
-        <w:rPr>
-          <w:lang w:val="en-US"/>
-        </w:rPr>
-        <w:t>break</w:t>
-      </w:r>
-      <w:proofErr w:type="gramEnd"/>
-      <w:r>
-        <w:rPr>
-          <w:lang w:val="en-US"/>
-        </w:rPr>
-        <w:t>;</w:t>
-      </w:r>
-    </w:p>
-    <w:p>
-      <w:pPr>
-        <w:pStyle w:val="a8"/>
-        <w:rPr>
-          <w:lang w:val="en-US"/>
-        </w:rPr>
-      </w:pPr>
-      <w:r>
-        <w:rPr>
-          <w:lang w:val="en-US"/>
-        </w:rPr>
-        <w:t xml:space="preserve">        case 2:</w:t>
-      </w:r>
-    </w:p>
-    <w:p>
-      <w:pPr>
-        <w:pStyle w:val="a8"/>
-        <w:rPr>
-          <w:lang w:val="en-US"/>
-        </w:rPr>
-      </w:pPr>
-      <w:r>
-        <w:rPr>
-          <w:lang w:val="en-US"/>
-        </w:rPr>
-        <w:t xml:space="preserve">            Check_after_oper(l_symb, str[i], temp_coef, l_var, tmp_2);</w:t>
+        <w:t>temp_degree, tmp_1, sgn);</w:t>
       </w:r>
     </w:p>
     <w:p>
@@ -23850,290 +23811,6 @@
           <w:lang w:val="en-US"/>
         </w:rPr>
         <w:t xml:space="preserve">            break;</w:t>
-      </w:r>
-    </w:p>
-    <w:p>
-      <w:pPr>
-        <w:pStyle w:val="a8"/>
-        <w:rPr>
-          <w:lang w:val="en-US"/>
-        </w:rPr>
-      </w:pPr>
-      <w:r>
-        <w:rPr>
-          <w:lang w:val="en-US"/>
-        </w:rPr>
-        <w:t xml:space="preserve">        case 3:</w:t>
-      </w:r>
-    </w:p>
-    <w:p>
-      <w:pPr>
-        <w:pStyle w:val="a8"/>
-        <w:rPr>
-          <w:lang w:val="en-US"/>
-        </w:rPr>
-      </w:pPr>
-      <w:r>
-        <w:rPr>
-          <w:lang w:val="en-US"/>
-        </w:rPr>
-        <w:t xml:space="preserve">            </w:t>
-      </w:r>
-      <w:r>
-        <w:rPr>
-          <w:sz w:val="18"/>
-          <w:lang w:val="en-US"/>
-        </w:rPr>
-        <w:t>Check_after_</w:t>
-      </w:r>
-      <w:proofErr w:type="gramStart"/>
-      <w:r>
-        <w:rPr>
-          <w:sz w:val="18"/>
-          <w:lang w:val="en-US"/>
-        </w:rPr>
-        <w:t>degree(</w:t>
-      </w:r>
-      <w:proofErr w:type="gramEnd"/>
-      <w:r>
-        <w:rPr>
-          <w:sz w:val="18"/>
-          <w:lang w:val="en-US"/>
-        </w:rPr>
-        <w:t>l_symb, str[i], temp_coef, temp_degree, tmp_1, sgn);</w:t>
-      </w:r>
-    </w:p>
-    <w:p>
-      <w:pPr>
-        <w:pStyle w:val="a8"/>
-        <w:rPr>
-          <w:lang w:val="en-US"/>
-        </w:rPr>
-      </w:pPr>
-      <w:r>
-        <w:rPr>
-          <w:lang w:val="en-US"/>
-        </w:rPr>
-        <w:t xml:space="preserve">            </w:t>
-      </w:r>
-      <w:proofErr w:type="gramStart"/>
-      <w:r>
-        <w:rPr>
-          <w:lang w:val="en-US"/>
-        </w:rPr>
-        <w:t>break</w:t>
-      </w:r>
-      <w:proofErr w:type="gramEnd"/>
-      <w:r>
-        <w:rPr>
-          <w:lang w:val="en-US"/>
-        </w:rPr>
-        <w:t>;</w:t>
-      </w:r>
-    </w:p>
-    <w:p>
-      <w:pPr>
-        <w:pStyle w:val="a8"/>
-        <w:rPr>
-          <w:lang w:val="en-US"/>
-        </w:rPr>
-      </w:pPr>
-      <w:r>
-        <w:rPr>
-          <w:lang w:val="en-US"/>
-        </w:rPr>
-        <w:t xml:space="preserve">        case 4:</w:t>
-      </w:r>
-    </w:p>
-    <w:p>
-      <w:pPr>
-        <w:pStyle w:val="a8"/>
-        <w:rPr>
-          <w:lang w:val="en-US"/>
-        </w:rPr>
-      </w:pPr>
-      <w:r>
-        <w:rPr>
-          <w:lang w:val="en-US"/>
-        </w:rPr>
-        <w:t xml:space="preserve">            Check_after_mul(l_symb, str[i], l_var);</w:t>
-      </w:r>
-    </w:p>
-    <w:p>
-      <w:pPr>
-        <w:pStyle w:val="a8"/>
-        <w:rPr>
-          <w:lang w:val="en-US"/>
-        </w:rPr>
-      </w:pPr>
-      <w:r>
-        <w:rPr>
-          <w:lang w:val="en-US"/>
-        </w:rPr>
-        <w:t xml:space="preserve">            break;</w:t>
-      </w:r>
-    </w:p>
-    <w:p>
-      <w:pPr>
-        <w:pStyle w:val="a8"/>
-        <w:rPr>
-          <w:lang w:val="en-US"/>
-        </w:rPr>
-      </w:pPr>
-      <w:r>
-        <w:rPr>
-          <w:lang w:val="en-US"/>
-        </w:rPr>
-        <w:t xml:space="preserve">        case 5:</w:t>
-      </w:r>
-    </w:p>
-    <w:p>
-      <w:pPr>
-        <w:pStyle w:val="a8"/>
-        <w:rPr>
-          <w:lang w:val="en-US"/>
-        </w:rPr>
-      </w:pPr>
-      <w:r>
-        <w:rPr>
-          <w:lang w:val="en-US"/>
-        </w:rPr>
-        <w:t xml:space="preserve">            Check_after_</w:t>
-      </w:r>
-      <w:proofErr w:type="gramStart"/>
-      <w:r>
-        <w:rPr>
-          <w:lang w:val="en-US"/>
-        </w:rPr>
-        <w:t>exp(</w:t>
-      </w:r>
-      <w:proofErr w:type="gramEnd"/>
-      <w:r>
-        <w:rPr>
-          <w:lang w:val="en-US"/>
-        </w:rPr>
-        <w:t>l_symb, str[i], l_var, temp_degree);</w:t>
-      </w:r>
-    </w:p>
-    <w:p>
-      <w:pPr>
-        <w:pStyle w:val="a8"/>
-        <w:rPr>
-          <w:lang w:val="en-US"/>
-        </w:rPr>
-      </w:pPr>
-      <w:r>
-        <w:rPr>
-          <w:lang w:val="en-US"/>
-        </w:rPr>
-        <w:t xml:space="preserve">            </w:t>
-      </w:r>
-      <w:proofErr w:type="gramStart"/>
-      <w:r>
-        <w:rPr>
-          <w:lang w:val="en-US"/>
-        </w:rPr>
-        <w:t>break</w:t>
-      </w:r>
-      <w:proofErr w:type="gramEnd"/>
-      <w:r>
-        <w:rPr>
-          <w:lang w:val="en-US"/>
-        </w:rPr>
-        <w:t>;</w:t>
-      </w:r>
-    </w:p>
-    <w:p>
-      <w:pPr>
-        <w:pStyle w:val="a8"/>
-        <w:rPr>
-          <w:lang w:val="en-US"/>
-        </w:rPr>
-      </w:pPr>
-      <w:r>
-        <w:rPr>
-          <w:lang w:val="en-US"/>
-        </w:rPr>
-        <w:t xml:space="preserve">        case 6:</w:t>
-      </w:r>
-    </w:p>
-    <w:p>
-      <w:pPr>
-        <w:pStyle w:val="a8"/>
-        <w:rPr>
-          <w:lang w:val="en-US"/>
-        </w:rPr>
-      </w:pPr>
-      <w:r>
-        <w:rPr>
-          <w:lang w:val="en-US"/>
-        </w:rPr>
-        <w:t xml:space="preserve">            </w:t>
-      </w:r>
-      <w:r>
-        <w:rPr>
-          <w:sz w:val="18"/>
-          <w:lang w:val="en-US"/>
-        </w:rPr>
-        <w:t>C</w:t>
-      </w:r>
-      <w:r>
-        <w:rPr>
-          <w:sz w:val="18"/>
-          <w:lang w:val="en-US"/>
-        </w:rPr>
-        <w:t>heck_after_</w:t>
-      </w:r>
-      <w:proofErr w:type="gramStart"/>
-      <w:r>
-        <w:rPr>
-          <w:sz w:val="18"/>
-          <w:lang w:val="en-US"/>
-        </w:rPr>
-        <w:t>symb(</w:t>
-      </w:r>
-      <w:proofErr w:type="gramEnd"/>
-      <w:r>
-        <w:rPr>
-          <w:sz w:val="18"/>
-          <w:lang w:val="en-US"/>
-        </w:rPr>
-        <w:t>l_symb, str[i],l_var,temp_coef,</w:t>
-      </w:r>
-      <w:r>
-        <w:rPr>
-          <w:sz w:val="18"/>
-          <w:lang w:val="en-US"/>
-        </w:rPr>
-        <w:t>temp_degree, tmp_1, sgn);</w:t>
-      </w:r>
-    </w:p>
-    <w:p>
-      <w:pPr>
-        <w:pStyle w:val="a8"/>
-        <w:rPr>
-          <w:lang w:val="en-US"/>
-        </w:rPr>
-      </w:pPr>
-      <w:r>
-        <w:rPr>
-          <w:lang w:val="en-US"/>
-        </w:rPr>
-        <w:t xml:space="preserve">            </w:t>
-      </w:r>
-      <w:proofErr w:type="gramStart"/>
-      <w:r>
-        <w:rPr>
-          <w:lang w:val="en-US"/>
-        </w:rPr>
-        <w:t>break</w:t>
-      </w:r>
-      <w:proofErr w:type="gramEnd"/>
-      <w:r>
-        <w:rPr>
-          <w:lang w:val="en-US"/>
-        </w:rPr>
-        <w:t>;</w:t>
       </w:r>
     </w:p>
     <w:p>
@@ -27700,21 +27377,7 @@
         <w:rPr>
           <w:lang w:val="en-US"/>
         </w:rPr>
-        <w:t xml:space="preserve">                std::cout &lt;&lt; "Enter polynomial</w:t>
-      </w:r>
-      <w:proofErr w:type="gramStart"/>
-      <w:r>
-        <w:rPr>
-          <w:lang w:val="en-US"/>
-        </w:rPr>
-        <w:t>:\</w:t>
-      </w:r>
-      <w:proofErr w:type="gramEnd"/>
-      <w:r>
-        <w:rPr>
-          <w:lang w:val="en-US"/>
-        </w:rPr>
-        <w:t>n";</w:t>
+        <w:t xml:space="preserve">                std::cout &lt;&lt; "Enter polynomial:\n";</w:t>
       </w:r>
     </w:p>
     <w:p>
@@ -28828,21 +28491,7 @@
         <w:rPr>
           <w:lang w:val="en-US"/>
         </w:rPr>
-        <w:t xml:space="preserve">            </w:t>
-      </w:r>
-      <w:proofErr w:type="gramStart"/>
-      <w:r>
-        <w:rPr>
-          <w:lang w:val="en-US"/>
-        </w:rPr>
-        <w:t>case</w:t>
-      </w:r>
-      <w:proofErr w:type="gramEnd"/>
-      <w:r>
-        <w:rPr>
-          <w:lang w:val="en-US"/>
-        </w:rPr>
-        <w:t xml:space="preserve"> 8: </w:t>
+        <w:t xml:space="preserve">            case 8: </w:t>
       </w:r>
     </w:p>
     <w:p>
@@ -33946,6 +33595,7 @@
   <w:style w:type="character" w:default="1" w:styleId="a1">
     <w:name w:val="Default Paragraph Font"/>
     <w:uiPriority w:val="1"/>
+    <w:semiHidden/>
     <w:unhideWhenUsed/>
   </w:style>
   <w:style w:type="table" w:default="1" w:styleId="a2">
@@ -34932,7 +34582,7 @@
 </file>
 
 <file path=customXml/itemProps1.xml><?xml version="1.0" encoding="utf-8"?>
-<ds:datastoreItem xmlns:ds="http://schemas.openxmlformats.org/officeDocument/2006/customXml" ds:itemID="{F436140C-A1FC-4329-8C1D-987D56303E06}">
+<ds:datastoreItem xmlns:ds="http://schemas.openxmlformats.org/officeDocument/2006/customXml" ds:itemID="{6295DAA7-063A-42DE-B268-6C649F29E71C}">
   <ds:schemaRefs>
     <ds:schemaRef ds:uri="http://schemas.openxmlformats.org/officeDocument/2006/bibliography"/>
   </ds:schemaRefs>
